--- a/descSPIM-Deepsky/20260423_Deepsky_construction_manual.docx
+++ b/descSPIM-Deepsky/20260423_Deepsky_construction_manual.docx
@@ -5,46 +5,25 @@
     <w:p>
       <w:pPr>
         <w:pStyle w:val="Title"/>
-        <w:rPr>
-          <w:lang w:val="sv-SE"/>
-        </w:rPr>
       </w:pPr>
       <w:proofErr w:type="spellStart"/>
       <w:r>
-        <w:rPr>
-          <w:lang w:val="sv-SE"/>
-        </w:rPr>
         <w:t>DescSpim</w:t>
       </w:r>
       <w:proofErr w:type="spellEnd"/>
       <w:r>
-        <w:rPr>
-          <w:lang w:val="sv-SE"/>
-        </w:rPr>
         <w:t xml:space="preserve"> </w:t>
       </w:r>
       <w:proofErr w:type="spellStart"/>
       <w:r>
-        <w:rPr>
-          <w:lang w:val="sv-SE"/>
-        </w:rPr>
         <w:t>Deepsky</w:t>
       </w:r>
       <w:proofErr w:type="spellEnd"/>
       <w:r>
-        <w:rPr>
-          <w:lang w:val="sv-SE"/>
-        </w:rPr>
         <w:t xml:space="preserve"> Construction manual</w:t>
       </w:r>
     </w:p>
-    <w:p>
-      <w:pPr>
-        <w:rPr>
-          <w:lang w:val="sv-SE"/>
-        </w:rPr>
-      </w:pPr>
-    </w:p>
+    <w:p/>
     <w:p>
       <w:r>
         <w:t>Steven Edwards, PhD, Science</w:t>
@@ -64,6 +43,16 @@
     <w:bookmarkStart w:id="0" w:name="_Toc227851549" w:displacedByCustomXml="next"/>
     <w:sdt>
       <w:sdtPr>
+        <w:rPr>
+          <w:rFonts w:asciiTheme="minorHAnsi" w:eastAsiaTheme="minorHAnsi" w:hAnsiTheme="minorHAnsi" w:cstheme="minorBidi"/>
+          <w:b w:val="0"/>
+          <w:bCs w:val="0"/>
+          <w:color w:val="auto"/>
+          <w:kern w:val="2"/>
+          <w:sz w:val="24"/>
+          <w:szCs w:val="24"/>
+          <w14:ligatures w14:val="standardContextual"/>
+        </w:rPr>
         <w:id w:val="397021706"/>
         <w:docPartObj>
           <w:docPartGallery w:val="Table of Contents"/>
@@ -72,13 +61,7 @@
       </w:sdtPr>
       <w:sdtEndPr>
         <w:rPr>
-          <w:rFonts w:asciiTheme="minorHAnsi" w:eastAsiaTheme="minorHAnsi" w:hAnsiTheme="minorHAnsi" w:cstheme="minorBidi"/>
           <w:noProof/>
-          <w:color w:val="auto"/>
-          <w:kern w:val="2"/>
-          <w:sz w:val="24"/>
-          <w:szCs w:val="24"/>
-          <w14:ligatures w14:val="standardContextual"/>
         </w:rPr>
       </w:sdtEndPr>
       <w:sdtContent>
@@ -924,13 +907,7 @@
         </w:numPr>
       </w:pPr>
       <w:r>
-        <w:t xml:space="preserve">If necessary, convert the stage to a </w:t>
-      </w:r>
-      <w:r>
-        <w:t>left-hand</w:t>
-      </w:r>
-      <w:r>
-        <w:t xml:space="preserve"> configuration by swapping the side mounts with the locking plate.</w:t>
+        <w:t>If necessary, convert the stage to a left-hand configuration by swapping the side mounts with the locking plate.</w:t>
       </w:r>
     </w:p>
     <w:p>
@@ -1135,13 +1112,7 @@
       </w:pPr>
       <w:r>
         <w:lastRenderedPageBreak/>
-        <w:t>Attach a 40 mm optical post (TR40/M,</w:t>
-      </w:r>
-      <w:r>
-        <w:t xml:space="preserve"> </w:t>
-      </w:r>
-      <w:r>
-        <w:t>Thorlabs) to the SM1-threaded 30 mm to 60 mm cage plate adapter with an M4 set screw.</w:t>
+        <w:t>Attach a 40 mm optical post (TR40/M, Thorlabs) to the SM1-threaded 30 mm to 60 mm cage plate adapter with an M4 set screw.</w:t>
       </w:r>
     </w:p>
     <w:p>
@@ -1150,10 +1121,7 @@
       </w:pPr>
       <w:bookmarkStart w:id="4" w:name="_Toc227851553"/>
       <w:r>
-        <w:t>Assembling the tube lens and camer</w:t>
-      </w:r>
-      <w:r>
-        <w:t>a</w:t>
+        <w:t>Assembling the tube lens and camera</w:t>
       </w:r>
       <w:bookmarkEnd w:id="4"/>
     </w:p>
@@ -1259,18 +1227,12 @@
       </w:r>
       <w:proofErr w:type="spellEnd"/>
       <w:r>
-        <w:t xml:space="preserve"> the field-of-view</w:t>
-      </w:r>
-      <w:r>
-        <w:t>.</w:t>
-      </w:r>
-    </w:p>
-    <w:p>
-      <w:r>
-        <w:t>CRITICAL STEP The precise alignment of the camera and tube lens is critical for diffraction limited imaging. The distance between the camera and tube lens can be adjusted by loosening the retaining screws on the 30 mm cage plate closest to the camera</w:t>
-      </w:r>
-      <w:r>
-        <w:t xml:space="preserve"> and moving the camera attached to the cage plate along the optical path direction. To ensure optimal alignment, point the camera outside the window and align the camera by focusing on structures 50 meters away.</w:t>
+        <w:t xml:space="preserve"> the field-of-view.</w:t>
+      </w:r>
+    </w:p>
+    <w:p>
+      <w:r>
+        <w:t>CRITICAL STEP The precise alignment of the camera and tube lens is critical for diffraction limited imaging. The distance between the camera and tube lens can be adjusted by loosening the retaining screws on the 30 mm cage plate closest to the camera and moving the camera attached to the cage plate along the optical path direction. To ensure optimal alignment, point the camera outside the window and align the camera by focusing on structures 50 meters away.</w:t>
       </w:r>
     </w:p>
     <w:p>
@@ -1304,10 +1266,7 @@
         </w:numPr>
       </w:pPr>
       <w:r>
-        <w:t>The complete detection arm can now be attached to the detection arm stage using the three 40 mm optical posts and post holders.</w:t>
-      </w:r>
-      <w:r>
-        <w:t xml:space="preserve"> </w:t>
+        <w:t xml:space="preserve">The complete detection arm can now be attached to the detection arm stage using the three 40 mm optical posts and post holders. </w:t>
       </w:r>
     </w:p>
     <w:p>
@@ -1368,13 +1327,7 @@
         </w:numPr>
       </w:pPr>
       <w:r>
-        <w:t>If necessary, convert the stage to a left</w:t>
-      </w:r>
-      <w:r>
-        <w:t>-</w:t>
-      </w:r>
-      <w:r>
-        <w:t>hand configuration by swapping the side mounts with the locking plate.</w:t>
+        <w:t>If necessary, convert the stage to a left-hand configuration by swapping the side mounts with the locking plate.</w:t>
       </w:r>
     </w:p>
     <w:p>
@@ -1418,13 +1371,7 @@
         </w:numPr>
       </w:pPr>
       <w:r>
-        <w:t>Fix two 25 mm pillar posts (RS25/M, Thorlabs)</w:t>
-      </w:r>
-      <w:r>
-        <w:t xml:space="preserve"> </w:t>
-      </w:r>
-      <w:r>
-        <w:t>to the back two counterbored M6 holes on the underside of the Self-Contained XYZ 25 mm Translation stage (LX30/M, Thorlabs) using M6 cap screws.</w:t>
+        <w:t>Fix two 25 mm pillar posts (RS25/M, Thorlabs) to the back two counterbored M6 holes on the underside of the Self-Contained XYZ 25 mm Translation stage (LX30/M, Thorlabs) using M6 cap screws.</w:t>
       </w:r>
     </w:p>
     <w:p>
@@ -1506,13 +1453,7 @@
         </w:numPr>
       </w:pPr>
       <w:r>
-        <w:t>If necessary, convert the stage to a right</w:t>
-      </w:r>
-      <w:r>
-        <w:t>-</w:t>
-      </w:r>
-      <w:r>
-        <w:t>hand configuration by swapping the side mounts with the locking plate.</w:t>
+        <w:t>If necessary, convert the stage to a right-hand configuration by swapping the side mounts with the locking plate.</w:t>
       </w:r>
     </w:p>
     <w:p>
@@ -1578,19 +1519,33 @@
         </w:numPr>
       </w:pPr>
       <w:r>
-        <w:t>Fix three post holders (PH30/M, Thorlabs) to the front three rail carriages with M6 setscrews.</w:t>
-      </w:r>
-    </w:p>
-    <w:p>
-      <w:pPr>
-        <w:pStyle w:val="ListParagraph"/>
-        <w:numPr>
-          <w:ilvl w:val="0"/>
-          <w:numId w:val="7"/>
-        </w:numPr>
-      </w:pPr>
-      <w:r>
-        <w:t xml:space="preserve">Fix one </w:t>
+        <w:t>For the illumination cage, f</w:t>
+      </w:r>
+      <w:r>
+        <w:t>ix three post holders (PH30/M, Thorlabs) to the front three rail carriages with M6 setscrews.</w:t>
+      </w:r>
+    </w:p>
+    <w:p>
+      <w:pPr>
+        <w:pStyle w:val="ListParagraph"/>
+        <w:numPr>
+          <w:ilvl w:val="0"/>
+          <w:numId w:val="7"/>
+        </w:numPr>
+      </w:pPr>
+      <w:r>
+        <w:t xml:space="preserve">For the </w:t>
+      </w:r>
+      <w:proofErr w:type="spellStart"/>
+      <w:r>
+        <w:t>galvo mirror,</w:t>
+      </w:r>
+      <w:proofErr w:type="spellEnd"/>
+      <w:r>
+        <w:t xml:space="preserve"> f</w:t>
+      </w:r>
+      <w:r>
+        <w:t xml:space="preserve">ix one </w:t>
       </w:r>
       <w:r>
         <w:rPr>
@@ -1606,39 +1561,112 @@
       <w:pPr>
         <w:pStyle w:val="Heading2"/>
       </w:pPr>
-      <w:bookmarkStart w:id="8" w:name="_Toc227851557"/>
-      <w:r>
-        <w:t>Assembling the illumination cage components</w:t>
-      </w:r>
-      <w:bookmarkEnd w:id="8"/>
-    </w:p>
-    <w:p>
-      <w:pPr>
-        <w:pStyle w:val="ListParagraph"/>
-        <w:numPr>
-          <w:ilvl w:val="0"/>
-          <w:numId w:val="7"/>
-        </w:numPr>
-      </w:pPr>
-      <w:r>
-        <w:t>Insert four cage rods (ER4, Thorlabs) into a right-angle kinematic elliptical mirror mount (KCB1EC/M, Thorlabs) and tighten the retaining screws.</w:t>
-      </w:r>
-    </w:p>
-    <w:p>
-      <w:pPr>
-        <w:pStyle w:val="ListParagraph"/>
-        <w:numPr>
-          <w:ilvl w:val="0"/>
-          <w:numId w:val="7"/>
-        </w:numPr>
-        <w:rPr>
-          <w:highlight w:val="yellow"/>
-        </w:rPr>
-      </w:pPr>
-      <w:r>
-        <w:rPr>
-          <w:highlight w:val="yellow"/>
-        </w:rPr>
+      <w:r>
+        <w:t>Fiber</w:t>
+      </w:r>
+      <w:r>
+        <w:t xml:space="preserve"> and cylindrical lens assembly</w:t>
+      </w:r>
+    </w:p>
+    <w:p>
+      <w:pPr>
+        <w:pStyle w:val="ListParagraph"/>
+        <w:numPr>
+          <w:ilvl w:val="0"/>
+          <w:numId w:val="7"/>
+        </w:numPr>
+      </w:pPr>
+      <w:r>
+        <w:t>Insert four cage rods</w:t>
+      </w:r>
+      <w:r>
+        <w:t xml:space="preserve"> (XX mm, </w:t>
+      </w:r>
+      <w:r>
+        <w:t>ER4, Thorlabs) into a</w:t>
+      </w:r>
+      <w:r>
+        <w:t>n</w:t>
+      </w:r>
+      <w:r>
+        <w:t xml:space="preserve"> </w:t>
+      </w:r>
+      <w:r>
+        <w:t>XY adjustable lens-mount (XX)</w:t>
+      </w:r>
+      <w:r>
+        <w:t>, tighten the retaining screws</w:t>
+      </w:r>
+      <w:r>
+        <w:t xml:space="preserve"> and insert collimating lens (XX).</w:t>
+      </w:r>
+    </w:p>
+    <w:p>
+      <w:pPr>
+        <w:pStyle w:val="ListParagraph"/>
+        <w:numPr>
+          <w:ilvl w:val="0"/>
+          <w:numId w:val="7"/>
+        </w:numPr>
+      </w:pPr>
+      <w:r>
+        <w:t xml:space="preserve">Insert the XXX fiber mount with the single mode fiber from the laser combiner attached into a </w:t>
+      </w:r>
+      <w:r>
+        <w:t>30 mm cage plate (CP33/M</w:t>
+      </w:r>
+      <w:r>
+        <w:t>)</w:t>
+      </w:r>
+      <w:r>
+        <w:t xml:space="preserve"> and slide</w:t>
+      </w:r>
+      <w:r>
+        <w:t xml:space="preserve"> on</w:t>
+      </w:r>
+      <w:r>
+        <w:t xml:space="preserve"> to</w:t>
+      </w:r>
+      <w:r>
+        <w:t xml:space="preserve"> the cage system </w:t>
+      </w:r>
+      <w:r>
+        <w:t>so that the flat side of the collimating lens is facing the fiber.</w:t>
+      </w:r>
+    </w:p>
+    <w:p>
+      <w:pPr>
+        <w:pStyle w:val="ListParagraph"/>
+        <w:numPr>
+          <w:ilvl w:val="0"/>
+          <w:numId w:val="7"/>
+        </w:numPr>
+      </w:pPr>
+      <w:r>
+        <w:t xml:space="preserve">Collimate the laser beam by moving the fiber mount along the optical axis and use shear plate to verify. </w:t>
+      </w:r>
+    </w:p>
+    <w:p>
+      <w:pPr>
+        <w:pStyle w:val="ListParagraph"/>
+        <w:numPr>
+          <w:ilvl w:val="0"/>
+          <w:numId w:val="7"/>
+        </w:numPr>
+      </w:pPr>
+      <w:r>
+        <w:t>Slide a 30 mm cage-compatible adjustable pinhole (XX) flush against the lens mount. This pinhole can be used for alignment purposes (See CRITICAL STEP) and should be fully open otherwise.</w:t>
+      </w:r>
+    </w:p>
+    <w:p>
+      <w:pPr>
+        <w:pStyle w:val="ListParagraph"/>
+        <w:numPr>
+          <w:ilvl w:val="0"/>
+          <w:numId w:val="7"/>
+        </w:numPr>
+      </w:pPr>
+      <w:r>
         <w:t>Slide a 30 mm cage system adjustable slit (VA100CP/M, Thorlabs) onto the cage rods with the slit orientated XX.</w:t>
       </w:r>
     </w:p>
@@ -1649,65 +1677,155 @@
           <w:ilvl w:val="0"/>
           <w:numId w:val="7"/>
         </w:numPr>
-        <w:rPr>
-          <w:highlight w:val="yellow"/>
-        </w:rPr>
-      </w:pPr>
-      <w:r>
-        <w:rPr>
-          <w:highlight w:val="yellow"/>
-        </w:rPr>
-        <w:t>Insert collimating lens XX into a XX lens mount and secure with a retaining ring.</w:t>
-      </w:r>
-    </w:p>
-    <w:p>
-      <w:pPr>
-        <w:pStyle w:val="ListParagraph"/>
-        <w:numPr>
-          <w:ilvl w:val="0"/>
-          <w:numId w:val="7"/>
-        </w:numPr>
-        <w:rPr>
-          <w:highlight w:val="yellow"/>
-        </w:rPr>
-      </w:pPr>
-      <w:r>
-        <w:rPr>
-          <w:highlight w:val="yellow"/>
-        </w:rPr>
-        <w:t>Insert fiber XX into a 30 mm cage plate (CP33/M) and slide onto the cage rods, fastening the retaining screws</w:t>
-      </w:r>
-    </w:p>
-    <w:p>
-      <w:pPr>
-        <w:pStyle w:val="ListParagraph"/>
-        <w:numPr>
-          <w:ilvl w:val="0"/>
-          <w:numId w:val="7"/>
-        </w:numPr>
-      </w:pPr>
-      <w:r>
-        <w:t>Insert mirror.</w:t>
-      </w:r>
-    </w:p>
-    <w:p>
-      <w:pPr>
-        <w:pStyle w:val="ListParagraph"/>
-        <w:numPr>
-          <w:ilvl w:val="0"/>
-          <w:numId w:val="7"/>
-        </w:numPr>
-      </w:pPr>
-      <w:r>
-        <w:t xml:space="preserve">Temporarily insert optical </w:t>
-      </w:r>
-      <w:proofErr w:type="spellStart"/>
-      <w:r>
-        <w:t>fibre</w:t>
-      </w:r>
-      <w:proofErr w:type="spellEnd"/>
-      <w:r>
-        <w:t xml:space="preserve"> and collimate the beam path using a shear plate.</w:t>
+      </w:pPr>
+      <w:r>
+        <w:t xml:space="preserve">Attach the cage system to a </w:t>
+      </w:r>
+      <w:r>
+        <w:t xml:space="preserve">right-angle kinematic elliptical mirror mount (KCB1EC/M, Thorlabs) </w:t>
+      </w:r>
+      <w:r>
+        <w:t xml:space="preserve">with mirror (XXX) inserted </w:t>
+      </w:r>
+      <w:r>
+        <w:t>and tighten the retaining screws.</w:t>
+      </w:r>
+    </w:p>
+    <w:p>
+      <w:pPr>
+        <w:pStyle w:val="ListParagraph"/>
+        <w:numPr>
+          <w:ilvl w:val="0"/>
+          <w:numId w:val="7"/>
+        </w:numPr>
+      </w:pPr>
+      <w:r>
+        <w:t xml:space="preserve">Insert four cage rods (XX mm) on the other side of the mirror mount and slide two </w:t>
+      </w:r>
+      <w:r>
+        <w:t>30 mm cage plate (CP33/M</w:t>
+      </w:r>
+      <w:r>
+        <w:t xml:space="preserve">) </w:t>
+      </w:r>
+      <w:r>
+        <w:t xml:space="preserve">in them with the </w:t>
+      </w:r>
+      <w:r>
+        <w:t>SM2 thread facing down.</w:t>
+      </w:r>
+    </w:p>
+    <w:p>
+      <w:pPr>
+        <w:pStyle w:val="ListParagraph"/>
+        <w:numPr>
+          <w:ilvl w:val="0"/>
+          <w:numId w:val="7"/>
+        </w:numPr>
+      </w:pPr>
+      <w:r>
+        <w:t xml:space="preserve">Attach another right-angle kinematic elliptical mirror mount with mirror inserted onto the end of the cage rods. </w:t>
+      </w:r>
+    </w:p>
+    <w:p>
+      <w:pPr>
+        <w:pStyle w:val="ListParagraph"/>
+        <w:numPr>
+          <w:ilvl w:val="0"/>
+          <w:numId w:val="7"/>
+        </w:numPr>
+      </w:pPr>
+      <w:r>
+        <w:t xml:space="preserve">Insert three cage rods (XX mm) on the other side of the mirror mount facing down and slide a cage-compatible rotation mount (XX) with the threads facing away from the mirror mount. </w:t>
+      </w:r>
+    </w:p>
+    <w:p>
+      <w:r>
+        <w:t>CRITICAL STEP</w:t>
+      </w:r>
+      <w:r>
+        <w:t xml:space="preserve"> The collimated laser beam coming from the two mirrors needs to be in the center of the rotation mount to ensure optimal alignment through the subsequent cylindrical lens. To align, </w:t>
+      </w:r>
+      <w:r>
+        <w:t xml:space="preserve">close the alignment pinhole after the collimation lens and </w:t>
+      </w:r>
+      <w:r>
+        <w:t>walk the beam using the two mirrors through an alignment target (</w:t>
+      </w:r>
+      <w:r>
+        <w:t>DG10-1500-H1-MD</w:t>
+      </w:r>
+      <w:r>
+        <w:t>) threaded into the rotation mount.</w:t>
+      </w:r>
+    </w:p>
+    <w:p>
+      <w:pPr>
+        <w:pStyle w:val="ListParagraph"/>
+        <w:numPr>
+          <w:ilvl w:val="0"/>
+          <w:numId w:val="7"/>
+        </w:numPr>
+      </w:pPr>
+      <w:r>
+        <w:lastRenderedPageBreak/>
+        <w:t>Insert a XX mm cylindrical lens (XX) into an SM1 lens tube (XX) and thread onto the rotation mount</w:t>
+      </w:r>
+      <w:r>
+        <w:t xml:space="preserve">. </w:t>
+      </w:r>
+    </w:p>
+    <w:p>
+      <w:pPr>
+        <w:pStyle w:val="Heading2"/>
+      </w:pPr>
+      <w:r>
+        <w:t>Illumination cage assembly</w:t>
+      </w:r>
+    </w:p>
+    <w:p>
+      <w:pPr>
+        <w:pStyle w:val="ListParagraph"/>
+        <w:numPr>
+          <w:ilvl w:val="0"/>
+          <w:numId w:val="7"/>
+        </w:numPr>
+      </w:pPr>
+      <w:r>
+        <w:t xml:space="preserve">Assemble three cage rods to the length of XX mm and insert into the following cage compatible components in the following order: </w:t>
+      </w:r>
+      <w:r>
+        <w:t xml:space="preserve">two </w:t>
+      </w:r>
+      <w:r>
+        <w:t>cage plate</w:t>
+      </w:r>
+      <w:r>
+        <w:t>s</w:t>
+      </w:r>
+      <w:r>
+        <w:t xml:space="preserve"> (CP33/M</w:t>
+      </w:r>
+      <w:r>
+        <w:t>)</w:t>
+      </w:r>
+      <w:r>
+        <w:t xml:space="preserve">, an XY-adjustable lens mount (XX), two cage </w:t>
+      </w:r>
+      <w:r>
+        <w:t>plate</w:t>
+      </w:r>
+      <w:r>
+        <w:t>s</w:t>
+      </w:r>
+      <w:r>
+        <w:t xml:space="preserve"> (CP33/M</w:t>
+      </w:r>
+      <w:r>
+        <w:t>),</w:t>
+      </w:r>
+      <w:r>
+        <w:t xml:space="preserve"> and another XY-adjustable lens mount.</w:t>
       </w:r>
     </w:p>
     <w:p>
@@ -1727,11 +1845,11 @@
       <w:pPr>
         <w:pStyle w:val="Heading2"/>
       </w:pPr>
-      <w:bookmarkStart w:id="9" w:name="_Toc227851558"/>
+      <w:bookmarkStart w:id="8" w:name="_Toc227851558"/>
       <w:r>
         <w:t>Laser, power supplies and triggering</w:t>
       </w:r>
-      <w:bookmarkEnd w:id="9"/>
+      <w:bookmarkEnd w:id="8"/>
     </w:p>
     <w:p>
       <w:pPr>
@@ -2123,6 +2241,92 @@
     </w:lvl>
   </w:abstractNum>
   <w:abstractNum w:abstractNumId="3" w15:restartNumberingAfterBreak="0">
+    <w:nsid w:val="271755DF"/>
+    <w:multiLevelType w:val="hybridMultilevel"/>
+    <w:tmpl w:val="4D46FE9A"/>
+    <w:lvl w:ilvl="0" w:tplc="0409000F">
+      <w:start w:val="1"/>
+      <w:numFmt w:val="decimal"/>
+      <w:lvlText w:val="%1."/>
+      <w:lvlJc w:val="left"/>
+      <w:pPr>
+        <w:ind w:left="720" w:hanging="360"/>
+      </w:pPr>
+    </w:lvl>
+    <w:lvl w:ilvl="1" w:tplc="04090019" w:tentative="1">
+      <w:start w:val="1"/>
+      <w:numFmt w:val="lowerLetter"/>
+      <w:lvlText w:val="%2."/>
+      <w:lvlJc w:val="left"/>
+      <w:pPr>
+        <w:ind w:left="1440" w:hanging="360"/>
+      </w:pPr>
+    </w:lvl>
+    <w:lvl w:ilvl="2" w:tplc="0409001B" w:tentative="1">
+      <w:start w:val="1"/>
+      <w:numFmt w:val="lowerRoman"/>
+      <w:lvlText w:val="%3."/>
+      <w:lvlJc w:val="right"/>
+      <w:pPr>
+        <w:ind w:left="2160" w:hanging="180"/>
+      </w:pPr>
+    </w:lvl>
+    <w:lvl w:ilvl="3" w:tplc="0409000F" w:tentative="1">
+      <w:start w:val="1"/>
+      <w:numFmt w:val="decimal"/>
+      <w:lvlText w:val="%4."/>
+      <w:lvlJc w:val="left"/>
+      <w:pPr>
+        <w:ind w:left="2880" w:hanging="360"/>
+      </w:pPr>
+    </w:lvl>
+    <w:lvl w:ilvl="4" w:tplc="04090019" w:tentative="1">
+      <w:start w:val="1"/>
+      <w:numFmt w:val="lowerLetter"/>
+      <w:lvlText w:val="%5."/>
+      <w:lvlJc w:val="left"/>
+      <w:pPr>
+        <w:ind w:left="3600" w:hanging="360"/>
+      </w:pPr>
+    </w:lvl>
+    <w:lvl w:ilvl="5" w:tplc="0409001B" w:tentative="1">
+      <w:start w:val="1"/>
+      <w:numFmt w:val="lowerRoman"/>
+      <w:lvlText w:val="%6."/>
+      <w:lvlJc w:val="right"/>
+      <w:pPr>
+        <w:ind w:left="4320" w:hanging="180"/>
+      </w:pPr>
+    </w:lvl>
+    <w:lvl w:ilvl="6" w:tplc="0409000F" w:tentative="1">
+      <w:start w:val="1"/>
+      <w:numFmt w:val="decimal"/>
+      <w:lvlText w:val="%7."/>
+      <w:lvlJc w:val="left"/>
+      <w:pPr>
+        <w:ind w:left="5040" w:hanging="360"/>
+      </w:pPr>
+    </w:lvl>
+    <w:lvl w:ilvl="7" w:tplc="04090019" w:tentative="1">
+      <w:start w:val="1"/>
+      <w:numFmt w:val="lowerLetter"/>
+      <w:lvlText w:val="%8."/>
+      <w:lvlJc w:val="left"/>
+      <w:pPr>
+        <w:ind w:left="5760" w:hanging="360"/>
+      </w:pPr>
+    </w:lvl>
+    <w:lvl w:ilvl="8" w:tplc="0409001B" w:tentative="1">
+      <w:start w:val="1"/>
+      <w:numFmt w:val="lowerRoman"/>
+      <w:lvlText w:val="%9."/>
+      <w:lvlJc w:val="right"/>
+      <w:pPr>
+        <w:ind w:left="6480" w:hanging="180"/>
+      </w:pPr>
+    </w:lvl>
+  </w:abstractNum>
+  <w:abstractNum w:abstractNumId="4" w15:restartNumberingAfterBreak="0">
     <w:nsid w:val="2BFC1162"/>
     <w:multiLevelType w:val="multilevel"/>
     <w:tmpl w:val="C8F02FE8"/>
@@ -2209,7 +2413,7 @@
       </w:pPr>
     </w:lvl>
   </w:abstractNum>
-  <w:abstractNum w:abstractNumId="4" w15:restartNumberingAfterBreak="0">
+  <w:abstractNum w:abstractNumId="5" w15:restartNumberingAfterBreak="0">
     <w:nsid w:val="413E2E19"/>
     <w:multiLevelType w:val="multilevel"/>
     <w:tmpl w:val="77D45A98"/>
@@ -2296,7 +2500,7 @@
       </w:pPr>
     </w:lvl>
   </w:abstractNum>
-  <w:abstractNum w:abstractNumId="5" w15:restartNumberingAfterBreak="0">
+  <w:abstractNum w:abstractNumId="6" w15:restartNumberingAfterBreak="0">
     <w:nsid w:val="452C5E83"/>
     <w:multiLevelType w:val="hybridMultilevel"/>
     <w:tmpl w:val="093EF876"/>
@@ -2382,7 +2586,7 @@
       </w:pPr>
     </w:lvl>
   </w:abstractNum>
-  <w:abstractNum w:abstractNumId="6" w15:restartNumberingAfterBreak="0">
+  <w:abstractNum w:abstractNumId="7" w15:restartNumberingAfterBreak="0">
     <w:nsid w:val="49E33F9E"/>
     <w:multiLevelType w:val="hybridMultilevel"/>
     <w:tmpl w:val="6D909212"/>
@@ -2495,7 +2699,7 @@
       </w:rPr>
     </w:lvl>
   </w:abstractNum>
-  <w:abstractNum w:abstractNumId="7" w15:restartNumberingAfterBreak="0">
+  <w:abstractNum w:abstractNumId="8" w15:restartNumberingAfterBreak="0">
     <w:nsid w:val="504B0165"/>
     <w:multiLevelType w:val="hybridMultilevel"/>
     <w:tmpl w:val="C8F02FE8"/>
@@ -2581,7 +2785,7 @@
       </w:pPr>
     </w:lvl>
   </w:abstractNum>
-  <w:abstractNum w:abstractNumId="8" w15:restartNumberingAfterBreak="0">
+  <w:abstractNum w:abstractNumId="9" w15:restartNumberingAfterBreak="0">
     <w:nsid w:val="5D5723F1"/>
     <w:multiLevelType w:val="hybridMultilevel"/>
     <w:tmpl w:val="262241AE"/>
@@ -2667,7 +2871,7 @@
       </w:pPr>
     </w:lvl>
   </w:abstractNum>
-  <w:abstractNum w:abstractNumId="9" w15:restartNumberingAfterBreak="0">
+  <w:abstractNum w:abstractNumId="10" w15:restartNumberingAfterBreak="0">
     <w:nsid w:val="68845547"/>
     <w:multiLevelType w:val="hybridMultilevel"/>
     <w:tmpl w:val="80826F56"/>
@@ -2753,7 +2957,7 @@
       </w:pPr>
     </w:lvl>
   </w:abstractNum>
-  <w:abstractNum w:abstractNumId="10" w15:restartNumberingAfterBreak="0">
+  <w:abstractNum w:abstractNumId="11" w15:restartNumberingAfterBreak="0">
     <w:nsid w:val="6C164C50"/>
     <w:multiLevelType w:val="hybridMultilevel"/>
     <w:tmpl w:val="DBDE861E"/>
@@ -2840,7 +3044,7 @@
       </w:pPr>
     </w:lvl>
   </w:abstractNum>
-  <w:abstractNum w:abstractNumId="11" w15:restartNumberingAfterBreak="0">
+  <w:abstractNum w:abstractNumId="12" w15:restartNumberingAfterBreak="0">
     <w:nsid w:val="6D327655"/>
     <w:multiLevelType w:val="hybridMultilevel"/>
     <w:tmpl w:val="D8D03E6A"/>
@@ -2929,7 +3133,7 @@
       </w:pPr>
     </w:lvl>
   </w:abstractNum>
-  <w:abstractNum w:abstractNumId="12" w15:restartNumberingAfterBreak="0">
+  <w:abstractNum w:abstractNumId="13" w15:restartNumberingAfterBreak="0">
     <w:nsid w:val="6DEF30B4"/>
     <w:multiLevelType w:val="hybridMultilevel"/>
     <w:tmpl w:val="3B56A02C"/>
@@ -3015,7 +3219,7 @@
       </w:pPr>
     </w:lvl>
   </w:abstractNum>
-  <w:abstractNum w:abstractNumId="13" w15:restartNumberingAfterBreak="0">
+  <w:abstractNum w:abstractNumId="14" w15:restartNumberingAfterBreak="0">
     <w:nsid w:val="713C5C16"/>
     <w:multiLevelType w:val="hybridMultilevel"/>
     <w:tmpl w:val="05B8E7F2"/>
@@ -3101,10 +3305,10 @@
       </w:pPr>
     </w:lvl>
   </w:abstractNum>
-  <w:abstractNum w:abstractNumId="14" w15:restartNumberingAfterBreak="0">
+  <w:abstractNum w:abstractNumId="15" w15:restartNumberingAfterBreak="0">
     <w:nsid w:val="7CD95C46"/>
     <w:multiLevelType w:val="hybridMultilevel"/>
-    <w:tmpl w:val="246ED7FC"/>
+    <w:tmpl w:val="17EAD9EA"/>
     <w:lvl w:ilvl="0" w:tplc="0409000F">
       <w:start w:val="1"/>
       <w:numFmt w:val="decimal"/>
@@ -3188,49 +3392,52 @@
     </w:lvl>
   </w:abstractNum>
   <w:num w:numId="1" w16cid:durableId="1750495221">
-    <w:abstractNumId w:val="10"/>
+    <w:abstractNumId w:val="11"/>
   </w:num>
   <w:num w:numId="2" w16cid:durableId="1970553074">
-    <w:abstractNumId w:val="7"/>
+    <w:abstractNumId w:val="8"/>
   </w:num>
   <w:num w:numId="3" w16cid:durableId="845706238">
-    <w:abstractNumId w:val="4"/>
+    <w:abstractNumId w:val="5"/>
   </w:num>
   <w:num w:numId="4" w16cid:durableId="352461619">
     <w:abstractNumId w:val="1"/>
   </w:num>
   <w:num w:numId="5" w16cid:durableId="2033872472">
-    <w:abstractNumId w:val="11"/>
+    <w:abstractNumId w:val="12"/>
   </w:num>
   <w:num w:numId="6" w16cid:durableId="569732474">
-    <w:abstractNumId w:val="3"/>
+    <w:abstractNumId w:val="4"/>
   </w:num>
   <w:num w:numId="7" w16cid:durableId="642854794">
-    <w:abstractNumId w:val="14"/>
+    <w:abstractNumId w:val="15"/>
   </w:num>
   <w:num w:numId="8" w16cid:durableId="825628935">
-    <w:abstractNumId w:val="5"/>
+    <w:abstractNumId w:val="6"/>
   </w:num>
   <w:num w:numId="9" w16cid:durableId="1884514047">
     <w:abstractNumId w:val="0"/>
   </w:num>
   <w:num w:numId="10" w16cid:durableId="1647512620">
-    <w:abstractNumId w:val="6"/>
+    <w:abstractNumId w:val="7"/>
   </w:num>
   <w:num w:numId="11" w16cid:durableId="614288508">
+    <w:abstractNumId w:val="10"/>
+  </w:num>
+  <w:num w:numId="12" w16cid:durableId="1700547521">
+    <w:abstractNumId w:val="13"/>
+  </w:num>
+  <w:num w:numId="13" w16cid:durableId="1422338266">
     <w:abstractNumId w:val="9"/>
   </w:num>
-  <w:num w:numId="12" w16cid:durableId="1700547521">
-    <w:abstractNumId w:val="12"/>
-  </w:num>
-  <w:num w:numId="13" w16cid:durableId="1422338266">
-    <w:abstractNumId w:val="8"/>
-  </w:num>
   <w:num w:numId="14" w16cid:durableId="875850304">
-    <w:abstractNumId w:val="13"/>
+    <w:abstractNumId w:val="14"/>
   </w:num>
   <w:num w:numId="15" w16cid:durableId="670185866">
     <w:abstractNumId w:val="2"/>
+  </w:num>
+  <w:num w:numId="16" w16cid:durableId="1176991932">
+    <w:abstractNumId w:val="3"/>
   </w:num>
 </w:numbering>
 </file>
@@ -3845,6 +4052,7 @@
   <w:style w:type="character" w:default="1" w:styleId="DefaultParagraphFont">
     <w:name w:val="Default Paragraph Font"/>
     <w:uiPriority w:val="1"/>
+    <w:semiHidden/>
     <w:unhideWhenUsed/>
   </w:style>
   <w:style w:type="table" w:default="1" w:styleId="TableNormal">

--- a/descSPIM-Deepsky/20260423_Deepsky_construction_manual.docx
+++ b/descSPIM-Deepsky/20260423_Deepsky_construction_manual.docx
@@ -1534,15 +1534,7 @@
         </w:numPr>
       </w:pPr>
       <w:r>
-        <w:t xml:space="preserve">For the </w:t>
-      </w:r>
-      <w:proofErr w:type="spellStart"/>
-      <w:r>
-        <w:t>galvo mirror,</w:t>
-      </w:r>
-      <w:proofErr w:type="spellEnd"/>
-      <w:r>
-        <w:t xml:space="preserve"> f</w:t>
+        <w:t>For the galvo mirror, f</w:t>
       </w:r>
       <w:r>
         <w:t xml:space="preserve">ix one </w:t>
@@ -1679,16 +1671,7 @@
         </w:numPr>
       </w:pPr>
       <w:r>
-        <w:t xml:space="preserve">Attach the cage system to a </w:t>
-      </w:r>
-      <w:r>
-        <w:t xml:space="preserve">right-angle kinematic elliptical mirror mount (KCB1EC/M, Thorlabs) </w:t>
-      </w:r>
-      <w:r>
-        <w:t xml:space="preserve">with mirror (XXX) inserted </w:t>
-      </w:r>
-      <w:r>
-        <w:t>and tighten the retaining screws.</w:t>
+        <w:t>Attach the cage system to a right-angle kinematic elliptical mirror mount (KCB1EC/M, Thorlabs) with mirror (XXX) inserted and tighten the retaining screws.</w:t>
       </w:r>
     </w:p>
     <w:p>
@@ -1706,10 +1689,7 @@
         <w:t>30 mm cage plate (CP33/M</w:t>
       </w:r>
       <w:r>
-        <w:t xml:space="preserve">) </w:t>
-      </w:r>
-      <w:r>
-        <w:t xml:space="preserve">in them with the </w:t>
+        <w:t xml:space="preserve">) in them with the </w:t>
       </w:r>
       <w:r>
         <w:t>SM2 thread facing down.</w:t>
@@ -1741,10 +1721,7 @@
     </w:p>
     <w:p>
       <w:r>
-        <w:t>CRITICAL STEP</w:t>
-      </w:r>
-      <w:r>
-        <w:t xml:space="preserve"> The collimated laser beam coming from the two mirrors needs to be in the center of the rotation mount to ensure optimal alignment through the subsequent cylindrical lens. To align, </w:t>
+        <w:t xml:space="preserve">CRITICAL STEP The collimated laser beam coming from the two mirrors needs to be in the center of the rotation mount to ensure optimal alignment through the subsequent cylindrical lens. To align, </w:t>
       </w:r>
       <w:r>
         <w:t xml:space="preserve">close the alignment pinhole after the collimation lens and </w:t>
@@ -1807,10 +1784,7 @@
         <w:t xml:space="preserve"> (CP33/M</w:t>
       </w:r>
       <w:r>
-        <w:t>)</w:t>
-      </w:r>
-      <w:r>
-        <w:t xml:space="preserve">, an XY-adjustable lens mount (XX), two cage </w:t>
+        <w:t xml:space="preserve">), an XY-adjustable lens mount (XX), two cage </w:t>
       </w:r>
       <w:r>
         <w:t>plate</w:t>
@@ -1822,10 +1796,85 @@
         <w:t xml:space="preserve"> (CP33/M</w:t>
       </w:r>
       <w:r>
-        <w:t>),</w:t>
-      </w:r>
-      <w:r>
-        <w:t xml:space="preserve"> and another XY-adjustable lens mount.</w:t>
+        <w:t>), and another XY-adjustable lens mount.</w:t>
+      </w:r>
+      <w:r>
+        <w:t xml:space="preserve"> The last lens mount constitutes the front of the assembly and will be used later for mounting the illumination objective lens. It should roughly be located at the end of the cage rods.</w:t>
+      </w:r>
+    </w:p>
+    <w:p>
+      <w:pPr>
+        <w:pStyle w:val="ListParagraph"/>
+        <w:numPr>
+          <w:ilvl w:val="0"/>
+          <w:numId w:val="7"/>
+        </w:numPr>
+      </w:pPr>
+      <w:r>
+        <w:t xml:space="preserve">From the back of the assembly, slide the first </w:t>
+      </w:r>
+      <w:r>
+        <w:t>cage plate to the end of the rods.</w:t>
+      </w:r>
+    </w:p>
+    <w:p>
+      <w:pPr>
+        <w:pStyle w:val="ListParagraph"/>
+        <w:numPr>
+          <w:ilvl w:val="0"/>
+          <w:numId w:val="7"/>
+        </w:numPr>
+      </w:pPr>
+      <w:r>
+        <w:t>Position the next cage plate at approximately XX mm from the end of the rods.</w:t>
+      </w:r>
+    </w:p>
+    <w:p>
+      <w:pPr>
+        <w:pStyle w:val="ListParagraph"/>
+        <w:numPr>
+          <w:ilvl w:val="0"/>
+          <w:numId w:val="7"/>
+        </w:numPr>
+      </w:pPr>
+      <w:r>
+        <w:t>Position the center lens mount approximately XX mm from the end of the rods.</w:t>
+      </w:r>
+    </w:p>
+    <w:p>
+      <w:pPr>
+        <w:pStyle w:val="ListParagraph"/>
+        <w:numPr>
+          <w:ilvl w:val="0"/>
+          <w:numId w:val="7"/>
+        </w:numPr>
+      </w:pPr>
+      <w:r>
+        <w:t>Position the next two cage plates at approximately XX mm and XX mm from the end of the rods respectively (opposite of the front where the objective mount is).</w:t>
+      </w:r>
+    </w:p>
+    <w:p>
+      <w:pPr>
+        <w:pStyle w:val="ListParagraph"/>
+        <w:numPr>
+          <w:ilvl w:val="0"/>
+          <w:numId w:val="7"/>
+        </w:numPr>
+      </w:pPr>
+      <w:r>
+        <w:t>Attach three XX mm posts (XX) to all the 30 mm cage plates except the plate at the back of the assembly and mount the assembly on the dovetail rail.</w:t>
+      </w:r>
+    </w:p>
+    <w:p>
+      <w:pPr>
+        <w:pStyle w:val="ListParagraph"/>
+        <w:numPr>
+          <w:ilvl w:val="0"/>
+          <w:numId w:val="7"/>
+        </w:numPr>
+      </w:pPr>
+      <w:r>
+        <w:t>Attach two XX mm posts (XX) to the cage plate threads on the fiber + cylindrical lens assembly and mount two cage holders on the bottom.</w:t>
       </w:r>
     </w:p>
     <w:p>

--- a/descSPIM-Deepsky/20260423_Deepsky_construction_manual.docx
+++ b/descSPIM-Deepsky/20260423_Deepsky_construction_manual.docx
@@ -40,7 +40,7 @@
         <w:t>, PhD, Uppsala University</w:t>
       </w:r>
     </w:p>
-    <w:bookmarkStart w:id="0" w:name="_Toc227851549" w:displacedByCustomXml="next"/>
+    <w:bookmarkStart w:id="0" w:name="_Toc228364993" w:displacedByCustomXml="next"/>
     <w:sdt>
       <w:sdtPr>
         <w:rPr>
@@ -114,7 +114,7 @@
             </w:rPr>
             <w:fldChar w:fldCharType="separate"/>
           </w:r>
-          <w:hyperlink w:anchor="_Toc227851549" w:history="1">
+          <w:hyperlink w:anchor="_Toc228364993" w:history="1">
             <w:r>
               <w:rPr>
                 <w:rStyle w:val="Hyperlink"/>
@@ -141,7 +141,7 @@
                 <w:noProof/>
                 <w:webHidden/>
               </w:rPr>
-              <w:instrText xml:space="preserve"> PAGEREF _Toc227851549 \h </w:instrText>
+              <w:instrText xml:space="preserve"> PAGEREF _Toc228364993 \h </w:instrText>
             </w:r>
             <w:r>
               <w:rPr>
@@ -188,7 +188,7 @@
               <w:noProof/>
             </w:rPr>
           </w:pPr>
-          <w:hyperlink w:anchor="_Toc227851550" w:history="1">
+          <w:hyperlink w:anchor="_Toc228364994" w:history="1">
             <w:r>
               <w:rPr>
                 <w:rStyle w:val="Hyperlink"/>
@@ -233,7 +233,7 @@
                 <w:noProof/>
                 <w:webHidden/>
               </w:rPr>
-              <w:instrText xml:space="preserve"> PAGEREF _Toc227851550 \h </w:instrText>
+              <w:instrText xml:space="preserve"> PAGEREF _Toc228364994 \h </w:instrText>
             </w:r>
             <w:r>
               <w:rPr>
@@ -253,7 +253,7 @@
                 <w:noProof/>
                 <w:webHidden/>
               </w:rPr>
-              <w:t>2</w:t>
+              <w:t>3</w:t>
             </w:r>
             <w:r>
               <w:rPr>
@@ -279,7 +279,7 @@
               <w:szCs w:val="24"/>
             </w:rPr>
           </w:pPr>
-          <w:hyperlink w:anchor="_Toc227851551" w:history="1">
+          <w:hyperlink w:anchor="_Toc228364995" w:history="1">
             <w:r>
               <w:rPr>
                 <w:rStyle w:val="Hyperlink"/>
@@ -306,7 +306,7 @@
                 <w:noProof/>
                 <w:webHidden/>
               </w:rPr>
-              <w:instrText xml:space="preserve"> PAGEREF _Toc227851551 \h </w:instrText>
+              <w:instrText xml:space="preserve"> PAGEREF _Toc228364995 \h </w:instrText>
             </w:r>
             <w:r>
               <w:rPr>
@@ -326,7 +326,7 @@
                 <w:noProof/>
                 <w:webHidden/>
               </w:rPr>
-              <w:t>2</w:t>
+              <w:t>3</w:t>
             </w:r>
             <w:r>
               <w:rPr>
@@ -352,7 +352,7 @@
               <w:szCs w:val="24"/>
             </w:rPr>
           </w:pPr>
-          <w:hyperlink w:anchor="_Toc227851552" w:history="1">
+          <w:hyperlink w:anchor="_Toc228364996" w:history="1">
             <w:r>
               <w:rPr>
                 <w:rStyle w:val="Hyperlink"/>
@@ -379,7 +379,7 @@
                 <w:noProof/>
                 <w:webHidden/>
               </w:rPr>
-              <w:instrText xml:space="preserve"> PAGEREF _Toc227851552 \h </w:instrText>
+              <w:instrText xml:space="preserve"> PAGEREF _Toc228364996 \h </w:instrText>
             </w:r>
             <w:r>
               <w:rPr>
@@ -399,7 +399,7 @@
                 <w:noProof/>
                 <w:webHidden/>
               </w:rPr>
-              <w:t>2</w:t>
+              <w:t>3</w:t>
             </w:r>
             <w:r>
               <w:rPr>
@@ -425,7 +425,7 @@
               <w:szCs w:val="24"/>
             </w:rPr>
           </w:pPr>
-          <w:hyperlink w:anchor="_Toc227851553" w:history="1">
+          <w:hyperlink w:anchor="_Toc228364997" w:history="1">
             <w:r>
               <w:rPr>
                 <w:rStyle w:val="Hyperlink"/>
@@ -452,7 +452,7 @@
                 <w:noProof/>
                 <w:webHidden/>
               </w:rPr>
-              <w:instrText xml:space="preserve"> PAGEREF _Toc227851553 \h </w:instrText>
+              <w:instrText xml:space="preserve"> PAGEREF _Toc228364997 \h </w:instrText>
             </w:r>
             <w:r>
               <w:rPr>
@@ -472,7 +472,7 @@
                 <w:noProof/>
                 <w:webHidden/>
               </w:rPr>
-              <w:t>3</w:t>
+              <w:t>4</w:t>
             </w:r>
             <w:r>
               <w:rPr>
@@ -498,7 +498,7 @@
               <w:szCs w:val="24"/>
             </w:rPr>
           </w:pPr>
-          <w:hyperlink w:anchor="_Toc227851554" w:history="1">
+          <w:hyperlink w:anchor="_Toc228364998" w:history="1">
             <w:r>
               <w:rPr>
                 <w:rStyle w:val="Hyperlink"/>
@@ -525,7 +525,7 @@
                 <w:noProof/>
                 <w:webHidden/>
               </w:rPr>
-              <w:instrText xml:space="preserve"> PAGEREF _Toc227851554 \h </w:instrText>
+              <w:instrText xml:space="preserve"> PAGEREF _Toc228364998 \h </w:instrText>
             </w:r>
             <w:r>
               <w:rPr>
@@ -545,7 +545,7 @@
                 <w:noProof/>
                 <w:webHidden/>
               </w:rPr>
-              <w:t>3</w:t>
+              <w:t>4</w:t>
             </w:r>
             <w:r>
               <w:rPr>
@@ -571,7 +571,7 @@
               <w:szCs w:val="24"/>
             </w:rPr>
           </w:pPr>
-          <w:hyperlink w:anchor="_Toc227851555" w:history="1">
+          <w:hyperlink w:anchor="_Toc228364999" w:history="1">
             <w:r>
               <w:rPr>
                 <w:rStyle w:val="Hyperlink"/>
@@ -598,7 +598,7 @@
                 <w:noProof/>
                 <w:webHidden/>
               </w:rPr>
-              <w:instrText xml:space="preserve"> PAGEREF _Toc227851555 \h </w:instrText>
+              <w:instrText xml:space="preserve"> PAGEREF _Toc228364999 \h </w:instrText>
             </w:r>
             <w:r>
               <w:rPr>
@@ -618,7 +618,7 @@
                 <w:noProof/>
                 <w:webHidden/>
               </w:rPr>
-              <w:t>4</w:t>
+              <w:t>5</w:t>
             </w:r>
             <w:r>
               <w:rPr>
@@ -644,7 +644,7 @@
               <w:szCs w:val="24"/>
             </w:rPr>
           </w:pPr>
-          <w:hyperlink w:anchor="_Toc227851556" w:history="1">
+          <w:hyperlink w:anchor="_Toc228365000" w:history="1">
             <w:r>
               <w:rPr>
                 <w:rStyle w:val="Hyperlink"/>
@@ -671,7 +671,7 @@
                 <w:noProof/>
                 <w:webHidden/>
               </w:rPr>
-              <w:instrText xml:space="preserve"> PAGEREF _Toc227851556 \h </w:instrText>
+              <w:instrText xml:space="preserve"> PAGEREF _Toc228365000 \h </w:instrText>
             </w:r>
             <w:r>
               <w:rPr>
@@ -691,7 +691,7 @@
                 <w:noProof/>
                 <w:webHidden/>
               </w:rPr>
-              <w:t>4</w:t>
+              <w:t>5</w:t>
             </w:r>
             <w:r>
               <w:rPr>
@@ -717,13 +717,13 @@
               <w:szCs w:val="24"/>
             </w:rPr>
           </w:pPr>
-          <w:hyperlink w:anchor="_Toc227851557" w:history="1">
+          <w:hyperlink w:anchor="_Toc228365001" w:history="1">
             <w:r>
               <w:rPr>
                 <w:rStyle w:val="Hyperlink"/>
                 <w:noProof/>
               </w:rPr>
-              <w:t>Assembling the illumination cage components</w:t>
+              <w:t>Fiber and cylindrical lens assembly</w:t>
             </w:r>
             <w:r>
               <w:rPr>
@@ -744,7 +744,7 @@
                 <w:noProof/>
                 <w:webHidden/>
               </w:rPr>
-              <w:instrText xml:space="preserve"> PAGEREF _Toc227851557 \h </w:instrText>
+              <w:instrText xml:space="preserve"> PAGEREF _Toc228365001 \h </w:instrText>
             </w:r>
             <w:r>
               <w:rPr>
@@ -764,7 +764,7 @@
                 <w:noProof/>
                 <w:webHidden/>
               </w:rPr>
-              <w:t>5</w:t>
+              <w:t>6</w:t>
             </w:r>
             <w:r>
               <w:rPr>
@@ -790,13 +790,13 @@
               <w:szCs w:val="24"/>
             </w:rPr>
           </w:pPr>
-          <w:hyperlink w:anchor="_Toc227851558" w:history="1">
+          <w:hyperlink w:anchor="_Toc228365002" w:history="1">
             <w:r>
               <w:rPr>
                 <w:rStyle w:val="Hyperlink"/>
                 <w:noProof/>
               </w:rPr>
-              <w:t>Laser, power supplies and triggering</w:t>
+              <w:t>Illumination cage assembly</w:t>
             </w:r>
             <w:r>
               <w:rPr>
@@ -817,7 +817,7 @@
                 <w:noProof/>
                 <w:webHidden/>
               </w:rPr>
-              <w:instrText xml:space="preserve"> PAGEREF _Toc227851558 \h </w:instrText>
+              <w:instrText xml:space="preserve"> PAGEREF _Toc228365002 \h </w:instrText>
             </w:r>
             <w:r>
               <w:rPr>
@@ -837,7 +837,1698 @@
                 <w:noProof/>
                 <w:webHidden/>
               </w:rPr>
-              <w:t>5</w:t>
+              <w:t>7</w:t>
+            </w:r>
+            <w:r>
+              <w:rPr>
+                <w:noProof/>
+                <w:webHidden/>
+              </w:rPr>
+              <w:fldChar w:fldCharType="end"/>
+            </w:r>
+          </w:hyperlink>
+        </w:p>
+        <w:p>
+          <w:pPr>
+            <w:pStyle w:val="TOC2"/>
+            <w:tabs>
+              <w:tab w:val="right" w:leader="dot" w:pos="9350"/>
+            </w:tabs>
+            <w:rPr>
+              <w:rFonts w:eastAsiaTheme="minorEastAsia"/>
+              <w:b w:val="0"/>
+              <w:bCs w:val="0"/>
+              <w:noProof/>
+              <w:sz w:val="24"/>
+              <w:szCs w:val="24"/>
+            </w:rPr>
+          </w:pPr>
+          <w:hyperlink w:anchor="_Toc228365003" w:history="1">
+            <w:r>
+              <w:rPr>
+                <w:rStyle w:val="Hyperlink"/>
+                <w:noProof/>
+              </w:rPr>
+              <w:t>Connecting the electrical components</w:t>
+            </w:r>
+            <w:r>
+              <w:rPr>
+                <w:noProof/>
+                <w:webHidden/>
+              </w:rPr>
+              <w:tab/>
+            </w:r>
+            <w:r>
+              <w:rPr>
+                <w:noProof/>
+                <w:webHidden/>
+              </w:rPr>
+              <w:fldChar w:fldCharType="begin"/>
+            </w:r>
+            <w:r>
+              <w:rPr>
+                <w:noProof/>
+                <w:webHidden/>
+              </w:rPr>
+              <w:instrText xml:space="preserve"> PAGEREF _Toc228365003 \h </w:instrText>
+            </w:r>
+            <w:r>
+              <w:rPr>
+                <w:noProof/>
+                <w:webHidden/>
+              </w:rPr>
+            </w:r>
+            <w:r>
+              <w:rPr>
+                <w:noProof/>
+                <w:webHidden/>
+              </w:rPr>
+              <w:fldChar w:fldCharType="separate"/>
+            </w:r>
+            <w:r>
+              <w:rPr>
+                <w:noProof/>
+                <w:webHidden/>
+              </w:rPr>
+              <w:t>7</w:t>
+            </w:r>
+            <w:r>
+              <w:rPr>
+                <w:noProof/>
+                <w:webHidden/>
+              </w:rPr>
+              <w:fldChar w:fldCharType="end"/>
+            </w:r>
+          </w:hyperlink>
+        </w:p>
+        <w:p>
+          <w:pPr>
+            <w:pStyle w:val="TOC2"/>
+            <w:tabs>
+              <w:tab w:val="right" w:leader="dot" w:pos="9350"/>
+            </w:tabs>
+            <w:rPr>
+              <w:rFonts w:eastAsiaTheme="minorEastAsia"/>
+              <w:b w:val="0"/>
+              <w:bCs w:val="0"/>
+              <w:noProof/>
+              <w:sz w:val="24"/>
+              <w:szCs w:val="24"/>
+            </w:rPr>
+          </w:pPr>
+          <w:hyperlink w:anchor="_Toc228365004" w:history="1">
+            <w:r>
+              <w:rPr>
+                <w:rStyle w:val="Hyperlink"/>
+                <w:noProof/>
+              </w:rPr>
+              <w:t>Aligning the illumination components</w:t>
+            </w:r>
+            <w:r>
+              <w:rPr>
+                <w:noProof/>
+                <w:webHidden/>
+              </w:rPr>
+              <w:tab/>
+            </w:r>
+            <w:r>
+              <w:rPr>
+                <w:noProof/>
+                <w:webHidden/>
+              </w:rPr>
+              <w:fldChar w:fldCharType="begin"/>
+            </w:r>
+            <w:r>
+              <w:rPr>
+                <w:noProof/>
+                <w:webHidden/>
+              </w:rPr>
+              <w:instrText xml:space="preserve"> PAGEREF _Toc228365004 \h </w:instrText>
+            </w:r>
+            <w:r>
+              <w:rPr>
+                <w:noProof/>
+                <w:webHidden/>
+              </w:rPr>
+            </w:r>
+            <w:r>
+              <w:rPr>
+                <w:noProof/>
+                <w:webHidden/>
+              </w:rPr>
+              <w:fldChar w:fldCharType="separate"/>
+            </w:r>
+            <w:r>
+              <w:rPr>
+                <w:noProof/>
+                <w:webHidden/>
+              </w:rPr>
+              <w:t>8</w:t>
+            </w:r>
+            <w:r>
+              <w:rPr>
+                <w:noProof/>
+                <w:webHidden/>
+              </w:rPr>
+              <w:fldChar w:fldCharType="end"/>
+            </w:r>
+          </w:hyperlink>
+        </w:p>
+        <w:p>
+          <w:pPr>
+            <w:pStyle w:val="TOC1"/>
+            <w:tabs>
+              <w:tab w:val="left" w:pos="480"/>
+              <w:tab w:val="right" w:leader="dot" w:pos="9350"/>
+            </w:tabs>
+            <w:rPr>
+              <w:rFonts w:eastAsiaTheme="minorEastAsia"/>
+              <w:b w:val="0"/>
+              <w:bCs w:val="0"/>
+              <w:i w:val="0"/>
+              <w:iCs w:val="0"/>
+              <w:noProof/>
+            </w:rPr>
+          </w:pPr>
+          <w:hyperlink w:anchor="_Toc228365005" w:history="1">
+            <w:r>
+              <w:rPr>
+                <w:rStyle w:val="Hyperlink"/>
+                <w:noProof/>
+              </w:rPr>
+              <w:t>2.</w:t>
+            </w:r>
+            <w:r>
+              <w:rPr>
+                <w:rFonts w:eastAsiaTheme="minorEastAsia"/>
+                <w:b w:val="0"/>
+                <w:bCs w:val="0"/>
+                <w:i w:val="0"/>
+                <w:iCs w:val="0"/>
+                <w:noProof/>
+              </w:rPr>
+              <w:tab/>
+            </w:r>
+            <w:r>
+              <w:rPr>
+                <w:rStyle w:val="Hyperlink"/>
+                <w:noProof/>
+              </w:rPr>
+              <w:t>Sample preparation</w:t>
+            </w:r>
+            <w:r>
+              <w:rPr>
+                <w:noProof/>
+                <w:webHidden/>
+              </w:rPr>
+              <w:tab/>
+            </w:r>
+            <w:r>
+              <w:rPr>
+                <w:noProof/>
+                <w:webHidden/>
+              </w:rPr>
+              <w:fldChar w:fldCharType="begin"/>
+            </w:r>
+            <w:r>
+              <w:rPr>
+                <w:noProof/>
+                <w:webHidden/>
+              </w:rPr>
+              <w:instrText xml:space="preserve"> PAGEREF _Toc228365005 \h </w:instrText>
+            </w:r>
+            <w:r>
+              <w:rPr>
+                <w:noProof/>
+                <w:webHidden/>
+              </w:rPr>
+            </w:r>
+            <w:r>
+              <w:rPr>
+                <w:noProof/>
+                <w:webHidden/>
+              </w:rPr>
+              <w:fldChar w:fldCharType="separate"/>
+            </w:r>
+            <w:r>
+              <w:rPr>
+                <w:noProof/>
+                <w:webHidden/>
+              </w:rPr>
+              <w:t>9</w:t>
+            </w:r>
+            <w:r>
+              <w:rPr>
+                <w:noProof/>
+                <w:webHidden/>
+              </w:rPr>
+              <w:fldChar w:fldCharType="end"/>
+            </w:r>
+          </w:hyperlink>
+        </w:p>
+        <w:p>
+          <w:pPr>
+            <w:pStyle w:val="TOC2"/>
+            <w:tabs>
+              <w:tab w:val="right" w:leader="dot" w:pos="9350"/>
+            </w:tabs>
+            <w:rPr>
+              <w:rFonts w:eastAsiaTheme="minorEastAsia"/>
+              <w:b w:val="0"/>
+              <w:bCs w:val="0"/>
+              <w:noProof/>
+              <w:sz w:val="24"/>
+              <w:szCs w:val="24"/>
+            </w:rPr>
+          </w:pPr>
+          <w:hyperlink w:anchor="_Toc228365006" w:history="1">
+            <w:r>
+              <w:rPr>
+                <w:rStyle w:val="Hyperlink"/>
+                <w:noProof/>
+              </w:rPr>
+              <w:t>Adult mouse lung</w:t>
+            </w:r>
+            <w:r>
+              <w:rPr>
+                <w:noProof/>
+                <w:webHidden/>
+              </w:rPr>
+              <w:tab/>
+            </w:r>
+            <w:r>
+              <w:rPr>
+                <w:noProof/>
+                <w:webHidden/>
+              </w:rPr>
+              <w:fldChar w:fldCharType="begin"/>
+            </w:r>
+            <w:r>
+              <w:rPr>
+                <w:noProof/>
+                <w:webHidden/>
+              </w:rPr>
+              <w:instrText xml:space="preserve"> PAGEREF _Toc228365006 \h </w:instrText>
+            </w:r>
+            <w:r>
+              <w:rPr>
+                <w:noProof/>
+                <w:webHidden/>
+              </w:rPr>
+            </w:r>
+            <w:r>
+              <w:rPr>
+                <w:noProof/>
+                <w:webHidden/>
+              </w:rPr>
+              <w:fldChar w:fldCharType="separate"/>
+            </w:r>
+            <w:r>
+              <w:rPr>
+                <w:noProof/>
+                <w:webHidden/>
+              </w:rPr>
+              <w:t>9</w:t>
+            </w:r>
+            <w:r>
+              <w:rPr>
+                <w:noProof/>
+                <w:webHidden/>
+              </w:rPr>
+              <w:fldChar w:fldCharType="end"/>
+            </w:r>
+          </w:hyperlink>
+        </w:p>
+        <w:p>
+          <w:pPr>
+            <w:pStyle w:val="TOC3"/>
+            <w:tabs>
+              <w:tab w:val="right" w:leader="dot" w:pos="9350"/>
+            </w:tabs>
+            <w:rPr>
+              <w:rFonts w:eastAsiaTheme="minorEastAsia"/>
+              <w:noProof/>
+              <w:sz w:val="24"/>
+              <w:szCs w:val="24"/>
+            </w:rPr>
+          </w:pPr>
+          <w:hyperlink w:anchor="_Toc228365007" w:history="1">
+            <w:r>
+              <w:rPr>
+                <w:rStyle w:val="Hyperlink"/>
+                <w:noProof/>
+              </w:rPr>
+              <w:t>Tissue collection and fixation</w:t>
+            </w:r>
+            <w:r>
+              <w:rPr>
+                <w:noProof/>
+                <w:webHidden/>
+              </w:rPr>
+              <w:tab/>
+            </w:r>
+            <w:r>
+              <w:rPr>
+                <w:noProof/>
+                <w:webHidden/>
+              </w:rPr>
+              <w:fldChar w:fldCharType="begin"/>
+            </w:r>
+            <w:r>
+              <w:rPr>
+                <w:noProof/>
+                <w:webHidden/>
+              </w:rPr>
+              <w:instrText xml:space="preserve"> PAGEREF _Toc228365007 \h </w:instrText>
+            </w:r>
+            <w:r>
+              <w:rPr>
+                <w:noProof/>
+                <w:webHidden/>
+              </w:rPr>
+            </w:r>
+            <w:r>
+              <w:rPr>
+                <w:noProof/>
+                <w:webHidden/>
+              </w:rPr>
+              <w:fldChar w:fldCharType="separate"/>
+            </w:r>
+            <w:r>
+              <w:rPr>
+                <w:noProof/>
+                <w:webHidden/>
+              </w:rPr>
+              <w:t>9</w:t>
+            </w:r>
+            <w:r>
+              <w:rPr>
+                <w:noProof/>
+                <w:webHidden/>
+              </w:rPr>
+              <w:fldChar w:fldCharType="end"/>
+            </w:r>
+          </w:hyperlink>
+        </w:p>
+        <w:p>
+          <w:pPr>
+            <w:pStyle w:val="TOC3"/>
+            <w:tabs>
+              <w:tab w:val="right" w:leader="dot" w:pos="9350"/>
+            </w:tabs>
+            <w:rPr>
+              <w:rFonts w:eastAsiaTheme="minorEastAsia"/>
+              <w:noProof/>
+              <w:sz w:val="24"/>
+              <w:szCs w:val="24"/>
+            </w:rPr>
+          </w:pPr>
+          <w:hyperlink w:anchor="_Toc228365008" w:history="1">
+            <w:r>
+              <w:rPr>
+                <w:rStyle w:val="Hyperlink"/>
+                <w:noProof/>
+              </w:rPr>
+              <w:t>Tissue sampling</w:t>
+            </w:r>
+            <w:r>
+              <w:rPr>
+                <w:noProof/>
+                <w:webHidden/>
+              </w:rPr>
+              <w:tab/>
+            </w:r>
+            <w:r>
+              <w:rPr>
+                <w:noProof/>
+                <w:webHidden/>
+              </w:rPr>
+              <w:fldChar w:fldCharType="begin"/>
+            </w:r>
+            <w:r>
+              <w:rPr>
+                <w:noProof/>
+                <w:webHidden/>
+              </w:rPr>
+              <w:instrText xml:space="preserve"> PAGEREF _Toc228365008 \h </w:instrText>
+            </w:r>
+            <w:r>
+              <w:rPr>
+                <w:noProof/>
+                <w:webHidden/>
+              </w:rPr>
+            </w:r>
+            <w:r>
+              <w:rPr>
+                <w:noProof/>
+                <w:webHidden/>
+              </w:rPr>
+              <w:fldChar w:fldCharType="separate"/>
+            </w:r>
+            <w:r>
+              <w:rPr>
+                <w:noProof/>
+                <w:webHidden/>
+              </w:rPr>
+              <w:t>9</w:t>
+            </w:r>
+            <w:r>
+              <w:rPr>
+                <w:noProof/>
+                <w:webHidden/>
+              </w:rPr>
+              <w:fldChar w:fldCharType="end"/>
+            </w:r>
+          </w:hyperlink>
+        </w:p>
+        <w:p>
+          <w:pPr>
+            <w:pStyle w:val="TOC3"/>
+            <w:tabs>
+              <w:tab w:val="right" w:leader="dot" w:pos="9350"/>
+            </w:tabs>
+            <w:rPr>
+              <w:rFonts w:eastAsiaTheme="minorEastAsia"/>
+              <w:noProof/>
+              <w:sz w:val="24"/>
+              <w:szCs w:val="24"/>
+            </w:rPr>
+          </w:pPr>
+          <w:hyperlink w:anchor="_Toc228365009" w:history="1">
+            <w:r>
+              <w:rPr>
+                <w:rStyle w:val="Hyperlink"/>
+                <w:noProof/>
+              </w:rPr>
+              <w:t>Pre-incubation</w:t>
+            </w:r>
+            <w:r>
+              <w:rPr>
+                <w:noProof/>
+                <w:webHidden/>
+              </w:rPr>
+              <w:tab/>
+            </w:r>
+            <w:r>
+              <w:rPr>
+                <w:noProof/>
+                <w:webHidden/>
+              </w:rPr>
+              <w:fldChar w:fldCharType="begin"/>
+            </w:r>
+            <w:r>
+              <w:rPr>
+                <w:noProof/>
+                <w:webHidden/>
+              </w:rPr>
+              <w:instrText xml:space="preserve"> PAGEREF _Toc228365009 \h </w:instrText>
+            </w:r>
+            <w:r>
+              <w:rPr>
+                <w:noProof/>
+                <w:webHidden/>
+              </w:rPr>
+            </w:r>
+            <w:r>
+              <w:rPr>
+                <w:noProof/>
+                <w:webHidden/>
+              </w:rPr>
+              <w:fldChar w:fldCharType="separate"/>
+            </w:r>
+            <w:r>
+              <w:rPr>
+                <w:noProof/>
+                <w:webHidden/>
+              </w:rPr>
+              <w:t>9</w:t>
+            </w:r>
+            <w:r>
+              <w:rPr>
+                <w:noProof/>
+                <w:webHidden/>
+              </w:rPr>
+              <w:fldChar w:fldCharType="end"/>
+            </w:r>
+          </w:hyperlink>
+        </w:p>
+        <w:p>
+          <w:pPr>
+            <w:pStyle w:val="TOC3"/>
+            <w:tabs>
+              <w:tab w:val="right" w:leader="dot" w:pos="9350"/>
+            </w:tabs>
+            <w:rPr>
+              <w:rFonts w:eastAsiaTheme="minorEastAsia"/>
+              <w:noProof/>
+              <w:sz w:val="24"/>
+              <w:szCs w:val="24"/>
+            </w:rPr>
+          </w:pPr>
+          <w:hyperlink w:anchor="_Toc228365010" w:history="1">
+            <w:r>
+              <w:rPr>
+                <w:rStyle w:val="Hyperlink"/>
+                <w:noProof/>
+              </w:rPr>
+              <w:t>Primary fluorescent staining</w:t>
+            </w:r>
+            <w:r>
+              <w:rPr>
+                <w:noProof/>
+                <w:webHidden/>
+              </w:rPr>
+              <w:tab/>
+            </w:r>
+            <w:r>
+              <w:rPr>
+                <w:noProof/>
+                <w:webHidden/>
+              </w:rPr>
+              <w:fldChar w:fldCharType="begin"/>
+            </w:r>
+            <w:r>
+              <w:rPr>
+                <w:noProof/>
+                <w:webHidden/>
+              </w:rPr>
+              <w:instrText xml:space="preserve"> PAGEREF _Toc228365010 \h </w:instrText>
+            </w:r>
+            <w:r>
+              <w:rPr>
+                <w:noProof/>
+                <w:webHidden/>
+              </w:rPr>
+            </w:r>
+            <w:r>
+              <w:rPr>
+                <w:noProof/>
+                <w:webHidden/>
+              </w:rPr>
+              <w:fldChar w:fldCharType="separate"/>
+            </w:r>
+            <w:r>
+              <w:rPr>
+                <w:noProof/>
+                <w:webHidden/>
+              </w:rPr>
+              <w:t>10</w:t>
+            </w:r>
+            <w:r>
+              <w:rPr>
+                <w:noProof/>
+                <w:webHidden/>
+              </w:rPr>
+              <w:fldChar w:fldCharType="end"/>
+            </w:r>
+          </w:hyperlink>
+        </w:p>
+        <w:p>
+          <w:pPr>
+            <w:pStyle w:val="TOC3"/>
+            <w:tabs>
+              <w:tab w:val="right" w:leader="dot" w:pos="9350"/>
+            </w:tabs>
+            <w:rPr>
+              <w:rFonts w:eastAsiaTheme="minorEastAsia"/>
+              <w:noProof/>
+              <w:sz w:val="24"/>
+              <w:szCs w:val="24"/>
+            </w:rPr>
+          </w:pPr>
+          <w:hyperlink w:anchor="_Toc228365011" w:history="1">
+            <w:r>
+              <w:rPr>
+                <w:rStyle w:val="Hyperlink"/>
+                <w:noProof/>
+              </w:rPr>
+              <w:t>Post-staining washes</w:t>
+            </w:r>
+            <w:r>
+              <w:rPr>
+                <w:noProof/>
+                <w:webHidden/>
+              </w:rPr>
+              <w:tab/>
+            </w:r>
+            <w:r>
+              <w:rPr>
+                <w:noProof/>
+                <w:webHidden/>
+              </w:rPr>
+              <w:fldChar w:fldCharType="begin"/>
+            </w:r>
+            <w:r>
+              <w:rPr>
+                <w:noProof/>
+                <w:webHidden/>
+              </w:rPr>
+              <w:instrText xml:space="preserve"> PAGEREF _Toc228365011 \h </w:instrText>
+            </w:r>
+            <w:r>
+              <w:rPr>
+                <w:noProof/>
+                <w:webHidden/>
+              </w:rPr>
+            </w:r>
+            <w:r>
+              <w:rPr>
+                <w:noProof/>
+                <w:webHidden/>
+              </w:rPr>
+              <w:fldChar w:fldCharType="separate"/>
+            </w:r>
+            <w:r>
+              <w:rPr>
+                <w:noProof/>
+                <w:webHidden/>
+              </w:rPr>
+              <w:t>10</w:t>
+            </w:r>
+            <w:r>
+              <w:rPr>
+                <w:noProof/>
+                <w:webHidden/>
+              </w:rPr>
+              <w:fldChar w:fldCharType="end"/>
+            </w:r>
+          </w:hyperlink>
+        </w:p>
+        <w:p>
+          <w:pPr>
+            <w:pStyle w:val="TOC3"/>
+            <w:tabs>
+              <w:tab w:val="right" w:leader="dot" w:pos="9350"/>
+            </w:tabs>
+            <w:rPr>
+              <w:rFonts w:eastAsiaTheme="minorEastAsia"/>
+              <w:noProof/>
+              <w:sz w:val="24"/>
+              <w:szCs w:val="24"/>
+            </w:rPr>
+          </w:pPr>
+          <w:hyperlink w:anchor="_Toc228365012" w:history="1">
+            <w:r>
+              <w:rPr>
+                <w:rStyle w:val="Hyperlink"/>
+                <w:noProof/>
+              </w:rPr>
+              <w:t>GFP signal enhancement</w:t>
+            </w:r>
+            <w:r>
+              <w:rPr>
+                <w:noProof/>
+                <w:webHidden/>
+              </w:rPr>
+              <w:tab/>
+            </w:r>
+            <w:r>
+              <w:rPr>
+                <w:noProof/>
+                <w:webHidden/>
+              </w:rPr>
+              <w:fldChar w:fldCharType="begin"/>
+            </w:r>
+            <w:r>
+              <w:rPr>
+                <w:noProof/>
+                <w:webHidden/>
+              </w:rPr>
+              <w:instrText xml:space="preserve"> PAGEREF _Toc228365012 \h </w:instrText>
+            </w:r>
+            <w:r>
+              <w:rPr>
+                <w:noProof/>
+                <w:webHidden/>
+              </w:rPr>
+            </w:r>
+            <w:r>
+              <w:rPr>
+                <w:noProof/>
+                <w:webHidden/>
+              </w:rPr>
+              <w:fldChar w:fldCharType="separate"/>
+            </w:r>
+            <w:r>
+              <w:rPr>
+                <w:noProof/>
+                <w:webHidden/>
+              </w:rPr>
+              <w:t>10</w:t>
+            </w:r>
+            <w:r>
+              <w:rPr>
+                <w:noProof/>
+                <w:webHidden/>
+              </w:rPr>
+              <w:fldChar w:fldCharType="end"/>
+            </w:r>
+          </w:hyperlink>
+        </w:p>
+        <w:p>
+          <w:pPr>
+            <w:pStyle w:val="TOC3"/>
+            <w:tabs>
+              <w:tab w:val="right" w:leader="dot" w:pos="9350"/>
+            </w:tabs>
+            <w:rPr>
+              <w:rFonts w:eastAsiaTheme="minorEastAsia"/>
+              <w:noProof/>
+              <w:sz w:val="24"/>
+              <w:szCs w:val="24"/>
+            </w:rPr>
+          </w:pPr>
+          <w:hyperlink w:anchor="_Toc228365013" w:history="1">
+            <w:r>
+              <w:rPr>
+                <w:rStyle w:val="Hyperlink"/>
+                <w:noProof/>
+              </w:rPr>
+              <w:t>Post-labeling washes</w:t>
+            </w:r>
+            <w:r>
+              <w:rPr>
+                <w:noProof/>
+                <w:webHidden/>
+              </w:rPr>
+              <w:tab/>
+            </w:r>
+            <w:r>
+              <w:rPr>
+                <w:noProof/>
+                <w:webHidden/>
+              </w:rPr>
+              <w:fldChar w:fldCharType="begin"/>
+            </w:r>
+            <w:r>
+              <w:rPr>
+                <w:noProof/>
+                <w:webHidden/>
+              </w:rPr>
+              <w:instrText xml:space="preserve"> PAGEREF _Toc228365013 \h </w:instrText>
+            </w:r>
+            <w:r>
+              <w:rPr>
+                <w:noProof/>
+                <w:webHidden/>
+              </w:rPr>
+            </w:r>
+            <w:r>
+              <w:rPr>
+                <w:noProof/>
+                <w:webHidden/>
+              </w:rPr>
+              <w:fldChar w:fldCharType="separate"/>
+            </w:r>
+            <w:r>
+              <w:rPr>
+                <w:noProof/>
+                <w:webHidden/>
+              </w:rPr>
+              <w:t>10</w:t>
+            </w:r>
+            <w:r>
+              <w:rPr>
+                <w:noProof/>
+                <w:webHidden/>
+              </w:rPr>
+              <w:fldChar w:fldCharType="end"/>
+            </w:r>
+          </w:hyperlink>
+        </w:p>
+        <w:p>
+          <w:pPr>
+            <w:pStyle w:val="TOC3"/>
+            <w:tabs>
+              <w:tab w:val="right" w:leader="dot" w:pos="9350"/>
+            </w:tabs>
+            <w:rPr>
+              <w:rFonts w:eastAsiaTheme="minorEastAsia"/>
+              <w:noProof/>
+              <w:sz w:val="24"/>
+              <w:szCs w:val="24"/>
+            </w:rPr>
+          </w:pPr>
+          <w:hyperlink w:anchor="_Toc228365014" w:history="1">
+            <w:r>
+              <w:rPr>
+                <w:rStyle w:val="Hyperlink"/>
+                <w:noProof/>
+              </w:rPr>
+              <w:t>Clearing</w:t>
+            </w:r>
+            <w:r>
+              <w:rPr>
+                <w:noProof/>
+                <w:webHidden/>
+              </w:rPr>
+              <w:tab/>
+            </w:r>
+            <w:r>
+              <w:rPr>
+                <w:noProof/>
+                <w:webHidden/>
+              </w:rPr>
+              <w:fldChar w:fldCharType="begin"/>
+            </w:r>
+            <w:r>
+              <w:rPr>
+                <w:noProof/>
+                <w:webHidden/>
+              </w:rPr>
+              <w:instrText xml:space="preserve"> PAGEREF _Toc228365014 \h </w:instrText>
+            </w:r>
+            <w:r>
+              <w:rPr>
+                <w:noProof/>
+                <w:webHidden/>
+              </w:rPr>
+            </w:r>
+            <w:r>
+              <w:rPr>
+                <w:noProof/>
+                <w:webHidden/>
+              </w:rPr>
+              <w:fldChar w:fldCharType="separate"/>
+            </w:r>
+            <w:r>
+              <w:rPr>
+                <w:noProof/>
+                <w:webHidden/>
+              </w:rPr>
+              <w:t>10</w:t>
+            </w:r>
+            <w:r>
+              <w:rPr>
+                <w:noProof/>
+                <w:webHidden/>
+              </w:rPr>
+              <w:fldChar w:fldCharType="end"/>
+            </w:r>
+          </w:hyperlink>
+        </w:p>
+        <w:p>
+          <w:pPr>
+            <w:pStyle w:val="TOC2"/>
+            <w:tabs>
+              <w:tab w:val="right" w:leader="dot" w:pos="9350"/>
+            </w:tabs>
+            <w:rPr>
+              <w:rFonts w:eastAsiaTheme="minorEastAsia"/>
+              <w:b w:val="0"/>
+              <w:bCs w:val="0"/>
+              <w:noProof/>
+              <w:sz w:val="24"/>
+              <w:szCs w:val="24"/>
+            </w:rPr>
+          </w:pPr>
+          <w:hyperlink w:anchor="_Toc228365015" w:history="1">
+            <w:r>
+              <w:rPr>
+                <w:rStyle w:val="Hyperlink"/>
+                <w:noProof/>
+              </w:rPr>
+              <w:t>Embryonic kidney</w:t>
+            </w:r>
+            <w:r>
+              <w:rPr>
+                <w:noProof/>
+                <w:webHidden/>
+              </w:rPr>
+              <w:tab/>
+            </w:r>
+            <w:r>
+              <w:rPr>
+                <w:noProof/>
+                <w:webHidden/>
+              </w:rPr>
+              <w:fldChar w:fldCharType="begin"/>
+            </w:r>
+            <w:r>
+              <w:rPr>
+                <w:noProof/>
+                <w:webHidden/>
+              </w:rPr>
+              <w:instrText xml:space="preserve"> PAGEREF _Toc228365015 \h </w:instrText>
+            </w:r>
+            <w:r>
+              <w:rPr>
+                <w:noProof/>
+                <w:webHidden/>
+              </w:rPr>
+            </w:r>
+            <w:r>
+              <w:rPr>
+                <w:noProof/>
+                <w:webHidden/>
+              </w:rPr>
+              <w:fldChar w:fldCharType="separate"/>
+            </w:r>
+            <w:r>
+              <w:rPr>
+                <w:noProof/>
+                <w:webHidden/>
+              </w:rPr>
+              <w:t>10</w:t>
+            </w:r>
+            <w:r>
+              <w:rPr>
+                <w:noProof/>
+                <w:webHidden/>
+              </w:rPr>
+              <w:fldChar w:fldCharType="end"/>
+            </w:r>
+          </w:hyperlink>
+        </w:p>
+        <w:p>
+          <w:pPr>
+            <w:pStyle w:val="TOC3"/>
+            <w:tabs>
+              <w:tab w:val="right" w:leader="dot" w:pos="9350"/>
+            </w:tabs>
+            <w:rPr>
+              <w:rFonts w:eastAsiaTheme="minorEastAsia"/>
+              <w:noProof/>
+              <w:sz w:val="24"/>
+              <w:szCs w:val="24"/>
+            </w:rPr>
+          </w:pPr>
+          <w:hyperlink w:anchor="_Toc228365016" w:history="1">
+            <w:r>
+              <w:rPr>
+                <w:rStyle w:val="Hyperlink"/>
+                <w:noProof/>
+              </w:rPr>
+              <w:t>Tissue collection and fixation</w:t>
+            </w:r>
+            <w:r>
+              <w:rPr>
+                <w:noProof/>
+                <w:webHidden/>
+              </w:rPr>
+              <w:tab/>
+            </w:r>
+            <w:r>
+              <w:rPr>
+                <w:noProof/>
+                <w:webHidden/>
+              </w:rPr>
+              <w:fldChar w:fldCharType="begin"/>
+            </w:r>
+            <w:r>
+              <w:rPr>
+                <w:noProof/>
+                <w:webHidden/>
+              </w:rPr>
+              <w:instrText xml:space="preserve"> PAGEREF _Toc228365016 \h </w:instrText>
+            </w:r>
+            <w:r>
+              <w:rPr>
+                <w:noProof/>
+                <w:webHidden/>
+              </w:rPr>
+            </w:r>
+            <w:r>
+              <w:rPr>
+                <w:noProof/>
+                <w:webHidden/>
+              </w:rPr>
+              <w:fldChar w:fldCharType="separate"/>
+            </w:r>
+            <w:r>
+              <w:rPr>
+                <w:noProof/>
+                <w:webHidden/>
+              </w:rPr>
+              <w:t>10</w:t>
+            </w:r>
+            <w:r>
+              <w:rPr>
+                <w:noProof/>
+                <w:webHidden/>
+              </w:rPr>
+              <w:fldChar w:fldCharType="end"/>
+            </w:r>
+          </w:hyperlink>
+        </w:p>
+        <w:p>
+          <w:pPr>
+            <w:pStyle w:val="TOC3"/>
+            <w:tabs>
+              <w:tab w:val="right" w:leader="dot" w:pos="9350"/>
+            </w:tabs>
+            <w:rPr>
+              <w:rFonts w:eastAsiaTheme="minorEastAsia"/>
+              <w:noProof/>
+              <w:sz w:val="24"/>
+              <w:szCs w:val="24"/>
+            </w:rPr>
+          </w:pPr>
+          <w:hyperlink w:anchor="_Toc228365017" w:history="1">
+            <w:r>
+              <w:rPr>
+                <w:rStyle w:val="Hyperlink"/>
+                <w:noProof/>
+              </w:rPr>
+              <w:t>Pre-incubation</w:t>
+            </w:r>
+            <w:r>
+              <w:rPr>
+                <w:noProof/>
+                <w:webHidden/>
+              </w:rPr>
+              <w:tab/>
+            </w:r>
+            <w:r>
+              <w:rPr>
+                <w:noProof/>
+                <w:webHidden/>
+              </w:rPr>
+              <w:fldChar w:fldCharType="begin"/>
+            </w:r>
+            <w:r>
+              <w:rPr>
+                <w:noProof/>
+                <w:webHidden/>
+              </w:rPr>
+              <w:instrText xml:space="preserve"> PAGEREF _Toc228365017 \h </w:instrText>
+            </w:r>
+            <w:r>
+              <w:rPr>
+                <w:noProof/>
+                <w:webHidden/>
+              </w:rPr>
+            </w:r>
+            <w:r>
+              <w:rPr>
+                <w:noProof/>
+                <w:webHidden/>
+              </w:rPr>
+              <w:fldChar w:fldCharType="separate"/>
+            </w:r>
+            <w:r>
+              <w:rPr>
+                <w:noProof/>
+                <w:webHidden/>
+              </w:rPr>
+              <w:t>11</w:t>
+            </w:r>
+            <w:r>
+              <w:rPr>
+                <w:noProof/>
+                <w:webHidden/>
+              </w:rPr>
+              <w:fldChar w:fldCharType="end"/>
+            </w:r>
+          </w:hyperlink>
+        </w:p>
+        <w:p>
+          <w:pPr>
+            <w:pStyle w:val="TOC3"/>
+            <w:tabs>
+              <w:tab w:val="right" w:leader="dot" w:pos="9350"/>
+            </w:tabs>
+            <w:rPr>
+              <w:rFonts w:eastAsiaTheme="minorEastAsia"/>
+              <w:noProof/>
+              <w:sz w:val="24"/>
+              <w:szCs w:val="24"/>
+            </w:rPr>
+          </w:pPr>
+          <w:hyperlink w:anchor="_Toc228365018" w:history="1">
+            <w:r>
+              <w:rPr>
+                <w:rStyle w:val="Hyperlink"/>
+                <w:noProof/>
+              </w:rPr>
+              <w:t>Fluorescent staining</w:t>
+            </w:r>
+            <w:r>
+              <w:rPr>
+                <w:noProof/>
+                <w:webHidden/>
+              </w:rPr>
+              <w:tab/>
+            </w:r>
+            <w:r>
+              <w:rPr>
+                <w:noProof/>
+                <w:webHidden/>
+              </w:rPr>
+              <w:fldChar w:fldCharType="begin"/>
+            </w:r>
+            <w:r>
+              <w:rPr>
+                <w:noProof/>
+                <w:webHidden/>
+              </w:rPr>
+              <w:instrText xml:space="preserve"> PAGEREF _Toc228365018 \h </w:instrText>
+            </w:r>
+            <w:r>
+              <w:rPr>
+                <w:noProof/>
+                <w:webHidden/>
+              </w:rPr>
+            </w:r>
+            <w:r>
+              <w:rPr>
+                <w:noProof/>
+                <w:webHidden/>
+              </w:rPr>
+              <w:fldChar w:fldCharType="separate"/>
+            </w:r>
+            <w:r>
+              <w:rPr>
+                <w:noProof/>
+                <w:webHidden/>
+              </w:rPr>
+              <w:t>11</w:t>
+            </w:r>
+            <w:r>
+              <w:rPr>
+                <w:noProof/>
+                <w:webHidden/>
+              </w:rPr>
+              <w:fldChar w:fldCharType="end"/>
+            </w:r>
+          </w:hyperlink>
+        </w:p>
+        <w:p>
+          <w:pPr>
+            <w:pStyle w:val="TOC3"/>
+            <w:tabs>
+              <w:tab w:val="right" w:leader="dot" w:pos="9350"/>
+            </w:tabs>
+            <w:rPr>
+              <w:rFonts w:eastAsiaTheme="minorEastAsia"/>
+              <w:noProof/>
+              <w:sz w:val="24"/>
+              <w:szCs w:val="24"/>
+            </w:rPr>
+          </w:pPr>
+          <w:hyperlink w:anchor="_Toc228365019" w:history="1">
+            <w:r>
+              <w:rPr>
+                <w:rStyle w:val="Hyperlink"/>
+                <w:noProof/>
+              </w:rPr>
+              <w:t>Post-staining washes</w:t>
+            </w:r>
+            <w:r>
+              <w:rPr>
+                <w:noProof/>
+                <w:webHidden/>
+              </w:rPr>
+              <w:tab/>
+            </w:r>
+            <w:r>
+              <w:rPr>
+                <w:noProof/>
+                <w:webHidden/>
+              </w:rPr>
+              <w:fldChar w:fldCharType="begin"/>
+            </w:r>
+            <w:r>
+              <w:rPr>
+                <w:noProof/>
+                <w:webHidden/>
+              </w:rPr>
+              <w:instrText xml:space="preserve"> PAGEREF _Toc228365019 \h </w:instrText>
+            </w:r>
+            <w:r>
+              <w:rPr>
+                <w:noProof/>
+                <w:webHidden/>
+              </w:rPr>
+            </w:r>
+            <w:r>
+              <w:rPr>
+                <w:noProof/>
+                <w:webHidden/>
+              </w:rPr>
+              <w:fldChar w:fldCharType="separate"/>
+            </w:r>
+            <w:r>
+              <w:rPr>
+                <w:noProof/>
+                <w:webHidden/>
+              </w:rPr>
+              <w:t>11</w:t>
+            </w:r>
+            <w:r>
+              <w:rPr>
+                <w:noProof/>
+                <w:webHidden/>
+              </w:rPr>
+              <w:fldChar w:fldCharType="end"/>
+            </w:r>
+          </w:hyperlink>
+        </w:p>
+        <w:p>
+          <w:pPr>
+            <w:pStyle w:val="TOC3"/>
+            <w:tabs>
+              <w:tab w:val="right" w:leader="dot" w:pos="9350"/>
+            </w:tabs>
+            <w:rPr>
+              <w:rFonts w:eastAsiaTheme="minorEastAsia"/>
+              <w:noProof/>
+              <w:sz w:val="24"/>
+              <w:szCs w:val="24"/>
+            </w:rPr>
+          </w:pPr>
+          <w:hyperlink w:anchor="_Toc228365020" w:history="1">
+            <w:r>
+              <w:rPr>
+                <w:rStyle w:val="Hyperlink"/>
+                <w:noProof/>
+              </w:rPr>
+              <w:t>Clearing</w:t>
+            </w:r>
+            <w:r>
+              <w:rPr>
+                <w:noProof/>
+                <w:webHidden/>
+              </w:rPr>
+              <w:tab/>
+            </w:r>
+            <w:r>
+              <w:rPr>
+                <w:noProof/>
+                <w:webHidden/>
+              </w:rPr>
+              <w:fldChar w:fldCharType="begin"/>
+            </w:r>
+            <w:r>
+              <w:rPr>
+                <w:noProof/>
+                <w:webHidden/>
+              </w:rPr>
+              <w:instrText xml:space="preserve"> PAGEREF _Toc228365020 \h </w:instrText>
+            </w:r>
+            <w:r>
+              <w:rPr>
+                <w:noProof/>
+                <w:webHidden/>
+              </w:rPr>
+            </w:r>
+            <w:r>
+              <w:rPr>
+                <w:noProof/>
+                <w:webHidden/>
+              </w:rPr>
+              <w:fldChar w:fldCharType="separate"/>
+            </w:r>
+            <w:r>
+              <w:rPr>
+                <w:noProof/>
+                <w:webHidden/>
+              </w:rPr>
+              <w:t>11</w:t>
+            </w:r>
+            <w:r>
+              <w:rPr>
+                <w:noProof/>
+                <w:webHidden/>
+              </w:rPr>
+              <w:fldChar w:fldCharType="end"/>
+            </w:r>
+          </w:hyperlink>
+        </w:p>
+        <w:p>
+          <w:pPr>
+            <w:pStyle w:val="TOC1"/>
+            <w:tabs>
+              <w:tab w:val="left" w:pos="480"/>
+              <w:tab w:val="right" w:leader="dot" w:pos="9350"/>
+            </w:tabs>
+            <w:rPr>
+              <w:rFonts w:eastAsiaTheme="minorEastAsia"/>
+              <w:b w:val="0"/>
+              <w:bCs w:val="0"/>
+              <w:i w:val="0"/>
+              <w:iCs w:val="0"/>
+              <w:noProof/>
+            </w:rPr>
+          </w:pPr>
+          <w:hyperlink w:anchor="_Toc228365021" w:history="1">
+            <w:r>
+              <w:rPr>
+                <w:rStyle w:val="Hyperlink"/>
+                <w:noProof/>
+              </w:rPr>
+              <w:t>3.</w:t>
+            </w:r>
+            <w:r>
+              <w:rPr>
+                <w:rFonts w:eastAsiaTheme="minorEastAsia"/>
+                <w:b w:val="0"/>
+                <w:bCs w:val="0"/>
+                <w:i w:val="0"/>
+                <w:iCs w:val="0"/>
+                <w:noProof/>
+              </w:rPr>
+              <w:tab/>
+            </w:r>
+            <w:r>
+              <w:rPr>
+                <w:rStyle w:val="Hyperlink"/>
+                <w:noProof/>
+              </w:rPr>
+              <w:t>Hardware-Software Control</w:t>
+            </w:r>
+            <w:r>
+              <w:rPr>
+                <w:noProof/>
+                <w:webHidden/>
+              </w:rPr>
+              <w:tab/>
+            </w:r>
+            <w:r>
+              <w:rPr>
+                <w:noProof/>
+                <w:webHidden/>
+              </w:rPr>
+              <w:fldChar w:fldCharType="begin"/>
+            </w:r>
+            <w:r>
+              <w:rPr>
+                <w:noProof/>
+                <w:webHidden/>
+              </w:rPr>
+              <w:instrText xml:space="preserve"> PAGEREF _Toc228365021 \h </w:instrText>
+            </w:r>
+            <w:r>
+              <w:rPr>
+                <w:noProof/>
+                <w:webHidden/>
+              </w:rPr>
+            </w:r>
+            <w:r>
+              <w:rPr>
+                <w:noProof/>
+                <w:webHidden/>
+              </w:rPr>
+              <w:fldChar w:fldCharType="separate"/>
+            </w:r>
+            <w:r>
+              <w:rPr>
+                <w:noProof/>
+                <w:webHidden/>
+              </w:rPr>
+              <w:t>11</w:t>
+            </w:r>
+            <w:r>
+              <w:rPr>
+                <w:noProof/>
+                <w:webHidden/>
+              </w:rPr>
+              <w:fldChar w:fldCharType="end"/>
+            </w:r>
+          </w:hyperlink>
+        </w:p>
+        <w:p>
+          <w:pPr>
+            <w:pStyle w:val="TOC2"/>
+            <w:tabs>
+              <w:tab w:val="right" w:leader="dot" w:pos="9350"/>
+            </w:tabs>
+            <w:rPr>
+              <w:rFonts w:eastAsiaTheme="minorEastAsia"/>
+              <w:b w:val="0"/>
+              <w:bCs w:val="0"/>
+              <w:noProof/>
+              <w:sz w:val="24"/>
+              <w:szCs w:val="24"/>
+            </w:rPr>
+          </w:pPr>
+          <w:hyperlink w:anchor="_Toc228365022" w:history="1">
+            <w:r>
+              <w:rPr>
+                <w:rStyle w:val="Hyperlink"/>
+                <w:noProof/>
+              </w:rPr>
+              <w:t>Install MCC</w:t>
+            </w:r>
+            <w:r>
+              <w:rPr>
+                <w:noProof/>
+                <w:webHidden/>
+              </w:rPr>
+              <w:tab/>
+            </w:r>
+            <w:r>
+              <w:rPr>
+                <w:noProof/>
+                <w:webHidden/>
+              </w:rPr>
+              <w:fldChar w:fldCharType="begin"/>
+            </w:r>
+            <w:r>
+              <w:rPr>
+                <w:noProof/>
+                <w:webHidden/>
+              </w:rPr>
+              <w:instrText xml:space="preserve"> PAGEREF _Toc228365022 \h </w:instrText>
+            </w:r>
+            <w:r>
+              <w:rPr>
+                <w:noProof/>
+                <w:webHidden/>
+              </w:rPr>
+            </w:r>
+            <w:r>
+              <w:rPr>
+                <w:noProof/>
+                <w:webHidden/>
+              </w:rPr>
+              <w:fldChar w:fldCharType="separate"/>
+            </w:r>
+            <w:r>
+              <w:rPr>
+                <w:noProof/>
+                <w:webHidden/>
+              </w:rPr>
+              <w:t>11</w:t>
+            </w:r>
+            <w:r>
+              <w:rPr>
+                <w:noProof/>
+                <w:webHidden/>
+              </w:rPr>
+              <w:fldChar w:fldCharType="end"/>
+            </w:r>
+          </w:hyperlink>
+        </w:p>
+        <w:p>
+          <w:pPr>
+            <w:pStyle w:val="TOC2"/>
+            <w:tabs>
+              <w:tab w:val="right" w:leader="dot" w:pos="9350"/>
+            </w:tabs>
+            <w:rPr>
+              <w:rFonts w:eastAsiaTheme="minorEastAsia"/>
+              <w:b w:val="0"/>
+              <w:bCs w:val="0"/>
+              <w:noProof/>
+              <w:sz w:val="24"/>
+              <w:szCs w:val="24"/>
+            </w:rPr>
+          </w:pPr>
+          <w:hyperlink w:anchor="_Toc228365023" w:history="1">
+            <w:r>
+              <w:rPr>
+                <w:rStyle w:val="Hyperlink"/>
+                <w:noProof/>
+              </w:rPr>
+              <w:t>Image acquisition</w:t>
+            </w:r>
+            <w:r>
+              <w:rPr>
+                <w:noProof/>
+                <w:webHidden/>
+              </w:rPr>
+              <w:tab/>
+            </w:r>
+            <w:r>
+              <w:rPr>
+                <w:noProof/>
+                <w:webHidden/>
+              </w:rPr>
+              <w:fldChar w:fldCharType="begin"/>
+            </w:r>
+            <w:r>
+              <w:rPr>
+                <w:noProof/>
+                <w:webHidden/>
+              </w:rPr>
+              <w:instrText xml:space="preserve"> PAGEREF _Toc228365023 \h </w:instrText>
+            </w:r>
+            <w:r>
+              <w:rPr>
+                <w:noProof/>
+                <w:webHidden/>
+              </w:rPr>
+            </w:r>
+            <w:r>
+              <w:rPr>
+                <w:noProof/>
+                <w:webHidden/>
+              </w:rPr>
+              <w:fldChar w:fldCharType="separate"/>
+            </w:r>
+            <w:r>
+              <w:rPr>
+                <w:noProof/>
+                <w:webHidden/>
+              </w:rPr>
+              <w:t>12</w:t>
+            </w:r>
+            <w:r>
+              <w:rPr>
+                <w:noProof/>
+                <w:webHidden/>
+              </w:rPr>
+              <w:fldChar w:fldCharType="end"/>
+            </w:r>
+          </w:hyperlink>
+        </w:p>
+        <w:p>
+          <w:pPr>
+            <w:pStyle w:val="TOC2"/>
+            <w:tabs>
+              <w:tab w:val="right" w:leader="dot" w:pos="9350"/>
+            </w:tabs>
+            <w:rPr>
+              <w:rFonts w:eastAsiaTheme="minorEastAsia"/>
+              <w:b w:val="0"/>
+              <w:bCs w:val="0"/>
+              <w:noProof/>
+              <w:sz w:val="24"/>
+              <w:szCs w:val="24"/>
+            </w:rPr>
+          </w:pPr>
+          <w:hyperlink w:anchor="_Toc228365024" w:history="1">
+            <w:r>
+              <w:rPr>
+                <w:rStyle w:val="Hyperlink"/>
+                <w:noProof/>
+              </w:rPr>
+              <w:t>Single color imaging</w:t>
+            </w:r>
+            <w:r>
+              <w:rPr>
+                <w:noProof/>
+                <w:webHidden/>
+              </w:rPr>
+              <w:tab/>
+            </w:r>
+            <w:r>
+              <w:rPr>
+                <w:noProof/>
+                <w:webHidden/>
+              </w:rPr>
+              <w:fldChar w:fldCharType="begin"/>
+            </w:r>
+            <w:r>
+              <w:rPr>
+                <w:noProof/>
+                <w:webHidden/>
+              </w:rPr>
+              <w:instrText xml:space="preserve"> PAGEREF _Toc228365024 \h </w:instrText>
+            </w:r>
+            <w:r>
+              <w:rPr>
+                <w:noProof/>
+                <w:webHidden/>
+              </w:rPr>
+            </w:r>
+            <w:r>
+              <w:rPr>
+                <w:noProof/>
+                <w:webHidden/>
+              </w:rPr>
+              <w:fldChar w:fldCharType="separate"/>
+            </w:r>
+            <w:r>
+              <w:rPr>
+                <w:noProof/>
+                <w:webHidden/>
+              </w:rPr>
+              <w:t>12</w:t>
+            </w:r>
+            <w:r>
+              <w:rPr>
+                <w:noProof/>
+                <w:webHidden/>
+              </w:rPr>
+              <w:fldChar w:fldCharType="end"/>
+            </w:r>
+          </w:hyperlink>
+        </w:p>
+        <w:p>
+          <w:pPr>
+            <w:pStyle w:val="TOC2"/>
+            <w:tabs>
+              <w:tab w:val="right" w:leader="dot" w:pos="9350"/>
+            </w:tabs>
+            <w:rPr>
+              <w:rFonts w:eastAsiaTheme="minorEastAsia"/>
+              <w:b w:val="0"/>
+              <w:bCs w:val="0"/>
+              <w:noProof/>
+              <w:sz w:val="24"/>
+              <w:szCs w:val="24"/>
+            </w:rPr>
+          </w:pPr>
+          <w:hyperlink w:anchor="_Toc228365025" w:history="1">
+            <w:r>
+              <w:rPr>
+                <w:rStyle w:val="Hyperlink"/>
+                <w:noProof/>
+              </w:rPr>
+              <w:t>Multi-color imaging</w:t>
+            </w:r>
+            <w:r>
+              <w:rPr>
+                <w:noProof/>
+                <w:webHidden/>
+              </w:rPr>
+              <w:tab/>
+            </w:r>
+            <w:r>
+              <w:rPr>
+                <w:noProof/>
+                <w:webHidden/>
+              </w:rPr>
+              <w:fldChar w:fldCharType="begin"/>
+            </w:r>
+            <w:r>
+              <w:rPr>
+                <w:noProof/>
+                <w:webHidden/>
+              </w:rPr>
+              <w:instrText xml:space="preserve"> PAGEREF _Toc228365025 \h </w:instrText>
+            </w:r>
+            <w:r>
+              <w:rPr>
+                <w:noProof/>
+                <w:webHidden/>
+              </w:rPr>
+            </w:r>
+            <w:r>
+              <w:rPr>
+                <w:noProof/>
+                <w:webHidden/>
+              </w:rPr>
+              <w:fldChar w:fldCharType="separate"/>
+            </w:r>
+            <w:r>
+              <w:rPr>
+                <w:noProof/>
+                <w:webHidden/>
+              </w:rPr>
+              <w:t>12</w:t>
             </w:r>
             <w:r>
               <w:rPr>
@@ -869,7 +2560,7 @@
       <w:pPr>
         <w:pStyle w:val="Heading1"/>
       </w:pPr>
-      <w:bookmarkStart w:id="1" w:name="_Toc227851550"/>
+      <w:bookmarkStart w:id="1" w:name="_Toc228364994"/>
       <w:r>
         <w:lastRenderedPageBreak/>
         <w:t>Microscope Construction</w:t>
@@ -877,10 +2568,15 @@
       <w:bookmarkEnd w:id="1"/>
     </w:p>
     <w:p>
+      <w:r>
+        <w:t>All below mentioned parts can be purchased at Thorlabs unless otherwise stated.</w:t>
+      </w:r>
+    </w:p>
+    <w:p>
       <w:pPr>
         <w:pStyle w:val="Heading2"/>
       </w:pPr>
-      <w:bookmarkStart w:id="2" w:name="_Toc227851551"/>
+      <w:bookmarkStart w:id="2" w:name="_Toc228364995"/>
       <w:r>
         <w:t>Assembling the detection arm stage components</w:t>
       </w:r>
@@ -895,7 +2591,7 @@
         </w:numPr>
       </w:pPr>
       <w:r>
-        <w:t>Obtain a crossed-roller side-actuated translation stages (XR25P/M, Thorlabs), loosen the flexure lock, and remove the micrometer head.</w:t>
+        <w:t>Obtain a crossed-roller side-actuated translation stages (XR25P/M), loosen the flexure lock, and remove the micrometer head.</w:t>
       </w:r>
     </w:p>
     <w:p>
@@ -912,6 +2608,14 @@
     </w:p>
     <w:p>
       <w:pPr>
+        <w:ind w:left="360"/>
+      </w:pPr>
+      <w:r>
+        <w:t>CRITICAL STEP Fully retract the micrometer head before removing the locking plate to prevent the stage from rapidly retracting.</w:t>
+      </w:r>
+    </w:p>
+    <w:p>
+      <w:pPr>
         <w:pStyle w:val="ListParagraph"/>
         <w:numPr>
           <w:ilvl w:val="0"/>
@@ -919,7 +2623,7 @@
         </w:numPr>
       </w:pPr>
       <w:r>
-        <w:t>CRITICAL STEP Fully retract the micrometer head before removing the locking plate to prevent the stage from rapidly retracting.</w:t>
+        <w:t>Mount one motorized actuator (Z825B) onto the translation stage, labeling the assembly as the camera stage</w:t>
       </w:r>
     </w:p>
     <w:p>
@@ -931,549 +2635,7 @@
         </w:numPr>
       </w:pPr>
       <w:r>
-        <w:t>Mount one motorized actuator (Z825B, Thorlabs) onto the translation stage, labeling the assembly as the camera stage</w:t>
-      </w:r>
-    </w:p>
-    <w:p>
-      <w:pPr>
-        <w:pStyle w:val="ListParagraph"/>
-        <w:numPr>
-          <w:ilvl w:val="0"/>
-          <w:numId w:val="7"/>
-        </w:numPr>
-      </w:pPr>
-      <w:r>
-        <w:t>Fix the stage to the to the optical breadboard at the given location (Fig x) with M6 cap screws</w:t>
-      </w:r>
-    </w:p>
-    <w:p>
-      <w:pPr>
-        <w:pStyle w:val="ListParagraph"/>
-        <w:numPr>
-          <w:ilvl w:val="0"/>
-          <w:numId w:val="7"/>
-        </w:numPr>
-      </w:pPr>
-      <w:r>
-        <w:t>Attach a 66 mm dovetail rail (XT66SD-250, Thorlabs) to the translation stage with M6 cap screws.</w:t>
-      </w:r>
-    </w:p>
-    <w:p>
-      <w:pPr>
-        <w:pStyle w:val="ListParagraph"/>
-        <w:numPr>
-          <w:ilvl w:val="0"/>
-          <w:numId w:val="7"/>
-        </w:numPr>
-      </w:pPr>
-      <w:r>
-        <w:t>Mount 3 rail carriages (XT66P2/M, Thorlabs) on the 66 mm dovetail rail.</w:t>
-      </w:r>
-    </w:p>
-    <w:p>
-      <w:pPr>
-        <w:pStyle w:val="ListParagraph"/>
-        <w:numPr>
-          <w:ilvl w:val="0"/>
-          <w:numId w:val="7"/>
-        </w:numPr>
-      </w:pPr>
-      <w:r>
-        <w:t>Fix three post holders (PH30/M, Thorlabs) to the rail carriages with M6 setscrews</w:t>
-      </w:r>
-    </w:p>
-    <w:p>
-      <w:pPr>
-        <w:pStyle w:val="Heading2"/>
-      </w:pPr>
-      <w:bookmarkStart w:id="3" w:name="_Toc227851552"/>
-      <w:r>
-        <w:t>Assembling the detection objective and filter slider</w:t>
-      </w:r>
-      <w:bookmarkEnd w:id="3"/>
-    </w:p>
-    <w:p>
-      <w:pPr>
-        <w:pStyle w:val="ListParagraph"/>
-        <w:numPr>
-          <w:ilvl w:val="0"/>
-          <w:numId w:val="7"/>
-        </w:numPr>
-      </w:pPr>
-      <w:r>
-        <w:t>Attach the W26 x 0.706 internal to SM1 external thread adapter (SM1A27, Thorlabs) to the detection objective (MY10X-803, Thorlabs).</w:t>
-      </w:r>
-    </w:p>
-    <w:p>
-      <w:pPr>
-        <w:pStyle w:val="ListParagraph"/>
-        <w:numPr>
-          <w:ilvl w:val="0"/>
-          <w:numId w:val="7"/>
-        </w:numPr>
-      </w:pPr>
-      <w:r>
-        <w:t>Attach the objective thread adaptor to the SM1 internal to SM2 external thread adapter (SM2A6, Thorlabs).</w:t>
-      </w:r>
-    </w:p>
-    <w:p>
-      <w:pPr>
-        <w:pStyle w:val="ListParagraph"/>
-        <w:numPr>
-          <w:ilvl w:val="0"/>
-          <w:numId w:val="7"/>
-        </w:numPr>
-      </w:pPr>
-      <w:r>
-        <w:t>Attach the SM2 external thread adaptor to the 60 mm cage plate, 0.5” thick (LCP34/M Thorlabs).</w:t>
-      </w:r>
-    </w:p>
-    <w:p>
-      <w:pPr>
-        <w:pStyle w:val="ListParagraph"/>
-        <w:numPr>
-          <w:ilvl w:val="0"/>
-          <w:numId w:val="7"/>
-        </w:numPr>
-      </w:pPr>
-      <w:r>
-        <w:t>Insert two 2” long cage assembly rods (ER2, Thorlabs) in the bottom two holes of the 60 mm cage plate and tighten the M4 set screws.</w:t>
-      </w:r>
-    </w:p>
-    <w:p>
-      <w:pPr>
-        <w:pStyle w:val="ListParagraph"/>
-        <w:numPr>
-          <w:ilvl w:val="0"/>
-          <w:numId w:val="7"/>
-        </w:numPr>
-      </w:pPr>
-      <w:r>
-        <w:t>Attach a 40 mm optical post (TR40/M,</w:t>
-      </w:r>
-      <w:r>
-        <w:t xml:space="preserve"> </w:t>
-      </w:r>
-      <w:r>
-        <w:t>Thorlabs) to the cage plate using an M4 set screw.</w:t>
-      </w:r>
-    </w:p>
-    <w:p>
-      <w:pPr>
-        <w:pStyle w:val="ListParagraph"/>
-        <w:numPr>
-          <w:ilvl w:val="0"/>
-          <w:numId w:val="7"/>
-        </w:numPr>
-      </w:pPr>
-      <w:r>
-        <w:t>Attach the SM1-threaded 30 mm to 60 mm cage plate adapter, 0.5” thick (LCP33/M, Thorlabs) via the bottom two holes to the cage assembly rods and tighten the M4 set screws.</w:t>
-      </w:r>
-    </w:p>
-    <w:p>
-      <w:pPr>
-        <w:pStyle w:val="ListParagraph"/>
-        <w:numPr>
-          <w:ilvl w:val="0"/>
-          <w:numId w:val="7"/>
-        </w:numPr>
-      </w:pPr>
-      <w:r>
-        <w:t xml:space="preserve">Insert four 1” long cage assembly rods (ER1, Thorlabs) into the </w:t>
-      </w:r>
-      <w:proofErr w:type="spellStart"/>
-      <w:r>
-        <w:t>centre</w:t>
-      </w:r>
-      <w:proofErr w:type="spellEnd"/>
-      <w:r>
-        <w:t xml:space="preserve"> four holes of the SM1-threaded 30 mm to 60 mm cage plate adapter.</w:t>
-      </w:r>
-    </w:p>
-    <w:p>
-      <w:pPr>
-        <w:pStyle w:val="ListParagraph"/>
-        <w:numPr>
-          <w:ilvl w:val="0"/>
-          <w:numId w:val="7"/>
-        </w:numPr>
-      </w:pPr>
-      <w:r>
-        <w:t>Insert the filter slider (ELL9, Thorlabs) between the 60 mm cage plate and SM1-threaded 30 mm to 60 mm cage plate adapter, fastening to the four previously inserted 1” long cage assembly rods.</w:t>
-      </w:r>
-    </w:p>
-    <w:p>
-      <w:pPr>
-        <w:pStyle w:val="ListParagraph"/>
-        <w:numPr>
-          <w:ilvl w:val="0"/>
-          <w:numId w:val="7"/>
-        </w:numPr>
-      </w:pPr>
-      <w:r>
-        <w:lastRenderedPageBreak/>
-        <w:t>Attach a 40 mm optical post (TR40/M, Thorlabs) to the SM1-threaded 30 mm to 60 mm cage plate adapter with an M4 set screw.</w:t>
-      </w:r>
-    </w:p>
-    <w:p>
-      <w:pPr>
-        <w:pStyle w:val="Heading2"/>
-      </w:pPr>
-      <w:bookmarkStart w:id="4" w:name="_Toc227851553"/>
-      <w:r>
-        <w:t>Assembling the tube lens and camera</w:t>
-      </w:r>
-      <w:bookmarkEnd w:id="4"/>
-    </w:p>
-    <w:p>
-      <w:pPr>
-        <w:pStyle w:val="ListParagraph"/>
-        <w:numPr>
-          <w:ilvl w:val="0"/>
-          <w:numId w:val="7"/>
-        </w:numPr>
-      </w:pPr>
-      <w:r>
-        <w:t>In order, screw together the following components: 30 mm cage plate (CP33/M, Thorlabs), SM1 external to SM2 internal thread adapter (SM1A2, Thorlabs), 0.5” SM2 lens tube (SM2L05, Thorlabs), f = 200 mm tube lens (TTL200-A, Thorlabs), 3” SM2 lens tube (SM2L30, Thorlabs), 0.5” SM2 lens tube (SM2L05, Thorlabs), SM1 external to SM2 internal thread adapter (SM1A2, Thorlabs), 30 mm cage plate (CP33/M, Thorlabs).</w:t>
-      </w:r>
-    </w:p>
-    <w:p>
-      <w:pPr>
-        <w:pStyle w:val="ListParagraph"/>
-        <w:numPr>
-          <w:ilvl w:val="0"/>
-          <w:numId w:val="7"/>
-        </w:numPr>
-      </w:pPr>
-      <w:r>
-        <w:t>Insert four 1” cage assembly rods into the second 30 mm cage plate and tighten the retaining screws.</w:t>
-      </w:r>
-    </w:p>
-    <w:p>
-      <w:pPr>
-        <w:pStyle w:val="ListParagraph"/>
-        <w:numPr>
-          <w:ilvl w:val="0"/>
-          <w:numId w:val="7"/>
-        </w:numPr>
-      </w:pPr>
-      <w:r>
-        <w:t>Fasten a second 30 mm cage plate onto the cage assembly rods, leaving a small gap between the two.</w:t>
-      </w:r>
-    </w:p>
-    <w:p>
-      <w:pPr>
-        <w:pStyle w:val="ListParagraph"/>
-        <w:numPr>
-          <w:ilvl w:val="0"/>
-          <w:numId w:val="7"/>
-        </w:numPr>
-      </w:pPr>
-      <w:r>
-        <w:t>Screw a SM1 coupler (SM1T10, Thorlabs) onto the second 30 mm cage plate.</w:t>
-      </w:r>
-    </w:p>
-    <w:p>
-      <w:pPr>
-        <w:pStyle w:val="ListParagraph"/>
-        <w:numPr>
-          <w:ilvl w:val="0"/>
-          <w:numId w:val="7"/>
-        </w:numPr>
-      </w:pPr>
-      <w:r>
-        <w:t>Screw a 0.5” SM1 lens tube (SM1L03, Thorlabs) onto the SM1 coupler.</w:t>
-      </w:r>
-    </w:p>
-    <w:p>
-      <w:pPr>
-        <w:pStyle w:val="ListParagraph"/>
-        <w:numPr>
-          <w:ilvl w:val="0"/>
-          <w:numId w:val="7"/>
-        </w:numPr>
-      </w:pPr>
-      <w:r>
-        <w:t xml:space="preserve">Screw the </w:t>
-      </w:r>
-      <w:proofErr w:type="spellStart"/>
-      <w:r>
-        <w:t>Kiralux</w:t>
-      </w:r>
-      <w:proofErr w:type="spellEnd"/>
-      <w:r>
-        <w:t xml:space="preserve"> 8.9 MP Monochrome CMOS camera (CS895MU, Thorlabs) onto the 0.5” SM1 lens tube.</w:t>
-      </w:r>
-    </w:p>
-    <w:p>
-      <w:pPr>
-        <w:pStyle w:val="ListParagraph"/>
-        <w:numPr>
-          <w:ilvl w:val="0"/>
-          <w:numId w:val="7"/>
-        </w:numPr>
-      </w:pPr>
-      <w:r>
-        <w:t>Retaining ring.</w:t>
-      </w:r>
-    </w:p>
-    <w:p>
-      <w:r>
-        <w:t xml:space="preserve">CRITICAL STEP The assembly allows for the camera to be rotated to the vertical position to </w:t>
-      </w:r>
-      <w:proofErr w:type="spellStart"/>
-      <w:r>
-        <w:t>maximise</w:t>
-      </w:r>
-      <w:proofErr w:type="spellEnd"/>
-      <w:r>
-        <w:t xml:space="preserve"> the field-of-view.</w:t>
-      </w:r>
-    </w:p>
-    <w:p>
-      <w:r>
-        <w:t>CRITICAL STEP The precise alignment of the camera and tube lens is critical for diffraction limited imaging. The distance between the camera and tube lens can be adjusted by loosening the retaining screws on the 30 mm cage plate closest to the camera and moving the camera attached to the cage plate along the optical path direction. To ensure optimal alignment, point the camera outside the window and align the camera by focusing on structures 50 meters away.</w:t>
-      </w:r>
-    </w:p>
-    <w:p>
-      <w:pPr>
-        <w:pStyle w:val="Heading2"/>
-      </w:pPr>
-      <w:bookmarkStart w:id="5" w:name="_Toc227851554"/>
-      <w:r>
-        <w:t>Mounting the detection arm to the stage</w:t>
-      </w:r>
-      <w:bookmarkEnd w:id="5"/>
-    </w:p>
-    <w:p>
-      <w:pPr>
-        <w:pStyle w:val="ListParagraph"/>
-        <w:numPr>
-          <w:ilvl w:val="0"/>
-          <w:numId w:val="7"/>
-        </w:numPr>
-      </w:pPr>
-      <w:r>
-        <w:t>Attach the detection objective and filter slider to the camera and tube lens assembly using the four 1” long cage assembly rods and tighten the retaining screws.</w:t>
-      </w:r>
-    </w:p>
-    <w:p>
-      <w:pPr>
-        <w:pStyle w:val="ListParagraph"/>
-        <w:numPr>
-          <w:ilvl w:val="0"/>
-          <w:numId w:val="7"/>
-        </w:numPr>
-      </w:pPr>
-      <w:r>
-        <w:t xml:space="preserve">The complete detection arm can now be attached to the detection arm stage using the three 40 mm optical posts and post holders. </w:t>
-      </w:r>
-    </w:p>
-    <w:p>
-      <w:r>
-        <w:t xml:space="preserve">CRITICAL STEP </w:t>
-      </w:r>
-      <w:r>
-        <w:t>E</w:t>
-      </w:r>
-      <w:r>
-        <w:t>nsure the detection arm is level before fixing in place using a circular bullseye level (LVL03, Thorlabs)</w:t>
-      </w:r>
-      <w:r>
-        <w:t>.</w:t>
-      </w:r>
-    </w:p>
-    <w:p>
-      <w:pPr>
-        <w:pStyle w:val="Heading2"/>
-      </w:pPr>
-      <w:bookmarkStart w:id="6" w:name="_Toc227851555"/>
-      <w:r>
-        <w:lastRenderedPageBreak/>
-        <w:t>Assembling the sample stage</w:t>
-      </w:r>
-      <w:bookmarkEnd w:id="6"/>
-    </w:p>
-    <w:p>
-      <w:pPr>
-        <w:pStyle w:val="ListParagraph"/>
-        <w:numPr>
-          <w:ilvl w:val="0"/>
-          <w:numId w:val="7"/>
-        </w:numPr>
-      </w:pPr>
-      <w:r>
-        <w:t>Fasten a 3” dovetail rail (XR25DR2, Thorlabs) flush with the corner of the optical breadboard using M6 set screws.</w:t>
-      </w:r>
-    </w:p>
-    <w:p>
-      <w:pPr>
-        <w:pStyle w:val="ListParagraph"/>
-        <w:numPr>
-          <w:ilvl w:val="0"/>
-          <w:numId w:val="7"/>
-        </w:numPr>
-      </w:pPr>
-      <w:r>
-        <w:t>Obtain a crossed-roller side-actuated translation stages (XR25P/M, Thorlabs), loosen the flexure lock, and remove the micrometer head.</w:t>
-      </w:r>
-    </w:p>
-    <w:p>
-      <w:pPr>
-        <w:pStyle w:val="ListParagraph"/>
-        <w:numPr>
-          <w:ilvl w:val="0"/>
-          <w:numId w:val="7"/>
-        </w:numPr>
-      </w:pPr>
-      <w:r>
-        <w:t>If necessary, convert the stage to a left-hand configuration by swapping the side mounts with the locking plate.</w:t>
-      </w:r>
-    </w:p>
-    <w:p>
-      <w:pPr>
-        <w:ind w:left="360"/>
-      </w:pPr>
-      <w:r>
-        <w:t>CRITICAL STEP Fully retract the micrometer head before removing the locking plate to prevent the stage from rapidly retracting.</w:t>
-      </w:r>
-    </w:p>
-    <w:p>
-      <w:pPr>
-        <w:pStyle w:val="ListParagraph"/>
-        <w:numPr>
-          <w:ilvl w:val="0"/>
-          <w:numId w:val="7"/>
-        </w:numPr>
-      </w:pPr>
-      <w:r>
-        <w:t>Mount one motorized actuator (Z825B, Thorlabs) onto the translation stage, labeling the assembly as the sample stage.</w:t>
-      </w:r>
-    </w:p>
-    <w:p>
-      <w:pPr>
-        <w:pStyle w:val="ListParagraph"/>
-        <w:numPr>
-          <w:ilvl w:val="0"/>
-          <w:numId w:val="7"/>
-        </w:numPr>
-      </w:pPr>
-      <w:r>
-        <w:t>Mount the translation stage onto the dovetail rail.</w:t>
-      </w:r>
-    </w:p>
-    <w:p>
-      <w:pPr>
-        <w:pStyle w:val="ListParagraph"/>
-        <w:numPr>
-          <w:ilvl w:val="0"/>
-          <w:numId w:val="7"/>
-        </w:numPr>
-      </w:pPr>
-      <w:r>
-        <w:t>Fix two 25 mm pillar posts (RS25/M, Thorlabs) to the back two counterbored M6 holes on the underside of the Self-Contained XYZ 25 mm Translation stage (LX30/M, Thorlabs) using M6 cap screws.</w:t>
-      </w:r>
-    </w:p>
-    <w:p>
-      <w:pPr>
-        <w:pStyle w:val="ListParagraph"/>
-        <w:numPr>
-          <w:ilvl w:val="0"/>
-          <w:numId w:val="7"/>
-        </w:numPr>
-      </w:pPr>
-      <w:r>
-        <w:t>Fix two 25 mm pillar posts (RS25/M, Thorlabs) to the front two M6 counterbored holes of the translation stage using M6 set screws.</w:t>
-      </w:r>
-    </w:p>
-    <w:p>
-      <w:pPr>
-        <w:pStyle w:val="ListParagraph"/>
-        <w:numPr>
-          <w:ilvl w:val="0"/>
-          <w:numId w:val="7"/>
-        </w:numPr>
-      </w:pPr>
-      <w:r>
-        <w:t>Fasten the Self-Contained XYZ 25 mm Translation stage to the two posts on the front of the translation stage using M6 cap screws.</w:t>
-      </w:r>
-    </w:p>
-    <w:p>
-      <w:pPr>
-        <w:pStyle w:val="ListParagraph"/>
-        <w:numPr>
-          <w:ilvl w:val="0"/>
-          <w:numId w:val="7"/>
-        </w:numPr>
-      </w:pPr>
-      <w:r>
-        <w:t>Create a ledge for the cuvette using a mounting base BA1/M attached to the vertical translational stage using an M6 cap screw.</w:t>
-      </w:r>
-    </w:p>
-    <w:p>
-      <w:pPr>
-        <w:pStyle w:val="ListParagraph"/>
-        <w:numPr>
-          <w:ilvl w:val="0"/>
-          <w:numId w:val="7"/>
-        </w:numPr>
-      </w:pPr>
-      <w:r>
-        <w:t>Fasten a microscope slide spring clip to the vertical translation stage using an internal M4 x 0.7 threads and external M6 x 1.0 threads adapter (AE4M6MS, Thorlabs).</w:t>
-      </w:r>
-    </w:p>
-    <w:p>
-      <w:pPr>
-        <w:pStyle w:val="Heading2"/>
-      </w:pPr>
-      <w:bookmarkStart w:id="7" w:name="_Toc227851556"/>
-      <w:r>
-        <w:t>Assembling the illumination arm stage components:</w:t>
-      </w:r>
-      <w:bookmarkEnd w:id="7"/>
-    </w:p>
-    <w:p>
-      <w:pPr>
-        <w:pStyle w:val="ListParagraph"/>
-        <w:numPr>
-          <w:ilvl w:val="0"/>
-          <w:numId w:val="7"/>
-        </w:numPr>
-      </w:pPr>
-      <w:r>
-        <w:t>Obtain two crossed-roller side-actuated translation stages (XR25P/M, Thorlabs). From one translation stage, loosen the flexure lock, and remove the micrometer head.</w:t>
-      </w:r>
-    </w:p>
-    <w:p>
-      <w:pPr>
-        <w:pStyle w:val="ListParagraph"/>
-        <w:numPr>
-          <w:ilvl w:val="0"/>
-          <w:numId w:val="7"/>
-        </w:numPr>
-      </w:pPr>
-      <w:r>
-        <w:t>If necessary, convert the stage to a right-hand configuration by swapping the side mounts with the locking plate.</w:t>
-      </w:r>
-    </w:p>
-    <w:p>
-      <w:pPr>
-        <w:ind w:left="360"/>
-      </w:pPr>
-      <w:r>
-        <w:t>CRITICAL STEP Fully retract the micrometer head before removing the locking plate to prevent the stage from rapidly retracting.</w:t>
-      </w:r>
-    </w:p>
-    <w:p>
-      <w:pPr>
-        <w:pStyle w:val="ListParagraph"/>
-        <w:numPr>
-          <w:ilvl w:val="0"/>
-          <w:numId w:val="7"/>
-        </w:numPr>
-      </w:pPr>
-      <w:r>
-        <w:t xml:space="preserve">Fix the stages to the to the optical breadboard at the given location </w:t>
+        <w:t xml:space="preserve">Fix the stage to the to the optical breadboard at the given location </w:t>
       </w:r>
       <w:r>
         <w:rPr>
@@ -1482,6 +2644,563 @@
         <w:t>(Fig x)</w:t>
       </w:r>
       <w:r>
+        <w:t xml:space="preserve"> with M6 cap screws</w:t>
+      </w:r>
+    </w:p>
+    <w:p>
+      <w:pPr>
+        <w:pStyle w:val="ListParagraph"/>
+        <w:numPr>
+          <w:ilvl w:val="0"/>
+          <w:numId w:val="7"/>
+        </w:numPr>
+      </w:pPr>
+      <w:r>
+        <w:t>Attach a 66 mm dovetail rail (XT66SD-250) to the translation stage with M6 cap screws.</w:t>
+      </w:r>
+    </w:p>
+    <w:p>
+      <w:pPr>
+        <w:pStyle w:val="ListParagraph"/>
+        <w:numPr>
+          <w:ilvl w:val="0"/>
+          <w:numId w:val="7"/>
+        </w:numPr>
+      </w:pPr>
+      <w:r>
+        <w:t>Mount 3 rail carriages (XT66P2/M) on the 66 mm dovetail rail.</w:t>
+      </w:r>
+    </w:p>
+    <w:p>
+      <w:pPr>
+        <w:pStyle w:val="ListParagraph"/>
+        <w:numPr>
+          <w:ilvl w:val="0"/>
+          <w:numId w:val="7"/>
+        </w:numPr>
+      </w:pPr>
+      <w:r>
+        <w:t>Fix three post holders (PH30/M) to the rail carriages with M6 setscrews</w:t>
+      </w:r>
+    </w:p>
+    <w:p>
+      <w:pPr>
+        <w:pStyle w:val="Heading2"/>
+      </w:pPr>
+      <w:bookmarkStart w:id="3" w:name="_Toc228364996"/>
+      <w:r>
+        <w:t>Assembling the detection objective and filter slider</w:t>
+      </w:r>
+      <w:bookmarkEnd w:id="3"/>
+    </w:p>
+    <w:p>
+      <w:pPr>
+        <w:pStyle w:val="ListParagraph"/>
+        <w:numPr>
+          <w:ilvl w:val="0"/>
+          <w:numId w:val="7"/>
+        </w:numPr>
+      </w:pPr>
+      <w:r>
+        <w:t>Attach the W26 x 0.706 internal to SM1 external thread adapter (SM1A27) to the detection objective (MY10X-803).</w:t>
+      </w:r>
+    </w:p>
+    <w:p>
+      <w:pPr>
+        <w:pStyle w:val="ListParagraph"/>
+        <w:numPr>
+          <w:ilvl w:val="0"/>
+          <w:numId w:val="7"/>
+        </w:numPr>
+      </w:pPr>
+      <w:r>
+        <w:t>Attach the objective thread adaptor to the SM1 internal to SM2 external thread adapter (SM2A6).</w:t>
+      </w:r>
+    </w:p>
+    <w:p>
+      <w:pPr>
+        <w:pStyle w:val="ListParagraph"/>
+        <w:numPr>
+          <w:ilvl w:val="0"/>
+          <w:numId w:val="7"/>
+        </w:numPr>
+      </w:pPr>
+      <w:r>
+        <w:t>Attach the SM2 external thread adaptor to the 60 mm cage plate, 0.5” thick (LCP34/M).</w:t>
+      </w:r>
+    </w:p>
+    <w:p>
+      <w:pPr>
+        <w:pStyle w:val="ListParagraph"/>
+        <w:numPr>
+          <w:ilvl w:val="0"/>
+          <w:numId w:val="7"/>
+        </w:numPr>
+      </w:pPr>
+      <w:r>
+        <w:t>Insert two 2” long cage assembly rods (ER2) in the bottom two holes of the 60 mm cage plate and tighten the M4 set screws.</w:t>
+      </w:r>
+    </w:p>
+    <w:p>
+      <w:pPr>
+        <w:pStyle w:val="ListParagraph"/>
+        <w:numPr>
+          <w:ilvl w:val="0"/>
+          <w:numId w:val="7"/>
+        </w:numPr>
+      </w:pPr>
+      <w:r>
+        <w:t>Attach a 40 mm optical post (TR40/M) to the cage plate using an M4 set screw.</w:t>
+      </w:r>
+    </w:p>
+    <w:p>
+      <w:pPr>
+        <w:pStyle w:val="ListParagraph"/>
+        <w:numPr>
+          <w:ilvl w:val="0"/>
+          <w:numId w:val="7"/>
+        </w:numPr>
+      </w:pPr>
+      <w:r>
+        <w:t>Attach the SM1-threaded 30 mm to 60 mm cage plate adapter, 0.5” thick (LCP33/M) via the bottom two holes to the cage assembly rods and tighten the M4 set screws.</w:t>
+      </w:r>
+    </w:p>
+    <w:p>
+      <w:pPr>
+        <w:pStyle w:val="ListParagraph"/>
+        <w:numPr>
+          <w:ilvl w:val="0"/>
+          <w:numId w:val="7"/>
+        </w:numPr>
+      </w:pPr>
+      <w:r>
+        <w:t xml:space="preserve">Insert four 1” long cage assembly rods (ER1) into the </w:t>
+      </w:r>
+      <w:proofErr w:type="spellStart"/>
+      <w:r>
+        <w:t>centre</w:t>
+      </w:r>
+      <w:proofErr w:type="spellEnd"/>
+      <w:r>
+        <w:t xml:space="preserve"> four holes of the SM1-threaded 30 mm to 60 mm cage plate adapter.</w:t>
+      </w:r>
+    </w:p>
+    <w:p>
+      <w:pPr>
+        <w:pStyle w:val="ListParagraph"/>
+        <w:numPr>
+          <w:ilvl w:val="0"/>
+          <w:numId w:val="7"/>
+        </w:numPr>
+      </w:pPr>
+      <w:r>
+        <w:t>Insert the filter slider (ELL9) between the 60 mm cage plate and SM1-threaded 30 mm to 60 mm cage plate adapter, fastening to the four previously inserted 1” long cage assembly rods.</w:t>
+      </w:r>
+    </w:p>
+    <w:p>
+      <w:pPr>
+        <w:pStyle w:val="ListParagraph"/>
+        <w:numPr>
+          <w:ilvl w:val="0"/>
+          <w:numId w:val="7"/>
+        </w:numPr>
+      </w:pPr>
+      <w:r>
+        <w:lastRenderedPageBreak/>
+        <w:t>Mount the necessary chromatic filters in SM1 lens tubes (</w:t>
+      </w:r>
+      <w:r>
+        <w:t>SM1L03</w:t>
+      </w:r>
+      <w:r>
+        <w:t>)</w:t>
+      </w:r>
+      <w:r>
+        <w:t xml:space="preserve"> </w:t>
+      </w:r>
+      <w:r>
+        <w:t>and thread into the filter slider.</w:t>
+      </w:r>
+    </w:p>
+    <w:p>
+      <w:pPr>
+        <w:pStyle w:val="ListParagraph"/>
+        <w:numPr>
+          <w:ilvl w:val="0"/>
+          <w:numId w:val="7"/>
+        </w:numPr>
+      </w:pPr>
+      <w:r>
+        <w:t>Attach a 40 mm optical post (TR40/M) to the SM1-threaded 30 mm to 60 mm cage plate adapter with an M4 set screw.</w:t>
+      </w:r>
+    </w:p>
+    <w:p>
+      <w:pPr>
+        <w:pStyle w:val="Heading2"/>
+      </w:pPr>
+      <w:bookmarkStart w:id="4" w:name="_Toc228364997"/>
+      <w:r>
+        <w:t>Assembling the tube lens and camera</w:t>
+      </w:r>
+      <w:bookmarkEnd w:id="4"/>
+    </w:p>
+    <w:p>
+      <w:pPr>
+        <w:pStyle w:val="ListParagraph"/>
+        <w:numPr>
+          <w:ilvl w:val="0"/>
+          <w:numId w:val="7"/>
+        </w:numPr>
+      </w:pPr>
+      <w:r>
+        <w:t>In order, screw together the following components: 30 mm cage plate (CP33/M), SM1 external to SM2 internal thread adapter (SM1A2), 0.5” SM2 lens tube (SM2L05), f = 200 mm tube lens (TTL200-A), 3” SM2 lens tube (SM2L30), 0.5” SM2 lens tube (SM2L05), SM1 external to SM2 internal thread adapter (SM1A2), 30 mm cage plate (CP33/M).</w:t>
+      </w:r>
+    </w:p>
+    <w:p>
+      <w:pPr>
+        <w:pStyle w:val="ListParagraph"/>
+        <w:numPr>
+          <w:ilvl w:val="0"/>
+          <w:numId w:val="7"/>
+        </w:numPr>
+      </w:pPr>
+      <w:r>
+        <w:t>Insert four 1” cage assembly rods into the second 30 mm cage plate and tighten the retaining screws.</w:t>
+      </w:r>
+    </w:p>
+    <w:p>
+      <w:pPr>
+        <w:pStyle w:val="ListParagraph"/>
+        <w:numPr>
+          <w:ilvl w:val="0"/>
+          <w:numId w:val="7"/>
+        </w:numPr>
+      </w:pPr>
+      <w:r>
+        <w:t>Fasten a second 30 mm cage plate onto the cage assembly rods, leaving a small gap between the two.</w:t>
+      </w:r>
+    </w:p>
+    <w:p>
+      <w:pPr>
+        <w:pStyle w:val="ListParagraph"/>
+        <w:numPr>
+          <w:ilvl w:val="0"/>
+          <w:numId w:val="7"/>
+        </w:numPr>
+      </w:pPr>
+      <w:r>
+        <w:t>Screw a SM1 coupler (SM1T10) onto the second 30 mm cage plate.</w:t>
+      </w:r>
+    </w:p>
+    <w:p>
+      <w:pPr>
+        <w:pStyle w:val="ListParagraph"/>
+        <w:numPr>
+          <w:ilvl w:val="0"/>
+          <w:numId w:val="7"/>
+        </w:numPr>
+      </w:pPr>
+      <w:r>
+        <w:t>Screw a 0.5” SM1 lens tube (SM1L03) onto the SM1 coupler.</w:t>
+      </w:r>
+    </w:p>
+    <w:p>
+      <w:pPr>
+        <w:pStyle w:val="ListParagraph"/>
+        <w:numPr>
+          <w:ilvl w:val="0"/>
+          <w:numId w:val="7"/>
+        </w:numPr>
+      </w:pPr>
+      <w:r>
+        <w:t xml:space="preserve">Screw the </w:t>
+      </w:r>
+      <w:proofErr w:type="spellStart"/>
+      <w:r>
+        <w:t>Kiralux</w:t>
+      </w:r>
+      <w:proofErr w:type="spellEnd"/>
+      <w:r>
+        <w:t xml:space="preserve"> 8.9 MP Monochrome CMOS camera (CS895MU) onto the 0.5” SM1 lens tube.</w:t>
+      </w:r>
+    </w:p>
+    <w:p>
+      <w:pPr>
+        <w:pStyle w:val="ListParagraph"/>
+        <w:numPr>
+          <w:ilvl w:val="0"/>
+          <w:numId w:val="7"/>
+        </w:numPr>
+      </w:pPr>
+      <w:r>
+        <w:t>Retaining ring.</w:t>
+      </w:r>
+    </w:p>
+    <w:p>
+      <w:r>
+        <w:t xml:space="preserve">CRITICAL STEP The assembly allows for the camera to be rotated to the vertical position to </w:t>
+      </w:r>
+      <w:proofErr w:type="spellStart"/>
+      <w:r>
+        <w:t>maximise</w:t>
+      </w:r>
+      <w:proofErr w:type="spellEnd"/>
+      <w:r>
+        <w:t xml:space="preserve"> the field-of-view.</w:t>
+      </w:r>
+    </w:p>
+    <w:p>
+      <w:r>
+        <w:t>CRITICAL STEP The precise alignment of the camera and tube lens is critical for diffraction limited imaging. The distance between the camera and tube lens can be adjusted by loosening the retaining screws on the 30 mm cage plate closest to the camera and moving the camera attached to the cage plate along the optical path direction. To ensure optimal alignment, point the camera outside the window and align the camera by focusing on structures 50 meters away.</w:t>
+      </w:r>
+    </w:p>
+    <w:p>
+      <w:pPr>
+        <w:pStyle w:val="Heading2"/>
+      </w:pPr>
+      <w:bookmarkStart w:id="5" w:name="_Toc228364998"/>
+      <w:r>
+        <w:t>Mounting the detection arm to the stage</w:t>
+      </w:r>
+      <w:bookmarkEnd w:id="5"/>
+    </w:p>
+    <w:p>
+      <w:pPr>
+        <w:pStyle w:val="ListParagraph"/>
+        <w:numPr>
+          <w:ilvl w:val="0"/>
+          <w:numId w:val="7"/>
+        </w:numPr>
+      </w:pPr>
+      <w:r>
+        <w:t>Attach the detection objective and filter slider to the camera and tube lens assembly using the four 1” long cage assembly rods and tighten the retaining screws.</w:t>
+      </w:r>
+    </w:p>
+    <w:p>
+      <w:pPr>
+        <w:pStyle w:val="ListParagraph"/>
+        <w:numPr>
+          <w:ilvl w:val="0"/>
+          <w:numId w:val="7"/>
+        </w:numPr>
+      </w:pPr>
+      <w:r>
+        <w:t xml:space="preserve">The complete detection arm can now be attached to the detection arm stage using the three 40 mm optical posts and post holders. </w:t>
+      </w:r>
+    </w:p>
+    <w:p>
+      <w:r>
+        <w:t xml:space="preserve">CRITICAL STEP </w:t>
+      </w:r>
+      <w:r>
+        <w:t>E</w:t>
+      </w:r>
+      <w:r>
+        <w:t>nsure the detection arm is level before fixing in place using a circular bullseye level (LVL03)</w:t>
+      </w:r>
+      <w:r>
+        <w:t>.</w:t>
+      </w:r>
+    </w:p>
+    <w:p>
+      <w:pPr>
+        <w:pStyle w:val="Heading2"/>
+      </w:pPr>
+      <w:bookmarkStart w:id="6" w:name="_Toc228364999"/>
+      <w:r>
+        <w:lastRenderedPageBreak/>
+        <w:t>Assembling the sample stage</w:t>
+      </w:r>
+      <w:bookmarkEnd w:id="6"/>
+    </w:p>
+    <w:p>
+      <w:pPr>
+        <w:pStyle w:val="ListParagraph"/>
+        <w:numPr>
+          <w:ilvl w:val="0"/>
+          <w:numId w:val="7"/>
+        </w:numPr>
+      </w:pPr>
+      <w:r>
+        <w:t>Fasten a 3” dovetail rail (XR25DR2) flush with the corner of the optical breadboard using M6 set screws.</w:t>
+      </w:r>
+    </w:p>
+    <w:p>
+      <w:pPr>
+        <w:pStyle w:val="ListParagraph"/>
+        <w:numPr>
+          <w:ilvl w:val="0"/>
+          <w:numId w:val="7"/>
+        </w:numPr>
+      </w:pPr>
+      <w:r>
+        <w:t>Obtain a crossed-roller side-actuated translation stages (XR25P/M), loosen the flexure lock, and remove the micrometer head.</w:t>
+      </w:r>
+    </w:p>
+    <w:p>
+      <w:pPr>
+        <w:pStyle w:val="ListParagraph"/>
+        <w:numPr>
+          <w:ilvl w:val="0"/>
+          <w:numId w:val="7"/>
+        </w:numPr>
+      </w:pPr>
+      <w:r>
+        <w:t>If necessary, convert the stage to a left-hand configuration by swapping the side mounts with the locking plate.</w:t>
+      </w:r>
+    </w:p>
+    <w:p>
+      <w:pPr>
+        <w:ind w:left="360"/>
+      </w:pPr>
+      <w:r>
+        <w:t>CRITICAL STEP Fully retract the micrometer head before removing the locking plate to prevent the stage from rapidly retracting.</w:t>
+      </w:r>
+    </w:p>
+    <w:p>
+      <w:pPr>
+        <w:pStyle w:val="ListParagraph"/>
+        <w:numPr>
+          <w:ilvl w:val="0"/>
+          <w:numId w:val="7"/>
+        </w:numPr>
+      </w:pPr>
+      <w:r>
+        <w:t>Mount one motorized actuator (Z825B) onto the translation stage, labeling the assembly as the sample stage.</w:t>
+      </w:r>
+    </w:p>
+    <w:p>
+      <w:pPr>
+        <w:pStyle w:val="ListParagraph"/>
+        <w:numPr>
+          <w:ilvl w:val="0"/>
+          <w:numId w:val="7"/>
+        </w:numPr>
+      </w:pPr>
+      <w:r>
+        <w:t>Mount the translation stage onto the dovetail rail.</w:t>
+      </w:r>
+    </w:p>
+    <w:p>
+      <w:pPr>
+        <w:pStyle w:val="ListParagraph"/>
+        <w:numPr>
+          <w:ilvl w:val="0"/>
+          <w:numId w:val="7"/>
+        </w:numPr>
+      </w:pPr>
+      <w:r>
+        <w:t>Fix two 25 mm pillar posts (RS25/M) to the back two counterbored M6 holes on the underside of the Self-Contained XYZ 25 mm Translation stage (LX30/M) using M6 cap screws.</w:t>
+      </w:r>
+    </w:p>
+    <w:p>
+      <w:pPr>
+        <w:pStyle w:val="ListParagraph"/>
+        <w:numPr>
+          <w:ilvl w:val="0"/>
+          <w:numId w:val="7"/>
+        </w:numPr>
+      </w:pPr>
+      <w:r>
+        <w:t>Fix two 25 mm pillar posts (RS25/M) to the front two M6 counterbored holes of the translation stage using M6 set screws.</w:t>
+      </w:r>
+    </w:p>
+    <w:p>
+      <w:pPr>
+        <w:pStyle w:val="ListParagraph"/>
+        <w:numPr>
+          <w:ilvl w:val="0"/>
+          <w:numId w:val="7"/>
+        </w:numPr>
+      </w:pPr>
+      <w:r>
+        <w:t>Fasten the Self-Contained XYZ 25 mm Translation stage to the two posts on the front of the translation stage using M6 cap screws.</w:t>
+      </w:r>
+    </w:p>
+    <w:p>
+      <w:pPr>
+        <w:pStyle w:val="ListParagraph"/>
+        <w:numPr>
+          <w:ilvl w:val="0"/>
+          <w:numId w:val="7"/>
+        </w:numPr>
+      </w:pPr>
+      <w:r>
+        <w:t>Create a ledge for the cuvette using a mounting base BA1/M attached to the vertical translational stage using an M6 cap screw.</w:t>
+      </w:r>
+    </w:p>
+    <w:p>
+      <w:pPr>
+        <w:pStyle w:val="ListParagraph"/>
+        <w:numPr>
+          <w:ilvl w:val="0"/>
+          <w:numId w:val="7"/>
+        </w:numPr>
+      </w:pPr>
+      <w:r>
+        <w:t>Fasten a microscope slide spring clip to the vertical translation stage using an internal M4 x 0.7 threads and external M6 x 1.0 threads adapter (AE4M6MS).</w:t>
+      </w:r>
+    </w:p>
+    <w:p>
+      <w:pPr>
+        <w:pStyle w:val="Heading2"/>
+      </w:pPr>
+      <w:bookmarkStart w:id="7" w:name="_Toc228365000"/>
+      <w:r>
+        <w:t>Assembling the illumination arm stage components:</w:t>
+      </w:r>
+      <w:bookmarkEnd w:id="7"/>
+    </w:p>
+    <w:p>
+      <w:pPr>
+        <w:pStyle w:val="ListParagraph"/>
+        <w:numPr>
+          <w:ilvl w:val="0"/>
+          <w:numId w:val="7"/>
+        </w:numPr>
+      </w:pPr>
+      <w:r>
+        <w:t>Obtain two crossed-roller side-actuated translation stages (XR25P/M). From one translation stage, loosen the flexure lock, and remove the micrometer head.</w:t>
+      </w:r>
+    </w:p>
+    <w:p>
+      <w:pPr>
+        <w:pStyle w:val="ListParagraph"/>
+        <w:numPr>
+          <w:ilvl w:val="0"/>
+          <w:numId w:val="7"/>
+        </w:numPr>
+      </w:pPr>
+      <w:r>
+        <w:t>If necessary, convert the stage to a right-hand configuration by swapping the side mounts with the locking plate.</w:t>
+      </w:r>
+    </w:p>
+    <w:p>
+      <w:pPr>
+        <w:ind w:left="360"/>
+      </w:pPr>
+      <w:r>
+        <w:t>CRITICAL STEP Fully retract the micrometer head before removing the locking plate to prevent the stage from rapidly retracting.</w:t>
+      </w:r>
+    </w:p>
+    <w:p>
+      <w:pPr>
+        <w:pStyle w:val="ListParagraph"/>
+        <w:numPr>
+          <w:ilvl w:val="0"/>
+          <w:numId w:val="7"/>
+        </w:numPr>
+      </w:pPr>
+      <w:r>
+        <w:t xml:space="preserve">Fix the stages to the to the optical breadboard at the given location </w:t>
+      </w:r>
+      <w:r>
+        <w:rPr>
+          <w:highlight w:val="yellow"/>
+        </w:rPr>
+        <w:t>(Fig x)</w:t>
+      </w:r>
+      <w:r>
         <w:t xml:space="preserve"> with M6 cap screws.</w:t>
       </w:r>
     </w:p>
@@ -1494,35 +3213,35 @@
         </w:numPr>
       </w:pPr>
       <w:r>
+        <w:t>With the micrometer fully retracted fasten a 500 mm long, 66 mm wide single dovetail rail (XT66SD-500) to the translation stages with four M6 cap screws.</w:t>
+      </w:r>
+    </w:p>
+    <w:p>
+      <w:pPr>
+        <w:pStyle w:val="ListParagraph"/>
+        <w:numPr>
+          <w:ilvl w:val="0"/>
+          <w:numId w:val="7"/>
+        </w:numPr>
+      </w:pPr>
+      <w:r>
+        <w:t>Mount 4 rail carriages (XT66P2/M) on the 66 mm dovetail rail.</w:t>
+      </w:r>
+    </w:p>
+    <w:p>
+      <w:pPr>
+        <w:pStyle w:val="ListParagraph"/>
+        <w:numPr>
+          <w:ilvl w:val="0"/>
+          <w:numId w:val="7"/>
+        </w:numPr>
+      </w:pPr>
+      <w:r>
         <w:lastRenderedPageBreak/>
-        <w:t>With the micrometer fully retracted fasten a 500 mm long, 66 mm wide single dovetail rail (XT66SD-500, Thorlabs) to the translation stages with four M6 cap screws.</w:t>
-      </w:r>
-    </w:p>
-    <w:p>
-      <w:pPr>
-        <w:pStyle w:val="ListParagraph"/>
-        <w:numPr>
-          <w:ilvl w:val="0"/>
-          <w:numId w:val="7"/>
-        </w:numPr>
-      </w:pPr>
-      <w:r>
-        <w:t>Mount 4 rail carriages (XT66P2/M, Thorlabs) on the 66 mm dovetail rail.</w:t>
-      </w:r>
-    </w:p>
-    <w:p>
-      <w:pPr>
-        <w:pStyle w:val="ListParagraph"/>
-        <w:numPr>
-          <w:ilvl w:val="0"/>
-          <w:numId w:val="7"/>
-        </w:numPr>
-      </w:pPr>
-      <w:r>
         <w:t>For the illumination cage, f</w:t>
       </w:r>
       <w:r>
-        <w:t>ix three post holders (PH30/M, Thorlabs) to the front three rail carriages with M6 setscrews.</w:t>
+        <w:t>ix three post holders (PH30/M) to the front three rail carriages with M6 setscrews.</w:t>
       </w:r>
     </w:p>
     <w:p>
@@ -1546,19 +3265,27 @@
         <w:t>⌀</w:t>
       </w:r>
       <w:r>
-        <w:t>12.7 mm pedestal post holder (PH30E/M, Thorlabs) to the rear rail carriage with a clamping fork (CF038-P5, Thorlabs) and M6 cap screw.</w:t>
+        <w:t>12.7 mm pedestal post holder (PH30E/M</w:t>
+      </w:r>
+      <w:r>
+        <w:t>)</w:t>
+      </w:r>
+      <w:r>
+        <w:t xml:space="preserve"> to the rear rail carriage with a clamping fork (CF038-P5) and M6 cap screw.</w:t>
       </w:r>
     </w:p>
     <w:p>
       <w:pPr>
         <w:pStyle w:val="Heading2"/>
       </w:pPr>
+      <w:bookmarkStart w:id="8" w:name="_Toc228365001"/>
       <w:r>
         <w:t>Fiber</w:t>
       </w:r>
       <w:r>
         <w:t xml:space="preserve"> and cylindrical lens assembly</w:t>
       </w:r>
+      <w:bookmarkEnd w:id="8"/>
     </w:p>
     <w:p>
       <w:pPr>
@@ -1575,7 +3302,7 @@
         <w:t xml:space="preserve"> (XX mm, </w:t>
       </w:r>
       <w:r>
-        <w:t>ER4, Thorlabs) into a</w:t>
+        <w:t>ER4) into a</w:t>
       </w:r>
       <w:r>
         <w:t>n</w:t>
@@ -1584,7 +3311,13 @@
         <w:t xml:space="preserve"> </w:t>
       </w:r>
       <w:r>
-        <w:t>XY adjustable lens-mount (XX)</w:t>
+        <w:t>XY adjustable lens-mount (</w:t>
+      </w:r>
+      <w:r>
+        <w:t>CXY1A</w:t>
+      </w:r>
+      <w:r>
+        <w:t>)</w:t>
       </w:r>
       <w:r>
         <w:t>, tighten the retaining screws</w:t>
@@ -1635,7 +3368,13 @@
         </w:numPr>
       </w:pPr>
       <w:r>
-        <w:t xml:space="preserve">Collimate the laser beam by moving the fiber mount along the optical axis and use shear plate to verify. </w:t>
+        <w:t xml:space="preserve">Collimate the laser beam by moving the fiber mount along the optical axis and use </w:t>
+      </w:r>
+      <w:r>
+        <w:t xml:space="preserve">a </w:t>
+      </w:r>
+      <w:r>
+        <w:t xml:space="preserve">shear plate to verify. </w:t>
       </w:r>
     </w:p>
     <w:p>
@@ -1647,6 +3386,18 @@
         </w:numPr>
       </w:pPr>
       <w:r>
+        <w:t>Roughly XY-align the beam exiting the collimating lens by adjusting the setting screws on the lens holder.</w:t>
+      </w:r>
+    </w:p>
+    <w:p>
+      <w:pPr>
+        <w:pStyle w:val="ListParagraph"/>
+        <w:numPr>
+          <w:ilvl w:val="0"/>
+          <w:numId w:val="7"/>
+        </w:numPr>
+      </w:pPr>
+      <w:r>
         <w:t>Slide a 30 mm cage-compatible adjustable pinhole (XX) flush against the lens mount. This pinhole can be used for alignment purposes (See CRITICAL STEP) and should be fully open otherwise.</w:t>
       </w:r>
     </w:p>
@@ -1659,7 +3410,7 @@
         </w:numPr>
       </w:pPr>
       <w:r>
-        <w:t>Slide a 30 mm cage system adjustable slit (VA100CP/M, Thorlabs) onto the cage rods with the slit orientated XX.</w:t>
+        <w:t>Slide a 30 mm cage system adjustable slit (VA100CP/M) onto the cage rods with the slit orientated XX.</w:t>
       </w:r>
     </w:p>
     <w:p>
@@ -1671,7 +3422,18 @@
         </w:numPr>
       </w:pPr>
       <w:r>
-        <w:t>Attach the cage system to a right-angle kinematic elliptical mirror mount (KCB1EC/M, Thorlabs) with mirror (XXX) inserted and tighten the retaining screws.</w:t>
+        <w:t>Attach the cage system to a right-angle kinematic elliptical mirror mount (KCB1EC/</w:t>
+      </w:r>
+      <w:proofErr w:type="spellStart"/>
+      <w:r>
+        <w:t>M</w:t>
+      </w:r>
+      <w:r>
+        <w:t>ß</w:t>
+      </w:r>
+      <w:proofErr w:type="spellEnd"/>
+      <w:r>
+        <w:t>) with mirror (XXX) inserted and tighten the retaining screws.</w:t>
       </w:r>
     </w:p>
     <w:p>
@@ -1727,7 +3489,19 @@
         <w:t xml:space="preserve">close the alignment pinhole after the collimation lens and </w:t>
       </w:r>
       <w:r>
-        <w:t>walk the beam using the two mirrors through an alignment target (</w:t>
+        <w:t>walk the beam using the two mirrors through a</w:t>
+      </w:r>
+      <w:r>
+        <w:t xml:space="preserve"> frosted </w:t>
+      </w:r>
+      <w:r>
+        <w:t xml:space="preserve">alignment </w:t>
+      </w:r>
+      <w:r>
+        <w:t>disk</w:t>
+      </w:r>
+      <w:r>
+        <w:t xml:space="preserve"> (</w:t>
       </w:r>
       <w:r>
         <w:t>DG10-1500-H1-MD</w:t>
@@ -1745,20 +3519,22 @@
         </w:numPr>
       </w:pPr>
       <w:r>
+        <w:t>Insert a XX mm cylindrical lens (XX) into an SM1 lens tube (XX)</w:t>
+      </w:r>
+      <w:r>
+        <w:t>. It will be inserted into the rotation mount during the alignment procedure.</w:t>
+      </w:r>
+    </w:p>
+    <w:p>
+      <w:pPr>
+        <w:pStyle w:val="Heading2"/>
+      </w:pPr>
+      <w:bookmarkStart w:id="9" w:name="_Toc228365002"/>
+      <w:r>
         <w:lastRenderedPageBreak/>
-        <w:t>Insert a XX mm cylindrical lens (XX) into an SM1 lens tube (XX) and thread onto the rotation mount</w:t>
-      </w:r>
-      <w:r>
-        <w:t xml:space="preserve">. </w:t>
-      </w:r>
-    </w:p>
-    <w:p>
-      <w:pPr>
-        <w:pStyle w:val="Heading2"/>
-      </w:pPr>
-      <w:r>
         <w:t>Illumination cage assembly</w:t>
       </w:r>
+      <w:bookmarkEnd w:id="9"/>
     </w:p>
     <w:p>
       <w:pPr>
@@ -1862,7 +3638,7 @@
         </w:numPr>
       </w:pPr>
       <w:r>
-        <w:t>Attach three XX mm posts (XX) to all the 30 mm cage plates except the plate at the back of the assembly and mount the assembly on the dovetail rail.</w:t>
+        <w:t>Slide a XX mm cage rod into the system from the back to connect the back of the cage and the first lens mount.</w:t>
       </w:r>
     </w:p>
     <w:p>
@@ -1874,31 +3650,112 @@
         </w:numPr>
       </w:pPr>
       <w:r>
-        <w:t>Attach two XX mm posts (XX) to the cage plate threads on the fiber + cylindrical lens assembly and mount two cage holders on the bottom.</w:t>
-      </w:r>
-    </w:p>
-    <w:p>
-      <w:pPr>
-        <w:rPr>
-          <w:caps/>
-        </w:rPr>
-      </w:pPr>
+        <w:t>Slide another XX mm cage rod from the front into the system.</w:t>
+      </w:r>
+    </w:p>
+    <w:p>
+      <w:r>
+        <w:t xml:space="preserve">CRITICAL STEP The resulting gap allows to mount the lens into the middle lens mount </w:t>
+      </w:r>
+      <w:proofErr w:type="gramStart"/>
+      <w:r>
+        <w:t>at a later time</w:t>
+      </w:r>
+      <w:proofErr w:type="gramEnd"/>
+      <w:r>
+        <w:t xml:space="preserve"> to improve alignment efficiency.</w:t>
+      </w:r>
+    </w:p>
+    <w:p>
+      <w:pPr>
+        <w:pStyle w:val="ListParagraph"/>
+        <w:numPr>
+          <w:ilvl w:val="0"/>
+          <w:numId w:val="7"/>
+        </w:numPr>
+      </w:pPr>
+      <w:r>
+        <w:t xml:space="preserve">Attach three XX mm posts (XX) to all the 30 mm cage plates except the plate at the back of the assembly and mount the assembly </w:t>
+      </w:r>
+      <w:r>
+        <w:t xml:space="preserve">on the front three post holders </w:t>
+      </w:r>
+      <w:r>
+        <w:t>on the dovetail rail.</w:t>
+      </w:r>
+    </w:p>
+    <w:p>
+      <w:pPr>
+        <w:pStyle w:val="ListParagraph"/>
+        <w:numPr>
+          <w:ilvl w:val="0"/>
+          <w:numId w:val="7"/>
+        </w:numPr>
+      </w:pPr>
+      <w:r>
+        <w:t xml:space="preserve">Attach two XX mm posts (XX) to the cage plate threads on the fiber + cylindrical lens assembly </w:t>
+      </w:r>
+      <w:r>
+        <w:t xml:space="preserve">using an M4-M6 adapter </w:t>
+      </w:r>
+      <w:r>
+        <w:t xml:space="preserve">and mount two </w:t>
+      </w:r>
+      <w:r>
+        <w:t>Snap on 30 mm cage mounting brackets (</w:t>
+      </w:r>
       <w:r>
         <w:rPr>
           <w:highlight w:val="yellow"/>
         </w:rPr>
-        <w:t>TO CONTINUE</w:t>
+        <w:t>CPMA3</w:t>
+      </w:r>
+      <w:r>
+        <w:t>)</w:t>
+      </w:r>
+      <w:r>
+        <w:t xml:space="preserve"> on the bottom</w:t>
+      </w:r>
+      <w:r>
+        <w:t xml:space="preserve"> (</w:t>
+      </w:r>
+      <w:r>
+        <w:rPr>
+          <w:highlight w:val="yellow"/>
+        </w:rPr>
+        <w:t>CP33B cage mounting brackets are better</w:t>
+      </w:r>
+      <w:r>
+        <w:t>).</w:t>
+      </w:r>
+    </w:p>
+    <w:p>
+      <w:pPr>
+        <w:pStyle w:val="ListParagraph"/>
+        <w:numPr>
+          <w:ilvl w:val="0"/>
+          <w:numId w:val="7"/>
+        </w:numPr>
+      </w:pPr>
+      <w:r>
+        <w:t xml:space="preserve">Mount the galvo mirror on a XX mm post (XX) and insert into </w:t>
+      </w:r>
+      <w:r>
+        <w:t>pedestal post</w:t>
+      </w:r>
+      <w:r>
+        <w:t xml:space="preserve"> at the back of the dovetail rail.</w:t>
       </w:r>
     </w:p>
     <w:p>
       <w:pPr>
         <w:pStyle w:val="Heading2"/>
       </w:pPr>
-      <w:bookmarkStart w:id="8" w:name="_Toc227851558"/>
-      <w:r>
-        <w:t>Laser, power supplies and triggering</w:t>
-      </w:r>
-      <w:bookmarkEnd w:id="8"/>
+      <w:bookmarkStart w:id="10" w:name="_Toc228365003"/>
+      <w:r>
+        <w:t>Connecting the electrical components</w:t>
+      </w:r>
+      <w:bookmarkEnd w:id="10"/>
     </w:p>
     <w:p>
       <w:pPr>
@@ -1909,7 +3766,7 @@
         </w:numPr>
       </w:pPr>
       <w:r>
-        <w:t>Route each stage’s motor cable to its KDC101 controller (Thorlabs), plug each controller into its KSP101 power supply (Thorlabs), and arrange the controller–power pairs neatly on the breadboard.</w:t>
+        <w:t>Route each stage’s motor cable to its KDC101 controller, plug each controller into its KSP101 power supply, and arrange the controller–power pairs neatly on the breadboard.</w:t>
       </w:r>
     </w:p>
     <w:p>
@@ -1921,27 +3778,1383 @@
         </w:numPr>
       </w:pPr>
       <w:r>
-        <w:t>The stages, filter slider lasers are triggered using an Arduino Uno</w:t>
+        <w:t>Test the connection and function of the KDC101 controller using Thorlabs Kinesis software and make sure that both sample and camera stage are movable.</w:t>
+      </w:r>
+    </w:p>
+    <w:p>
+      <w:pPr>
+        <w:pStyle w:val="ListParagraph"/>
+        <w:numPr>
+          <w:ilvl w:val="0"/>
+          <w:numId w:val="7"/>
+        </w:numPr>
+      </w:pPr>
+      <w:r>
+        <w:t xml:space="preserve">Test the ELL9 filter slider by plugging in the USB cable and start ELLO software and make sure slider can move into all positions without problem. </w:t>
+      </w:r>
+    </w:p>
+    <w:p>
+      <w:r>
+        <w:t xml:space="preserve">CRITICAL STEP If the slider seems to move slowly through the positions or gets stuck it is possible to apply a very small amount of lubricant (WD-40) on the rail where the slider is </w:t>
+      </w:r>
+      <w:r>
+        <w:lastRenderedPageBreak/>
+        <w:t>carried. However, no lubricant should be reaching the bottom black part where the piezo elements grab the slider.</w:t>
+      </w:r>
+    </w:p>
+    <w:p>
+      <w:pPr>
+        <w:pStyle w:val="ListParagraph"/>
+        <w:numPr>
+          <w:ilvl w:val="0"/>
+          <w:numId w:val="7"/>
+        </w:numPr>
+      </w:pPr>
+      <w:r>
+        <w:t xml:space="preserve">Connect the single mode fiber to the fiber coupler of the </w:t>
+      </w:r>
+      <w:r>
+        <w:t xml:space="preserve">laser system and test using the correct software (here, </w:t>
+      </w:r>
+      <w:proofErr w:type="spellStart"/>
+      <w:r>
+        <w:t>Cobolt</w:t>
+      </w:r>
+      <w:proofErr w:type="spellEnd"/>
+      <w:r>
+        <w:t xml:space="preserve"> monitor was used). </w:t>
+      </w:r>
+    </w:p>
+    <w:p>
+      <w:r>
+        <w:t xml:space="preserve">CRITICAL STEP Lower the laser power for alignment purposes to a minimum (~1-5 </w:t>
+      </w:r>
+      <w:proofErr w:type="spellStart"/>
+      <w:r>
+        <w:t>mW</w:t>
+      </w:r>
+      <w:proofErr w:type="spellEnd"/>
+      <w:r>
+        <w:t>).</w:t>
+      </w:r>
+    </w:p>
+    <w:p>
+      <w:pPr>
+        <w:pStyle w:val="ListParagraph"/>
+        <w:numPr>
+          <w:ilvl w:val="0"/>
+          <w:numId w:val="7"/>
+        </w:numPr>
+      </w:pPr>
+      <w:r>
+        <w:t xml:space="preserve">Connect the camera to the computer and test using the software </w:t>
+      </w:r>
+      <w:proofErr w:type="spellStart"/>
+      <w:r>
+        <w:t>Thorcam</w:t>
+      </w:r>
+      <w:proofErr w:type="spellEnd"/>
+      <w:r>
+        <w:t>.</w:t>
+      </w:r>
+    </w:p>
+    <w:p>
+      <w:pPr>
+        <w:pStyle w:val="ListParagraph"/>
+        <w:numPr>
+          <w:ilvl w:val="0"/>
+          <w:numId w:val="7"/>
+        </w:numPr>
+      </w:pPr>
+      <w:r>
+        <w:t>Connect the galvo mirror to its power supply and test by supplying XX Hz and viewing the beam profile.</w:t>
+      </w:r>
+    </w:p>
+    <w:p>
+      <w:pPr>
+        <w:pStyle w:val="Heading2"/>
+      </w:pPr>
+      <w:bookmarkStart w:id="11" w:name="_Toc228365004"/>
+      <w:r>
+        <w:t>Aligning the illumination components</w:t>
+      </w:r>
+      <w:bookmarkEnd w:id="11"/>
+    </w:p>
+    <w:p>
+      <w:pPr>
+        <w:pStyle w:val="ListParagraph"/>
+        <w:numPr>
+          <w:ilvl w:val="0"/>
+          <w:numId w:val="7"/>
+        </w:numPr>
+      </w:pPr>
+      <w:r>
+        <w:t>Close the circular pinhole underneath the fiber collimating lens to a minimum.</w:t>
+      </w:r>
+    </w:p>
+    <w:p>
+      <w:pPr>
+        <w:pStyle w:val="ListParagraph"/>
+        <w:numPr>
+          <w:ilvl w:val="0"/>
+          <w:numId w:val="7"/>
+        </w:numPr>
+      </w:pPr>
+      <w:r>
+        <w:t>Open the slit to the maximum.</w:t>
+      </w:r>
+    </w:p>
+    <w:p>
+      <w:pPr>
+        <w:pStyle w:val="ListParagraph"/>
+        <w:numPr>
+          <w:ilvl w:val="0"/>
+          <w:numId w:val="7"/>
+        </w:numPr>
+      </w:pPr>
+      <w:r>
+        <w:t>The laser beam should enter the rotation mount through the center assuming correct beam steering with the two elliptical mirrors (See CRITICAL STEP “</w:t>
+      </w:r>
+      <w:r>
+        <w:t>Fiber and cylindrical lens assembly</w:t>
+      </w:r>
+      <w:r>
+        <w:t>”)</w:t>
+      </w:r>
+    </w:p>
+    <w:p>
+      <w:pPr>
+        <w:pStyle w:val="ListParagraph"/>
+        <w:numPr>
+          <w:ilvl w:val="0"/>
+          <w:numId w:val="7"/>
+        </w:numPr>
+      </w:pPr>
+      <w:r>
+        <w:t xml:space="preserve">Ensure that the fiber and cylindrical lens assembly is mounted </w:t>
+      </w:r>
+      <w:r>
+        <w:t>central</w:t>
+      </w:r>
+      <w:r>
+        <w:t xml:space="preserve"> on the lower illumination cage by</w:t>
+      </w:r>
+      <w:r>
+        <w:t xml:space="preserve"> mounting the two posts central on the Snap-on mounting brackets. </w:t>
+      </w:r>
+      <w:r>
+        <w:rPr>
+          <w:highlight w:val="yellow"/>
+        </w:rPr>
+        <w:t>The mounting bracket CP33B offers a central bore hole and seems to be better suited, however, it was released before the writing of this manual but after designing the system.</w:t>
+      </w:r>
+    </w:p>
+    <w:p>
+      <w:pPr>
+        <w:pStyle w:val="ListParagraph"/>
+        <w:numPr>
+          <w:ilvl w:val="0"/>
+          <w:numId w:val="7"/>
+        </w:numPr>
+      </w:pPr>
+      <w:r>
+        <w:t>Adjust the setting screws on both adjustable lens holders to the center position.</w:t>
+      </w:r>
+    </w:p>
+    <w:p>
+      <w:pPr>
+        <w:pStyle w:val="ListParagraph"/>
+        <w:numPr>
+          <w:ilvl w:val="0"/>
+          <w:numId w:val="7"/>
+        </w:numPr>
+      </w:pPr>
+      <w:r>
+        <w:t xml:space="preserve">Mount a frosted alignment </w:t>
+      </w:r>
+      <w:r>
+        <w:t>disk</w:t>
+      </w:r>
+      <w:r>
+        <w:t xml:space="preserve"> (</w:t>
+      </w:r>
+      <w:r>
+        <w:t>DG10-1500-H1-MD</w:t>
+      </w:r>
+      <w:r>
+        <w:t>) into the front adjustable lens tube where the objective lens will be later.</w:t>
+      </w:r>
+    </w:p>
+    <w:p>
+      <w:pPr>
+        <w:pStyle w:val="ListParagraph"/>
+        <w:numPr>
+          <w:ilvl w:val="0"/>
+          <w:numId w:val="7"/>
+        </w:numPr>
+      </w:pPr>
+      <w:r>
+        <w:t xml:space="preserve">Position </w:t>
+      </w:r>
+      <w:r>
+        <w:t>30 mm Cage alignment plates (</w:t>
+      </w:r>
+      <w:r>
+        <w:t>CPA1</w:t>
+      </w:r>
+      <w:r>
+        <w:t>) between the mounting brackets and between the two cage plates in front of the objective lens holder.</w:t>
+      </w:r>
+    </w:p>
+    <w:p>
+      <w:pPr>
+        <w:pStyle w:val="ListParagraph"/>
+        <w:numPr>
+          <w:ilvl w:val="0"/>
+          <w:numId w:val="7"/>
+        </w:numPr>
+      </w:pPr>
+      <w:r>
+        <w:t>Attach a slip-on optical post collar (R2) to the post attached to the galvo mirror.</w:t>
+      </w:r>
+    </w:p>
+    <w:p>
+      <w:pPr>
+        <w:pStyle w:val="ListParagraph"/>
+        <w:numPr>
+          <w:ilvl w:val="0"/>
+          <w:numId w:val="7"/>
+        </w:numPr>
+      </w:pPr>
+      <w:r>
+        <w:t>Loosen the screw of the galvo pedestal post holder, adjust the height of the galvo mirror, and tighten the screw again. After adjustment, reset the slip-on optical post collar.</w:t>
+      </w:r>
+    </w:p>
+    <w:p>
+      <w:pPr>
+        <w:pStyle w:val="ListParagraph"/>
+        <w:numPr>
+          <w:ilvl w:val="0"/>
+          <w:numId w:val="7"/>
+        </w:numPr>
+      </w:pPr>
+      <w:r>
+        <w:t>Adjust first rotation of the galvo by loosening the screw of the galvo pedestal post holder and rotate the post to the desired rotation without adjusting the height (using the slip-on optical post collar) and tighten the screw again.</w:t>
+      </w:r>
+    </w:p>
+    <w:p>
+      <w:pPr>
+        <w:pStyle w:val="ListParagraph"/>
+        <w:numPr>
+          <w:ilvl w:val="0"/>
+          <w:numId w:val="7"/>
+        </w:numPr>
+      </w:pPr>
+      <w:r>
+        <w:t>Loosen the screw on the galvo mount, adjust and tighten again.</w:t>
+      </w:r>
+    </w:p>
+    <w:p>
+      <w:r>
+        <w:t xml:space="preserve">CRITICAL STEP </w:t>
+      </w:r>
+      <w:r>
+        <w:t>Iterate steps 78-80 until the beam hits the center of the galvo mirror AND is passing through both alignment plates and the frosted alignment disk.</w:t>
+      </w:r>
+      <w:r>
+        <w:t xml:space="preserve"> </w:t>
+      </w:r>
+    </w:p>
+    <w:p>
+      <w:pPr>
+        <w:pStyle w:val="ListParagraph"/>
+        <w:numPr>
+          <w:ilvl w:val="0"/>
+          <w:numId w:val="7"/>
+        </w:numPr>
+      </w:pPr>
+      <w:r>
+        <w:lastRenderedPageBreak/>
+        <w:t xml:space="preserve">Mount an alignment cross at a far distance from the frosted alignment disk </w:t>
+      </w:r>
+      <w:r>
+        <w:t xml:space="preserve">behind the sample stage </w:t>
+      </w:r>
+      <w:r>
+        <w:t>so that the aligned beam sits in the center of the cross.</w:t>
+      </w:r>
+    </w:p>
+    <w:p>
+      <w:pPr>
+        <w:pStyle w:val="ListParagraph"/>
+        <w:numPr>
+          <w:ilvl w:val="0"/>
+          <w:numId w:val="7"/>
+        </w:numPr>
+      </w:pPr>
+      <w:r>
+        <w:t xml:space="preserve">Insert cylindrical lens into rotation </w:t>
+      </w:r>
+      <w:r>
+        <w:t>mount</w:t>
+      </w:r>
+      <w:r>
+        <w:t xml:space="preserve"> by facing the flat side towards the galvo</w:t>
+      </w:r>
+      <w:r>
+        <w:t>.</w:t>
+      </w:r>
+    </w:p>
+    <w:p>
+      <w:pPr>
+        <w:pStyle w:val="ListParagraph"/>
+        <w:numPr>
+          <w:ilvl w:val="0"/>
+          <w:numId w:val="7"/>
+        </w:numPr>
+      </w:pPr>
+      <w:r>
+        <w:t xml:space="preserve">Rotate the cylindrical lens so that the laser line shown on the galvo is oriented vertically </w:t>
+      </w:r>
+      <w:r>
+        <w:rPr>
+          <w:highlight w:val="yellow"/>
+        </w:rPr>
+        <w:t>(parallel to the optical axis in space</w:t>
+      </w:r>
+      <w:r>
+        <w:t>)</w:t>
+      </w:r>
+    </w:p>
+    <w:p>
+      <w:pPr>
+        <w:pStyle w:val="ListParagraph"/>
+        <w:numPr>
+          <w:ilvl w:val="0"/>
+          <w:numId w:val="7"/>
+        </w:numPr>
+      </w:pPr>
+      <w:r>
+        <w:t xml:space="preserve">Tighten/loosen the rotation mount setting screws and adjust z-axis alignment of the cylindrical lens by focusing the line on the galvo mirror surface. </w:t>
+      </w:r>
+    </w:p>
+    <w:p>
+      <w:pPr>
+        <w:pStyle w:val="ListParagraph"/>
+        <w:numPr>
+          <w:ilvl w:val="0"/>
+          <w:numId w:val="7"/>
+        </w:numPr>
+      </w:pPr>
+      <w:r>
+        <w:t xml:space="preserve">Insert XX </w:t>
+      </w:r>
+      <w:r>
+        <w:t>mm lens (XX) into central adjustable lens mount and adjust the XY-screws until the beam sits in the center of the alignment cross.</w:t>
+      </w:r>
+    </w:p>
+    <w:p>
+      <w:pPr>
+        <w:pStyle w:val="ListParagraph"/>
+        <w:numPr>
+          <w:ilvl w:val="0"/>
+          <w:numId w:val="7"/>
+        </w:numPr>
+      </w:pPr>
+      <w:r>
+        <w:t xml:space="preserve">Mount the illumination objective and align to the center of the alignment cross with the XY-screws of the lens holder.  </w:t>
       </w:r>
     </w:p>
     <w:p>
       <w:pPr>
         <w:pStyle w:val="Heading1"/>
       </w:pPr>
+      <w:bookmarkStart w:id="12" w:name="_Toc228365005"/>
       <w:r>
         <w:t>Sample preparation</w:t>
       </w:r>
+      <w:bookmarkEnd w:id="12"/>
+    </w:p>
+    <w:p>
+      <w:r>
+        <w:t>All incubations should be performed with sufficient solution volume to fully immerse the sample.</w:t>
+      </w:r>
+      <w:r>
+        <w:t xml:space="preserve"> </w:t>
+      </w:r>
+      <w:r>
+        <w:t>Gentle agitation during staining and washing steps is recommended to improve reagent exchange.</w:t>
+      </w:r>
+      <w:r>
+        <w:t xml:space="preserve"> </w:t>
+      </w:r>
+      <w:r>
+        <w:t>Protect fluorophore-containing solutions and stained samples from light whenever possible.</w:t>
+      </w:r>
+    </w:p>
+    <w:p>
+      <w:pPr>
+        <w:pStyle w:val="Heading2"/>
+      </w:pPr>
+      <w:bookmarkStart w:id="13" w:name="_Toc228365006"/>
+      <w:r>
+        <w:t>Adult mouse lung</w:t>
+      </w:r>
+      <w:bookmarkEnd w:id="13"/>
+    </w:p>
+    <w:p>
+      <w:r>
+        <w:t>Here, a</w:t>
+      </w:r>
+      <w:r>
+        <w:t>dult mouse lung tissue was prepared from transgenic B6N.Cg-</w:t>
+      </w:r>
+      <w:proofErr w:type="gramStart"/>
+      <w:r>
+        <w:t>Tg(</w:t>
+      </w:r>
+      <w:proofErr w:type="spellStart"/>
+      <w:r>
+        <w:t>Sftpc</w:t>
+      </w:r>
+      <w:proofErr w:type="spellEnd"/>
+      <w:r>
+        <w:t>,-</w:t>
+      </w:r>
+      <w:proofErr w:type="gramEnd"/>
+      <w:r>
+        <w:t>EGFP)1Dobb/J mice and stained prior to CUBIC-X clearing.</w:t>
+      </w:r>
+    </w:p>
+    <w:p>
+      <w:pPr>
+        <w:pStyle w:val="Heading3"/>
+      </w:pPr>
+      <w:bookmarkStart w:id="14" w:name="_Toc228365007"/>
+      <w:r>
+        <w:t>Tissue collection and fixation</w:t>
+      </w:r>
+      <w:bookmarkEnd w:id="14"/>
+    </w:p>
+    <w:p>
+      <w:pPr>
+        <w:pStyle w:val="ListParagraph"/>
+        <w:numPr>
+          <w:ilvl w:val="0"/>
+          <w:numId w:val="26"/>
+        </w:numPr>
+      </w:pPr>
+      <w:r>
+        <w:t>Dissect the adult mouse lung from B6N.Cg-</w:t>
+      </w:r>
+      <w:proofErr w:type="gramStart"/>
+      <w:r>
+        <w:t>Tg(</w:t>
+      </w:r>
+      <w:proofErr w:type="spellStart"/>
+      <w:r>
+        <w:t>Sftpc</w:t>
+      </w:r>
+      <w:proofErr w:type="spellEnd"/>
+      <w:r>
+        <w:t>,-</w:t>
+      </w:r>
+      <w:proofErr w:type="gramEnd"/>
+      <w:r>
+        <w:t>EGFP)1Dobb/J mice.</w:t>
+      </w:r>
+    </w:p>
+    <w:p>
+      <w:pPr>
+        <w:pStyle w:val="ListParagraph"/>
+        <w:numPr>
+          <w:ilvl w:val="0"/>
+          <w:numId w:val="26"/>
+        </w:numPr>
+      </w:pPr>
+      <w:r>
+        <w:t>Fix the tissue overnight in 4% paraformaldehyde (PFA).</w:t>
+      </w:r>
+    </w:p>
+    <w:p>
+      <w:pPr>
+        <w:pStyle w:val="ListParagraph"/>
+        <w:numPr>
+          <w:ilvl w:val="0"/>
+          <w:numId w:val="26"/>
+        </w:numPr>
+      </w:pPr>
+      <w:r>
+        <w:t>Wash the fixed tissue in PBS.</w:t>
+      </w:r>
+    </w:p>
+    <w:p>
+      <w:pPr>
+        <w:pStyle w:val="Heading3"/>
+      </w:pPr>
+      <w:bookmarkStart w:id="15" w:name="_Toc228365008"/>
+      <w:r>
+        <w:t>Tissue sampling</w:t>
+      </w:r>
+      <w:bookmarkEnd w:id="15"/>
+    </w:p>
+    <w:p>
+      <w:pPr>
+        <w:pStyle w:val="ListParagraph"/>
+        <w:numPr>
+          <w:ilvl w:val="0"/>
+          <w:numId w:val="26"/>
+        </w:numPr>
+      </w:pPr>
+      <w:r>
+        <w:t>Using a 3 mm biopsy punch, prepare a 3 mm tissue piece from the fixed lung.</w:t>
+      </w:r>
+    </w:p>
+    <w:p>
+      <w:r>
+        <w:t>CRITICAL STEP Ensure the tissue piece is uniformly cut to facilitate consistent staining, antibody penetration, and clearing.</w:t>
+      </w:r>
+    </w:p>
+    <w:p>
+      <w:pPr>
+        <w:pStyle w:val="Heading3"/>
+      </w:pPr>
+      <w:bookmarkStart w:id="16" w:name="_Toc228365009"/>
+      <w:r>
+        <w:t>Pre-incubation</w:t>
+      </w:r>
+      <w:bookmarkEnd w:id="16"/>
+    </w:p>
+    <w:p>
+      <w:pPr>
+        <w:pStyle w:val="ListParagraph"/>
+        <w:numPr>
+          <w:ilvl w:val="0"/>
+          <w:numId w:val="26"/>
+        </w:numPr>
+      </w:pPr>
+      <w:r>
+        <w:t>Incubate the tissue sample in staining buffer for 30 min before staining.</w:t>
+      </w:r>
+    </w:p>
+    <w:p>
+      <w:pPr>
+        <w:pStyle w:val="Heading3"/>
+      </w:pPr>
+      <w:bookmarkStart w:id="17" w:name="_Toc228365010"/>
+      <w:r>
+        <w:lastRenderedPageBreak/>
+        <w:t>Primary fluorescent staining</w:t>
+      </w:r>
+      <w:bookmarkEnd w:id="17"/>
+    </w:p>
+    <w:p>
+      <w:pPr>
+        <w:pStyle w:val="ListParagraph"/>
+        <w:numPr>
+          <w:ilvl w:val="0"/>
+          <w:numId w:val="26"/>
+        </w:numPr>
+      </w:pPr>
+      <w:r>
+        <w:t>Here we p</w:t>
+      </w:r>
+      <w:r>
+        <w:t>repare</w:t>
+      </w:r>
+      <w:r>
+        <w:t xml:space="preserve">d </w:t>
+      </w:r>
+      <w:r>
+        <w:t>staining buffer supplemented with:</w:t>
+      </w:r>
+      <w:r>
+        <w:t xml:space="preserve"> </w:t>
+      </w:r>
+      <w:r>
+        <w:t>Atto594 NHS Ester, 1:100 dilution (ATTO-TEC GmbH)</w:t>
+      </w:r>
+      <w:r>
+        <w:t xml:space="preserve">, </w:t>
+      </w:r>
+      <w:r>
+        <w:t>Propidium iodide, 1:500 dilution (Invitrogen)</w:t>
+      </w:r>
+    </w:p>
+    <w:p>
+      <w:pPr>
+        <w:pStyle w:val="ListParagraph"/>
+        <w:numPr>
+          <w:ilvl w:val="0"/>
+          <w:numId w:val="26"/>
+        </w:numPr>
+      </w:pPr>
+      <w:r>
+        <w:t>Incubate the sample in this staining solution overnight at 4 °C.</w:t>
+      </w:r>
+    </w:p>
+    <w:p>
+      <w:r>
+        <w:t>CRITICAL STEP NHS esters are moisture-sensitive and react with primary amines. Prepare the staining solution fresh and minimize unnecessary exposure to aqueous conditions before use.</w:t>
+      </w:r>
+    </w:p>
+    <w:p>
+      <w:pPr>
+        <w:pStyle w:val="Heading3"/>
+      </w:pPr>
+      <w:bookmarkStart w:id="18" w:name="_Toc228365011"/>
+      <w:r>
+        <w:t>Post-staining washes</w:t>
+      </w:r>
+      <w:bookmarkEnd w:id="18"/>
+    </w:p>
+    <w:p>
+      <w:pPr>
+        <w:pStyle w:val="ListParagraph"/>
+        <w:numPr>
+          <w:ilvl w:val="0"/>
+          <w:numId w:val="26"/>
+        </w:numPr>
+      </w:pPr>
+      <w:r>
+        <w:t>Wash the sample 1 × 30 min in staining buffer.</w:t>
+      </w:r>
+    </w:p>
+    <w:p>
+      <w:pPr>
+        <w:pStyle w:val="ListParagraph"/>
+        <w:numPr>
+          <w:ilvl w:val="0"/>
+          <w:numId w:val="26"/>
+        </w:numPr>
+      </w:pPr>
+      <w:r>
+        <w:t>Wash the sample 2 × 30 min in PBS.</w:t>
+      </w:r>
+    </w:p>
+    <w:p>
+      <w:pPr>
+        <w:pStyle w:val="Heading3"/>
+      </w:pPr>
+      <w:bookmarkStart w:id="19" w:name="_Toc228365012"/>
+      <w:r>
+        <w:t>GFP signal enhancement</w:t>
+      </w:r>
+      <w:bookmarkEnd w:id="19"/>
+    </w:p>
+    <w:p>
+      <w:pPr>
+        <w:pStyle w:val="ListParagraph"/>
+        <w:numPr>
+          <w:ilvl w:val="0"/>
+          <w:numId w:val="26"/>
+        </w:numPr>
+      </w:pPr>
+      <w:r>
+        <w:t xml:space="preserve">Prepare HEPES-TSC buffer supplemented with </w:t>
+      </w:r>
+      <w:proofErr w:type="spellStart"/>
+      <w:r>
+        <w:t>FluoTag</w:t>
+      </w:r>
+      <w:proofErr w:type="spellEnd"/>
+      <w:r>
+        <w:t>®-X4 anti-GFP, 1:200 dilution (</w:t>
+      </w:r>
+      <w:proofErr w:type="spellStart"/>
+      <w:r>
+        <w:t>NanoTag</w:t>
+      </w:r>
+      <w:proofErr w:type="spellEnd"/>
+      <w:r>
+        <w:t xml:space="preserve"> Biotechnologies).</w:t>
+      </w:r>
+    </w:p>
+    <w:p>
+      <w:pPr>
+        <w:pStyle w:val="ListParagraph"/>
+        <w:numPr>
+          <w:ilvl w:val="0"/>
+          <w:numId w:val="26"/>
+        </w:numPr>
+      </w:pPr>
+      <w:r>
+        <w:t>Incubate the sample in this solution overnight at 35 °C.</w:t>
+      </w:r>
+    </w:p>
+    <w:p>
+      <w:r>
+        <w:t xml:space="preserve">CRITICAL STEP Maintain the incubation temperature at 35 °C during </w:t>
+      </w:r>
+      <w:proofErr w:type="spellStart"/>
+      <w:r>
+        <w:t>FluoTag</w:t>
+      </w:r>
+      <w:proofErr w:type="spellEnd"/>
+      <w:r>
+        <w:t>®-X4 anti-GFP labeling to ensure efficient signal enhancement without compromising tissue integrity.</w:t>
+      </w:r>
+    </w:p>
+    <w:p>
+      <w:pPr>
+        <w:pStyle w:val="Heading3"/>
+      </w:pPr>
+      <w:bookmarkStart w:id="20" w:name="_Toc228365013"/>
+      <w:r>
+        <w:t>Post-labeling washes</w:t>
+      </w:r>
+      <w:bookmarkEnd w:id="20"/>
+    </w:p>
+    <w:p>
+      <w:pPr>
+        <w:pStyle w:val="ListParagraph"/>
+        <w:numPr>
+          <w:ilvl w:val="0"/>
+          <w:numId w:val="26"/>
+        </w:numPr>
+      </w:pPr>
+      <w:r>
+        <w:t>Wash the sample 3 × 30 min in labeling buffer.</w:t>
+      </w:r>
+    </w:p>
+    <w:p>
+      <w:pPr>
+        <w:pStyle w:val="Heading3"/>
+      </w:pPr>
+      <w:bookmarkStart w:id="21" w:name="_Toc228365014"/>
+      <w:r>
+        <w:t>Clearing</w:t>
+      </w:r>
+      <w:bookmarkEnd w:id="21"/>
+    </w:p>
+    <w:p>
+      <w:pPr>
+        <w:pStyle w:val="ListParagraph"/>
+        <w:numPr>
+          <w:ilvl w:val="0"/>
+          <w:numId w:val="26"/>
+        </w:numPr>
+      </w:pPr>
+      <w:r>
+        <w:t>Process the stained sample in CUBIC-X1 and CUBIC-X2 as described above.</w:t>
+      </w:r>
+    </w:p>
+    <w:p>
+      <w:r>
+        <w:t>CRITICAL STEP Ensure that excess staining and labeling reagents are thoroughly removed before clearing, as residual fluorophores or binding reagents may increase background or interfere with optical transparency.</w:t>
+      </w:r>
+    </w:p>
+    <w:p>
+      <w:pPr>
+        <w:pStyle w:val="Heading2"/>
+      </w:pPr>
+      <w:bookmarkStart w:id="22" w:name="_Toc228365015"/>
+      <w:r>
+        <w:t>Embryonic kidney</w:t>
+      </w:r>
+      <w:bookmarkEnd w:id="22"/>
+    </w:p>
+    <w:p>
+      <w:r>
+        <w:t>Here, e</w:t>
+      </w:r>
+      <w:r>
+        <w:t>mbryonic kidneys were dissected from P17 embryos, stained, and cleared using the CUBIC-X workflow.</w:t>
+      </w:r>
+      <w:r>
+        <w:t xml:space="preserve"> </w:t>
+      </w:r>
+    </w:p>
+    <w:p>
+      <w:pPr>
+        <w:pStyle w:val="Heading3"/>
+      </w:pPr>
+      <w:bookmarkStart w:id="23" w:name="_Toc228365016"/>
+      <w:r>
+        <w:t>Tissue collection and fixation</w:t>
+      </w:r>
+      <w:bookmarkEnd w:id="23"/>
+    </w:p>
+    <w:p>
+      <w:pPr>
+        <w:pStyle w:val="ListParagraph"/>
+        <w:numPr>
+          <w:ilvl w:val="0"/>
+          <w:numId w:val="26"/>
+        </w:numPr>
+      </w:pPr>
+      <w:r>
+        <w:t>Dissect embryonic kidneys from P17 embryos.</w:t>
+      </w:r>
+    </w:p>
+    <w:p>
+      <w:pPr>
+        <w:pStyle w:val="ListParagraph"/>
+        <w:numPr>
+          <w:ilvl w:val="0"/>
+          <w:numId w:val="26"/>
+        </w:numPr>
+      </w:pPr>
+      <w:r>
+        <w:t>Fix the tissues overnight in 4% paraformaldehyde (PFA).</w:t>
+      </w:r>
+    </w:p>
+    <w:p>
+      <w:pPr>
+        <w:pStyle w:val="ListParagraph"/>
+        <w:numPr>
+          <w:ilvl w:val="0"/>
+          <w:numId w:val="26"/>
+        </w:numPr>
+      </w:pPr>
+      <w:r>
+        <w:t>Wash the fixed tissues in PBS.</w:t>
+      </w:r>
+    </w:p>
+    <w:p>
+      <w:pPr>
+        <w:pStyle w:val="Heading3"/>
+      </w:pPr>
+      <w:bookmarkStart w:id="24" w:name="_Toc228365017"/>
+      <w:r>
+        <w:lastRenderedPageBreak/>
+        <w:t>Pre-incubation</w:t>
+      </w:r>
+      <w:bookmarkEnd w:id="24"/>
+    </w:p>
+    <w:p>
+      <w:pPr>
+        <w:pStyle w:val="ListParagraph"/>
+        <w:numPr>
+          <w:ilvl w:val="0"/>
+          <w:numId w:val="26"/>
+        </w:numPr>
+      </w:pPr>
+      <w:r>
+        <w:t>Prepare staining buffer containing Tetrahydrofuran (THF), 30%</w:t>
+      </w:r>
+      <w:r>
+        <w:t xml:space="preserve"> </w:t>
+      </w:r>
+      <w:r>
+        <w:t xml:space="preserve">(≥99.9%, anhydrous, </w:t>
+      </w:r>
+      <w:r>
+        <w:t>i</w:t>
+      </w:r>
+      <w:r>
+        <w:t>nhibitor-free; Sigma-Aldrich)</w:t>
+      </w:r>
+      <w:r>
+        <w:t xml:space="preserve">, </w:t>
+      </w:r>
+      <w:r>
+        <w:t>NaCl, 0.5 M</w:t>
+      </w:r>
+      <w:r>
+        <w:t xml:space="preserve"> </w:t>
+      </w:r>
+      <w:r>
+        <w:t>in 0.05 M acetate buffer, pH 5</w:t>
+      </w:r>
+      <w:r>
+        <w:t>.</w:t>
+      </w:r>
+    </w:p>
+    <w:p>
+      <w:pPr>
+        <w:pStyle w:val="ListParagraph"/>
+        <w:numPr>
+          <w:ilvl w:val="0"/>
+          <w:numId w:val="26"/>
+        </w:numPr>
+      </w:pPr>
+      <w:r>
+        <w:t>Pre-incubate the samples in this staining buffer for 30 min.</w:t>
+      </w:r>
+    </w:p>
+    <w:p>
+      <w:r>
+        <w:t>CRITICAL STEP Use anhydrous, inhibitor-free THF as specified, since solvent quality can affect staining consistency and tissue compatibility.</w:t>
+      </w:r>
+    </w:p>
+    <w:p>
+      <w:r>
+        <w:t>C</w:t>
+      </w:r>
+      <w:r>
+        <w:t>RITICAL STEP Confirm that the staining buffer pH is 5.0, as deviations in acidity may alter NHS ester labeling efficiency.</w:t>
+      </w:r>
+    </w:p>
+    <w:p>
+      <w:pPr>
+        <w:pStyle w:val="Heading3"/>
+      </w:pPr>
+      <w:bookmarkStart w:id="25" w:name="_Toc228365018"/>
+      <w:r>
+        <w:t>Fluorescent staining</w:t>
+      </w:r>
+      <w:bookmarkEnd w:id="25"/>
+    </w:p>
+    <w:p>
+      <w:pPr>
+        <w:pStyle w:val="ListParagraph"/>
+        <w:numPr>
+          <w:ilvl w:val="0"/>
+          <w:numId w:val="26"/>
+        </w:numPr>
+      </w:pPr>
+      <w:r>
+        <w:t>Prepare staining buffer supplemented with</w:t>
+      </w:r>
+      <w:r>
+        <w:t xml:space="preserve"> </w:t>
+      </w:r>
+      <w:r>
+        <w:t>Alexa Fluor 555 NHS Ester, 1:100 dilution (</w:t>
+      </w:r>
+      <w:proofErr w:type="spellStart"/>
+      <w:r>
+        <w:t>Thermo</w:t>
+      </w:r>
+      <w:proofErr w:type="spellEnd"/>
+      <w:r>
+        <w:t xml:space="preserve"> Fisher Scientific)</w:t>
+      </w:r>
+      <w:r>
+        <w:t xml:space="preserve">, </w:t>
+      </w:r>
+      <w:r>
+        <w:t>Propidium iodide, 1:500 dilution (Invitrogen)</w:t>
+      </w:r>
+    </w:p>
+    <w:p>
+      <w:pPr>
+        <w:pStyle w:val="ListParagraph"/>
+        <w:numPr>
+          <w:ilvl w:val="0"/>
+          <w:numId w:val="26"/>
+        </w:numPr>
+      </w:pPr>
+      <w:r>
+        <w:t>Incubate the samples in this staining solution overnight at 4 °C.</w:t>
+      </w:r>
+    </w:p>
+    <w:p>
+      <w:r>
+        <w:t>CRITICAL STEP Prepare NHS ester-containing staining solutions fresh immediately before use to preserve reactivity.</w:t>
+      </w:r>
+    </w:p>
+    <w:p>
+      <w:pPr>
+        <w:pStyle w:val="Heading3"/>
+      </w:pPr>
+      <w:bookmarkStart w:id="26" w:name="_Toc228365019"/>
+      <w:r>
+        <w:t>Post-staining washes</w:t>
+      </w:r>
+      <w:bookmarkEnd w:id="26"/>
+    </w:p>
+    <w:p>
+      <w:pPr>
+        <w:pStyle w:val="ListParagraph"/>
+        <w:numPr>
+          <w:ilvl w:val="0"/>
+          <w:numId w:val="26"/>
+        </w:numPr>
+      </w:pPr>
+      <w:r>
+        <w:t>Wash the samples 1 × 30 min in staining buffer.</w:t>
+      </w:r>
+    </w:p>
+    <w:p>
+      <w:pPr>
+        <w:pStyle w:val="ListParagraph"/>
+        <w:numPr>
+          <w:ilvl w:val="0"/>
+          <w:numId w:val="26"/>
+        </w:numPr>
+      </w:pPr>
+      <w:r>
+        <w:t>Wash the samples 2 × 30 min in PBS.</w:t>
+      </w:r>
+    </w:p>
+    <w:p>
+      <w:pPr>
+        <w:pStyle w:val="Heading3"/>
+      </w:pPr>
+      <w:bookmarkStart w:id="27" w:name="_Toc228365020"/>
+      <w:r>
+        <w:t>Clearing</w:t>
+      </w:r>
+      <w:bookmarkEnd w:id="27"/>
+    </w:p>
+    <w:p>
+      <w:pPr>
+        <w:pStyle w:val="ListParagraph"/>
+        <w:numPr>
+          <w:ilvl w:val="0"/>
+          <w:numId w:val="26"/>
+        </w:numPr>
+      </w:pPr>
+      <w:r>
+        <w:t>Process the stained samples in CUBIC-X1 and CUBIC-X2 as described above.</w:t>
+      </w:r>
+    </w:p>
+    <w:p>
+      <w:r>
+        <w:t>CRITICAL STEP Incomplete washing after staining may increase background fluorescence during imaging after clearing.</w:t>
+      </w:r>
     </w:p>
     <w:p>
       <w:pPr>
         <w:pStyle w:val="Heading1"/>
       </w:pPr>
+      <w:bookmarkStart w:id="28" w:name="_Toc228365021"/>
       <w:r>
         <w:t>Hardware-Software Control</w:t>
       </w:r>
-    </w:p>
-    <w:p/>
-    <w:p/>
+      <w:bookmarkEnd w:id="28"/>
+    </w:p>
+    <w:p>
+      <w:pPr>
+        <w:pStyle w:val="Heading2"/>
+      </w:pPr>
+      <w:bookmarkStart w:id="29" w:name="_Toc228365022"/>
+      <w:r>
+        <w:t>Install MCC</w:t>
+      </w:r>
+      <w:bookmarkEnd w:id="29"/>
+    </w:p>
+    <w:p>
+      <w:pPr>
+        <w:pStyle w:val="ListParagraph"/>
+        <w:numPr>
+          <w:ilvl w:val="0"/>
+          <w:numId w:val="22"/>
+        </w:numPr>
+      </w:pPr>
+      <w:r>
+        <w:t xml:space="preserve">Connect all devices to the computer and close all device-individual software (Kinesis, ELLO, </w:t>
+      </w:r>
+      <w:proofErr w:type="spellStart"/>
+      <w:r>
+        <w:t>Thorcam</w:t>
+      </w:r>
+      <w:proofErr w:type="spellEnd"/>
+      <w:r>
+        <w:t>, etc.).</w:t>
+      </w:r>
+    </w:p>
+    <w:p>
+      <w:pPr>
+        <w:pStyle w:val="ListParagraph"/>
+        <w:numPr>
+          <w:ilvl w:val="0"/>
+          <w:numId w:val="22"/>
+        </w:numPr>
+      </w:pPr>
+      <w:r>
+        <w:t>Make sure to note all COM ports of the devices as they will be needed for the next step.</w:t>
+      </w:r>
+    </w:p>
+    <w:p>
+      <w:pPr>
+        <w:pStyle w:val="ListParagraph"/>
+        <w:numPr>
+          <w:ilvl w:val="0"/>
+          <w:numId w:val="22"/>
+        </w:numPr>
+      </w:pPr>
+      <w:r>
+        <w:t>Follow the “</w:t>
+      </w:r>
+      <w:r>
+        <w:t>Mission Control Center:</w:t>
+      </w:r>
+      <w:r>
+        <w:t xml:space="preserve"> </w:t>
+      </w:r>
+      <w:r>
+        <w:t>Installation and Operation Manual</w:t>
+      </w:r>
+      <w:r>
+        <w:t>” to install the MCC</w:t>
+      </w:r>
+      <w:r>
+        <w:t xml:space="preserve"> on the computer.</w:t>
+      </w:r>
+    </w:p>
+    <w:p>
+      <w:pPr>
+        <w:pStyle w:val="Heading2"/>
+      </w:pPr>
+      <w:bookmarkStart w:id="30" w:name="_Toc228365023"/>
+      <w:r>
+        <w:lastRenderedPageBreak/>
+        <w:t>Image acquisition</w:t>
+      </w:r>
+      <w:bookmarkEnd w:id="30"/>
+    </w:p>
+    <w:p>
+      <w:pPr>
+        <w:pStyle w:val="ListParagraph"/>
+        <w:numPr>
+          <w:ilvl w:val="0"/>
+          <w:numId w:val="22"/>
+        </w:numPr>
+      </w:pPr>
+      <w:r>
+        <w:t>Place the sample into the sample stage and roughly find the sample.</w:t>
+      </w:r>
+    </w:p>
+    <w:p>
+      <w:pPr>
+        <w:pStyle w:val="ListParagraph"/>
+        <w:numPr>
+          <w:ilvl w:val="0"/>
+          <w:numId w:val="22"/>
+        </w:numPr>
+      </w:pPr>
+      <w:r>
+        <w:t>Start MCC and connect to all devices.</w:t>
+      </w:r>
+    </w:p>
+    <w:p>
+      <w:pPr>
+        <w:pStyle w:val="ListParagraph"/>
+        <w:numPr>
+          <w:ilvl w:val="0"/>
+          <w:numId w:val="22"/>
+        </w:numPr>
+      </w:pPr>
+      <w:r>
+        <w:t>Set the camera exposure time/, laser power per laser, movement parameters of the translation stages, filter positions and galvo settings.</w:t>
+      </w:r>
+    </w:p>
+    <w:p>
+      <w:pPr>
+        <w:pStyle w:val="Heading2"/>
+      </w:pPr>
+      <w:bookmarkStart w:id="31" w:name="_Toc228365024"/>
+      <w:r>
+        <w:t>Single color imaging</w:t>
+      </w:r>
+      <w:bookmarkEnd w:id="31"/>
+    </w:p>
+    <w:p>
+      <w:pPr>
+        <w:pStyle w:val="ListParagraph"/>
+        <w:numPr>
+          <w:ilvl w:val="0"/>
+          <w:numId w:val="22"/>
+        </w:numPr>
+      </w:pPr>
+      <w:r>
+        <w:t xml:space="preserve">Focus on the sample. </w:t>
+      </w:r>
+    </w:p>
+    <w:p>
+      <w:pPr>
+        <w:pStyle w:val="ListParagraph"/>
+        <w:numPr>
+          <w:ilvl w:val="0"/>
+          <w:numId w:val="22"/>
+        </w:numPr>
+      </w:pPr>
+      <w:r>
+        <w:t>Use Start (test) or Start (opposite) in the stage control panel</w:t>
+      </w:r>
+      <w:r>
+        <w:t xml:space="preserve"> </w:t>
+      </w:r>
+      <w:r>
+        <w:t>to move to the desired starting position, then press Register Start Position to save</w:t>
+      </w:r>
+      <w:r>
+        <w:t xml:space="preserve"> </w:t>
+      </w:r>
+      <w:r>
+        <w:t>the start position.</w:t>
+      </w:r>
+    </w:p>
+    <w:p>
+      <w:pPr>
+        <w:pStyle w:val="ListParagraph"/>
+        <w:numPr>
+          <w:ilvl w:val="0"/>
+          <w:numId w:val="22"/>
+        </w:numPr>
+      </w:pPr>
+      <w:r>
+        <w:t>In the camera panel, select the Mode, and if you want to use automatic return to the</w:t>
+      </w:r>
+      <w:r>
+        <w:t xml:space="preserve"> </w:t>
+      </w:r>
+      <w:r>
+        <w:t xml:space="preserve">start position, check auto-return. </w:t>
+      </w:r>
+    </w:p>
+    <w:p>
+      <w:pPr>
+        <w:pStyle w:val="ListParagraph"/>
+        <w:numPr>
+          <w:ilvl w:val="0"/>
+          <w:numId w:val="22"/>
+        </w:numPr>
+      </w:pPr>
+      <w:r>
+        <w:t>Press the Start Recording button. When the</w:t>
+      </w:r>
+      <w:r>
+        <w:t xml:space="preserve"> </w:t>
+      </w:r>
+      <w:r>
+        <w:t>stage reaches the end of the desired imaging range, press Start Recording (Stop)</w:t>
+      </w:r>
+      <w:r>
+        <w:t xml:space="preserve"> </w:t>
+      </w:r>
+      <w:r>
+        <w:t>again to stop acquisition. A save dialog will appear; save the data to any location.</w:t>
+      </w:r>
+    </w:p>
+    <w:p>
+      <w:pPr>
+        <w:pStyle w:val="Heading2"/>
+      </w:pPr>
+      <w:bookmarkStart w:id="32" w:name="_Toc228365025"/>
+      <w:r>
+        <w:t>Multi-color imaging</w:t>
+      </w:r>
+      <w:bookmarkEnd w:id="32"/>
+    </w:p>
+    <w:p>
+      <w:pPr>
+        <w:pStyle w:val="ListParagraph"/>
+        <w:numPr>
+          <w:ilvl w:val="0"/>
+          <w:numId w:val="22"/>
+        </w:numPr>
+      </w:pPr>
+      <w:r>
+        <w:t>Confirm that the stages have returned to the start position and have stopped. If they</w:t>
+      </w:r>
+      <w:r>
+        <w:t xml:space="preserve"> </w:t>
+      </w:r>
+      <w:r>
+        <w:t xml:space="preserve">have not returned, press Go to Start Position. </w:t>
+      </w:r>
+    </w:p>
+    <w:p>
+      <w:pPr>
+        <w:pStyle w:val="ListParagraph"/>
+        <w:numPr>
+          <w:ilvl w:val="0"/>
+          <w:numId w:val="22"/>
+        </w:numPr>
+      </w:pPr>
+      <w:r>
+        <w:t>Assign the filter to the correct laser by c</w:t>
+      </w:r>
+      <w:r>
+        <w:t>hang</w:t>
+      </w:r>
+      <w:r>
+        <w:t>ing</w:t>
+      </w:r>
+      <w:r>
+        <w:t xml:space="preserve"> the</w:t>
+      </w:r>
+      <w:r>
+        <w:t xml:space="preserve"> </w:t>
+      </w:r>
+      <w:r>
+        <w:t>laser wavelength in the laser panel.</w:t>
+      </w:r>
+      <w:r>
+        <w:t xml:space="preserve"> </w:t>
+      </w:r>
+    </w:p>
+    <w:p>
+      <w:pPr>
+        <w:pStyle w:val="ListParagraph"/>
+        <w:numPr>
+          <w:ilvl w:val="0"/>
+          <w:numId w:val="22"/>
+        </w:numPr>
+      </w:pPr>
+      <w:r>
+        <w:t>Check Synchronize camera stage, and when you switch the filter slot, focus</w:t>
+      </w:r>
+      <w:r>
+        <w:t xml:space="preserve"> </w:t>
+      </w:r>
+      <w:r>
+        <w:t>adjustment is performed automatically.</w:t>
+      </w:r>
+    </w:p>
+    <w:p>
+      <w:pPr>
+        <w:pStyle w:val="ListParagraph"/>
+        <w:numPr>
+          <w:ilvl w:val="0"/>
+          <w:numId w:val="22"/>
+        </w:numPr>
+      </w:pPr>
+      <w:r>
+        <w:t>Check the number of frames acquired in the first track, enable Auto-stop at N</w:t>
+      </w:r>
+      <w:r>
+        <w:t xml:space="preserve"> </w:t>
+      </w:r>
+      <w:r>
+        <w:t>frames, and enter the same number.</w:t>
+      </w:r>
+      <w:r>
+        <w:t xml:space="preserve"> </w:t>
+      </w:r>
+    </w:p>
+    <w:p>
+      <w:pPr>
+        <w:pStyle w:val="ListParagraph"/>
+        <w:numPr>
+          <w:ilvl w:val="0"/>
+          <w:numId w:val="22"/>
+        </w:numPr>
+      </w:pPr>
+      <w:r>
+        <w:t>Repeat steps 12-14 to add more tracks.</w:t>
+      </w:r>
+    </w:p>
+    <w:p>
+      <w:pPr>
+        <w:pStyle w:val="ListParagraph"/>
+        <w:numPr>
+          <w:ilvl w:val="0"/>
+          <w:numId w:val="22"/>
+        </w:numPr>
+      </w:pPr>
+      <w:r>
+        <w:t>Press the Start Recording button in the camera panel. Acquisition will stop</w:t>
+      </w:r>
+      <w:r>
+        <w:t xml:space="preserve"> </w:t>
+      </w:r>
+      <w:r>
+        <w:t>automatically, and a save dialog will appear; save the data to any location.</w:t>
+      </w:r>
+      <w:r>
+        <w:t xml:space="preserve"> </w:t>
+      </w:r>
+    </w:p>
+    <w:p>
+      <w:pPr>
+        <w:pStyle w:val="ListParagraph"/>
+      </w:pPr>
+    </w:p>
     <w:sectPr>
       <w:pgSz w:w="12240" w:h="15840"/>
       <w:pgMar w:top="1440" w:right="1440" w:bottom="1440" w:left="1440" w:header="720" w:footer="720" w:gutter="0"/>
@@ -2005,6 +5218,92 @@
 <file path=word/numbering.xml><?xml version="1.0" encoding="utf-8"?>
 <w:numbering xmlns:wpc="http://schemas.microsoft.com/office/word/2010/wordprocessingCanvas" xmlns:cx="http://schemas.microsoft.com/office/drawing/2014/chartex" xmlns:cx1="http://schemas.microsoft.com/office/drawing/2015/9/8/chartex" xmlns:cx2="http://schemas.microsoft.com/office/drawing/2015/10/21/chartex" xmlns:cx3="http://schemas.microsoft.com/office/drawing/2016/5/9/chartex" xmlns:cx4="http://schemas.microsoft.com/office/drawing/2016/5/10/chartex" xmlns:cx5="http://schemas.microsoft.com/office/drawing/2016/5/11/chartex" xmlns:cx6="http://schemas.microsoft.com/office/drawing/2016/5/12/chartex" xmlns:cx7="http://schemas.microsoft.com/office/drawing/2016/5/13/chartex" xmlns:cx8="http://schemas.microsoft.com/office/drawing/2016/5/14/chartex" xmlns:mc="http://schemas.openxmlformats.org/markup-compatibility/2006" xmlns:aink="http://schemas.microsoft.com/office/drawing/2016/ink" xmlns:am3d="http://schemas.microsoft.com/office/drawing/2017/model3d" xmlns:o="urn:schemas-microsoft-com:office:office" xmlns:oel="http://schemas.microsoft.com/office/2019/extlst" xmlns:r="http://schemas.openxmlformats.org/officeDocument/2006/relationships" xmlns:m="http://schemas.openxmlformats.org/officeDocument/2006/math" xmlns:v="urn:schemas-microsoft-com:vml" xmlns:wp14="http://schemas.microsoft.com/office/word/2010/wordprocessingDrawing" xmlns:wp="http://schemas.openxmlformats.org/drawingml/2006/wordprocessingDrawing" xmlns:w10="urn:schemas-microsoft-com:office:word" xmlns:w="http://schemas.openxmlformats.org/wordprocessingml/2006/main" xmlns:w14="http://schemas.microsoft.com/office/word/2010/wordml" xmlns:w15="http://schemas.microsoft.com/office/word/2012/wordml" xmlns:w16cex="http://schemas.microsoft.com/office/word/2018/wordml/cex" xmlns:w16cid="http://schemas.microsoft.com/office/word/2016/wordml/cid" xmlns:w16="http://schemas.microsoft.com/office/word/2018/wordml" xmlns:w16du="http://schemas.microsoft.com/office/word/2023/wordml/word16du" xmlns:w16sdtdh="http://schemas.microsoft.com/office/word/2020/wordml/sdtdatahash" xmlns:w16sdtfl="http://schemas.microsoft.com/office/word/2024/wordml/sdtformatlock" xmlns:w16se="http://schemas.microsoft.com/office/word/2015/wordml/symex" xmlns:wpg="http://schemas.microsoft.com/office/word/2010/wordprocessingGroup" xmlns:wpi="http://schemas.microsoft.com/office/word/2010/wordprocessingInk" xmlns:wne="http://schemas.microsoft.com/office/word/2006/wordml" xmlns:wps="http://schemas.microsoft.com/office/word/2010/wordprocessingShape" mc:Ignorable="w14 w15 w16se w16cid w16 w16cex w16sdtdh w16sdtfl w16du wp14">
   <w:abstractNum w:abstractNumId="0" w15:restartNumberingAfterBreak="0">
+    <w:nsid w:val="01CE6E5A"/>
+    <w:multiLevelType w:val="hybridMultilevel"/>
+    <w:tmpl w:val="8D70975A"/>
+    <w:lvl w:ilvl="0" w:tplc="FFFFFFFF">
+      <w:start w:val="1"/>
+      <w:numFmt w:val="decimal"/>
+      <w:lvlText w:val="%1."/>
+      <w:lvlJc w:val="left"/>
+      <w:pPr>
+        <w:ind w:left="720" w:hanging="360"/>
+      </w:pPr>
+    </w:lvl>
+    <w:lvl w:ilvl="1" w:tplc="04090019" w:tentative="1">
+      <w:start w:val="1"/>
+      <w:numFmt w:val="lowerLetter"/>
+      <w:lvlText w:val="%2."/>
+      <w:lvlJc w:val="left"/>
+      <w:pPr>
+        <w:ind w:left="1440" w:hanging="360"/>
+      </w:pPr>
+    </w:lvl>
+    <w:lvl w:ilvl="2" w:tplc="0409001B" w:tentative="1">
+      <w:start w:val="1"/>
+      <w:numFmt w:val="lowerRoman"/>
+      <w:lvlText w:val="%3."/>
+      <w:lvlJc w:val="right"/>
+      <w:pPr>
+        <w:ind w:left="2160" w:hanging="180"/>
+      </w:pPr>
+    </w:lvl>
+    <w:lvl w:ilvl="3" w:tplc="0409000F" w:tentative="1">
+      <w:start w:val="1"/>
+      <w:numFmt w:val="decimal"/>
+      <w:lvlText w:val="%4."/>
+      <w:lvlJc w:val="left"/>
+      <w:pPr>
+        <w:ind w:left="2880" w:hanging="360"/>
+      </w:pPr>
+    </w:lvl>
+    <w:lvl w:ilvl="4" w:tplc="04090019" w:tentative="1">
+      <w:start w:val="1"/>
+      <w:numFmt w:val="lowerLetter"/>
+      <w:lvlText w:val="%5."/>
+      <w:lvlJc w:val="left"/>
+      <w:pPr>
+        <w:ind w:left="3600" w:hanging="360"/>
+      </w:pPr>
+    </w:lvl>
+    <w:lvl w:ilvl="5" w:tplc="0409001B" w:tentative="1">
+      <w:start w:val="1"/>
+      <w:numFmt w:val="lowerRoman"/>
+      <w:lvlText w:val="%6."/>
+      <w:lvlJc w:val="right"/>
+      <w:pPr>
+        <w:ind w:left="4320" w:hanging="180"/>
+      </w:pPr>
+    </w:lvl>
+    <w:lvl w:ilvl="6" w:tplc="0409000F" w:tentative="1">
+      <w:start w:val="1"/>
+      <w:numFmt w:val="decimal"/>
+      <w:lvlText w:val="%7."/>
+      <w:lvlJc w:val="left"/>
+      <w:pPr>
+        <w:ind w:left="5040" w:hanging="360"/>
+      </w:pPr>
+    </w:lvl>
+    <w:lvl w:ilvl="7" w:tplc="04090019" w:tentative="1">
+      <w:start w:val="1"/>
+      <w:numFmt w:val="lowerLetter"/>
+      <w:lvlText w:val="%8."/>
+      <w:lvlJc w:val="left"/>
+      <w:pPr>
+        <w:ind w:left="5760" w:hanging="360"/>
+      </w:pPr>
+    </w:lvl>
+    <w:lvl w:ilvl="8" w:tplc="0409001B" w:tentative="1">
+      <w:start w:val="1"/>
+      <w:numFmt w:val="lowerRoman"/>
+      <w:lvlText w:val="%9."/>
+      <w:lvlJc w:val="right"/>
+      <w:pPr>
+        <w:ind w:left="6480" w:hanging="180"/>
+      </w:pPr>
+    </w:lvl>
+  </w:abstractNum>
+  <w:abstractNum w:abstractNumId="1" w15:restartNumberingAfterBreak="0">
     <w:nsid w:val="0317419E"/>
     <w:multiLevelType w:val="hybridMultilevel"/>
     <w:tmpl w:val="F9280604"/>
@@ -2117,7 +5416,7 @@
       </w:rPr>
     </w:lvl>
   </w:abstractNum>
-  <w:abstractNum w:abstractNumId="1" w15:restartNumberingAfterBreak="0">
+  <w:abstractNum w:abstractNumId="2" w15:restartNumberingAfterBreak="0">
     <w:nsid w:val="09C92518"/>
     <w:multiLevelType w:val="hybridMultilevel"/>
     <w:tmpl w:val="A44C95DE"/>
@@ -2203,7 +5502,354 @@
       </w:pPr>
     </w:lvl>
   </w:abstractNum>
-  <w:abstractNum w:abstractNumId="2" w15:restartNumberingAfterBreak="0">
+  <w:abstractNum w:abstractNumId="3" w15:restartNumberingAfterBreak="0">
+    <w:nsid w:val="0F781D96"/>
+    <w:multiLevelType w:val="hybridMultilevel"/>
+    <w:tmpl w:val="8EB43466"/>
+    <w:lvl w:ilvl="0" w:tplc="FFFFFFFF">
+      <w:start w:val="1"/>
+      <w:numFmt w:val="decimal"/>
+      <w:lvlText w:val="%1."/>
+      <w:lvlJc w:val="left"/>
+      <w:pPr>
+        <w:ind w:left="720" w:hanging="360"/>
+      </w:pPr>
+    </w:lvl>
+    <w:lvl w:ilvl="1" w:tplc="04090019" w:tentative="1">
+      <w:start w:val="1"/>
+      <w:numFmt w:val="lowerLetter"/>
+      <w:lvlText w:val="%2."/>
+      <w:lvlJc w:val="left"/>
+      <w:pPr>
+        <w:ind w:left="1440" w:hanging="360"/>
+      </w:pPr>
+    </w:lvl>
+    <w:lvl w:ilvl="2" w:tplc="0409001B" w:tentative="1">
+      <w:start w:val="1"/>
+      <w:numFmt w:val="lowerRoman"/>
+      <w:lvlText w:val="%3."/>
+      <w:lvlJc w:val="right"/>
+      <w:pPr>
+        <w:ind w:left="2160" w:hanging="180"/>
+      </w:pPr>
+    </w:lvl>
+    <w:lvl w:ilvl="3" w:tplc="0409000F" w:tentative="1">
+      <w:start w:val="1"/>
+      <w:numFmt w:val="decimal"/>
+      <w:lvlText w:val="%4."/>
+      <w:lvlJc w:val="left"/>
+      <w:pPr>
+        <w:ind w:left="2880" w:hanging="360"/>
+      </w:pPr>
+    </w:lvl>
+    <w:lvl w:ilvl="4" w:tplc="04090019" w:tentative="1">
+      <w:start w:val="1"/>
+      <w:numFmt w:val="lowerLetter"/>
+      <w:lvlText w:val="%5."/>
+      <w:lvlJc w:val="left"/>
+      <w:pPr>
+        <w:ind w:left="3600" w:hanging="360"/>
+      </w:pPr>
+    </w:lvl>
+    <w:lvl w:ilvl="5" w:tplc="0409001B" w:tentative="1">
+      <w:start w:val="1"/>
+      <w:numFmt w:val="lowerRoman"/>
+      <w:lvlText w:val="%6."/>
+      <w:lvlJc w:val="right"/>
+      <w:pPr>
+        <w:ind w:left="4320" w:hanging="180"/>
+      </w:pPr>
+    </w:lvl>
+    <w:lvl w:ilvl="6" w:tplc="0409000F" w:tentative="1">
+      <w:start w:val="1"/>
+      <w:numFmt w:val="decimal"/>
+      <w:lvlText w:val="%7."/>
+      <w:lvlJc w:val="left"/>
+      <w:pPr>
+        <w:ind w:left="5040" w:hanging="360"/>
+      </w:pPr>
+    </w:lvl>
+    <w:lvl w:ilvl="7" w:tplc="04090019" w:tentative="1">
+      <w:start w:val="1"/>
+      <w:numFmt w:val="lowerLetter"/>
+      <w:lvlText w:val="%8."/>
+      <w:lvlJc w:val="left"/>
+      <w:pPr>
+        <w:ind w:left="5760" w:hanging="360"/>
+      </w:pPr>
+    </w:lvl>
+    <w:lvl w:ilvl="8" w:tplc="0409001B" w:tentative="1">
+      <w:start w:val="1"/>
+      <w:numFmt w:val="lowerRoman"/>
+      <w:lvlText w:val="%9."/>
+      <w:lvlJc w:val="right"/>
+      <w:pPr>
+        <w:ind w:left="6480" w:hanging="180"/>
+      </w:pPr>
+    </w:lvl>
+  </w:abstractNum>
+  <w:abstractNum w:abstractNumId="4" w15:restartNumberingAfterBreak="0">
+    <w:nsid w:val="14762C47"/>
+    <w:multiLevelType w:val="hybridMultilevel"/>
+    <w:tmpl w:val="43F808FE"/>
+    <w:lvl w:ilvl="0" w:tplc="0409000F">
+      <w:start w:val="1"/>
+      <w:numFmt w:val="decimal"/>
+      <w:lvlText w:val="%1."/>
+      <w:lvlJc w:val="left"/>
+      <w:pPr>
+        <w:ind w:left="720" w:hanging="360"/>
+      </w:pPr>
+      <w:rPr>
+        <w:rFonts w:hint="default"/>
+      </w:rPr>
+    </w:lvl>
+    <w:lvl w:ilvl="1" w:tplc="04090019" w:tentative="1">
+      <w:start w:val="1"/>
+      <w:numFmt w:val="lowerLetter"/>
+      <w:lvlText w:val="%2."/>
+      <w:lvlJc w:val="left"/>
+      <w:pPr>
+        <w:ind w:left="1440" w:hanging="360"/>
+      </w:pPr>
+    </w:lvl>
+    <w:lvl w:ilvl="2" w:tplc="0409001B" w:tentative="1">
+      <w:start w:val="1"/>
+      <w:numFmt w:val="lowerRoman"/>
+      <w:lvlText w:val="%3."/>
+      <w:lvlJc w:val="right"/>
+      <w:pPr>
+        <w:ind w:left="2160" w:hanging="180"/>
+      </w:pPr>
+    </w:lvl>
+    <w:lvl w:ilvl="3" w:tplc="0409000F" w:tentative="1">
+      <w:start w:val="1"/>
+      <w:numFmt w:val="decimal"/>
+      <w:lvlText w:val="%4."/>
+      <w:lvlJc w:val="left"/>
+      <w:pPr>
+        <w:ind w:left="2880" w:hanging="360"/>
+      </w:pPr>
+    </w:lvl>
+    <w:lvl w:ilvl="4" w:tplc="04090019" w:tentative="1">
+      <w:start w:val="1"/>
+      <w:numFmt w:val="lowerLetter"/>
+      <w:lvlText w:val="%5."/>
+      <w:lvlJc w:val="left"/>
+      <w:pPr>
+        <w:ind w:left="3600" w:hanging="360"/>
+      </w:pPr>
+    </w:lvl>
+    <w:lvl w:ilvl="5" w:tplc="0409001B" w:tentative="1">
+      <w:start w:val="1"/>
+      <w:numFmt w:val="lowerRoman"/>
+      <w:lvlText w:val="%6."/>
+      <w:lvlJc w:val="right"/>
+      <w:pPr>
+        <w:ind w:left="4320" w:hanging="180"/>
+      </w:pPr>
+    </w:lvl>
+    <w:lvl w:ilvl="6" w:tplc="0409000F" w:tentative="1">
+      <w:start w:val="1"/>
+      <w:numFmt w:val="decimal"/>
+      <w:lvlText w:val="%7."/>
+      <w:lvlJc w:val="left"/>
+      <w:pPr>
+        <w:ind w:left="5040" w:hanging="360"/>
+      </w:pPr>
+    </w:lvl>
+    <w:lvl w:ilvl="7" w:tplc="04090019" w:tentative="1">
+      <w:start w:val="1"/>
+      <w:numFmt w:val="lowerLetter"/>
+      <w:lvlText w:val="%8."/>
+      <w:lvlJc w:val="left"/>
+      <w:pPr>
+        <w:ind w:left="5760" w:hanging="360"/>
+      </w:pPr>
+    </w:lvl>
+    <w:lvl w:ilvl="8" w:tplc="0409001B" w:tentative="1">
+      <w:start w:val="1"/>
+      <w:numFmt w:val="lowerRoman"/>
+      <w:lvlText w:val="%9."/>
+      <w:lvlJc w:val="right"/>
+      <w:pPr>
+        <w:ind w:left="6480" w:hanging="180"/>
+      </w:pPr>
+    </w:lvl>
+  </w:abstractNum>
+  <w:abstractNum w:abstractNumId="5" w15:restartNumberingAfterBreak="0">
+    <w:nsid w:val="1EDF7CC0"/>
+    <w:multiLevelType w:val="hybridMultilevel"/>
+    <w:tmpl w:val="379A6EF4"/>
+    <w:lvl w:ilvl="0" w:tplc="FFFFFFFF">
+      <w:start w:val="1"/>
+      <w:numFmt w:val="decimal"/>
+      <w:lvlText w:val="%1."/>
+      <w:lvlJc w:val="left"/>
+      <w:pPr>
+        <w:ind w:left="720" w:hanging="360"/>
+      </w:pPr>
+    </w:lvl>
+    <w:lvl w:ilvl="1" w:tplc="04090019" w:tentative="1">
+      <w:start w:val="1"/>
+      <w:numFmt w:val="lowerLetter"/>
+      <w:lvlText w:val="%2."/>
+      <w:lvlJc w:val="left"/>
+      <w:pPr>
+        <w:ind w:left="1440" w:hanging="360"/>
+      </w:pPr>
+    </w:lvl>
+    <w:lvl w:ilvl="2" w:tplc="0409001B" w:tentative="1">
+      <w:start w:val="1"/>
+      <w:numFmt w:val="lowerRoman"/>
+      <w:lvlText w:val="%3."/>
+      <w:lvlJc w:val="right"/>
+      <w:pPr>
+        <w:ind w:left="2160" w:hanging="180"/>
+      </w:pPr>
+    </w:lvl>
+    <w:lvl w:ilvl="3" w:tplc="0409000F" w:tentative="1">
+      <w:start w:val="1"/>
+      <w:numFmt w:val="decimal"/>
+      <w:lvlText w:val="%4."/>
+      <w:lvlJc w:val="left"/>
+      <w:pPr>
+        <w:ind w:left="2880" w:hanging="360"/>
+      </w:pPr>
+    </w:lvl>
+    <w:lvl w:ilvl="4" w:tplc="04090019" w:tentative="1">
+      <w:start w:val="1"/>
+      <w:numFmt w:val="lowerLetter"/>
+      <w:lvlText w:val="%5."/>
+      <w:lvlJc w:val="left"/>
+      <w:pPr>
+        <w:ind w:left="3600" w:hanging="360"/>
+      </w:pPr>
+    </w:lvl>
+    <w:lvl w:ilvl="5" w:tplc="0409001B" w:tentative="1">
+      <w:start w:val="1"/>
+      <w:numFmt w:val="lowerRoman"/>
+      <w:lvlText w:val="%6."/>
+      <w:lvlJc w:val="right"/>
+      <w:pPr>
+        <w:ind w:left="4320" w:hanging="180"/>
+      </w:pPr>
+    </w:lvl>
+    <w:lvl w:ilvl="6" w:tplc="0409000F" w:tentative="1">
+      <w:start w:val="1"/>
+      <w:numFmt w:val="decimal"/>
+      <w:lvlText w:val="%7."/>
+      <w:lvlJc w:val="left"/>
+      <w:pPr>
+        <w:ind w:left="5040" w:hanging="360"/>
+      </w:pPr>
+    </w:lvl>
+    <w:lvl w:ilvl="7" w:tplc="04090019" w:tentative="1">
+      <w:start w:val="1"/>
+      <w:numFmt w:val="lowerLetter"/>
+      <w:lvlText w:val="%8."/>
+      <w:lvlJc w:val="left"/>
+      <w:pPr>
+        <w:ind w:left="5760" w:hanging="360"/>
+      </w:pPr>
+    </w:lvl>
+    <w:lvl w:ilvl="8" w:tplc="0409001B" w:tentative="1">
+      <w:start w:val="1"/>
+      <w:numFmt w:val="lowerRoman"/>
+      <w:lvlText w:val="%9."/>
+      <w:lvlJc w:val="right"/>
+      <w:pPr>
+        <w:ind w:left="6480" w:hanging="180"/>
+      </w:pPr>
+    </w:lvl>
+  </w:abstractNum>
+  <w:abstractNum w:abstractNumId="6" w15:restartNumberingAfterBreak="0">
+    <w:nsid w:val="1FA7707B"/>
+    <w:multiLevelType w:val="hybridMultilevel"/>
+    <w:tmpl w:val="CD4435CC"/>
+    <w:lvl w:ilvl="0" w:tplc="FFFFFFFF">
+      <w:start w:val="1"/>
+      <w:numFmt w:val="decimal"/>
+      <w:lvlText w:val="%1."/>
+      <w:lvlJc w:val="left"/>
+      <w:pPr>
+        <w:ind w:left="720" w:hanging="360"/>
+      </w:pPr>
+    </w:lvl>
+    <w:lvl w:ilvl="1" w:tplc="04090019" w:tentative="1">
+      <w:start w:val="1"/>
+      <w:numFmt w:val="lowerLetter"/>
+      <w:lvlText w:val="%2."/>
+      <w:lvlJc w:val="left"/>
+      <w:pPr>
+        <w:ind w:left="1440" w:hanging="360"/>
+      </w:pPr>
+    </w:lvl>
+    <w:lvl w:ilvl="2" w:tplc="0409001B" w:tentative="1">
+      <w:start w:val="1"/>
+      <w:numFmt w:val="lowerRoman"/>
+      <w:lvlText w:val="%3."/>
+      <w:lvlJc w:val="right"/>
+      <w:pPr>
+        <w:ind w:left="2160" w:hanging="180"/>
+      </w:pPr>
+    </w:lvl>
+    <w:lvl w:ilvl="3" w:tplc="0409000F" w:tentative="1">
+      <w:start w:val="1"/>
+      <w:numFmt w:val="decimal"/>
+      <w:lvlText w:val="%4."/>
+      <w:lvlJc w:val="left"/>
+      <w:pPr>
+        <w:ind w:left="2880" w:hanging="360"/>
+      </w:pPr>
+    </w:lvl>
+    <w:lvl w:ilvl="4" w:tplc="04090019" w:tentative="1">
+      <w:start w:val="1"/>
+      <w:numFmt w:val="lowerLetter"/>
+      <w:lvlText w:val="%5."/>
+      <w:lvlJc w:val="left"/>
+      <w:pPr>
+        <w:ind w:left="3600" w:hanging="360"/>
+      </w:pPr>
+    </w:lvl>
+    <w:lvl w:ilvl="5" w:tplc="0409001B" w:tentative="1">
+      <w:start w:val="1"/>
+      <w:numFmt w:val="lowerRoman"/>
+      <w:lvlText w:val="%6."/>
+      <w:lvlJc w:val="right"/>
+      <w:pPr>
+        <w:ind w:left="4320" w:hanging="180"/>
+      </w:pPr>
+    </w:lvl>
+    <w:lvl w:ilvl="6" w:tplc="0409000F" w:tentative="1">
+      <w:start w:val="1"/>
+      <w:numFmt w:val="decimal"/>
+      <w:lvlText w:val="%7."/>
+      <w:lvlJc w:val="left"/>
+      <w:pPr>
+        <w:ind w:left="5040" w:hanging="360"/>
+      </w:pPr>
+    </w:lvl>
+    <w:lvl w:ilvl="7" w:tplc="04090019" w:tentative="1">
+      <w:start w:val="1"/>
+      <w:numFmt w:val="lowerLetter"/>
+      <w:lvlText w:val="%8."/>
+      <w:lvlJc w:val="left"/>
+      <w:pPr>
+        <w:ind w:left="5760" w:hanging="360"/>
+      </w:pPr>
+    </w:lvl>
+    <w:lvl w:ilvl="8" w:tplc="0409001B" w:tentative="1">
+      <w:start w:val="1"/>
+      <w:numFmt w:val="lowerRoman"/>
+      <w:lvlText w:val="%9."/>
+      <w:lvlJc w:val="right"/>
+      <w:pPr>
+        <w:ind w:left="6480" w:hanging="180"/>
+      </w:pPr>
+    </w:lvl>
+  </w:abstractNum>
+  <w:abstractNum w:abstractNumId="7" w15:restartNumberingAfterBreak="0">
     <w:nsid w:val="268F74B3"/>
     <w:multiLevelType w:val="hybridMultilevel"/>
     <w:tmpl w:val="8EB6667C"/>
@@ -2289,7 +5935,7 @@
       </w:pPr>
     </w:lvl>
   </w:abstractNum>
-  <w:abstractNum w:abstractNumId="3" w15:restartNumberingAfterBreak="0">
+  <w:abstractNum w:abstractNumId="8" w15:restartNumberingAfterBreak="0">
     <w:nsid w:val="271755DF"/>
     <w:multiLevelType w:val="hybridMultilevel"/>
     <w:tmpl w:val="4D46FE9A"/>
@@ -2375,7 +6021,179 @@
       </w:pPr>
     </w:lvl>
   </w:abstractNum>
-  <w:abstractNum w:abstractNumId="4" w15:restartNumberingAfterBreak="0">
+  <w:abstractNum w:abstractNumId="9" w15:restartNumberingAfterBreak="0">
+    <w:nsid w:val="2A8C7336"/>
+    <w:multiLevelType w:val="hybridMultilevel"/>
+    <w:tmpl w:val="5DB428A0"/>
+    <w:lvl w:ilvl="0" w:tplc="FFFFFFFF">
+      <w:start w:val="1"/>
+      <w:numFmt w:val="decimal"/>
+      <w:lvlText w:val="%1."/>
+      <w:lvlJc w:val="left"/>
+      <w:pPr>
+        <w:ind w:left="720" w:hanging="360"/>
+      </w:pPr>
+    </w:lvl>
+    <w:lvl w:ilvl="1" w:tplc="FFFFFFFF" w:tentative="1">
+      <w:start w:val="1"/>
+      <w:numFmt w:val="lowerLetter"/>
+      <w:lvlText w:val="%2."/>
+      <w:lvlJc w:val="left"/>
+      <w:pPr>
+        <w:ind w:left="1440" w:hanging="360"/>
+      </w:pPr>
+    </w:lvl>
+    <w:lvl w:ilvl="2" w:tplc="FFFFFFFF" w:tentative="1">
+      <w:start w:val="1"/>
+      <w:numFmt w:val="lowerRoman"/>
+      <w:lvlText w:val="%3."/>
+      <w:lvlJc w:val="right"/>
+      <w:pPr>
+        <w:ind w:left="2160" w:hanging="180"/>
+      </w:pPr>
+    </w:lvl>
+    <w:lvl w:ilvl="3" w:tplc="FFFFFFFF" w:tentative="1">
+      <w:start w:val="1"/>
+      <w:numFmt w:val="decimal"/>
+      <w:lvlText w:val="%4."/>
+      <w:lvlJc w:val="left"/>
+      <w:pPr>
+        <w:ind w:left="2880" w:hanging="360"/>
+      </w:pPr>
+    </w:lvl>
+    <w:lvl w:ilvl="4" w:tplc="FFFFFFFF" w:tentative="1">
+      <w:start w:val="1"/>
+      <w:numFmt w:val="lowerLetter"/>
+      <w:lvlText w:val="%5."/>
+      <w:lvlJc w:val="left"/>
+      <w:pPr>
+        <w:ind w:left="3600" w:hanging="360"/>
+      </w:pPr>
+    </w:lvl>
+    <w:lvl w:ilvl="5" w:tplc="FFFFFFFF" w:tentative="1">
+      <w:start w:val="1"/>
+      <w:numFmt w:val="lowerRoman"/>
+      <w:lvlText w:val="%6."/>
+      <w:lvlJc w:val="right"/>
+      <w:pPr>
+        <w:ind w:left="4320" w:hanging="180"/>
+      </w:pPr>
+    </w:lvl>
+    <w:lvl w:ilvl="6" w:tplc="FFFFFFFF" w:tentative="1">
+      <w:start w:val="1"/>
+      <w:numFmt w:val="decimal"/>
+      <w:lvlText w:val="%7."/>
+      <w:lvlJc w:val="left"/>
+      <w:pPr>
+        <w:ind w:left="5040" w:hanging="360"/>
+      </w:pPr>
+    </w:lvl>
+    <w:lvl w:ilvl="7" w:tplc="FFFFFFFF" w:tentative="1">
+      <w:start w:val="1"/>
+      <w:numFmt w:val="lowerLetter"/>
+      <w:lvlText w:val="%8."/>
+      <w:lvlJc w:val="left"/>
+      <w:pPr>
+        <w:ind w:left="5760" w:hanging="360"/>
+      </w:pPr>
+    </w:lvl>
+    <w:lvl w:ilvl="8" w:tplc="FFFFFFFF" w:tentative="1">
+      <w:start w:val="1"/>
+      <w:numFmt w:val="lowerRoman"/>
+      <w:lvlText w:val="%9."/>
+      <w:lvlJc w:val="right"/>
+      <w:pPr>
+        <w:ind w:left="6480" w:hanging="180"/>
+      </w:pPr>
+    </w:lvl>
+  </w:abstractNum>
+  <w:abstractNum w:abstractNumId="10" w15:restartNumberingAfterBreak="0">
+    <w:nsid w:val="2BB215DF"/>
+    <w:multiLevelType w:val="hybridMultilevel"/>
+    <w:tmpl w:val="6D4C5E86"/>
+    <w:lvl w:ilvl="0" w:tplc="FFFFFFFF">
+      <w:start w:val="1"/>
+      <w:numFmt w:val="decimal"/>
+      <w:lvlText w:val="%1."/>
+      <w:lvlJc w:val="left"/>
+      <w:pPr>
+        <w:ind w:left="720" w:hanging="360"/>
+      </w:pPr>
+    </w:lvl>
+    <w:lvl w:ilvl="1" w:tplc="04090019" w:tentative="1">
+      <w:start w:val="1"/>
+      <w:numFmt w:val="lowerLetter"/>
+      <w:lvlText w:val="%2."/>
+      <w:lvlJc w:val="left"/>
+      <w:pPr>
+        <w:ind w:left="1440" w:hanging="360"/>
+      </w:pPr>
+    </w:lvl>
+    <w:lvl w:ilvl="2" w:tplc="0409001B" w:tentative="1">
+      <w:start w:val="1"/>
+      <w:numFmt w:val="lowerRoman"/>
+      <w:lvlText w:val="%3."/>
+      <w:lvlJc w:val="right"/>
+      <w:pPr>
+        <w:ind w:left="2160" w:hanging="180"/>
+      </w:pPr>
+    </w:lvl>
+    <w:lvl w:ilvl="3" w:tplc="0409000F" w:tentative="1">
+      <w:start w:val="1"/>
+      <w:numFmt w:val="decimal"/>
+      <w:lvlText w:val="%4."/>
+      <w:lvlJc w:val="left"/>
+      <w:pPr>
+        <w:ind w:left="2880" w:hanging="360"/>
+      </w:pPr>
+    </w:lvl>
+    <w:lvl w:ilvl="4" w:tplc="04090019" w:tentative="1">
+      <w:start w:val="1"/>
+      <w:numFmt w:val="lowerLetter"/>
+      <w:lvlText w:val="%5."/>
+      <w:lvlJc w:val="left"/>
+      <w:pPr>
+        <w:ind w:left="3600" w:hanging="360"/>
+      </w:pPr>
+    </w:lvl>
+    <w:lvl w:ilvl="5" w:tplc="0409001B" w:tentative="1">
+      <w:start w:val="1"/>
+      <w:numFmt w:val="lowerRoman"/>
+      <w:lvlText w:val="%6."/>
+      <w:lvlJc w:val="right"/>
+      <w:pPr>
+        <w:ind w:left="4320" w:hanging="180"/>
+      </w:pPr>
+    </w:lvl>
+    <w:lvl w:ilvl="6" w:tplc="0409000F" w:tentative="1">
+      <w:start w:val="1"/>
+      <w:numFmt w:val="decimal"/>
+      <w:lvlText w:val="%7."/>
+      <w:lvlJc w:val="left"/>
+      <w:pPr>
+        <w:ind w:left="5040" w:hanging="360"/>
+      </w:pPr>
+    </w:lvl>
+    <w:lvl w:ilvl="7" w:tplc="04090019" w:tentative="1">
+      <w:start w:val="1"/>
+      <w:numFmt w:val="lowerLetter"/>
+      <w:lvlText w:val="%8."/>
+      <w:lvlJc w:val="left"/>
+      <w:pPr>
+        <w:ind w:left="5760" w:hanging="360"/>
+      </w:pPr>
+    </w:lvl>
+    <w:lvl w:ilvl="8" w:tplc="0409001B" w:tentative="1">
+      <w:start w:val="1"/>
+      <w:numFmt w:val="lowerRoman"/>
+      <w:lvlText w:val="%9."/>
+      <w:lvlJc w:val="right"/>
+      <w:pPr>
+        <w:ind w:left="6480" w:hanging="180"/>
+      </w:pPr>
+    </w:lvl>
+  </w:abstractNum>
+  <w:abstractNum w:abstractNumId="11" w15:restartNumberingAfterBreak="0">
     <w:nsid w:val="2BFC1162"/>
     <w:multiLevelType w:val="multilevel"/>
     <w:tmpl w:val="C8F02FE8"/>
@@ -2462,7 +6280,351 @@
       </w:pPr>
     </w:lvl>
   </w:abstractNum>
-  <w:abstractNum w:abstractNumId="5" w15:restartNumberingAfterBreak="0">
+  <w:abstractNum w:abstractNumId="12" w15:restartNumberingAfterBreak="0">
+    <w:nsid w:val="2DE6165E"/>
+    <w:multiLevelType w:val="hybridMultilevel"/>
+    <w:tmpl w:val="705A91D6"/>
+    <w:lvl w:ilvl="0" w:tplc="FFFFFFFF">
+      <w:start w:val="1"/>
+      <w:numFmt w:val="decimal"/>
+      <w:lvlText w:val="%1."/>
+      <w:lvlJc w:val="left"/>
+      <w:pPr>
+        <w:ind w:left="720" w:hanging="360"/>
+      </w:pPr>
+    </w:lvl>
+    <w:lvl w:ilvl="1" w:tplc="04090019" w:tentative="1">
+      <w:start w:val="1"/>
+      <w:numFmt w:val="lowerLetter"/>
+      <w:lvlText w:val="%2."/>
+      <w:lvlJc w:val="left"/>
+      <w:pPr>
+        <w:ind w:left="1440" w:hanging="360"/>
+      </w:pPr>
+    </w:lvl>
+    <w:lvl w:ilvl="2" w:tplc="0409001B" w:tentative="1">
+      <w:start w:val="1"/>
+      <w:numFmt w:val="lowerRoman"/>
+      <w:lvlText w:val="%3."/>
+      <w:lvlJc w:val="right"/>
+      <w:pPr>
+        <w:ind w:left="2160" w:hanging="180"/>
+      </w:pPr>
+    </w:lvl>
+    <w:lvl w:ilvl="3" w:tplc="0409000F" w:tentative="1">
+      <w:start w:val="1"/>
+      <w:numFmt w:val="decimal"/>
+      <w:lvlText w:val="%4."/>
+      <w:lvlJc w:val="left"/>
+      <w:pPr>
+        <w:ind w:left="2880" w:hanging="360"/>
+      </w:pPr>
+    </w:lvl>
+    <w:lvl w:ilvl="4" w:tplc="04090019" w:tentative="1">
+      <w:start w:val="1"/>
+      <w:numFmt w:val="lowerLetter"/>
+      <w:lvlText w:val="%5."/>
+      <w:lvlJc w:val="left"/>
+      <w:pPr>
+        <w:ind w:left="3600" w:hanging="360"/>
+      </w:pPr>
+    </w:lvl>
+    <w:lvl w:ilvl="5" w:tplc="0409001B" w:tentative="1">
+      <w:start w:val="1"/>
+      <w:numFmt w:val="lowerRoman"/>
+      <w:lvlText w:val="%6."/>
+      <w:lvlJc w:val="right"/>
+      <w:pPr>
+        <w:ind w:left="4320" w:hanging="180"/>
+      </w:pPr>
+    </w:lvl>
+    <w:lvl w:ilvl="6" w:tplc="0409000F" w:tentative="1">
+      <w:start w:val="1"/>
+      <w:numFmt w:val="decimal"/>
+      <w:lvlText w:val="%7."/>
+      <w:lvlJc w:val="left"/>
+      <w:pPr>
+        <w:ind w:left="5040" w:hanging="360"/>
+      </w:pPr>
+    </w:lvl>
+    <w:lvl w:ilvl="7" w:tplc="04090019" w:tentative="1">
+      <w:start w:val="1"/>
+      <w:numFmt w:val="lowerLetter"/>
+      <w:lvlText w:val="%8."/>
+      <w:lvlJc w:val="left"/>
+      <w:pPr>
+        <w:ind w:left="5760" w:hanging="360"/>
+      </w:pPr>
+    </w:lvl>
+    <w:lvl w:ilvl="8" w:tplc="0409001B" w:tentative="1">
+      <w:start w:val="1"/>
+      <w:numFmt w:val="lowerRoman"/>
+      <w:lvlText w:val="%9."/>
+      <w:lvlJc w:val="right"/>
+      <w:pPr>
+        <w:ind w:left="6480" w:hanging="180"/>
+      </w:pPr>
+    </w:lvl>
+  </w:abstractNum>
+  <w:abstractNum w:abstractNumId="13" w15:restartNumberingAfterBreak="0">
+    <w:nsid w:val="33E22B01"/>
+    <w:multiLevelType w:val="hybridMultilevel"/>
+    <w:tmpl w:val="F3522B42"/>
+    <w:lvl w:ilvl="0" w:tplc="FFFFFFFF">
+      <w:start w:val="1"/>
+      <w:numFmt w:val="decimal"/>
+      <w:lvlText w:val="%1."/>
+      <w:lvlJc w:val="left"/>
+      <w:pPr>
+        <w:ind w:left="720" w:hanging="360"/>
+      </w:pPr>
+    </w:lvl>
+    <w:lvl w:ilvl="1" w:tplc="04090019" w:tentative="1">
+      <w:start w:val="1"/>
+      <w:numFmt w:val="lowerLetter"/>
+      <w:lvlText w:val="%2."/>
+      <w:lvlJc w:val="left"/>
+      <w:pPr>
+        <w:ind w:left="1440" w:hanging="360"/>
+      </w:pPr>
+    </w:lvl>
+    <w:lvl w:ilvl="2" w:tplc="0409001B" w:tentative="1">
+      <w:start w:val="1"/>
+      <w:numFmt w:val="lowerRoman"/>
+      <w:lvlText w:val="%3."/>
+      <w:lvlJc w:val="right"/>
+      <w:pPr>
+        <w:ind w:left="2160" w:hanging="180"/>
+      </w:pPr>
+    </w:lvl>
+    <w:lvl w:ilvl="3" w:tplc="0409000F" w:tentative="1">
+      <w:start w:val="1"/>
+      <w:numFmt w:val="decimal"/>
+      <w:lvlText w:val="%4."/>
+      <w:lvlJc w:val="left"/>
+      <w:pPr>
+        <w:ind w:left="2880" w:hanging="360"/>
+      </w:pPr>
+    </w:lvl>
+    <w:lvl w:ilvl="4" w:tplc="04090019" w:tentative="1">
+      <w:start w:val="1"/>
+      <w:numFmt w:val="lowerLetter"/>
+      <w:lvlText w:val="%5."/>
+      <w:lvlJc w:val="left"/>
+      <w:pPr>
+        <w:ind w:left="3600" w:hanging="360"/>
+      </w:pPr>
+    </w:lvl>
+    <w:lvl w:ilvl="5" w:tplc="0409001B" w:tentative="1">
+      <w:start w:val="1"/>
+      <w:numFmt w:val="lowerRoman"/>
+      <w:lvlText w:val="%6."/>
+      <w:lvlJc w:val="right"/>
+      <w:pPr>
+        <w:ind w:left="4320" w:hanging="180"/>
+      </w:pPr>
+    </w:lvl>
+    <w:lvl w:ilvl="6" w:tplc="0409000F" w:tentative="1">
+      <w:start w:val="1"/>
+      <w:numFmt w:val="decimal"/>
+      <w:lvlText w:val="%7."/>
+      <w:lvlJc w:val="left"/>
+      <w:pPr>
+        <w:ind w:left="5040" w:hanging="360"/>
+      </w:pPr>
+    </w:lvl>
+    <w:lvl w:ilvl="7" w:tplc="04090019" w:tentative="1">
+      <w:start w:val="1"/>
+      <w:numFmt w:val="lowerLetter"/>
+      <w:lvlText w:val="%8."/>
+      <w:lvlJc w:val="left"/>
+      <w:pPr>
+        <w:ind w:left="5760" w:hanging="360"/>
+      </w:pPr>
+    </w:lvl>
+    <w:lvl w:ilvl="8" w:tplc="0409001B" w:tentative="1">
+      <w:start w:val="1"/>
+      <w:numFmt w:val="lowerRoman"/>
+      <w:lvlText w:val="%9."/>
+      <w:lvlJc w:val="right"/>
+      <w:pPr>
+        <w:ind w:left="6480" w:hanging="180"/>
+      </w:pPr>
+    </w:lvl>
+  </w:abstractNum>
+  <w:abstractNum w:abstractNumId="14" w15:restartNumberingAfterBreak="0">
+    <w:nsid w:val="376C591A"/>
+    <w:multiLevelType w:val="hybridMultilevel"/>
+    <w:tmpl w:val="EBA84CE6"/>
+    <w:lvl w:ilvl="0" w:tplc="FFFFFFFF">
+      <w:start w:val="1"/>
+      <w:numFmt w:val="decimal"/>
+      <w:lvlText w:val="%1."/>
+      <w:lvlJc w:val="left"/>
+      <w:pPr>
+        <w:ind w:left="720" w:hanging="360"/>
+      </w:pPr>
+    </w:lvl>
+    <w:lvl w:ilvl="1" w:tplc="04090019" w:tentative="1">
+      <w:start w:val="1"/>
+      <w:numFmt w:val="lowerLetter"/>
+      <w:lvlText w:val="%2."/>
+      <w:lvlJc w:val="left"/>
+      <w:pPr>
+        <w:ind w:left="1440" w:hanging="360"/>
+      </w:pPr>
+    </w:lvl>
+    <w:lvl w:ilvl="2" w:tplc="0409001B" w:tentative="1">
+      <w:start w:val="1"/>
+      <w:numFmt w:val="lowerRoman"/>
+      <w:lvlText w:val="%3."/>
+      <w:lvlJc w:val="right"/>
+      <w:pPr>
+        <w:ind w:left="2160" w:hanging="180"/>
+      </w:pPr>
+    </w:lvl>
+    <w:lvl w:ilvl="3" w:tplc="0409000F" w:tentative="1">
+      <w:start w:val="1"/>
+      <w:numFmt w:val="decimal"/>
+      <w:lvlText w:val="%4."/>
+      <w:lvlJc w:val="left"/>
+      <w:pPr>
+        <w:ind w:left="2880" w:hanging="360"/>
+      </w:pPr>
+    </w:lvl>
+    <w:lvl w:ilvl="4" w:tplc="04090019" w:tentative="1">
+      <w:start w:val="1"/>
+      <w:numFmt w:val="lowerLetter"/>
+      <w:lvlText w:val="%5."/>
+      <w:lvlJc w:val="left"/>
+      <w:pPr>
+        <w:ind w:left="3600" w:hanging="360"/>
+      </w:pPr>
+    </w:lvl>
+    <w:lvl w:ilvl="5" w:tplc="0409001B" w:tentative="1">
+      <w:start w:val="1"/>
+      <w:numFmt w:val="lowerRoman"/>
+      <w:lvlText w:val="%6."/>
+      <w:lvlJc w:val="right"/>
+      <w:pPr>
+        <w:ind w:left="4320" w:hanging="180"/>
+      </w:pPr>
+    </w:lvl>
+    <w:lvl w:ilvl="6" w:tplc="0409000F" w:tentative="1">
+      <w:start w:val="1"/>
+      <w:numFmt w:val="decimal"/>
+      <w:lvlText w:val="%7."/>
+      <w:lvlJc w:val="left"/>
+      <w:pPr>
+        <w:ind w:left="5040" w:hanging="360"/>
+      </w:pPr>
+    </w:lvl>
+    <w:lvl w:ilvl="7" w:tplc="04090019" w:tentative="1">
+      <w:start w:val="1"/>
+      <w:numFmt w:val="lowerLetter"/>
+      <w:lvlText w:val="%8."/>
+      <w:lvlJc w:val="left"/>
+      <w:pPr>
+        <w:ind w:left="5760" w:hanging="360"/>
+      </w:pPr>
+    </w:lvl>
+    <w:lvl w:ilvl="8" w:tplc="0409001B" w:tentative="1">
+      <w:start w:val="1"/>
+      <w:numFmt w:val="lowerRoman"/>
+      <w:lvlText w:val="%9."/>
+      <w:lvlJc w:val="right"/>
+      <w:pPr>
+        <w:ind w:left="6480" w:hanging="180"/>
+      </w:pPr>
+    </w:lvl>
+  </w:abstractNum>
+  <w:abstractNum w:abstractNumId="15" w15:restartNumberingAfterBreak="0">
+    <w:nsid w:val="38B36CD0"/>
+    <w:multiLevelType w:val="hybridMultilevel"/>
+    <w:tmpl w:val="5FF0F1B2"/>
+    <w:lvl w:ilvl="0" w:tplc="0409000F">
+      <w:start w:val="1"/>
+      <w:numFmt w:val="decimal"/>
+      <w:lvlText w:val="%1."/>
+      <w:lvlJc w:val="left"/>
+      <w:pPr>
+        <w:ind w:left="720" w:hanging="360"/>
+      </w:pPr>
+    </w:lvl>
+    <w:lvl w:ilvl="1" w:tplc="04090019" w:tentative="1">
+      <w:start w:val="1"/>
+      <w:numFmt w:val="lowerLetter"/>
+      <w:lvlText w:val="%2."/>
+      <w:lvlJc w:val="left"/>
+      <w:pPr>
+        <w:ind w:left="1440" w:hanging="360"/>
+      </w:pPr>
+    </w:lvl>
+    <w:lvl w:ilvl="2" w:tplc="0409001B" w:tentative="1">
+      <w:start w:val="1"/>
+      <w:numFmt w:val="lowerRoman"/>
+      <w:lvlText w:val="%3."/>
+      <w:lvlJc w:val="right"/>
+      <w:pPr>
+        <w:ind w:left="2160" w:hanging="180"/>
+      </w:pPr>
+    </w:lvl>
+    <w:lvl w:ilvl="3" w:tplc="0409000F" w:tentative="1">
+      <w:start w:val="1"/>
+      <w:numFmt w:val="decimal"/>
+      <w:lvlText w:val="%4."/>
+      <w:lvlJc w:val="left"/>
+      <w:pPr>
+        <w:ind w:left="2880" w:hanging="360"/>
+      </w:pPr>
+    </w:lvl>
+    <w:lvl w:ilvl="4" w:tplc="04090019" w:tentative="1">
+      <w:start w:val="1"/>
+      <w:numFmt w:val="lowerLetter"/>
+      <w:lvlText w:val="%5."/>
+      <w:lvlJc w:val="left"/>
+      <w:pPr>
+        <w:ind w:left="3600" w:hanging="360"/>
+      </w:pPr>
+    </w:lvl>
+    <w:lvl w:ilvl="5" w:tplc="0409001B" w:tentative="1">
+      <w:start w:val="1"/>
+      <w:numFmt w:val="lowerRoman"/>
+      <w:lvlText w:val="%6."/>
+      <w:lvlJc w:val="right"/>
+      <w:pPr>
+        <w:ind w:left="4320" w:hanging="180"/>
+      </w:pPr>
+    </w:lvl>
+    <w:lvl w:ilvl="6" w:tplc="0409000F" w:tentative="1">
+      <w:start w:val="1"/>
+      <w:numFmt w:val="decimal"/>
+      <w:lvlText w:val="%7."/>
+      <w:lvlJc w:val="left"/>
+      <w:pPr>
+        <w:ind w:left="5040" w:hanging="360"/>
+      </w:pPr>
+    </w:lvl>
+    <w:lvl w:ilvl="7" w:tplc="04090019" w:tentative="1">
+      <w:start w:val="1"/>
+      <w:numFmt w:val="lowerLetter"/>
+      <w:lvlText w:val="%8."/>
+      <w:lvlJc w:val="left"/>
+      <w:pPr>
+        <w:ind w:left="5760" w:hanging="360"/>
+      </w:pPr>
+    </w:lvl>
+    <w:lvl w:ilvl="8" w:tplc="0409001B" w:tentative="1">
+      <w:start w:val="1"/>
+      <w:numFmt w:val="lowerRoman"/>
+      <w:lvlText w:val="%9."/>
+      <w:lvlJc w:val="right"/>
+      <w:pPr>
+        <w:ind w:left="6480" w:hanging="180"/>
+      </w:pPr>
+    </w:lvl>
+  </w:abstractNum>
+  <w:abstractNum w:abstractNumId="16" w15:restartNumberingAfterBreak="0">
     <w:nsid w:val="413E2E19"/>
     <w:multiLevelType w:val="multilevel"/>
     <w:tmpl w:val="77D45A98"/>
@@ -2549,7 +6711,94 @@
       </w:pPr>
     </w:lvl>
   </w:abstractNum>
-  <w:abstractNum w:abstractNumId="6" w15:restartNumberingAfterBreak="0">
+  <w:abstractNum w:abstractNumId="17" w15:restartNumberingAfterBreak="0">
+    <w:nsid w:val="43C9287C"/>
+    <w:multiLevelType w:val="multilevel"/>
+    <w:tmpl w:val="214E1584"/>
+    <w:styleLink w:val="CurrentList3"/>
+    <w:lvl w:ilvl="0">
+      <w:start w:val="1"/>
+      <w:numFmt w:val="decimal"/>
+      <w:lvlText w:val="%1."/>
+      <w:lvlJc w:val="left"/>
+      <w:pPr>
+        <w:ind w:left="720" w:hanging="360"/>
+      </w:pPr>
+    </w:lvl>
+    <w:lvl w:ilvl="1">
+      <w:start w:val="1"/>
+      <w:numFmt w:val="lowerLetter"/>
+      <w:lvlText w:val="%2."/>
+      <w:lvlJc w:val="left"/>
+      <w:pPr>
+        <w:ind w:left="1440" w:hanging="360"/>
+      </w:pPr>
+    </w:lvl>
+    <w:lvl w:ilvl="2">
+      <w:start w:val="1"/>
+      <w:numFmt w:val="lowerRoman"/>
+      <w:lvlText w:val="%3."/>
+      <w:lvlJc w:val="right"/>
+      <w:pPr>
+        <w:ind w:left="2160" w:hanging="180"/>
+      </w:pPr>
+    </w:lvl>
+    <w:lvl w:ilvl="3">
+      <w:start w:val="1"/>
+      <w:numFmt w:val="decimal"/>
+      <w:lvlText w:val="%4."/>
+      <w:lvlJc w:val="left"/>
+      <w:pPr>
+        <w:ind w:left="2880" w:hanging="360"/>
+      </w:pPr>
+    </w:lvl>
+    <w:lvl w:ilvl="4">
+      <w:start w:val="1"/>
+      <w:numFmt w:val="lowerLetter"/>
+      <w:lvlText w:val="%5."/>
+      <w:lvlJc w:val="left"/>
+      <w:pPr>
+        <w:ind w:left="3600" w:hanging="360"/>
+      </w:pPr>
+    </w:lvl>
+    <w:lvl w:ilvl="5">
+      <w:start w:val="1"/>
+      <w:numFmt w:val="lowerRoman"/>
+      <w:lvlText w:val="%6."/>
+      <w:lvlJc w:val="right"/>
+      <w:pPr>
+        <w:ind w:left="4320" w:hanging="180"/>
+      </w:pPr>
+    </w:lvl>
+    <w:lvl w:ilvl="6">
+      <w:start w:val="1"/>
+      <w:numFmt w:val="decimal"/>
+      <w:lvlText w:val="%7."/>
+      <w:lvlJc w:val="left"/>
+      <w:pPr>
+        <w:ind w:left="5040" w:hanging="360"/>
+      </w:pPr>
+    </w:lvl>
+    <w:lvl w:ilvl="7">
+      <w:start w:val="1"/>
+      <w:numFmt w:val="lowerLetter"/>
+      <w:lvlText w:val="%8."/>
+      <w:lvlJc w:val="left"/>
+      <w:pPr>
+        <w:ind w:left="5760" w:hanging="360"/>
+      </w:pPr>
+    </w:lvl>
+    <w:lvl w:ilvl="8">
+      <w:start w:val="1"/>
+      <w:numFmt w:val="lowerRoman"/>
+      <w:lvlText w:val="%9."/>
+      <w:lvlJc w:val="right"/>
+      <w:pPr>
+        <w:ind w:left="6480" w:hanging="180"/>
+      </w:pPr>
+    </w:lvl>
+  </w:abstractNum>
+  <w:abstractNum w:abstractNumId="18" w15:restartNumberingAfterBreak="0">
     <w:nsid w:val="452C5E83"/>
     <w:multiLevelType w:val="hybridMultilevel"/>
     <w:tmpl w:val="093EF876"/>
@@ -2635,7 +6884,7 @@
       </w:pPr>
     </w:lvl>
   </w:abstractNum>
-  <w:abstractNum w:abstractNumId="7" w15:restartNumberingAfterBreak="0">
+  <w:abstractNum w:abstractNumId="19" w15:restartNumberingAfterBreak="0">
     <w:nsid w:val="49E33F9E"/>
     <w:multiLevelType w:val="hybridMultilevel"/>
     <w:tmpl w:val="6D909212"/>
@@ -2748,7 +6997,93 @@
       </w:rPr>
     </w:lvl>
   </w:abstractNum>
-  <w:abstractNum w:abstractNumId="8" w15:restartNumberingAfterBreak="0">
+  <w:abstractNum w:abstractNumId="20" w15:restartNumberingAfterBreak="0">
+    <w:nsid w:val="4F7A4029"/>
+    <w:multiLevelType w:val="hybridMultilevel"/>
+    <w:tmpl w:val="6A78EE90"/>
+    <w:lvl w:ilvl="0" w:tplc="FFFFFFFF">
+      <w:start w:val="1"/>
+      <w:numFmt w:val="decimal"/>
+      <w:lvlText w:val="%1."/>
+      <w:lvlJc w:val="left"/>
+      <w:pPr>
+        <w:ind w:left="720" w:hanging="360"/>
+      </w:pPr>
+    </w:lvl>
+    <w:lvl w:ilvl="1" w:tplc="04090019" w:tentative="1">
+      <w:start w:val="1"/>
+      <w:numFmt w:val="lowerLetter"/>
+      <w:lvlText w:val="%2."/>
+      <w:lvlJc w:val="left"/>
+      <w:pPr>
+        <w:ind w:left="1440" w:hanging="360"/>
+      </w:pPr>
+    </w:lvl>
+    <w:lvl w:ilvl="2" w:tplc="0409001B" w:tentative="1">
+      <w:start w:val="1"/>
+      <w:numFmt w:val="lowerRoman"/>
+      <w:lvlText w:val="%3."/>
+      <w:lvlJc w:val="right"/>
+      <w:pPr>
+        <w:ind w:left="2160" w:hanging="180"/>
+      </w:pPr>
+    </w:lvl>
+    <w:lvl w:ilvl="3" w:tplc="0409000F" w:tentative="1">
+      <w:start w:val="1"/>
+      <w:numFmt w:val="decimal"/>
+      <w:lvlText w:val="%4."/>
+      <w:lvlJc w:val="left"/>
+      <w:pPr>
+        <w:ind w:left="2880" w:hanging="360"/>
+      </w:pPr>
+    </w:lvl>
+    <w:lvl w:ilvl="4" w:tplc="04090019" w:tentative="1">
+      <w:start w:val="1"/>
+      <w:numFmt w:val="lowerLetter"/>
+      <w:lvlText w:val="%5."/>
+      <w:lvlJc w:val="left"/>
+      <w:pPr>
+        <w:ind w:left="3600" w:hanging="360"/>
+      </w:pPr>
+    </w:lvl>
+    <w:lvl w:ilvl="5" w:tplc="0409001B" w:tentative="1">
+      <w:start w:val="1"/>
+      <w:numFmt w:val="lowerRoman"/>
+      <w:lvlText w:val="%6."/>
+      <w:lvlJc w:val="right"/>
+      <w:pPr>
+        <w:ind w:left="4320" w:hanging="180"/>
+      </w:pPr>
+    </w:lvl>
+    <w:lvl w:ilvl="6" w:tplc="0409000F" w:tentative="1">
+      <w:start w:val="1"/>
+      <w:numFmt w:val="decimal"/>
+      <w:lvlText w:val="%7."/>
+      <w:lvlJc w:val="left"/>
+      <w:pPr>
+        <w:ind w:left="5040" w:hanging="360"/>
+      </w:pPr>
+    </w:lvl>
+    <w:lvl w:ilvl="7" w:tplc="04090019" w:tentative="1">
+      <w:start w:val="1"/>
+      <w:numFmt w:val="lowerLetter"/>
+      <w:lvlText w:val="%8."/>
+      <w:lvlJc w:val="left"/>
+      <w:pPr>
+        <w:ind w:left="5760" w:hanging="360"/>
+      </w:pPr>
+    </w:lvl>
+    <w:lvl w:ilvl="8" w:tplc="0409001B" w:tentative="1">
+      <w:start w:val="1"/>
+      <w:numFmt w:val="lowerRoman"/>
+      <w:lvlText w:val="%9."/>
+      <w:lvlJc w:val="right"/>
+      <w:pPr>
+        <w:ind w:left="6480" w:hanging="180"/>
+      </w:pPr>
+    </w:lvl>
+  </w:abstractNum>
+  <w:abstractNum w:abstractNumId="21" w15:restartNumberingAfterBreak="0">
     <w:nsid w:val="504B0165"/>
     <w:multiLevelType w:val="hybridMultilevel"/>
     <w:tmpl w:val="C8F02FE8"/>
@@ -2834,7 +7169,7 @@
       </w:pPr>
     </w:lvl>
   </w:abstractNum>
-  <w:abstractNum w:abstractNumId="9" w15:restartNumberingAfterBreak="0">
+  <w:abstractNum w:abstractNumId="22" w15:restartNumberingAfterBreak="0">
     <w:nsid w:val="5D5723F1"/>
     <w:multiLevelType w:val="hybridMultilevel"/>
     <w:tmpl w:val="262241AE"/>
@@ -2920,7 +7255,179 @@
       </w:pPr>
     </w:lvl>
   </w:abstractNum>
-  <w:abstractNum w:abstractNumId="10" w15:restartNumberingAfterBreak="0">
+  <w:abstractNum w:abstractNumId="23" w15:restartNumberingAfterBreak="0">
+    <w:nsid w:val="5DD04B59"/>
+    <w:multiLevelType w:val="hybridMultilevel"/>
+    <w:tmpl w:val="CFFEB7EC"/>
+    <w:lvl w:ilvl="0" w:tplc="0409000F">
+      <w:start w:val="1"/>
+      <w:numFmt w:val="decimal"/>
+      <w:lvlText w:val="%1."/>
+      <w:lvlJc w:val="left"/>
+      <w:pPr>
+        <w:ind w:left="720" w:hanging="360"/>
+      </w:pPr>
+    </w:lvl>
+    <w:lvl w:ilvl="1" w:tplc="04090019" w:tentative="1">
+      <w:start w:val="1"/>
+      <w:numFmt w:val="lowerLetter"/>
+      <w:lvlText w:val="%2."/>
+      <w:lvlJc w:val="left"/>
+      <w:pPr>
+        <w:ind w:left="1440" w:hanging="360"/>
+      </w:pPr>
+    </w:lvl>
+    <w:lvl w:ilvl="2" w:tplc="0409001B" w:tentative="1">
+      <w:start w:val="1"/>
+      <w:numFmt w:val="lowerRoman"/>
+      <w:lvlText w:val="%3."/>
+      <w:lvlJc w:val="right"/>
+      <w:pPr>
+        <w:ind w:left="2160" w:hanging="180"/>
+      </w:pPr>
+    </w:lvl>
+    <w:lvl w:ilvl="3" w:tplc="0409000F" w:tentative="1">
+      <w:start w:val="1"/>
+      <w:numFmt w:val="decimal"/>
+      <w:lvlText w:val="%4."/>
+      <w:lvlJc w:val="left"/>
+      <w:pPr>
+        <w:ind w:left="2880" w:hanging="360"/>
+      </w:pPr>
+    </w:lvl>
+    <w:lvl w:ilvl="4" w:tplc="04090019" w:tentative="1">
+      <w:start w:val="1"/>
+      <w:numFmt w:val="lowerLetter"/>
+      <w:lvlText w:val="%5."/>
+      <w:lvlJc w:val="left"/>
+      <w:pPr>
+        <w:ind w:left="3600" w:hanging="360"/>
+      </w:pPr>
+    </w:lvl>
+    <w:lvl w:ilvl="5" w:tplc="0409001B" w:tentative="1">
+      <w:start w:val="1"/>
+      <w:numFmt w:val="lowerRoman"/>
+      <w:lvlText w:val="%6."/>
+      <w:lvlJc w:val="right"/>
+      <w:pPr>
+        <w:ind w:left="4320" w:hanging="180"/>
+      </w:pPr>
+    </w:lvl>
+    <w:lvl w:ilvl="6" w:tplc="0409000F" w:tentative="1">
+      <w:start w:val="1"/>
+      <w:numFmt w:val="decimal"/>
+      <w:lvlText w:val="%7."/>
+      <w:lvlJc w:val="left"/>
+      <w:pPr>
+        <w:ind w:left="5040" w:hanging="360"/>
+      </w:pPr>
+    </w:lvl>
+    <w:lvl w:ilvl="7" w:tplc="04090019" w:tentative="1">
+      <w:start w:val="1"/>
+      <w:numFmt w:val="lowerLetter"/>
+      <w:lvlText w:val="%8."/>
+      <w:lvlJc w:val="left"/>
+      <w:pPr>
+        <w:ind w:left="5760" w:hanging="360"/>
+      </w:pPr>
+    </w:lvl>
+    <w:lvl w:ilvl="8" w:tplc="0409001B" w:tentative="1">
+      <w:start w:val="1"/>
+      <w:numFmt w:val="lowerRoman"/>
+      <w:lvlText w:val="%9."/>
+      <w:lvlJc w:val="right"/>
+      <w:pPr>
+        <w:ind w:left="6480" w:hanging="180"/>
+      </w:pPr>
+    </w:lvl>
+  </w:abstractNum>
+  <w:abstractNum w:abstractNumId="24" w15:restartNumberingAfterBreak="0">
+    <w:nsid w:val="66C26DF8"/>
+    <w:multiLevelType w:val="hybridMultilevel"/>
+    <w:tmpl w:val="214E1584"/>
+    <w:lvl w:ilvl="0" w:tplc="0409000F">
+      <w:start w:val="1"/>
+      <w:numFmt w:val="decimal"/>
+      <w:lvlText w:val="%1."/>
+      <w:lvlJc w:val="left"/>
+      <w:pPr>
+        <w:ind w:left="720" w:hanging="360"/>
+      </w:pPr>
+    </w:lvl>
+    <w:lvl w:ilvl="1" w:tplc="04090019" w:tentative="1">
+      <w:start w:val="1"/>
+      <w:numFmt w:val="lowerLetter"/>
+      <w:lvlText w:val="%2."/>
+      <w:lvlJc w:val="left"/>
+      <w:pPr>
+        <w:ind w:left="1440" w:hanging="360"/>
+      </w:pPr>
+    </w:lvl>
+    <w:lvl w:ilvl="2" w:tplc="0409001B" w:tentative="1">
+      <w:start w:val="1"/>
+      <w:numFmt w:val="lowerRoman"/>
+      <w:lvlText w:val="%3."/>
+      <w:lvlJc w:val="right"/>
+      <w:pPr>
+        <w:ind w:left="2160" w:hanging="180"/>
+      </w:pPr>
+    </w:lvl>
+    <w:lvl w:ilvl="3" w:tplc="0409000F" w:tentative="1">
+      <w:start w:val="1"/>
+      <w:numFmt w:val="decimal"/>
+      <w:lvlText w:val="%4."/>
+      <w:lvlJc w:val="left"/>
+      <w:pPr>
+        <w:ind w:left="2880" w:hanging="360"/>
+      </w:pPr>
+    </w:lvl>
+    <w:lvl w:ilvl="4" w:tplc="04090019" w:tentative="1">
+      <w:start w:val="1"/>
+      <w:numFmt w:val="lowerLetter"/>
+      <w:lvlText w:val="%5."/>
+      <w:lvlJc w:val="left"/>
+      <w:pPr>
+        <w:ind w:left="3600" w:hanging="360"/>
+      </w:pPr>
+    </w:lvl>
+    <w:lvl w:ilvl="5" w:tplc="0409001B" w:tentative="1">
+      <w:start w:val="1"/>
+      <w:numFmt w:val="lowerRoman"/>
+      <w:lvlText w:val="%6."/>
+      <w:lvlJc w:val="right"/>
+      <w:pPr>
+        <w:ind w:left="4320" w:hanging="180"/>
+      </w:pPr>
+    </w:lvl>
+    <w:lvl w:ilvl="6" w:tplc="0409000F" w:tentative="1">
+      <w:start w:val="1"/>
+      <w:numFmt w:val="decimal"/>
+      <w:lvlText w:val="%7."/>
+      <w:lvlJc w:val="left"/>
+      <w:pPr>
+        <w:ind w:left="5040" w:hanging="360"/>
+      </w:pPr>
+    </w:lvl>
+    <w:lvl w:ilvl="7" w:tplc="04090019" w:tentative="1">
+      <w:start w:val="1"/>
+      <w:numFmt w:val="lowerLetter"/>
+      <w:lvlText w:val="%8."/>
+      <w:lvlJc w:val="left"/>
+      <w:pPr>
+        <w:ind w:left="5760" w:hanging="360"/>
+      </w:pPr>
+    </w:lvl>
+    <w:lvl w:ilvl="8" w:tplc="0409001B" w:tentative="1">
+      <w:start w:val="1"/>
+      <w:numFmt w:val="lowerRoman"/>
+      <w:lvlText w:val="%9."/>
+      <w:lvlJc w:val="right"/>
+      <w:pPr>
+        <w:ind w:left="6480" w:hanging="180"/>
+      </w:pPr>
+    </w:lvl>
+  </w:abstractNum>
+  <w:abstractNum w:abstractNumId="25" w15:restartNumberingAfterBreak="0">
     <w:nsid w:val="68845547"/>
     <w:multiLevelType w:val="hybridMultilevel"/>
     <w:tmpl w:val="80826F56"/>
@@ -3006,7 +7513,93 @@
       </w:pPr>
     </w:lvl>
   </w:abstractNum>
-  <w:abstractNum w:abstractNumId="11" w15:restartNumberingAfterBreak="0">
+  <w:abstractNum w:abstractNumId="26" w15:restartNumberingAfterBreak="0">
+    <w:nsid w:val="693C5DD0"/>
+    <w:multiLevelType w:val="hybridMultilevel"/>
+    <w:tmpl w:val="86C0FDFC"/>
+    <w:lvl w:ilvl="0" w:tplc="FFFFFFFF">
+      <w:start w:val="1"/>
+      <w:numFmt w:val="decimal"/>
+      <w:lvlText w:val="%1."/>
+      <w:lvlJc w:val="left"/>
+      <w:pPr>
+        <w:ind w:left="720" w:hanging="360"/>
+      </w:pPr>
+    </w:lvl>
+    <w:lvl w:ilvl="1" w:tplc="04090019" w:tentative="1">
+      <w:start w:val="1"/>
+      <w:numFmt w:val="lowerLetter"/>
+      <w:lvlText w:val="%2."/>
+      <w:lvlJc w:val="left"/>
+      <w:pPr>
+        <w:ind w:left="1440" w:hanging="360"/>
+      </w:pPr>
+    </w:lvl>
+    <w:lvl w:ilvl="2" w:tplc="0409001B" w:tentative="1">
+      <w:start w:val="1"/>
+      <w:numFmt w:val="lowerRoman"/>
+      <w:lvlText w:val="%3."/>
+      <w:lvlJc w:val="right"/>
+      <w:pPr>
+        <w:ind w:left="2160" w:hanging="180"/>
+      </w:pPr>
+    </w:lvl>
+    <w:lvl w:ilvl="3" w:tplc="0409000F" w:tentative="1">
+      <w:start w:val="1"/>
+      <w:numFmt w:val="decimal"/>
+      <w:lvlText w:val="%4."/>
+      <w:lvlJc w:val="left"/>
+      <w:pPr>
+        <w:ind w:left="2880" w:hanging="360"/>
+      </w:pPr>
+    </w:lvl>
+    <w:lvl w:ilvl="4" w:tplc="04090019" w:tentative="1">
+      <w:start w:val="1"/>
+      <w:numFmt w:val="lowerLetter"/>
+      <w:lvlText w:val="%5."/>
+      <w:lvlJc w:val="left"/>
+      <w:pPr>
+        <w:ind w:left="3600" w:hanging="360"/>
+      </w:pPr>
+    </w:lvl>
+    <w:lvl w:ilvl="5" w:tplc="0409001B" w:tentative="1">
+      <w:start w:val="1"/>
+      <w:numFmt w:val="lowerRoman"/>
+      <w:lvlText w:val="%6."/>
+      <w:lvlJc w:val="right"/>
+      <w:pPr>
+        <w:ind w:left="4320" w:hanging="180"/>
+      </w:pPr>
+    </w:lvl>
+    <w:lvl w:ilvl="6" w:tplc="0409000F" w:tentative="1">
+      <w:start w:val="1"/>
+      <w:numFmt w:val="decimal"/>
+      <w:lvlText w:val="%7."/>
+      <w:lvlJc w:val="left"/>
+      <w:pPr>
+        <w:ind w:left="5040" w:hanging="360"/>
+      </w:pPr>
+    </w:lvl>
+    <w:lvl w:ilvl="7" w:tplc="04090019" w:tentative="1">
+      <w:start w:val="1"/>
+      <w:numFmt w:val="lowerLetter"/>
+      <w:lvlText w:val="%8."/>
+      <w:lvlJc w:val="left"/>
+      <w:pPr>
+        <w:ind w:left="5760" w:hanging="360"/>
+      </w:pPr>
+    </w:lvl>
+    <w:lvl w:ilvl="8" w:tplc="0409001B" w:tentative="1">
+      <w:start w:val="1"/>
+      <w:numFmt w:val="lowerRoman"/>
+      <w:lvlText w:val="%9."/>
+      <w:lvlJc w:val="right"/>
+      <w:pPr>
+        <w:ind w:left="6480" w:hanging="180"/>
+      </w:pPr>
+    </w:lvl>
+  </w:abstractNum>
+  <w:abstractNum w:abstractNumId="27" w15:restartNumberingAfterBreak="0">
     <w:nsid w:val="6C164C50"/>
     <w:multiLevelType w:val="hybridMultilevel"/>
     <w:tmpl w:val="DBDE861E"/>
@@ -3093,7 +7686,7 @@
       </w:pPr>
     </w:lvl>
   </w:abstractNum>
-  <w:abstractNum w:abstractNumId="12" w15:restartNumberingAfterBreak="0">
+  <w:abstractNum w:abstractNumId="28" w15:restartNumberingAfterBreak="0">
     <w:nsid w:val="6D327655"/>
     <w:multiLevelType w:val="hybridMultilevel"/>
     <w:tmpl w:val="D8D03E6A"/>
@@ -3182,7 +7775,7 @@
       </w:pPr>
     </w:lvl>
   </w:abstractNum>
-  <w:abstractNum w:abstractNumId="13" w15:restartNumberingAfterBreak="0">
+  <w:abstractNum w:abstractNumId="29" w15:restartNumberingAfterBreak="0">
     <w:nsid w:val="6DEF30B4"/>
     <w:multiLevelType w:val="hybridMultilevel"/>
     <w:tmpl w:val="3B56A02C"/>
@@ -3268,7 +7861,7 @@
       </w:pPr>
     </w:lvl>
   </w:abstractNum>
-  <w:abstractNum w:abstractNumId="14" w15:restartNumberingAfterBreak="0">
+  <w:abstractNum w:abstractNumId="30" w15:restartNumberingAfterBreak="0">
     <w:nsid w:val="713C5C16"/>
     <w:multiLevelType w:val="hybridMultilevel"/>
     <w:tmpl w:val="05B8E7F2"/>
@@ -3354,11 +7947,11 @@
       </w:pPr>
     </w:lvl>
   </w:abstractNum>
-  <w:abstractNum w:abstractNumId="15" w15:restartNumberingAfterBreak="0">
-    <w:nsid w:val="7CD95C46"/>
+  <w:abstractNum w:abstractNumId="31" w15:restartNumberingAfterBreak="0">
+    <w:nsid w:val="7801171F"/>
     <w:multiLevelType w:val="hybridMultilevel"/>
-    <w:tmpl w:val="17EAD9EA"/>
-    <w:lvl w:ilvl="0" w:tplc="0409000F">
+    <w:tmpl w:val="85A47D74"/>
+    <w:lvl w:ilvl="0" w:tplc="FFFFFFFF">
       <w:start w:val="1"/>
       <w:numFmt w:val="decimal"/>
       <w:lvlText w:val="%1."/>
@@ -3440,53 +8033,279 @@
       </w:pPr>
     </w:lvl>
   </w:abstractNum>
+  <w:abstractNum w:abstractNumId="32" w15:restartNumberingAfterBreak="0">
+    <w:nsid w:val="791158AE"/>
+    <w:multiLevelType w:val="hybridMultilevel"/>
+    <w:tmpl w:val="BD167422"/>
+    <w:lvl w:ilvl="0" w:tplc="FFFFFFFF">
+      <w:start w:val="1"/>
+      <w:numFmt w:val="decimal"/>
+      <w:lvlText w:val="%1."/>
+      <w:lvlJc w:val="left"/>
+      <w:pPr>
+        <w:ind w:left="720" w:hanging="360"/>
+      </w:pPr>
+    </w:lvl>
+    <w:lvl w:ilvl="1" w:tplc="04090019" w:tentative="1">
+      <w:start w:val="1"/>
+      <w:numFmt w:val="lowerLetter"/>
+      <w:lvlText w:val="%2."/>
+      <w:lvlJc w:val="left"/>
+      <w:pPr>
+        <w:ind w:left="1440" w:hanging="360"/>
+      </w:pPr>
+    </w:lvl>
+    <w:lvl w:ilvl="2" w:tplc="0409001B" w:tentative="1">
+      <w:start w:val="1"/>
+      <w:numFmt w:val="lowerRoman"/>
+      <w:lvlText w:val="%3."/>
+      <w:lvlJc w:val="right"/>
+      <w:pPr>
+        <w:ind w:left="2160" w:hanging="180"/>
+      </w:pPr>
+    </w:lvl>
+    <w:lvl w:ilvl="3" w:tplc="0409000F" w:tentative="1">
+      <w:start w:val="1"/>
+      <w:numFmt w:val="decimal"/>
+      <w:lvlText w:val="%4."/>
+      <w:lvlJc w:val="left"/>
+      <w:pPr>
+        <w:ind w:left="2880" w:hanging="360"/>
+      </w:pPr>
+    </w:lvl>
+    <w:lvl w:ilvl="4" w:tplc="04090019" w:tentative="1">
+      <w:start w:val="1"/>
+      <w:numFmt w:val="lowerLetter"/>
+      <w:lvlText w:val="%5."/>
+      <w:lvlJc w:val="left"/>
+      <w:pPr>
+        <w:ind w:left="3600" w:hanging="360"/>
+      </w:pPr>
+    </w:lvl>
+    <w:lvl w:ilvl="5" w:tplc="0409001B" w:tentative="1">
+      <w:start w:val="1"/>
+      <w:numFmt w:val="lowerRoman"/>
+      <w:lvlText w:val="%6."/>
+      <w:lvlJc w:val="right"/>
+      <w:pPr>
+        <w:ind w:left="4320" w:hanging="180"/>
+      </w:pPr>
+    </w:lvl>
+    <w:lvl w:ilvl="6" w:tplc="0409000F" w:tentative="1">
+      <w:start w:val="1"/>
+      <w:numFmt w:val="decimal"/>
+      <w:lvlText w:val="%7."/>
+      <w:lvlJc w:val="left"/>
+      <w:pPr>
+        <w:ind w:left="5040" w:hanging="360"/>
+      </w:pPr>
+    </w:lvl>
+    <w:lvl w:ilvl="7" w:tplc="04090019" w:tentative="1">
+      <w:start w:val="1"/>
+      <w:numFmt w:val="lowerLetter"/>
+      <w:lvlText w:val="%8."/>
+      <w:lvlJc w:val="left"/>
+      <w:pPr>
+        <w:ind w:left="5760" w:hanging="360"/>
+      </w:pPr>
+    </w:lvl>
+    <w:lvl w:ilvl="8" w:tplc="0409001B" w:tentative="1">
+      <w:start w:val="1"/>
+      <w:numFmt w:val="lowerRoman"/>
+      <w:lvlText w:val="%9."/>
+      <w:lvlJc w:val="right"/>
+      <w:pPr>
+        <w:ind w:left="6480" w:hanging="180"/>
+      </w:pPr>
+    </w:lvl>
+  </w:abstractNum>
+  <w:abstractNum w:abstractNumId="33" w15:restartNumberingAfterBreak="0">
+    <w:nsid w:val="7CD95C46"/>
+    <w:multiLevelType w:val="hybridMultilevel"/>
+    <w:tmpl w:val="D70C76FE"/>
+    <w:lvl w:ilvl="0" w:tplc="0409000F">
+      <w:start w:val="1"/>
+      <w:numFmt w:val="decimal"/>
+      <w:lvlText w:val="%1."/>
+      <w:lvlJc w:val="left"/>
+      <w:pPr>
+        <w:ind w:left="720" w:hanging="360"/>
+      </w:pPr>
+    </w:lvl>
+    <w:lvl w:ilvl="1" w:tplc="04090019" w:tentative="1">
+      <w:start w:val="1"/>
+      <w:numFmt w:val="lowerLetter"/>
+      <w:lvlText w:val="%2."/>
+      <w:lvlJc w:val="left"/>
+      <w:pPr>
+        <w:ind w:left="1440" w:hanging="360"/>
+      </w:pPr>
+    </w:lvl>
+    <w:lvl w:ilvl="2" w:tplc="0409001B" w:tentative="1">
+      <w:start w:val="1"/>
+      <w:numFmt w:val="lowerRoman"/>
+      <w:lvlText w:val="%3."/>
+      <w:lvlJc w:val="right"/>
+      <w:pPr>
+        <w:ind w:left="2160" w:hanging="180"/>
+      </w:pPr>
+    </w:lvl>
+    <w:lvl w:ilvl="3" w:tplc="0409000F" w:tentative="1">
+      <w:start w:val="1"/>
+      <w:numFmt w:val="decimal"/>
+      <w:lvlText w:val="%4."/>
+      <w:lvlJc w:val="left"/>
+      <w:pPr>
+        <w:ind w:left="2880" w:hanging="360"/>
+      </w:pPr>
+    </w:lvl>
+    <w:lvl w:ilvl="4" w:tplc="04090019" w:tentative="1">
+      <w:start w:val="1"/>
+      <w:numFmt w:val="lowerLetter"/>
+      <w:lvlText w:val="%5."/>
+      <w:lvlJc w:val="left"/>
+      <w:pPr>
+        <w:ind w:left="3600" w:hanging="360"/>
+      </w:pPr>
+    </w:lvl>
+    <w:lvl w:ilvl="5" w:tplc="0409001B" w:tentative="1">
+      <w:start w:val="1"/>
+      <w:numFmt w:val="lowerRoman"/>
+      <w:lvlText w:val="%6."/>
+      <w:lvlJc w:val="right"/>
+      <w:pPr>
+        <w:ind w:left="4320" w:hanging="180"/>
+      </w:pPr>
+    </w:lvl>
+    <w:lvl w:ilvl="6" w:tplc="0409000F" w:tentative="1">
+      <w:start w:val="1"/>
+      <w:numFmt w:val="decimal"/>
+      <w:lvlText w:val="%7."/>
+      <w:lvlJc w:val="left"/>
+      <w:pPr>
+        <w:ind w:left="5040" w:hanging="360"/>
+      </w:pPr>
+    </w:lvl>
+    <w:lvl w:ilvl="7" w:tplc="04090019" w:tentative="1">
+      <w:start w:val="1"/>
+      <w:numFmt w:val="lowerLetter"/>
+      <w:lvlText w:val="%8."/>
+      <w:lvlJc w:val="left"/>
+      <w:pPr>
+        <w:ind w:left="5760" w:hanging="360"/>
+      </w:pPr>
+    </w:lvl>
+    <w:lvl w:ilvl="8" w:tplc="0409001B" w:tentative="1">
+      <w:start w:val="1"/>
+      <w:numFmt w:val="lowerRoman"/>
+      <w:lvlText w:val="%9."/>
+      <w:lvlJc w:val="right"/>
+      <w:pPr>
+        <w:ind w:left="6480" w:hanging="180"/>
+      </w:pPr>
+    </w:lvl>
+  </w:abstractNum>
   <w:num w:numId="1" w16cid:durableId="1750495221">
+    <w:abstractNumId w:val="27"/>
+  </w:num>
+  <w:num w:numId="2" w16cid:durableId="1970553074">
+    <w:abstractNumId w:val="21"/>
+  </w:num>
+  <w:num w:numId="3" w16cid:durableId="845706238">
+    <w:abstractNumId w:val="16"/>
+  </w:num>
+  <w:num w:numId="4" w16cid:durableId="352461619">
+    <w:abstractNumId w:val="2"/>
+  </w:num>
+  <w:num w:numId="5" w16cid:durableId="2033872472">
+    <w:abstractNumId w:val="28"/>
+  </w:num>
+  <w:num w:numId="6" w16cid:durableId="569732474">
     <w:abstractNumId w:val="11"/>
   </w:num>
-  <w:num w:numId="2" w16cid:durableId="1970553074">
+  <w:num w:numId="7" w16cid:durableId="642854794">
+    <w:abstractNumId w:val="33"/>
+  </w:num>
+  <w:num w:numId="8" w16cid:durableId="825628935">
+    <w:abstractNumId w:val="18"/>
+  </w:num>
+  <w:num w:numId="9" w16cid:durableId="1884514047">
+    <w:abstractNumId w:val="1"/>
+  </w:num>
+  <w:num w:numId="10" w16cid:durableId="1647512620">
+    <w:abstractNumId w:val="19"/>
+  </w:num>
+  <w:num w:numId="11" w16cid:durableId="614288508">
+    <w:abstractNumId w:val="25"/>
+  </w:num>
+  <w:num w:numId="12" w16cid:durableId="1700547521">
+    <w:abstractNumId w:val="29"/>
+  </w:num>
+  <w:num w:numId="13" w16cid:durableId="1422338266">
+    <w:abstractNumId w:val="22"/>
+  </w:num>
+  <w:num w:numId="14" w16cid:durableId="875850304">
+    <w:abstractNumId w:val="30"/>
+  </w:num>
+  <w:num w:numId="15" w16cid:durableId="670185866">
+    <w:abstractNumId w:val="7"/>
+  </w:num>
+  <w:num w:numId="16" w16cid:durableId="1176991932">
     <w:abstractNumId w:val="8"/>
   </w:num>
-  <w:num w:numId="3" w16cid:durableId="845706238">
+  <w:num w:numId="17" w16cid:durableId="23480909">
+    <w:abstractNumId w:val="15"/>
+  </w:num>
+  <w:num w:numId="18" w16cid:durableId="961151802">
+    <w:abstractNumId w:val="24"/>
+  </w:num>
+  <w:num w:numId="19" w16cid:durableId="1446927797">
+    <w:abstractNumId w:val="17"/>
+  </w:num>
+  <w:num w:numId="20" w16cid:durableId="1580555172">
+    <w:abstractNumId w:val="23"/>
+  </w:num>
+  <w:num w:numId="21" w16cid:durableId="512688204">
+    <w:abstractNumId w:val="4"/>
+  </w:num>
+  <w:num w:numId="22" w16cid:durableId="960112722">
+    <w:abstractNumId w:val="9"/>
+  </w:num>
+  <w:num w:numId="23" w16cid:durableId="679897011">
+    <w:abstractNumId w:val="32"/>
+  </w:num>
+  <w:num w:numId="24" w16cid:durableId="120154066">
+    <w:abstractNumId w:val="6"/>
+  </w:num>
+  <w:num w:numId="25" w16cid:durableId="1685933101">
+    <w:abstractNumId w:val="10"/>
+  </w:num>
+  <w:num w:numId="26" w16cid:durableId="790326682">
+    <w:abstractNumId w:val="26"/>
+  </w:num>
+  <w:num w:numId="27" w16cid:durableId="1853714879">
+    <w:abstractNumId w:val="0"/>
+  </w:num>
+  <w:num w:numId="28" w16cid:durableId="407196578">
+    <w:abstractNumId w:val="14"/>
+  </w:num>
+  <w:num w:numId="29" w16cid:durableId="443963141">
+    <w:abstractNumId w:val="13"/>
+  </w:num>
+  <w:num w:numId="30" w16cid:durableId="1714572406">
     <w:abstractNumId w:val="5"/>
   </w:num>
-  <w:num w:numId="4" w16cid:durableId="352461619">
-    <w:abstractNumId w:val="1"/>
+  <w:num w:numId="31" w16cid:durableId="266549451">
+    <w:abstractNumId w:val="3"/>
   </w:num>
-  <w:num w:numId="5" w16cid:durableId="2033872472">
+  <w:num w:numId="32" w16cid:durableId="1744447383">
+    <w:abstractNumId w:val="31"/>
+  </w:num>
+  <w:num w:numId="33" w16cid:durableId="2082217002">
     <w:abstractNumId w:val="12"/>
   </w:num>
-  <w:num w:numId="6" w16cid:durableId="569732474">
-    <w:abstractNumId w:val="4"/>
-  </w:num>
-  <w:num w:numId="7" w16cid:durableId="642854794">
-    <w:abstractNumId w:val="15"/>
-  </w:num>
-  <w:num w:numId="8" w16cid:durableId="825628935">
-    <w:abstractNumId w:val="6"/>
-  </w:num>
-  <w:num w:numId="9" w16cid:durableId="1884514047">
-    <w:abstractNumId w:val="0"/>
-  </w:num>
-  <w:num w:numId="10" w16cid:durableId="1647512620">
-    <w:abstractNumId w:val="7"/>
-  </w:num>
-  <w:num w:numId="11" w16cid:durableId="614288508">
-    <w:abstractNumId w:val="10"/>
-  </w:num>
-  <w:num w:numId="12" w16cid:durableId="1700547521">
-    <w:abstractNumId w:val="13"/>
-  </w:num>
-  <w:num w:numId="13" w16cid:durableId="1422338266">
-    <w:abstractNumId w:val="9"/>
-  </w:num>
-  <w:num w:numId="14" w16cid:durableId="875850304">
-    <w:abstractNumId w:val="14"/>
-  </w:num>
-  <w:num w:numId="15" w16cid:durableId="670185866">
-    <w:abstractNumId w:val="2"/>
-  </w:num>
-  <w:num w:numId="16" w16cid:durableId="1176991932">
-    <w:abstractNumId w:val="3"/>
+  <w:num w:numId="34" w16cid:durableId="852913788">
+    <w:abstractNumId w:val="20"/>
   </w:num>
 </w:numbering>
 </file>
@@ -3891,6 +8710,7 @@
   <w:style w:type="paragraph" w:default="1" w:styleId="Normal">
     <w:name w:val="Normal"/>
     <w:qFormat/>
+    <w:rsid w:val="00E356E9"/>
   </w:style>
   <w:style w:type="paragraph" w:styleId="Heading1">
     <w:name w:val="heading 1"/>
@@ -3949,10 +8769,9 @@
     <w:next w:val="Normal"/>
     <w:link w:val="Heading3Char"/>
     <w:uiPriority w:val="9"/>
-    <w:semiHidden/>
     <w:unhideWhenUsed/>
     <w:qFormat/>
-    <w:rsid w:val="00254A5E"/>
+    <w:rsid w:val="00FA4A1D"/>
     <w:pPr>
       <w:keepNext/>
       <w:keepLines/>
@@ -3961,9 +8780,10 @@
     </w:pPr>
     <w:rPr>
       <w:rFonts w:eastAsiaTheme="majorEastAsia" w:cstheme="majorBidi"/>
-      <w:color w:val="0F4761" w:themeColor="accent1" w:themeShade="BF"/>
+      <w:color w:val="000000" w:themeColor="text1"/>
       <w:sz w:val="28"/>
       <w:szCs w:val="28"/>
+      <w:u w:val="single"/>
     </w:rPr>
   </w:style>
   <w:style w:type="paragraph" w:styleId="Heading4">
@@ -4161,13 +8981,13 @@
     <w:basedOn w:val="DefaultParagraphFont"/>
     <w:link w:val="Heading3"/>
     <w:uiPriority w:val="9"/>
-    <w:semiHidden/>
-    <w:rsid w:val="00254A5E"/>
+    <w:rsid w:val="00FA4A1D"/>
     <w:rPr>
       <w:rFonts w:eastAsiaTheme="majorEastAsia" w:cstheme="majorBidi"/>
-      <w:color w:val="0F4761" w:themeColor="accent1" w:themeShade="BF"/>
+      <w:color w:val="000000" w:themeColor="text1"/>
       <w:sz w:val="28"/>
       <w:szCs w:val="28"/>
+      <w:u w:val="single"/>
     </w:rPr>
   </w:style>
   <w:style w:type="character" w:customStyle="1" w:styleId="Heading4Char">
@@ -4479,7 +9299,6 @@
     <w:next w:val="Normal"/>
     <w:autoRedefine/>
     <w:uiPriority w:val="39"/>
-    <w:semiHidden/>
     <w:unhideWhenUsed/>
     <w:rsid w:val="00616F55"/>
     <w:pPr>
@@ -4687,6 +9506,16 @@
     <w:pPr>
       <w:numPr>
         <w:numId w:val="6"/>
+      </w:numPr>
+    </w:pPr>
+  </w:style>
+  <w:style w:type="numbering" w:customStyle="1" w:styleId="CurrentList3">
+    <w:name w:val="Current List3"/>
+    <w:uiPriority w:val="99"/>
+    <w:rsid w:val="00C356E0"/>
+    <w:pPr>
+      <w:numPr>
+        <w:numId w:val="19"/>
       </w:numPr>
     </w:pPr>
   </w:style>

--- a/descSPIM-Deepsky/20260423_Deepsky_construction_manual.docx
+++ b/descSPIM-Deepsky/20260423_Deepsky_construction_manual.docx
@@ -6,21 +6,8 @@
       <w:pPr>
         <w:pStyle w:val="Title"/>
       </w:pPr>
-      <w:proofErr w:type="spellStart"/>
-      <w:r>
-        <w:t>DescSpim</w:t>
-      </w:r>
-      <w:proofErr w:type="spellEnd"/>
-      <w:r>
-        <w:t xml:space="preserve"> </w:t>
-      </w:r>
-      <w:proofErr w:type="spellStart"/>
-      <w:r>
-        <w:t>Deepsky</w:t>
-      </w:r>
-      <w:proofErr w:type="spellEnd"/>
-      <w:r>
-        <w:t xml:space="preserve"> Construction manual</w:t>
+      <w:r>
+        <w:t>DescSpim Deepsky Construction manual</w:t>
       </w:r>
     </w:p>
     <w:p/>
@@ -2774,15 +2761,7 @@
         </w:numPr>
       </w:pPr>
       <w:r>
-        <w:t xml:space="preserve">Insert four 1” long cage assembly rods (ER1) into the </w:t>
-      </w:r>
-      <w:proofErr w:type="spellStart"/>
-      <w:r>
-        <w:t>centre</w:t>
-      </w:r>
-      <w:proofErr w:type="spellEnd"/>
-      <w:r>
-        <w:t xml:space="preserve"> four holes of the SM1-threaded 30 mm to 60 mm cage plate adapter.</w:t>
+        <w:t>Insert four 1” long cage assembly rods (ER1) into the centre four holes of the SM1-threaded 30 mm to 60 mm cage plate adapter.</w:t>
       </w:r>
     </w:p>
     <w:p>
@@ -2913,15 +2892,7 @@
         </w:numPr>
       </w:pPr>
       <w:r>
-        <w:t xml:space="preserve">Screw the </w:t>
-      </w:r>
-      <w:proofErr w:type="spellStart"/>
-      <w:r>
-        <w:t>Kiralux</w:t>
-      </w:r>
-      <w:proofErr w:type="spellEnd"/>
-      <w:r>
-        <w:t xml:space="preserve"> 8.9 MP Monochrome CMOS camera (CS895MU) onto the 0.5” SM1 lens tube.</w:t>
+        <w:t>Screw the Kiralux 8.9 MP Monochrome CMOS camera (CS895MU) onto the 0.5” SM1 lens tube.</w:t>
       </w:r>
     </w:p>
     <w:p>
@@ -2938,15 +2909,7 @@
     </w:p>
     <w:p>
       <w:r>
-        <w:t xml:space="preserve">CRITICAL STEP The assembly allows for the camera to be rotated to the vertical position to </w:t>
-      </w:r>
-      <w:proofErr w:type="spellStart"/>
-      <w:r>
-        <w:t>maximise</w:t>
-      </w:r>
-      <w:proofErr w:type="spellEnd"/>
-      <w:r>
-        <w:t xml:space="preserve"> the field-of-view.</w:t>
+        <w:t>CRITICAL STEP The assembly allows for the camera to be rotated to the vertical position to maximise the field-of-view.</w:t>
       </w:r>
     </w:p>
     <w:p>
@@ -3422,16 +3385,11 @@
         </w:numPr>
       </w:pPr>
       <w:r>
-        <w:t>Attach the cage system to a right-angle kinematic elliptical mirror mount (KCB1EC/</w:t>
-      </w:r>
-      <w:proofErr w:type="spellStart"/>
-      <w:r>
-        <w:t>M</w:t>
+        <w:t>Attach the cage system to a right-angle kinematic elliptical mirror mount (KCB1EC/M</w:t>
       </w:r>
       <w:r>
         <w:t>ß</w:t>
       </w:r>
-      <w:proofErr w:type="spellEnd"/>
       <w:r>
         <w:t>) with mirror (XXX) inserted and tighten the retaining screws.</w:t>
       </w:r>
@@ -3655,15 +3613,7 @@
     </w:p>
     <w:p>
       <w:r>
-        <w:t xml:space="preserve">CRITICAL STEP The resulting gap allows to mount the lens into the middle lens mount </w:t>
-      </w:r>
-      <w:proofErr w:type="gramStart"/>
-      <w:r>
-        <w:t>at a later time</w:t>
-      </w:r>
-      <w:proofErr w:type="gramEnd"/>
-      <w:r>
-        <w:t xml:space="preserve"> to improve alignment efficiency.</w:t>
+        <w:t>CRITICAL STEP The resulting gap allows to mount the lens into the middle lens mount at a later time to improve alignment efficiency.</w:t>
       </w:r>
     </w:p>
     <w:p>
@@ -3738,13 +3688,7 @@
         </w:numPr>
       </w:pPr>
       <w:r>
-        <w:t xml:space="preserve">Mount the galvo mirror on a XX mm post (XX) and insert into </w:t>
-      </w:r>
-      <w:r>
-        <w:t>pedestal post</w:t>
-      </w:r>
-      <w:r>
-        <w:t xml:space="preserve"> at the back of the dovetail rail.</w:t>
+        <w:t>Mount the galvo mirror on a XX mm post (XX) and insert into pedestal post at the back of the dovetail rail.</w:t>
       </w:r>
     </w:p>
     <w:p>
@@ -3814,28 +3758,12 @@
         <w:t xml:space="preserve">Connect the single mode fiber to the fiber coupler of the </w:t>
       </w:r>
       <w:r>
-        <w:t xml:space="preserve">laser system and test using the correct software (here, </w:t>
-      </w:r>
-      <w:proofErr w:type="spellStart"/>
-      <w:r>
-        <w:t>Cobolt</w:t>
-      </w:r>
-      <w:proofErr w:type="spellEnd"/>
-      <w:r>
-        <w:t xml:space="preserve"> monitor was used). </w:t>
-      </w:r>
-    </w:p>
-    <w:p>
-      <w:r>
-        <w:t xml:space="preserve">CRITICAL STEP Lower the laser power for alignment purposes to a minimum (~1-5 </w:t>
-      </w:r>
-      <w:proofErr w:type="spellStart"/>
-      <w:r>
-        <w:t>mW</w:t>
-      </w:r>
-      <w:proofErr w:type="spellEnd"/>
-      <w:r>
-        <w:t>).</w:t>
+        <w:t xml:space="preserve">laser system and test using the correct software (here, Cobolt monitor was used). </w:t>
+      </w:r>
+    </w:p>
+    <w:p>
+      <w:r>
+        <w:t>CRITICAL STEP Lower the laser power for alignment purposes to a minimum (~1-5 mW).</w:t>
       </w:r>
     </w:p>
     <w:p>
@@ -3847,15 +3775,7 @@
         </w:numPr>
       </w:pPr>
       <w:r>
-        <w:t xml:space="preserve">Connect the camera to the computer and test using the software </w:t>
-      </w:r>
-      <w:proofErr w:type="spellStart"/>
-      <w:r>
-        <w:t>Thorcam</w:t>
-      </w:r>
-      <w:proofErr w:type="spellEnd"/>
-      <w:r>
-        <w:t>.</w:t>
+        <w:t>Connect the camera to the computer and test using the software Thorcam.</w:t>
       </w:r>
     </w:p>
     <w:p>
@@ -4177,19 +4097,7 @@
     </w:p>
     <w:p>
       <w:r>
-        <w:t>All incubations should be performed with sufficient solution volume to fully immerse the sample.</w:t>
-      </w:r>
-      <w:r>
-        <w:t xml:space="preserve"> </w:t>
-      </w:r>
-      <w:r>
-        <w:t>Gentle agitation during staining and washing steps is recommended to improve reagent exchange.</w:t>
-      </w:r>
-      <w:r>
-        <w:t xml:space="preserve"> </w:t>
-      </w:r>
-      <w:r>
-        <w:t>Protect fluorophore-containing solutions and stained samples from light whenever possible.</w:t>
+        <w:t>All incubations should be performed with sufficient solution volume to fully immerse the sample. Gentle agitation during staining and washing steps is recommended to improve reagent exchange. Protect fluorophore-containing solutions and stained samples from light whenever possible.</w:t>
       </w:r>
     </w:p>
     <w:p>
@@ -4204,26 +4112,7 @@
     </w:p>
     <w:p>
       <w:r>
-        <w:t>Here, a</w:t>
-      </w:r>
-      <w:r>
-        <w:t>dult mouse lung tissue was prepared from transgenic B6N.Cg-</w:t>
-      </w:r>
-      <w:proofErr w:type="gramStart"/>
-      <w:r>
-        <w:t>Tg(</w:t>
-      </w:r>
-      <w:proofErr w:type="spellStart"/>
-      <w:r>
-        <w:t>Sftpc</w:t>
-      </w:r>
-      <w:proofErr w:type="spellEnd"/>
-      <w:r>
-        <w:t>,-</w:t>
-      </w:r>
-      <w:proofErr w:type="gramEnd"/>
-      <w:r>
-        <w:t>EGFP)1Dobb/J mice and stained prior to CUBIC-X clearing.</w:t>
+        <w:t>Here, adult mouse lung tissue was prepared from transgenic B6N.Cg-Tg(Sftpc,-EGFP)1Dobb/J mice and stained prior to CUBIC-X clearing.</w:t>
       </w:r>
     </w:p>
     <w:p>
@@ -4245,23 +4134,7 @@
         </w:numPr>
       </w:pPr>
       <w:r>
-        <w:t>Dissect the adult mouse lung from B6N.Cg-</w:t>
-      </w:r>
-      <w:proofErr w:type="gramStart"/>
-      <w:r>
-        <w:t>Tg(</w:t>
-      </w:r>
-      <w:proofErr w:type="spellStart"/>
-      <w:r>
-        <w:t>Sftpc</w:t>
-      </w:r>
-      <w:proofErr w:type="spellEnd"/>
-      <w:r>
-        <w:t>,-</w:t>
-      </w:r>
-      <w:proofErr w:type="gramEnd"/>
-      <w:r>
-        <w:t>EGFP)1Dobb/J mice.</w:t>
+        <w:t>Dissect the adult mouse lung from B6N.Cg-Tg(Sftpc,-EGFP)1Dobb/J mice.</w:t>
       </w:r>
     </w:p>
     <w:p>
@@ -4357,28 +4230,7 @@
         </w:numPr>
       </w:pPr>
       <w:r>
-        <w:t>Here we p</w:t>
-      </w:r>
-      <w:r>
-        <w:t>repare</w:t>
-      </w:r>
-      <w:r>
-        <w:t xml:space="preserve">d </w:t>
-      </w:r>
-      <w:r>
-        <w:t>staining buffer supplemented with:</w:t>
-      </w:r>
-      <w:r>
-        <w:t xml:space="preserve"> </w:t>
-      </w:r>
-      <w:r>
-        <w:t>Atto594 NHS Ester, 1:100 dilution (ATTO-TEC GmbH)</w:t>
-      </w:r>
-      <w:r>
-        <w:t xml:space="preserve">, </w:t>
-      </w:r>
-      <w:r>
-        <w:t>Propidium iodide, 1:500 dilution (Invitrogen)</w:t>
+        <w:t>Here we prepared staining buffer supplemented with: Atto594 NHS Ester, 1:100 dilution (ATTO-TEC GmbH), Propidium iodide, 1:500 dilution (Invitrogen)</w:t>
       </w:r>
     </w:p>
     <w:p>
@@ -4451,23 +4303,7 @@
         </w:numPr>
       </w:pPr>
       <w:r>
-        <w:t xml:space="preserve">Prepare HEPES-TSC buffer supplemented with </w:t>
-      </w:r>
-      <w:proofErr w:type="spellStart"/>
-      <w:r>
-        <w:t>FluoTag</w:t>
-      </w:r>
-      <w:proofErr w:type="spellEnd"/>
-      <w:r>
-        <w:t>®-X4 anti-GFP, 1:200 dilution (</w:t>
-      </w:r>
-      <w:proofErr w:type="spellStart"/>
-      <w:r>
-        <w:t>NanoTag</w:t>
-      </w:r>
-      <w:proofErr w:type="spellEnd"/>
-      <w:r>
-        <w:t xml:space="preserve"> Biotechnologies).</w:t>
+        <w:t>Prepare HEPES-TSC buffer supplemented with FluoTag®-X4 anti-GFP, 1:200 dilution (NanoTag Biotechnologies).</w:t>
       </w:r>
     </w:p>
     <w:p>
@@ -4484,15 +4320,7 @@
     </w:p>
     <w:p>
       <w:r>
-        <w:t xml:space="preserve">CRITICAL STEP Maintain the incubation temperature at 35 °C during </w:t>
-      </w:r>
-      <w:proofErr w:type="spellStart"/>
-      <w:r>
-        <w:t>FluoTag</w:t>
-      </w:r>
-      <w:proofErr w:type="spellEnd"/>
-      <w:r>
-        <w:t>®-X4 anti-GFP labeling to ensure efficient signal enhancement without compromising tissue integrity.</w:t>
+        <w:t>CRITICAL STEP Maintain the incubation temperature at 35 °C during FluoTag®-X4 anti-GFP labeling to ensure efficient signal enhancement without compromising tissue integrity.</w:t>
       </w:r>
     </w:p>
     <w:p>
@@ -4556,10 +4384,7 @@
     </w:p>
     <w:p>
       <w:r>
-        <w:t>Here, e</w:t>
-      </w:r>
-      <w:r>
-        <w:t>mbryonic kidneys were dissected from P17 embryos, stained, and cleared using the CUBIC-X workflow.</w:t>
+        <w:t>Here, embryonic kidneys were dissected from P17 embryos, stained, and cleared using the CUBIC-X workflow.</w:t>
       </w:r>
       <w:r>
         <w:t xml:space="preserve"> </w:t>
@@ -4631,34 +4456,7 @@
         </w:numPr>
       </w:pPr>
       <w:r>
-        <w:t>Prepare staining buffer containing Tetrahydrofuran (THF), 30%</w:t>
-      </w:r>
-      <w:r>
-        <w:t xml:space="preserve"> </w:t>
-      </w:r>
-      <w:r>
-        <w:t xml:space="preserve">(≥99.9%, anhydrous, </w:t>
-      </w:r>
-      <w:r>
-        <w:t>i</w:t>
-      </w:r>
-      <w:r>
-        <w:t>nhibitor-free; Sigma-Aldrich)</w:t>
-      </w:r>
-      <w:r>
-        <w:t xml:space="preserve">, </w:t>
-      </w:r>
-      <w:r>
-        <w:t>NaCl, 0.5 M</w:t>
-      </w:r>
-      <w:r>
-        <w:t xml:space="preserve"> </w:t>
-      </w:r>
-      <w:r>
-        <w:t>in 0.05 M acetate buffer, pH 5</w:t>
-      </w:r>
-      <w:r>
-        <w:t>.</w:t>
+        <w:t>Prepare staining buffer containing Tetrahydrofuran (THF), 30% (≥99.9%, anhydrous, inhibitor-free; Sigma-Aldrich), NaCl, 0.5 M in 0.05 M acetate buffer, pH 5.</w:t>
       </w:r>
     </w:p>
     <w:p>
@@ -4680,10 +4478,7 @@
     </w:p>
     <w:p>
       <w:r>
-        <w:t>C</w:t>
-      </w:r>
-      <w:r>
-        <w:t>RITICAL STEP Confirm that the staining buffer pH is 5.0, as deviations in acidity may alter NHS ester labeling efficiency.</w:t>
+        <w:t>CRITICAL STEP Confirm that the staining buffer pH is 5.0, as deviations in acidity may alter NHS ester labeling efficiency.</w:t>
       </w:r>
     </w:p>
     <w:p>
@@ -4705,27 +4500,7 @@
         </w:numPr>
       </w:pPr>
       <w:r>
-        <w:t>Prepare staining buffer supplemented with</w:t>
-      </w:r>
-      <w:r>
-        <w:t xml:space="preserve"> </w:t>
-      </w:r>
-      <w:r>
-        <w:t>Alexa Fluor 555 NHS Ester, 1:100 dilution (</w:t>
-      </w:r>
-      <w:proofErr w:type="spellStart"/>
-      <w:r>
-        <w:t>Thermo</w:t>
-      </w:r>
-      <w:proofErr w:type="spellEnd"/>
-      <w:r>
-        <w:t xml:space="preserve"> Fisher Scientific)</w:t>
-      </w:r>
-      <w:r>
-        <w:t xml:space="preserve">, </w:t>
-      </w:r>
-      <w:r>
-        <w:t>Propidium iodide, 1:500 dilution (Invitrogen)</w:t>
+        <w:t>Prepare staining buffer supplemented with Alexa Fluor 555 NHS Ester, 1:100 dilution (Thermo Fisher Scientific), Propidium iodide, 1:500 dilution (Invitrogen)</w:t>
       </w:r>
     </w:p>
     <w:p>
@@ -4835,15 +4610,7 @@
         </w:numPr>
       </w:pPr>
       <w:r>
-        <w:t xml:space="preserve">Connect all devices to the computer and close all device-individual software (Kinesis, ELLO, </w:t>
-      </w:r>
-      <w:proofErr w:type="spellStart"/>
-      <w:r>
-        <w:t>Thorcam</w:t>
-      </w:r>
-      <w:proofErr w:type="spellEnd"/>
-      <w:r>
-        <w:t>, etc.).</w:t>
+        <w:t>Connect all devices to the computer and close all device-individual software (Kinesis, ELLO, Thorcam, etc.).</w:t>
       </w:r>
     </w:p>
     <w:p>
@@ -4867,19 +4634,7 @@
         </w:numPr>
       </w:pPr>
       <w:r>
-        <w:t>Follow the “</w:t>
-      </w:r>
-      <w:r>
-        <w:t>Mission Control Center:</w:t>
-      </w:r>
-      <w:r>
-        <w:t xml:space="preserve"> </w:t>
-      </w:r>
-      <w:r>
-        <w:t>Installation and Operation Manual</w:t>
-      </w:r>
-      <w:r>
-        <w:t>” to install the MCC</w:t>
+        <w:t>Follow the “Mission Control Center: Installation and Operation Manual” to install the MCC</w:t>
       </w:r>
       <w:r>
         <w:t xml:space="preserve"> on the computer.</w:t>
@@ -4963,20 +4718,93 @@
         </w:numPr>
       </w:pPr>
       <w:r>
-        <w:t>Use Start (test) or Start (opposite) in the stage control panel</w:t>
+        <w:t>Use Start (test) or Start (opposite) in the stage control panel to move to the desired starting position, then press Register Start Position to save the start position.</w:t>
+      </w:r>
+    </w:p>
+    <w:p>
+      <w:pPr>
+        <w:pStyle w:val="ListParagraph"/>
+        <w:numPr>
+          <w:ilvl w:val="0"/>
+          <w:numId w:val="22"/>
+        </w:numPr>
+      </w:pPr>
+      <w:r>
+        <w:t xml:space="preserve">In the camera panel, select the Mode, and if you want to use automatic return to the start position, check auto-return. </w:t>
+      </w:r>
+    </w:p>
+    <w:p>
+      <w:pPr>
+        <w:pStyle w:val="ListParagraph"/>
+        <w:numPr>
+          <w:ilvl w:val="0"/>
+          <w:numId w:val="22"/>
+        </w:numPr>
+      </w:pPr>
+      <w:r>
+        <w:t>Press the Start Recording button. When the stage reaches the end of the desired imaging range, press Start Recording (Stop) again to stop acquisition. A save dialog will appear; save the data to any location.</w:t>
+      </w:r>
+    </w:p>
+    <w:p>
+      <w:pPr>
+        <w:pStyle w:val="Heading2"/>
+      </w:pPr>
+      <w:bookmarkStart w:id="32" w:name="_Toc228365025"/>
+      <w:r>
+        <w:t>Multi-color imaging</w:t>
+      </w:r>
+      <w:bookmarkEnd w:id="32"/>
+    </w:p>
+    <w:p>
+      <w:pPr>
+        <w:pStyle w:val="ListParagraph"/>
+        <w:numPr>
+          <w:ilvl w:val="0"/>
+          <w:numId w:val="22"/>
+        </w:numPr>
+      </w:pPr>
+      <w:r>
+        <w:t xml:space="preserve">Confirm that the stages have returned to the start position and have stopped. If they have not returned, press Go to Start Position. </w:t>
+      </w:r>
+    </w:p>
+    <w:p>
+      <w:pPr>
+        <w:pStyle w:val="ListParagraph"/>
+        <w:numPr>
+          <w:ilvl w:val="0"/>
+          <w:numId w:val="22"/>
+        </w:numPr>
+      </w:pPr>
+      <w:r>
+        <w:t xml:space="preserve">Assign the filter to the correct laser by changing the laser wavelength in the laser panel. </w:t>
+      </w:r>
+    </w:p>
+    <w:p>
+      <w:pPr>
+        <w:pStyle w:val="ListParagraph"/>
+        <w:numPr>
+          <w:ilvl w:val="0"/>
+          <w:numId w:val="22"/>
+        </w:numPr>
+      </w:pPr>
+      <w:r>
+        <w:t>Check Synchronize camera stage, and when you switch the filter slot, focus adjustment is performed automatically.</w:t>
+      </w:r>
+    </w:p>
+    <w:p>
+      <w:pPr>
+        <w:pStyle w:val="ListParagraph"/>
+        <w:numPr>
+          <w:ilvl w:val="0"/>
+          <w:numId w:val="22"/>
+        </w:numPr>
+      </w:pPr>
+      <w:r>
+        <w:t>Check the number of frames acquired in the first track, enable Auto-stop at N frames, and enter the same number.</w:t>
       </w:r>
       <w:r>
         <w:t xml:space="preserve"> </w:t>
       </w:r>
-      <w:r>
-        <w:t>to move to the desired starting position, then press Register Start Position to save</w:t>
-      </w:r>
-      <w:r>
-        <w:t xml:space="preserve"> </w:t>
-      </w:r>
-      <w:r>
-        <w:t>the start position.</w:t>
-      </w:r>
     </w:p>
     <w:p>
       <w:pPr>
@@ -4987,13 +4815,7 @@
         </w:numPr>
       </w:pPr>
       <w:r>
-        <w:t>In the camera panel, select the Mode, and if you want to use automatic return to the</w:t>
-      </w:r>
-      <w:r>
-        <w:t xml:space="preserve"> </w:t>
-      </w:r>
-      <w:r>
-        <w:t xml:space="preserve">start position, check auto-return. </w:t>
+        <w:t>Repeat steps 12-14 to add more tracks.</w:t>
       </w:r>
     </w:p>
     <w:p>
@@ -5005,149 +4827,7 @@
         </w:numPr>
       </w:pPr>
       <w:r>
-        <w:t>Press the Start Recording button. When the</w:t>
-      </w:r>
-      <w:r>
-        <w:t xml:space="preserve"> </w:t>
-      </w:r>
-      <w:r>
-        <w:t>stage reaches the end of the desired imaging range, press Start Recording (Stop)</w:t>
-      </w:r>
-      <w:r>
-        <w:t xml:space="preserve"> </w:t>
-      </w:r>
-      <w:r>
-        <w:t>again to stop acquisition. A save dialog will appear; save the data to any location.</w:t>
-      </w:r>
-    </w:p>
-    <w:p>
-      <w:pPr>
-        <w:pStyle w:val="Heading2"/>
-      </w:pPr>
-      <w:bookmarkStart w:id="32" w:name="_Toc228365025"/>
-      <w:r>
-        <w:t>Multi-color imaging</w:t>
-      </w:r>
-      <w:bookmarkEnd w:id="32"/>
-    </w:p>
-    <w:p>
-      <w:pPr>
-        <w:pStyle w:val="ListParagraph"/>
-        <w:numPr>
-          <w:ilvl w:val="0"/>
-          <w:numId w:val="22"/>
-        </w:numPr>
-      </w:pPr>
-      <w:r>
-        <w:t>Confirm that the stages have returned to the start position and have stopped. If they</w:t>
-      </w:r>
-      <w:r>
-        <w:t xml:space="preserve"> </w:t>
-      </w:r>
-      <w:r>
-        <w:t xml:space="preserve">have not returned, press Go to Start Position. </w:t>
-      </w:r>
-    </w:p>
-    <w:p>
-      <w:pPr>
-        <w:pStyle w:val="ListParagraph"/>
-        <w:numPr>
-          <w:ilvl w:val="0"/>
-          <w:numId w:val="22"/>
-        </w:numPr>
-      </w:pPr>
-      <w:r>
-        <w:t>Assign the filter to the correct laser by c</w:t>
-      </w:r>
-      <w:r>
-        <w:t>hang</w:t>
-      </w:r>
-      <w:r>
-        <w:t>ing</w:t>
-      </w:r>
-      <w:r>
-        <w:t xml:space="preserve"> the</w:t>
-      </w:r>
-      <w:r>
-        <w:t xml:space="preserve"> </w:t>
-      </w:r>
-      <w:r>
-        <w:t>laser wavelength in the laser panel.</w:t>
-      </w:r>
-      <w:r>
-        <w:t xml:space="preserve"> </w:t>
-      </w:r>
-    </w:p>
-    <w:p>
-      <w:pPr>
-        <w:pStyle w:val="ListParagraph"/>
-        <w:numPr>
-          <w:ilvl w:val="0"/>
-          <w:numId w:val="22"/>
-        </w:numPr>
-      </w:pPr>
-      <w:r>
-        <w:t>Check Synchronize camera stage, and when you switch the filter slot, focus</w:t>
-      </w:r>
-      <w:r>
-        <w:t xml:space="preserve"> </w:t>
-      </w:r>
-      <w:r>
-        <w:t>adjustment is performed automatically.</w:t>
-      </w:r>
-    </w:p>
-    <w:p>
-      <w:pPr>
-        <w:pStyle w:val="ListParagraph"/>
-        <w:numPr>
-          <w:ilvl w:val="0"/>
-          <w:numId w:val="22"/>
-        </w:numPr>
-      </w:pPr>
-      <w:r>
-        <w:t>Check the number of frames acquired in the first track, enable Auto-stop at N</w:t>
-      </w:r>
-      <w:r>
-        <w:t xml:space="preserve"> </w:t>
-      </w:r>
-      <w:r>
-        <w:t>frames, and enter the same number.</w:t>
-      </w:r>
-      <w:r>
-        <w:t xml:space="preserve"> </w:t>
-      </w:r>
-    </w:p>
-    <w:p>
-      <w:pPr>
-        <w:pStyle w:val="ListParagraph"/>
-        <w:numPr>
-          <w:ilvl w:val="0"/>
-          <w:numId w:val="22"/>
-        </w:numPr>
-      </w:pPr>
-      <w:r>
-        <w:t>Repeat steps 12-14 to add more tracks.</w:t>
-      </w:r>
-    </w:p>
-    <w:p>
-      <w:pPr>
-        <w:pStyle w:val="ListParagraph"/>
-        <w:numPr>
-          <w:ilvl w:val="0"/>
-          <w:numId w:val="22"/>
-        </w:numPr>
-      </w:pPr>
-      <w:r>
-        <w:t>Press the Start Recording button in the camera panel. Acquisition will stop</w:t>
-      </w:r>
-      <w:r>
-        <w:t xml:space="preserve"> </w:t>
-      </w:r>
-      <w:r>
-        <w:t>automatically, and a save dialog will appear; save the data to any location.</w:t>
-      </w:r>
-      <w:r>
-        <w:t xml:space="preserve"> </w:t>
+        <w:t xml:space="preserve">Press the Start Recording button in the camera panel. Acquisition will stop automatically, and a save dialog will appear; save the data to any location. </w:t>
       </w:r>
     </w:p>
     <w:p>

--- a/descSPIM-Deepsky/20260423_Deepsky_construction_manual.docx
+++ b/descSPIM-Deepsky/20260423_Deepsky_construction_manual.docx
@@ -6,8 +6,21 @@
       <w:pPr>
         <w:pStyle w:val="Title"/>
       </w:pPr>
-      <w:r>
-        <w:t>DescSpim Deepsky Construction manual</w:t>
+      <w:proofErr w:type="spellStart"/>
+      <w:r>
+        <w:t>DescSpim</w:t>
+      </w:r>
+      <w:proofErr w:type="spellEnd"/>
+      <w:r>
+        <w:t xml:space="preserve"> </w:t>
+      </w:r>
+      <w:proofErr w:type="spellStart"/>
+      <w:r>
+        <w:t>Deepsky</w:t>
+      </w:r>
+      <w:proofErr w:type="spellEnd"/>
+      <w:r>
+        <w:t xml:space="preserve"> Construction manual</w:t>
       </w:r>
     </w:p>
     <w:p/>
@@ -27,7 +40,7 @@
         <w:t>, PhD, Uppsala University</w:t>
       </w:r>
     </w:p>
-    <w:bookmarkStart w:id="0" w:name="_Toc228364993" w:displacedByCustomXml="next"/>
+    <w:bookmarkStart w:id="0" w:name="_Toc228879246" w:displacedByCustomXml="next"/>
     <w:sdt>
       <w:sdtPr>
         <w:rPr>
@@ -101,7 +114,7 @@
             </w:rPr>
             <w:fldChar w:fldCharType="separate"/>
           </w:r>
-          <w:hyperlink w:anchor="_Toc228364993" w:history="1">
+          <w:hyperlink w:anchor="_Toc228879246" w:history="1">
             <w:r>
               <w:rPr>
                 <w:rStyle w:val="Hyperlink"/>
@@ -128,7 +141,7 @@
                 <w:noProof/>
                 <w:webHidden/>
               </w:rPr>
-              <w:instrText xml:space="preserve"> PAGEREF _Toc228364993 \h </w:instrText>
+              <w:instrText xml:space="preserve"> PAGEREF _Toc228879246 \h </w:instrText>
             </w:r>
             <w:r>
               <w:rPr>
@@ -175,7 +188,7 @@
               <w:noProof/>
             </w:rPr>
           </w:pPr>
-          <w:hyperlink w:anchor="_Toc228364994" w:history="1">
+          <w:hyperlink w:anchor="_Toc228879247" w:history="1">
             <w:r>
               <w:rPr>
                 <w:rStyle w:val="Hyperlink"/>
@@ -220,7 +233,7 @@
                 <w:noProof/>
                 <w:webHidden/>
               </w:rPr>
-              <w:instrText xml:space="preserve"> PAGEREF _Toc228364994 \h </w:instrText>
+              <w:instrText xml:space="preserve"> PAGEREF _Toc228879247 \h </w:instrText>
             </w:r>
             <w:r>
               <w:rPr>
@@ -266,7 +279,7 @@
               <w:szCs w:val="24"/>
             </w:rPr>
           </w:pPr>
-          <w:hyperlink w:anchor="_Toc228364995" w:history="1">
+          <w:hyperlink w:anchor="_Toc228879248" w:history="1">
             <w:r>
               <w:rPr>
                 <w:rStyle w:val="Hyperlink"/>
@@ -293,7 +306,7 @@
                 <w:noProof/>
                 <w:webHidden/>
               </w:rPr>
-              <w:instrText xml:space="preserve"> PAGEREF _Toc228364995 \h </w:instrText>
+              <w:instrText xml:space="preserve"> PAGEREF _Toc228879248 \h </w:instrText>
             </w:r>
             <w:r>
               <w:rPr>
@@ -339,7 +352,7 @@
               <w:szCs w:val="24"/>
             </w:rPr>
           </w:pPr>
-          <w:hyperlink w:anchor="_Toc228364996" w:history="1">
+          <w:hyperlink w:anchor="_Toc228879249" w:history="1">
             <w:r>
               <w:rPr>
                 <w:rStyle w:val="Hyperlink"/>
@@ -366,7 +379,7 @@
                 <w:noProof/>
                 <w:webHidden/>
               </w:rPr>
-              <w:instrText xml:space="preserve"> PAGEREF _Toc228364996 \h </w:instrText>
+              <w:instrText xml:space="preserve"> PAGEREF _Toc228879249 \h </w:instrText>
             </w:r>
             <w:r>
               <w:rPr>
@@ -412,7 +425,7 @@
               <w:szCs w:val="24"/>
             </w:rPr>
           </w:pPr>
-          <w:hyperlink w:anchor="_Toc228364997" w:history="1">
+          <w:hyperlink w:anchor="_Toc228879250" w:history="1">
             <w:r>
               <w:rPr>
                 <w:rStyle w:val="Hyperlink"/>
@@ -439,7 +452,7 @@
                 <w:noProof/>
                 <w:webHidden/>
               </w:rPr>
-              <w:instrText xml:space="preserve"> PAGEREF _Toc228364997 \h </w:instrText>
+              <w:instrText xml:space="preserve"> PAGEREF _Toc228879250 \h </w:instrText>
             </w:r>
             <w:r>
               <w:rPr>
@@ -485,7 +498,7 @@
               <w:szCs w:val="24"/>
             </w:rPr>
           </w:pPr>
-          <w:hyperlink w:anchor="_Toc228364998" w:history="1">
+          <w:hyperlink w:anchor="_Toc228879251" w:history="1">
             <w:r>
               <w:rPr>
                 <w:rStyle w:val="Hyperlink"/>
@@ -512,7 +525,7 @@
                 <w:noProof/>
                 <w:webHidden/>
               </w:rPr>
-              <w:instrText xml:space="preserve"> PAGEREF _Toc228364998 \h </w:instrText>
+              <w:instrText xml:space="preserve"> PAGEREF _Toc228879251 \h </w:instrText>
             </w:r>
             <w:r>
               <w:rPr>
@@ -558,7 +571,7 @@
               <w:szCs w:val="24"/>
             </w:rPr>
           </w:pPr>
-          <w:hyperlink w:anchor="_Toc228364999" w:history="1">
+          <w:hyperlink w:anchor="_Toc228879252" w:history="1">
             <w:r>
               <w:rPr>
                 <w:rStyle w:val="Hyperlink"/>
@@ -585,7 +598,7 @@
                 <w:noProof/>
                 <w:webHidden/>
               </w:rPr>
-              <w:instrText xml:space="preserve"> PAGEREF _Toc228364999 \h </w:instrText>
+              <w:instrText xml:space="preserve"> PAGEREF _Toc228879252 \h </w:instrText>
             </w:r>
             <w:r>
               <w:rPr>
@@ -631,7 +644,7 @@
               <w:szCs w:val="24"/>
             </w:rPr>
           </w:pPr>
-          <w:hyperlink w:anchor="_Toc228365000" w:history="1">
+          <w:hyperlink w:anchor="_Toc228879253" w:history="1">
             <w:r>
               <w:rPr>
                 <w:rStyle w:val="Hyperlink"/>
@@ -658,7 +671,7 @@
                 <w:noProof/>
                 <w:webHidden/>
               </w:rPr>
-              <w:instrText xml:space="preserve"> PAGEREF _Toc228365000 \h </w:instrText>
+              <w:instrText xml:space="preserve"> PAGEREF _Toc228879253 \h </w:instrText>
             </w:r>
             <w:r>
               <w:rPr>
@@ -704,7 +717,7 @@
               <w:szCs w:val="24"/>
             </w:rPr>
           </w:pPr>
-          <w:hyperlink w:anchor="_Toc228365001" w:history="1">
+          <w:hyperlink w:anchor="_Toc228879254" w:history="1">
             <w:r>
               <w:rPr>
                 <w:rStyle w:val="Hyperlink"/>
@@ -731,7 +744,7 @@
                 <w:noProof/>
                 <w:webHidden/>
               </w:rPr>
-              <w:instrText xml:space="preserve"> PAGEREF _Toc228365001 \h </w:instrText>
+              <w:instrText xml:space="preserve"> PAGEREF _Toc228879254 \h </w:instrText>
             </w:r>
             <w:r>
               <w:rPr>
@@ -777,7 +790,7 @@
               <w:szCs w:val="24"/>
             </w:rPr>
           </w:pPr>
-          <w:hyperlink w:anchor="_Toc228365002" w:history="1">
+          <w:hyperlink w:anchor="_Toc228879255" w:history="1">
             <w:r>
               <w:rPr>
                 <w:rStyle w:val="Hyperlink"/>
@@ -804,7 +817,7 @@
                 <w:noProof/>
                 <w:webHidden/>
               </w:rPr>
-              <w:instrText xml:space="preserve"> PAGEREF _Toc228365002 \h </w:instrText>
+              <w:instrText xml:space="preserve"> PAGEREF _Toc228879255 \h </w:instrText>
             </w:r>
             <w:r>
               <w:rPr>
@@ -850,7 +863,7 @@
               <w:szCs w:val="24"/>
             </w:rPr>
           </w:pPr>
-          <w:hyperlink w:anchor="_Toc228365003" w:history="1">
+          <w:hyperlink w:anchor="_Toc228879256" w:history="1">
             <w:r>
               <w:rPr>
                 <w:rStyle w:val="Hyperlink"/>
@@ -877,7 +890,7 @@
                 <w:noProof/>
                 <w:webHidden/>
               </w:rPr>
-              <w:instrText xml:space="preserve"> PAGEREF _Toc228365003 \h </w:instrText>
+              <w:instrText xml:space="preserve"> PAGEREF _Toc228879256 \h </w:instrText>
             </w:r>
             <w:r>
               <w:rPr>
@@ -923,7 +936,7 @@
               <w:szCs w:val="24"/>
             </w:rPr>
           </w:pPr>
-          <w:hyperlink w:anchor="_Toc228365004" w:history="1">
+          <w:hyperlink w:anchor="_Toc228879257" w:history="1">
             <w:r>
               <w:rPr>
                 <w:rStyle w:val="Hyperlink"/>
@@ -950,7 +963,7 @@
                 <w:noProof/>
                 <w:webHidden/>
               </w:rPr>
-              <w:instrText xml:space="preserve"> PAGEREF _Toc228365004 \h </w:instrText>
+              <w:instrText xml:space="preserve"> PAGEREF _Toc228879257 \h </w:instrText>
             </w:r>
             <w:r>
               <w:rPr>
@@ -997,7 +1010,7 @@
               <w:noProof/>
             </w:rPr>
           </w:pPr>
-          <w:hyperlink w:anchor="_Toc228365005" w:history="1">
+          <w:hyperlink w:anchor="_Toc228879258" w:history="1">
             <w:r>
               <w:rPr>
                 <w:rStyle w:val="Hyperlink"/>
@@ -1042,7 +1055,7 @@
                 <w:noProof/>
                 <w:webHidden/>
               </w:rPr>
-              <w:instrText xml:space="preserve"> PAGEREF _Toc228365005 \h </w:instrText>
+              <w:instrText xml:space="preserve"> PAGEREF _Toc228879258 \h </w:instrText>
             </w:r>
             <w:r>
               <w:rPr>
@@ -1088,7 +1101,7 @@
               <w:szCs w:val="24"/>
             </w:rPr>
           </w:pPr>
-          <w:hyperlink w:anchor="_Toc228365006" w:history="1">
+          <w:hyperlink w:anchor="_Toc228879259" w:history="1">
             <w:r>
               <w:rPr>
                 <w:rStyle w:val="Hyperlink"/>
@@ -1115,7 +1128,7 @@
                 <w:noProof/>
                 <w:webHidden/>
               </w:rPr>
-              <w:instrText xml:space="preserve"> PAGEREF _Toc228365006 \h </w:instrText>
+              <w:instrText xml:space="preserve"> PAGEREF _Toc228879259 \h </w:instrText>
             </w:r>
             <w:r>
               <w:rPr>
@@ -1159,7 +1172,7 @@
               <w:szCs w:val="24"/>
             </w:rPr>
           </w:pPr>
-          <w:hyperlink w:anchor="_Toc228365007" w:history="1">
+          <w:hyperlink w:anchor="_Toc228879260" w:history="1">
             <w:r>
               <w:rPr>
                 <w:rStyle w:val="Hyperlink"/>
@@ -1186,7 +1199,7 @@
                 <w:noProof/>
                 <w:webHidden/>
               </w:rPr>
-              <w:instrText xml:space="preserve"> PAGEREF _Toc228365007 \h </w:instrText>
+              <w:instrText xml:space="preserve"> PAGEREF _Toc228879260 \h </w:instrText>
             </w:r>
             <w:r>
               <w:rPr>
@@ -1230,7 +1243,7 @@
               <w:szCs w:val="24"/>
             </w:rPr>
           </w:pPr>
-          <w:hyperlink w:anchor="_Toc228365008" w:history="1">
+          <w:hyperlink w:anchor="_Toc228879261" w:history="1">
             <w:r>
               <w:rPr>
                 <w:rStyle w:val="Hyperlink"/>
@@ -1257,7 +1270,7 @@
                 <w:noProof/>
                 <w:webHidden/>
               </w:rPr>
-              <w:instrText xml:space="preserve"> PAGEREF _Toc228365008 \h </w:instrText>
+              <w:instrText xml:space="preserve"> PAGEREF _Toc228879261 \h </w:instrText>
             </w:r>
             <w:r>
               <w:rPr>
@@ -1301,7 +1314,7 @@
               <w:szCs w:val="24"/>
             </w:rPr>
           </w:pPr>
-          <w:hyperlink w:anchor="_Toc228365009" w:history="1">
+          <w:hyperlink w:anchor="_Toc228879262" w:history="1">
             <w:r>
               <w:rPr>
                 <w:rStyle w:val="Hyperlink"/>
@@ -1328,7 +1341,7 @@
                 <w:noProof/>
                 <w:webHidden/>
               </w:rPr>
-              <w:instrText xml:space="preserve"> PAGEREF _Toc228365009 \h </w:instrText>
+              <w:instrText xml:space="preserve"> PAGEREF _Toc228879262 \h </w:instrText>
             </w:r>
             <w:r>
               <w:rPr>
@@ -1372,7 +1385,7 @@
               <w:szCs w:val="24"/>
             </w:rPr>
           </w:pPr>
-          <w:hyperlink w:anchor="_Toc228365010" w:history="1">
+          <w:hyperlink w:anchor="_Toc228879263" w:history="1">
             <w:r>
               <w:rPr>
                 <w:rStyle w:val="Hyperlink"/>
@@ -1399,7 +1412,7 @@
                 <w:noProof/>
                 <w:webHidden/>
               </w:rPr>
-              <w:instrText xml:space="preserve"> PAGEREF _Toc228365010 \h </w:instrText>
+              <w:instrText xml:space="preserve"> PAGEREF _Toc228879263 \h </w:instrText>
             </w:r>
             <w:r>
               <w:rPr>
@@ -1443,7 +1456,7 @@
               <w:szCs w:val="24"/>
             </w:rPr>
           </w:pPr>
-          <w:hyperlink w:anchor="_Toc228365011" w:history="1">
+          <w:hyperlink w:anchor="_Toc228879264" w:history="1">
             <w:r>
               <w:rPr>
                 <w:rStyle w:val="Hyperlink"/>
@@ -1470,7 +1483,7 @@
                 <w:noProof/>
                 <w:webHidden/>
               </w:rPr>
-              <w:instrText xml:space="preserve"> PAGEREF _Toc228365011 \h </w:instrText>
+              <w:instrText xml:space="preserve"> PAGEREF _Toc228879264 \h </w:instrText>
             </w:r>
             <w:r>
               <w:rPr>
@@ -1514,7 +1527,7 @@
               <w:szCs w:val="24"/>
             </w:rPr>
           </w:pPr>
-          <w:hyperlink w:anchor="_Toc228365012" w:history="1">
+          <w:hyperlink w:anchor="_Toc228879265" w:history="1">
             <w:r>
               <w:rPr>
                 <w:rStyle w:val="Hyperlink"/>
@@ -1541,7 +1554,7 @@
                 <w:noProof/>
                 <w:webHidden/>
               </w:rPr>
-              <w:instrText xml:space="preserve"> PAGEREF _Toc228365012 \h </w:instrText>
+              <w:instrText xml:space="preserve"> PAGEREF _Toc228879265 \h </w:instrText>
             </w:r>
             <w:r>
               <w:rPr>
@@ -1585,7 +1598,7 @@
               <w:szCs w:val="24"/>
             </w:rPr>
           </w:pPr>
-          <w:hyperlink w:anchor="_Toc228365013" w:history="1">
+          <w:hyperlink w:anchor="_Toc228879266" w:history="1">
             <w:r>
               <w:rPr>
                 <w:rStyle w:val="Hyperlink"/>
@@ -1612,7 +1625,7 @@
                 <w:noProof/>
                 <w:webHidden/>
               </w:rPr>
-              <w:instrText xml:space="preserve"> PAGEREF _Toc228365013 \h </w:instrText>
+              <w:instrText xml:space="preserve"> PAGEREF _Toc228879266 \h </w:instrText>
             </w:r>
             <w:r>
               <w:rPr>
@@ -1656,7 +1669,7 @@
               <w:szCs w:val="24"/>
             </w:rPr>
           </w:pPr>
-          <w:hyperlink w:anchor="_Toc228365014" w:history="1">
+          <w:hyperlink w:anchor="_Toc228879267" w:history="1">
             <w:r>
               <w:rPr>
                 <w:rStyle w:val="Hyperlink"/>
@@ -1683,7 +1696,7 @@
                 <w:noProof/>
                 <w:webHidden/>
               </w:rPr>
-              <w:instrText xml:space="preserve"> PAGEREF _Toc228365014 \h </w:instrText>
+              <w:instrText xml:space="preserve"> PAGEREF _Toc228879267 \h </w:instrText>
             </w:r>
             <w:r>
               <w:rPr>
@@ -1729,7 +1742,7 @@
               <w:szCs w:val="24"/>
             </w:rPr>
           </w:pPr>
-          <w:hyperlink w:anchor="_Toc228365015" w:history="1">
+          <w:hyperlink w:anchor="_Toc228879268" w:history="1">
             <w:r>
               <w:rPr>
                 <w:rStyle w:val="Hyperlink"/>
@@ -1756,7 +1769,7 @@
                 <w:noProof/>
                 <w:webHidden/>
               </w:rPr>
-              <w:instrText xml:space="preserve"> PAGEREF _Toc228365015 \h </w:instrText>
+              <w:instrText xml:space="preserve"> PAGEREF _Toc228879268 \h </w:instrText>
             </w:r>
             <w:r>
               <w:rPr>
@@ -1800,7 +1813,7 @@
               <w:szCs w:val="24"/>
             </w:rPr>
           </w:pPr>
-          <w:hyperlink w:anchor="_Toc228365016" w:history="1">
+          <w:hyperlink w:anchor="_Toc228879269" w:history="1">
             <w:r>
               <w:rPr>
                 <w:rStyle w:val="Hyperlink"/>
@@ -1827,7 +1840,7 @@
                 <w:noProof/>
                 <w:webHidden/>
               </w:rPr>
-              <w:instrText xml:space="preserve"> PAGEREF _Toc228365016 \h </w:instrText>
+              <w:instrText xml:space="preserve"> PAGEREF _Toc228879269 \h </w:instrText>
             </w:r>
             <w:r>
               <w:rPr>
@@ -1871,7 +1884,7 @@
               <w:szCs w:val="24"/>
             </w:rPr>
           </w:pPr>
-          <w:hyperlink w:anchor="_Toc228365017" w:history="1">
+          <w:hyperlink w:anchor="_Toc228879270" w:history="1">
             <w:r>
               <w:rPr>
                 <w:rStyle w:val="Hyperlink"/>
@@ -1898,7 +1911,7 @@
                 <w:noProof/>
                 <w:webHidden/>
               </w:rPr>
-              <w:instrText xml:space="preserve"> PAGEREF _Toc228365017 \h </w:instrText>
+              <w:instrText xml:space="preserve"> PAGEREF _Toc228879270 \h </w:instrText>
             </w:r>
             <w:r>
               <w:rPr>
@@ -1942,7 +1955,7 @@
               <w:szCs w:val="24"/>
             </w:rPr>
           </w:pPr>
-          <w:hyperlink w:anchor="_Toc228365018" w:history="1">
+          <w:hyperlink w:anchor="_Toc228879271" w:history="1">
             <w:r>
               <w:rPr>
                 <w:rStyle w:val="Hyperlink"/>
@@ -1969,7 +1982,7 @@
                 <w:noProof/>
                 <w:webHidden/>
               </w:rPr>
-              <w:instrText xml:space="preserve"> PAGEREF _Toc228365018 \h </w:instrText>
+              <w:instrText xml:space="preserve"> PAGEREF _Toc228879271 \h </w:instrText>
             </w:r>
             <w:r>
               <w:rPr>
@@ -2013,7 +2026,7 @@
               <w:szCs w:val="24"/>
             </w:rPr>
           </w:pPr>
-          <w:hyperlink w:anchor="_Toc228365019" w:history="1">
+          <w:hyperlink w:anchor="_Toc228879272" w:history="1">
             <w:r>
               <w:rPr>
                 <w:rStyle w:val="Hyperlink"/>
@@ -2040,7 +2053,7 @@
                 <w:noProof/>
                 <w:webHidden/>
               </w:rPr>
-              <w:instrText xml:space="preserve"> PAGEREF _Toc228365019 \h </w:instrText>
+              <w:instrText xml:space="preserve"> PAGEREF _Toc228879272 \h </w:instrText>
             </w:r>
             <w:r>
               <w:rPr>
@@ -2084,7 +2097,7 @@
               <w:szCs w:val="24"/>
             </w:rPr>
           </w:pPr>
-          <w:hyperlink w:anchor="_Toc228365020" w:history="1">
+          <w:hyperlink w:anchor="_Toc228879273" w:history="1">
             <w:r>
               <w:rPr>
                 <w:rStyle w:val="Hyperlink"/>
@@ -2111,7 +2124,7 @@
                 <w:noProof/>
                 <w:webHidden/>
               </w:rPr>
-              <w:instrText xml:space="preserve"> PAGEREF _Toc228365020 \h </w:instrText>
+              <w:instrText xml:space="preserve"> PAGEREF _Toc228879273 \h </w:instrText>
             </w:r>
             <w:r>
               <w:rPr>
@@ -2158,7 +2171,7 @@
               <w:noProof/>
             </w:rPr>
           </w:pPr>
-          <w:hyperlink w:anchor="_Toc228365021" w:history="1">
+          <w:hyperlink w:anchor="_Toc228879274" w:history="1">
             <w:r>
               <w:rPr>
                 <w:rStyle w:val="Hyperlink"/>
@@ -2203,7 +2216,7 @@
                 <w:noProof/>
                 <w:webHidden/>
               </w:rPr>
-              <w:instrText xml:space="preserve"> PAGEREF _Toc228365021 \h </w:instrText>
+              <w:instrText xml:space="preserve"> PAGEREF _Toc228879274 \h </w:instrText>
             </w:r>
             <w:r>
               <w:rPr>
@@ -2249,7 +2262,7 @@
               <w:szCs w:val="24"/>
             </w:rPr>
           </w:pPr>
-          <w:hyperlink w:anchor="_Toc228365022" w:history="1">
+          <w:hyperlink w:anchor="_Toc228879275" w:history="1">
             <w:r>
               <w:rPr>
                 <w:rStyle w:val="Hyperlink"/>
@@ -2276,7 +2289,7 @@
                 <w:noProof/>
                 <w:webHidden/>
               </w:rPr>
-              <w:instrText xml:space="preserve"> PAGEREF _Toc228365022 \h </w:instrText>
+              <w:instrText xml:space="preserve"> PAGEREF _Toc228879275 \h </w:instrText>
             </w:r>
             <w:r>
               <w:rPr>
@@ -2322,7 +2335,7 @@
               <w:szCs w:val="24"/>
             </w:rPr>
           </w:pPr>
-          <w:hyperlink w:anchor="_Toc228365023" w:history="1">
+          <w:hyperlink w:anchor="_Toc228879276" w:history="1">
             <w:r>
               <w:rPr>
                 <w:rStyle w:val="Hyperlink"/>
@@ -2349,7 +2362,7 @@
                 <w:noProof/>
                 <w:webHidden/>
               </w:rPr>
-              <w:instrText xml:space="preserve"> PAGEREF _Toc228365023 \h </w:instrText>
+              <w:instrText xml:space="preserve"> PAGEREF _Toc228879276 \h </w:instrText>
             </w:r>
             <w:r>
               <w:rPr>
@@ -2395,7 +2408,7 @@
               <w:szCs w:val="24"/>
             </w:rPr>
           </w:pPr>
-          <w:hyperlink w:anchor="_Toc228365024" w:history="1">
+          <w:hyperlink w:anchor="_Toc228879277" w:history="1">
             <w:r>
               <w:rPr>
                 <w:rStyle w:val="Hyperlink"/>
@@ -2422,7 +2435,7 @@
                 <w:noProof/>
                 <w:webHidden/>
               </w:rPr>
-              <w:instrText xml:space="preserve"> PAGEREF _Toc228365024 \h </w:instrText>
+              <w:instrText xml:space="preserve"> PAGEREF _Toc228879277 \h </w:instrText>
             </w:r>
             <w:r>
               <w:rPr>
@@ -2468,7 +2481,7 @@
               <w:szCs w:val="24"/>
             </w:rPr>
           </w:pPr>
-          <w:hyperlink w:anchor="_Toc228365025" w:history="1">
+          <w:hyperlink w:anchor="_Toc228879278" w:history="1">
             <w:r>
               <w:rPr>
                 <w:rStyle w:val="Hyperlink"/>
@@ -2495,7 +2508,7 @@
                 <w:noProof/>
                 <w:webHidden/>
               </w:rPr>
-              <w:instrText xml:space="preserve"> PAGEREF _Toc228365025 \h </w:instrText>
+              <w:instrText xml:space="preserve"> PAGEREF _Toc228879278 \h </w:instrText>
             </w:r>
             <w:r>
               <w:rPr>
@@ -2547,7 +2560,7 @@
       <w:pPr>
         <w:pStyle w:val="Heading1"/>
       </w:pPr>
-      <w:bookmarkStart w:id="1" w:name="_Toc228364994"/>
+      <w:bookmarkStart w:id="1" w:name="_Toc228879247"/>
       <w:r>
         <w:lastRenderedPageBreak/>
         <w:t>Microscope Construction</w:t>
@@ -2563,7 +2576,7 @@
       <w:pPr>
         <w:pStyle w:val="Heading2"/>
       </w:pPr>
-      <w:bookmarkStart w:id="2" w:name="_Toc228364995"/>
+      <w:bookmarkStart w:id="2" w:name="_Toc228879248"/>
       <w:r>
         <w:t>Assembling the detection arm stage components</w:t>
       </w:r>
@@ -2674,7 +2687,7 @@
       <w:pPr>
         <w:pStyle w:val="Heading2"/>
       </w:pPr>
-      <w:bookmarkStart w:id="3" w:name="_Toc228364996"/>
+      <w:bookmarkStart w:id="3" w:name="_Toc228879249"/>
       <w:r>
         <w:t>Assembling the detection objective and filter slider</w:t>
       </w:r>
@@ -2761,7 +2774,15 @@
         </w:numPr>
       </w:pPr>
       <w:r>
-        <w:t>Insert four 1” long cage assembly rods (ER1) into the centre four holes of the SM1-threaded 30 mm to 60 mm cage plate adapter.</w:t>
+        <w:t xml:space="preserve">Insert four 1” long cage assembly rods (ER1) into the </w:t>
+      </w:r>
+      <w:proofErr w:type="spellStart"/>
+      <w:r>
+        <w:t>centre</w:t>
+      </w:r>
+      <w:proofErr w:type="spellEnd"/>
+      <w:r>
+        <w:t xml:space="preserve"> four holes of the SM1-threaded 30 mm to 60 mm cage plate adapter.</w:t>
       </w:r>
     </w:p>
     <w:p>
@@ -2817,7 +2838,7 @@
       <w:pPr>
         <w:pStyle w:val="Heading2"/>
       </w:pPr>
-      <w:bookmarkStart w:id="4" w:name="_Toc228364997"/>
+      <w:bookmarkStart w:id="4" w:name="_Toc228879250"/>
       <w:r>
         <w:t>Assembling the tube lens and camera</w:t>
       </w:r>
@@ -2892,7 +2913,15 @@
         </w:numPr>
       </w:pPr>
       <w:r>
-        <w:t>Screw the Kiralux 8.9 MP Monochrome CMOS camera (CS895MU) onto the 0.5” SM1 lens tube.</w:t>
+        <w:t xml:space="preserve">Screw the </w:t>
+      </w:r>
+      <w:proofErr w:type="spellStart"/>
+      <w:r>
+        <w:t>Kiralux</w:t>
+      </w:r>
+      <w:proofErr w:type="spellEnd"/>
+      <w:r>
+        <w:t xml:space="preserve"> 8.9 MP Monochrome CMOS camera (CS895MU) onto the 0.5” SM1 lens tube.</w:t>
       </w:r>
     </w:p>
     <w:p>
@@ -2909,7 +2938,15 @@
     </w:p>
     <w:p>
       <w:r>
-        <w:t>CRITICAL STEP The assembly allows for the camera to be rotated to the vertical position to maximise the field-of-view.</w:t>
+        <w:t xml:space="preserve">CRITICAL STEP The assembly allows for the camera to be rotated to the vertical position to </w:t>
+      </w:r>
+      <w:proofErr w:type="spellStart"/>
+      <w:r>
+        <w:t>maximise</w:t>
+      </w:r>
+      <w:proofErr w:type="spellEnd"/>
+      <w:r>
+        <w:t xml:space="preserve"> the field-of-view.</w:t>
       </w:r>
     </w:p>
     <w:p>
@@ -2921,7 +2958,7 @@
       <w:pPr>
         <w:pStyle w:val="Heading2"/>
       </w:pPr>
-      <w:bookmarkStart w:id="5" w:name="_Toc228364998"/>
+      <w:bookmarkStart w:id="5" w:name="_Toc228879251"/>
       <w:r>
         <w:t>Mounting the detection arm to the stage</w:t>
       </w:r>
@@ -2969,7 +3006,7 @@
       <w:pPr>
         <w:pStyle w:val="Heading2"/>
       </w:pPr>
-      <w:bookmarkStart w:id="6" w:name="_Toc228364999"/>
+      <w:bookmarkStart w:id="6" w:name="_Toc228879252"/>
       <w:r>
         <w:lastRenderedPageBreak/>
         <w:t>Assembling the sample stage</w:t>
@@ -3108,7 +3145,7 @@
       <w:pPr>
         <w:pStyle w:val="Heading2"/>
       </w:pPr>
-      <w:bookmarkStart w:id="7" w:name="_Toc228365000"/>
+      <w:bookmarkStart w:id="7" w:name="_Toc228879253"/>
       <w:r>
         <w:t>Assembling the illumination arm stage components:</w:t>
       </w:r>
@@ -3241,7 +3278,7 @@
       <w:pPr>
         <w:pStyle w:val="Heading2"/>
       </w:pPr>
-      <w:bookmarkStart w:id="8" w:name="_Toc228365001"/>
+      <w:bookmarkStart w:id="8" w:name="_Toc228879254"/>
       <w:r>
         <w:t>Fiber</w:t>
       </w:r>
@@ -3259,10 +3296,22 @@
         </w:numPr>
       </w:pPr>
       <w:r>
-        <w:t>Insert four cage rods</w:t>
-      </w:r>
-      <w:r>
-        <w:t xml:space="preserve"> (XX mm, </w:t>
+        <w:t xml:space="preserve">Insert </w:t>
+      </w:r>
+      <w:r>
+        <w:t>three</w:t>
+      </w:r>
+      <w:r>
+        <w:t xml:space="preserve"> cage rods</w:t>
+      </w:r>
+      <w:r>
+        <w:t xml:space="preserve"> (</w:t>
+      </w:r>
+      <w:r>
+        <w:t>4’’ length</w:t>
+      </w:r>
+      <w:r>
+        <w:t xml:space="preserve">, </w:t>
       </w:r>
       <w:r>
         <w:t>ER4) into a</w:t>
@@ -3286,7 +3335,22 @@
         <w:t>, tighten the retaining screws</w:t>
       </w:r>
       <w:r>
-        <w:t xml:space="preserve"> and insert collimating lens (XX).</w:t>
+        <w:t xml:space="preserve"> and insert </w:t>
+      </w:r>
+      <w:r>
+        <w:t xml:space="preserve">50 mm </w:t>
+      </w:r>
+      <w:r>
+        <w:t>collimating lens (</w:t>
+      </w:r>
+      <w:r>
+        <w:t>AC254-050-A</w:t>
+      </w:r>
+      <w:r>
+        <w:t>).</w:t>
+      </w:r>
+      <w:r>
+        <w:t xml:space="preserve"> </w:t>
       </w:r>
     </w:p>
     <w:p>
@@ -3298,7 +3362,13 @@
         </w:numPr>
       </w:pPr>
       <w:r>
-        <w:t xml:space="preserve">Insert the XXX fiber mount with the single mode fiber from the laser combiner attached into a </w:t>
+        <w:t xml:space="preserve">Insert the </w:t>
+      </w:r>
+      <w:r>
+        <w:t>SM1FC2</w:t>
+      </w:r>
+      <w:r>
+        <w:t xml:space="preserve"> fiber mount with the single mode fiber from the laser combiner attached into a </w:t>
       </w:r>
       <w:r>
         <w:t>30 mm cage plate (CP33/M</w:t>
@@ -3361,7 +3431,13 @@
         </w:numPr>
       </w:pPr>
       <w:r>
-        <w:t>Slide a 30 mm cage-compatible adjustable pinhole (XX) flush against the lens mount. This pinhole can be used for alignment purposes (See CRITICAL STEP) and should be fully open otherwise.</w:t>
+        <w:t>Slide a 30 mm cage-compatible adjustable pinhole (</w:t>
+      </w:r>
+      <w:r>
+        <w:t>CP20D</w:t>
+      </w:r>
+      <w:r>
+        <w:t>) flush against the lens mount. This pinhole can be used for alignment purposes (See CRITICAL STEP) and should be fully open otherwise.</w:t>
       </w:r>
     </w:p>
     <w:p>
@@ -3373,7 +3449,13 @@
         </w:numPr>
       </w:pPr>
       <w:r>
-        <w:t>Slide a 30 mm cage system adjustable slit (VA100CP/M) onto the cage rods with the slit orientated XX.</w:t>
+        <w:t xml:space="preserve">Slide a 30 mm cage system adjustable slit (VA100CP/M) onto the cage rods with the slit orientated </w:t>
+      </w:r>
+      <w:r>
+        <w:t>parallel to the optical path (see next steps)</w:t>
+      </w:r>
+      <w:r>
+        <w:t>.</w:t>
       </w:r>
     </w:p>
     <w:p>
@@ -3385,13 +3467,13 @@
         </w:numPr>
       </w:pPr>
       <w:r>
-        <w:t>Attach the cage system to a right-angle kinematic elliptical mirror mount (KCB1EC/M</w:t>
-      </w:r>
-      <w:r>
-        <w:t>ß</w:t>
-      </w:r>
-      <w:r>
-        <w:t>) with mirror (XXX) inserted and tighten the retaining screws.</w:t>
+        <w:t>Attach the cage system to a right-angle kinematic elliptical mirror mount (KCB1EC/M) with mirror (</w:t>
+      </w:r>
+      <w:r>
+        <w:t>BBE1-E02</w:t>
+      </w:r>
+      <w:r>
+        <w:t>) inserted and tighten the retaining screws.</w:t>
       </w:r>
     </w:p>
     <w:p>
@@ -3403,7 +3485,19 @@
         </w:numPr>
       </w:pPr>
       <w:r>
-        <w:t xml:space="preserve">Insert four cage rods (XX mm) on the other side of the mirror mount and slide two </w:t>
+        <w:t>Insert four cage rods (</w:t>
+      </w:r>
+      <w:r>
+        <w:t>4’’</w:t>
+      </w:r>
+      <w:r>
+        <w:t xml:space="preserve"> </w:t>
+      </w:r>
+      <w:r>
+        <w:t>length, ER4</w:t>
+      </w:r>
+      <w:r>
+        <w:t xml:space="preserve">) on the other side of the mirror mount and slide two </w:t>
       </w:r>
       <w:r>
         <w:t>30 mm cage plate (CP33/M</w:t>
@@ -3436,7 +3530,19 @@
         </w:numPr>
       </w:pPr>
       <w:r>
-        <w:t xml:space="preserve">Insert three cage rods (XX mm) on the other side of the mirror mount facing down and slide a cage-compatible rotation mount (XX) with the threads facing away from the mirror mount. </w:t>
+        <w:t>Insert three cage rods (</w:t>
+      </w:r>
+      <w:r>
+        <w:t>3’’ length, ER3</w:t>
+      </w:r>
+      <w:r>
+        <w:t>) on the other side of the mirror mount facing down and slide a cage-compatible rotation mount (</w:t>
+      </w:r>
+      <w:r>
+        <w:t>CRM1PT/M</w:t>
+      </w:r>
+      <w:r>
+        <w:t xml:space="preserve">) with the threads facing away from the mirror mount. </w:t>
       </w:r>
     </w:p>
     <w:p>
@@ -3477,7 +3583,25 @@
         </w:numPr>
       </w:pPr>
       <w:r>
-        <w:t>Insert a XX mm cylindrical lens (XX) into an SM1 lens tube (XX)</w:t>
+        <w:t xml:space="preserve">Insert a </w:t>
+      </w:r>
+      <w:r>
+        <w:t>50</w:t>
+      </w:r>
+      <w:r>
+        <w:t xml:space="preserve"> mm cylindrical lens (</w:t>
+      </w:r>
+      <w:r>
+        <w:t>ACY254-050-A</w:t>
+      </w:r>
+      <w:r>
+        <w:t>) into an SM1 lens tube (</w:t>
+      </w:r>
+      <w:r>
+        <w:t>SM1L10</w:t>
+      </w:r>
+      <w:r>
+        <w:t>)</w:t>
       </w:r>
       <w:r>
         <w:t>. It will be inserted into the rotation mount during the alignment procedure.</w:t>
@@ -3487,7 +3611,7 @@
       <w:pPr>
         <w:pStyle w:val="Heading2"/>
       </w:pPr>
-      <w:bookmarkStart w:id="9" w:name="_Toc228365002"/>
+      <w:bookmarkStart w:id="9" w:name="_Toc228879255"/>
       <w:r>
         <w:lastRenderedPageBreak/>
         <w:t>Illumination cage assembly</w:t>
@@ -3503,7 +3627,13 @@
         </w:numPr>
       </w:pPr>
       <w:r>
-        <w:t xml:space="preserve">Assemble three cage rods to the length of XX mm and insert into the following cage compatible components in the following order: </w:t>
+        <w:t xml:space="preserve">Assemble three cage rods to the length of </w:t>
+      </w:r>
+      <w:r>
+        <w:t>500</w:t>
+      </w:r>
+      <w:r>
+        <w:t xml:space="preserve"> mm and insert into the following cage compatible components in the following order: </w:t>
       </w:r>
       <w:r>
         <w:t xml:space="preserve">two </w:t>
@@ -3518,7 +3648,13 @@
         <w:t xml:space="preserve"> (CP33/M</w:t>
       </w:r>
       <w:r>
-        <w:t xml:space="preserve">), an XY-adjustable lens mount (XX), two cage </w:t>
+        <w:t>), an XY-adjustable lens mount (</w:t>
+      </w:r>
+      <w:r>
+        <w:t>CXY1A</w:t>
+      </w:r>
+      <w:r>
+        <w:t xml:space="preserve">), two cage </w:t>
       </w:r>
       <w:r>
         <w:t>plate</w:t>
@@ -3560,7 +3696,13 @@
         </w:numPr>
       </w:pPr>
       <w:r>
-        <w:t>Position the next cage plate at approximately XX mm from the end of the rods.</w:t>
+        <w:t xml:space="preserve">Position the next cage plate at approximately </w:t>
+      </w:r>
+      <w:r>
+        <w:t>60</w:t>
+      </w:r>
+      <w:r>
+        <w:t xml:space="preserve"> mm from the end of the rods.</w:t>
       </w:r>
     </w:p>
     <w:p>
@@ -3572,7 +3714,13 @@
         </w:numPr>
       </w:pPr>
       <w:r>
-        <w:t>Position the center lens mount approximately XX mm from the end of the rods.</w:t>
+        <w:t xml:space="preserve">Position the center lens mount approximately </w:t>
+      </w:r>
+      <w:r>
+        <w:t>170</w:t>
+      </w:r>
+      <w:r>
+        <w:t xml:space="preserve"> mm from the end of the rods.</w:t>
       </w:r>
     </w:p>
     <w:p>
@@ -3584,7 +3732,19 @@
         </w:numPr>
       </w:pPr>
       <w:r>
-        <w:t>Position the next two cage plates at approximately XX mm and XX mm from the end of the rods respectively (opposite of the front where the objective mount is).</w:t>
+        <w:t xml:space="preserve">Position the next two cage plates at approximately </w:t>
+      </w:r>
+      <w:r>
+        <w:t>290</w:t>
+      </w:r>
+      <w:r>
+        <w:t xml:space="preserve"> mm and </w:t>
+      </w:r>
+      <w:r>
+        <w:t>390</w:t>
+      </w:r>
+      <w:r>
+        <w:t xml:space="preserve"> mm from the end of the rods respectively (opposite of the front where the objective mount is).</w:t>
       </w:r>
     </w:p>
     <w:p>
@@ -3596,7 +3756,25 @@
         </w:numPr>
       </w:pPr>
       <w:r>
-        <w:t>Slide a XX mm cage rod into the system from the back to connect the back of the cage and the first lens mount.</w:t>
+        <w:t>Slide a</w:t>
+      </w:r>
+      <w:r>
+        <w:t>n</w:t>
+      </w:r>
+      <w:r>
+        <w:t xml:space="preserve"> </w:t>
+      </w:r>
+      <w:r>
+        <w:t>8’’</w:t>
+      </w:r>
+      <w:r>
+        <w:t xml:space="preserve"> cage rod</w:t>
+      </w:r>
+      <w:r>
+        <w:t xml:space="preserve"> (ER8)</w:t>
+      </w:r>
+      <w:r>
+        <w:t xml:space="preserve"> into the system from the back to connect the back of the cage and the first lens mount.</w:t>
       </w:r>
     </w:p>
     <w:p>
@@ -3608,12 +3786,32 @@
         </w:numPr>
       </w:pPr>
       <w:r>
-        <w:t>Slide another XX mm cage rod from the front into the system.</w:t>
-      </w:r>
-    </w:p>
-    <w:p>
-      <w:r>
-        <w:t>CRITICAL STEP The resulting gap allows to mount the lens into the middle lens mount at a later time to improve alignment efficiency.</w:t>
+        <w:t xml:space="preserve">Slide another </w:t>
+      </w:r>
+      <w:r>
+        <w:t>10’’</w:t>
+      </w:r>
+      <w:r>
+        <w:t xml:space="preserve"> cage rod</w:t>
+      </w:r>
+      <w:r>
+        <w:t xml:space="preserve"> (ER10)</w:t>
+      </w:r>
+      <w:r>
+        <w:t xml:space="preserve"> from the front into the system.</w:t>
+      </w:r>
+    </w:p>
+    <w:p>
+      <w:r>
+        <w:t xml:space="preserve">CRITICAL STEP The resulting gap allows to mount the lens into the middle lens mount </w:t>
+      </w:r>
+      <w:proofErr w:type="gramStart"/>
+      <w:r>
+        <w:t>at a later time</w:t>
+      </w:r>
+      <w:proofErr w:type="gramEnd"/>
+      <w:r>
+        <w:t xml:space="preserve"> to improve alignment efficiency.</w:t>
       </w:r>
     </w:p>
     <w:p>
@@ -3625,7 +3823,19 @@
         </w:numPr>
       </w:pPr>
       <w:r>
-        <w:t xml:space="preserve">Attach three XX mm posts (XX) to all the 30 mm cage plates except the plate at the back of the assembly and mount the assembly </w:t>
+        <w:t xml:space="preserve">Attach three </w:t>
+      </w:r>
+      <w:r>
+        <w:t>40</w:t>
+      </w:r>
+      <w:r>
+        <w:t xml:space="preserve"> mm posts (</w:t>
+      </w:r>
+      <w:r>
+        <w:t>TR40/M</w:t>
+      </w:r>
+      <w:r>
+        <w:t xml:space="preserve">) to all the 30 mm cage plates except the plate at the back of the assembly and mount the assembly </w:t>
       </w:r>
       <w:r>
         <w:t xml:space="preserve">on the front three post holders </w:t>
@@ -3643,7 +3853,19 @@
         </w:numPr>
       </w:pPr>
       <w:r>
-        <w:t xml:space="preserve">Attach two XX mm posts (XX) to the cage plate threads on the fiber + cylindrical lens assembly </w:t>
+        <w:t xml:space="preserve">Attach two </w:t>
+      </w:r>
+      <w:r>
+        <w:t>75</w:t>
+      </w:r>
+      <w:r>
+        <w:t xml:space="preserve"> mm posts (</w:t>
+      </w:r>
+      <w:r>
+        <w:t>TR75/M</w:t>
+      </w:r>
+      <w:r>
+        <w:t xml:space="preserve">) to the cage plate threads on the fiber + cylindrical lens assembly </w:t>
       </w:r>
       <w:r>
         <w:t xml:space="preserve">using an M4-M6 adapter </w:t>
@@ -3655,9 +3877,6 @@
         <w:t>Snap on 30 mm cage mounting brackets (</w:t>
       </w:r>
       <w:r>
-        <w:rPr>
-          <w:highlight w:val="yellow"/>
-        </w:rPr>
         <w:t>CPMA3</w:t>
       </w:r>
       <w:r>
@@ -3670,11 +3889,135 @@
         <w:t xml:space="preserve"> (</w:t>
       </w:r>
       <w:r>
-        <w:rPr>
-          <w:highlight w:val="yellow"/>
-        </w:rPr>
-        <w:t>CP33B cage mounting brackets are better</w:t>
-      </w:r>
+        <w:t>CP33B cage mounting brackets</w:t>
+      </w:r>
+      <w:r>
+        <w:t xml:space="preserve"> can also be used, see “Aligning the illumination components”)</w:t>
+      </w:r>
+      <w:r>
+        <w:t>.</w:t>
+      </w:r>
+    </w:p>
+    <w:p>
+      <w:pPr>
+        <w:pStyle w:val="ListParagraph"/>
+        <w:numPr>
+          <w:ilvl w:val="0"/>
+          <w:numId w:val="7"/>
+        </w:numPr>
+      </w:pPr>
+      <w:r>
+        <w:t xml:space="preserve">Mount the galvo mirror </w:t>
+      </w:r>
+      <w:r>
+        <w:t>(</w:t>
+      </w:r>
+      <w:r>
+        <w:t>GVS211/M</w:t>
+      </w:r>
+      <w:r>
+        <w:t xml:space="preserve">) </w:t>
+      </w:r>
+      <w:r>
+        <w:t xml:space="preserve">on a </w:t>
+      </w:r>
+      <w:r>
+        <w:t>30</w:t>
+      </w:r>
+      <w:r>
+        <w:t xml:space="preserve"> mm post (</w:t>
+      </w:r>
+      <w:r>
+        <w:t>TR30</w:t>
+      </w:r>
+      <w:r>
+        <w:t>) and insert into pedestal post at the back of the dovetail rail.</w:t>
+      </w:r>
+    </w:p>
+    <w:p>
+      <w:pPr>
+        <w:pStyle w:val="Heading2"/>
+      </w:pPr>
+      <w:bookmarkStart w:id="10" w:name="_Toc228879256"/>
+      <w:r>
+        <w:t>Connecting the electrical components</w:t>
+      </w:r>
+      <w:bookmarkEnd w:id="10"/>
+    </w:p>
+    <w:p>
+      <w:pPr>
+        <w:pStyle w:val="ListParagraph"/>
+        <w:numPr>
+          <w:ilvl w:val="0"/>
+          <w:numId w:val="7"/>
+        </w:numPr>
+      </w:pPr>
+      <w:r>
+        <w:t>Route each stage’s motor cable to its KDC101 controller, plug each controller into its KSP101 power supply, and arrange the controller–power pairs neatly on the breadboard.</w:t>
+      </w:r>
+    </w:p>
+    <w:p>
+      <w:pPr>
+        <w:pStyle w:val="ListParagraph"/>
+        <w:numPr>
+          <w:ilvl w:val="0"/>
+          <w:numId w:val="7"/>
+        </w:numPr>
+      </w:pPr>
+      <w:r>
+        <w:t>Test the connection and function of the KDC101 controller using Thorlabs Kinesis software and make sure that both sample and camera stage are movable.</w:t>
+      </w:r>
+    </w:p>
+    <w:p>
+      <w:pPr>
+        <w:pStyle w:val="ListParagraph"/>
+        <w:numPr>
+          <w:ilvl w:val="0"/>
+          <w:numId w:val="7"/>
+        </w:numPr>
+      </w:pPr>
+      <w:r>
+        <w:t xml:space="preserve">Test the ELL9 filter slider by plugging in the USB cable and start ELLO software and make sure slider can move into all positions without problem. </w:t>
+      </w:r>
+    </w:p>
+    <w:p>
+      <w:r>
+        <w:lastRenderedPageBreak/>
+        <w:t>CRITICAL STEP If the slider seems to move slowly through the positions or gets stuck it is possible to apply a very small amount of lubricant (WD-40) on the rail where the slider is carried. However, no lubricant should be reaching the bottom black part where the piezo elements grab the slider.</w:t>
+      </w:r>
+    </w:p>
+    <w:p>
+      <w:pPr>
+        <w:pStyle w:val="ListParagraph"/>
+        <w:numPr>
+          <w:ilvl w:val="0"/>
+          <w:numId w:val="7"/>
+        </w:numPr>
+      </w:pPr>
+      <w:r>
+        <w:t xml:space="preserve">Connect the single mode fiber to the fiber coupler of the </w:t>
+      </w:r>
+      <w:r>
+        <w:t xml:space="preserve">laser system and test using the correct software (here, </w:t>
+      </w:r>
+      <w:proofErr w:type="spellStart"/>
+      <w:r>
+        <w:t>Cobolt</w:t>
+      </w:r>
+      <w:proofErr w:type="spellEnd"/>
+      <w:r>
+        <w:t xml:space="preserve"> monitor was used). </w:t>
+      </w:r>
+    </w:p>
+    <w:p>
+      <w:r>
+        <w:t xml:space="preserve">CRITICAL STEP Lower the laser power for alignment purposes to a minimum (~1-5 </w:t>
+      </w:r>
+      <w:proofErr w:type="spellStart"/>
+      <w:r>
+        <w:t>mW</w:t>
+      </w:r>
+      <w:proofErr w:type="spellEnd"/>
       <w:r>
         <w:t>).</w:t>
       </w:r>
@@ -3688,18 +4031,76 @@
         </w:numPr>
       </w:pPr>
       <w:r>
-        <w:t>Mount the galvo mirror on a XX mm post (XX) and insert into pedestal post at the back of the dovetail rail.</w:t>
+        <w:t xml:space="preserve">Connect the camera to the computer and test using the software </w:t>
+      </w:r>
+      <w:proofErr w:type="spellStart"/>
+      <w:r>
+        <w:t>Thorcam</w:t>
+      </w:r>
+      <w:proofErr w:type="spellEnd"/>
+      <w:r>
+        <w:t>.</w:t>
+      </w:r>
+    </w:p>
+    <w:p>
+      <w:pPr>
+        <w:pStyle w:val="ListParagraph"/>
+        <w:numPr>
+          <w:ilvl w:val="0"/>
+          <w:numId w:val="7"/>
+        </w:numPr>
+      </w:pPr>
+      <w:r>
+        <w:t>Connect the galvo mirror to its power supply</w:t>
+      </w:r>
+    </w:p>
+    <w:p>
+      <w:pPr>
+        <w:pStyle w:val="ListParagraph"/>
+        <w:numPr>
+          <w:ilvl w:val="0"/>
+          <w:numId w:val="7"/>
+        </w:numPr>
+      </w:pPr>
+      <w:r>
+        <w:t xml:space="preserve">Set the JP7 Volts/Degree scaling factor control pin to 0.8 V/° (see pin diagram </w:t>
+      </w:r>
+      <w:hyperlink r:id="rId8" w:history="1">
+        <w:r>
+          <w:rPr>
+            <w:rStyle w:val="Hyperlink"/>
+          </w:rPr>
+          <w:t>here</w:t>
+        </w:r>
+      </w:hyperlink>
+      <w:r>
+        <w:t>).</w:t>
+      </w:r>
+      <w:r>
+        <w:t xml:space="preserve"> </w:t>
+      </w:r>
+      <w:r>
+        <w:t>T</w:t>
+      </w:r>
+      <w:r>
+        <w:t xml:space="preserve">est by supplying </w:t>
+      </w:r>
+      <w:r>
+        <w:t>2V and 200</w:t>
+      </w:r>
+      <w:r>
+        <w:t xml:space="preserve"> Hz and viewing the beam profile.</w:t>
       </w:r>
     </w:p>
     <w:p>
       <w:pPr>
         <w:pStyle w:val="Heading2"/>
       </w:pPr>
-      <w:bookmarkStart w:id="10" w:name="_Toc228365003"/>
-      <w:r>
-        <w:t>Connecting the electrical components</w:t>
-      </w:r>
-      <w:bookmarkEnd w:id="10"/>
+      <w:bookmarkStart w:id="11" w:name="_Toc228879257"/>
+      <w:r>
+        <w:t>Aligning the illumination components</w:t>
+      </w:r>
+      <w:bookmarkEnd w:id="11"/>
     </w:p>
     <w:p>
       <w:pPr>
@@ -3710,7 +4111,7 @@
         </w:numPr>
       </w:pPr>
       <w:r>
-        <w:t>Route each stage’s motor cable to its KDC101 controller, plug each controller into its KSP101 power supply, and arrange the controller–power pairs neatly on the breadboard.</w:t>
+        <w:t>Close the circular pinhole underneath the fiber collimating lens to a minimum.</w:t>
       </w:r>
     </w:p>
     <w:p>
@@ -3722,7 +4123,7 @@
         </w:numPr>
       </w:pPr>
       <w:r>
-        <w:t>Test the connection and function of the KDC101 controller using Thorlabs Kinesis software and make sure that both sample and camera stage are movable.</w:t>
+        <w:t>Open the slit to the maximum.</w:t>
       </w:r>
     </w:p>
     <w:p>
@@ -3734,16 +4135,154 @@
         </w:numPr>
       </w:pPr>
       <w:r>
-        <w:t xml:space="preserve">Test the ELL9 filter slider by plugging in the USB cable and start ELLO software and make sure slider can move into all positions without problem. </w:t>
-      </w:r>
-    </w:p>
-    <w:p>
-      <w:r>
-        <w:t xml:space="preserve">CRITICAL STEP If the slider seems to move slowly through the positions or gets stuck it is possible to apply a very small amount of lubricant (WD-40) on the rail where the slider is </w:t>
-      </w:r>
+        <w:t>The laser beam should enter the rotation mount through the center assuming correct beam steering with the two elliptical mirrors (See CRITICAL STEP “</w:t>
+      </w:r>
+      <w:r>
+        <w:t>Fiber and cylindrical lens assembly</w:t>
+      </w:r>
+      <w:r>
+        <w:t>”)</w:t>
+      </w:r>
+    </w:p>
+    <w:p>
+      <w:pPr>
+        <w:pStyle w:val="ListParagraph"/>
+        <w:numPr>
+          <w:ilvl w:val="0"/>
+          <w:numId w:val="7"/>
+        </w:numPr>
+      </w:pPr>
+      <w:r>
+        <w:t xml:space="preserve">Ensure that the fiber and cylindrical lens assembly is mounted </w:t>
+      </w:r>
+      <w:r>
+        <w:t>central</w:t>
+      </w:r>
+      <w:r>
+        <w:t xml:space="preserve"> on the lower illumination cage by</w:t>
+      </w:r>
+      <w:r>
+        <w:t xml:space="preserve"> mounting the two posts central on the Snap-on mounting brackets. </w:t>
+      </w:r>
+      <w:r>
+        <w:t>The mounting bracket CP33B offers a central bore hole and seems to be better suited, however, it was released before the writing of this manual but after designing the system.</w:t>
+      </w:r>
+    </w:p>
+    <w:p>
+      <w:pPr>
+        <w:pStyle w:val="ListParagraph"/>
+        <w:numPr>
+          <w:ilvl w:val="0"/>
+          <w:numId w:val="7"/>
+        </w:numPr>
+      </w:pPr>
+      <w:r>
+        <w:t>Adjust the setting screws on both adjustable lens holders to the center position.</w:t>
+      </w:r>
+    </w:p>
+    <w:p>
+      <w:pPr>
+        <w:pStyle w:val="ListParagraph"/>
+        <w:numPr>
+          <w:ilvl w:val="0"/>
+          <w:numId w:val="7"/>
+        </w:numPr>
+      </w:pPr>
+      <w:r>
+        <w:t xml:space="preserve">Mount a frosted alignment </w:t>
+      </w:r>
+      <w:r>
+        <w:t>disk</w:t>
+      </w:r>
+      <w:r>
+        <w:t xml:space="preserve"> (</w:t>
+      </w:r>
+      <w:r>
+        <w:t>DG10-1500-H1-MD</w:t>
+      </w:r>
+      <w:r>
+        <w:t>) into the front adjustable lens tube where the objective lens will be later.</w:t>
+      </w:r>
+    </w:p>
+    <w:p>
+      <w:pPr>
+        <w:pStyle w:val="ListParagraph"/>
+        <w:numPr>
+          <w:ilvl w:val="0"/>
+          <w:numId w:val="7"/>
+        </w:numPr>
+      </w:pPr>
+      <w:r>
+        <w:t xml:space="preserve">Position </w:t>
+      </w:r>
+      <w:r>
+        <w:t>30 mm Cage alignment plates (</w:t>
+      </w:r>
+      <w:r>
+        <w:t>CPA1</w:t>
+      </w:r>
+      <w:r>
+        <w:t>) between the mounting brackets and between the two cage plates in front of the objective lens holder.</w:t>
+      </w:r>
+    </w:p>
+    <w:p>
+      <w:pPr>
+        <w:pStyle w:val="ListParagraph"/>
+        <w:numPr>
+          <w:ilvl w:val="0"/>
+          <w:numId w:val="7"/>
+        </w:numPr>
+      </w:pPr>
+      <w:r>
+        <w:t>Attach a slip-on optical post collar (R2) to the post attached to the galvo mirror.</w:t>
+      </w:r>
+    </w:p>
+    <w:p>
+      <w:pPr>
+        <w:pStyle w:val="ListParagraph"/>
+        <w:numPr>
+          <w:ilvl w:val="0"/>
+          <w:numId w:val="7"/>
+        </w:numPr>
+      </w:pPr>
+      <w:r>
+        <w:t>Loosen the screw of the galvo pedestal post holder, adjust the height of the galvo mirror, and tighten the screw again. After adjustment, reset the slip-on optical post collar.</w:t>
+      </w:r>
+    </w:p>
+    <w:p>
+      <w:pPr>
+        <w:pStyle w:val="ListParagraph"/>
+        <w:numPr>
+          <w:ilvl w:val="0"/>
+          <w:numId w:val="7"/>
+        </w:numPr>
+      </w:pPr>
+      <w:r>
+        <w:t>Adjust first rotation of the galvo by loosening the screw of the galvo pedestal post holder and rotate the post to the desired rotation without adjusting the height (using the slip-on optical post collar) and tighten the screw again.</w:t>
+      </w:r>
+    </w:p>
+    <w:p>
+      <w:pPr>
+        <w:pStyle w:val="ListParagraph"/>
+        <w:numPr>
+          <w:ilvl w:val="0"/>
+          <w:numId w:val="7"/>
+        </w:numPr>
+      </w:pPr>
+      <w:r>
+        <w:t>Loosen the screw on the galvo mount, adjust and tighten again.</w:t>
+      </w:r>
+    </w:p>
+    <w:p>
       <w:r>
         <w:lastRenderedPageBreak/>
-        <w:t>carried. However, no lubricant should be reaching the bottom black part where the piezo elements grab the slider.</w:t>
+        <w:t xml:space="preserve">CRITICAL STEP </w:t>
+      </w:r>
+      <w:r>
+        <w:t>Iterate steps 78-80 until the beam hits the center of the galvo mirror AND is passing through both alignment plates and the frosted alignment disk.</w:t>
+      </w:r>
+      <w:r>
+        <w:t xml:space="preserve"> </w:t>
       </w:r>
     </w:p>
     <w:p>
@@ -3755,15 +4294,13 @@
         </w:numPr>
       </w:pPr>
       <w:r>
-        <w:t xml:space="preserve">Connect the single mode fiber to the fiber coupler of the </w:t>
-      </w:r>
-      <w:r>
-        <w:t xml:space="preserve">laser system and test using the correct software (here, Cobolt monitor was used). </w:t>
-      </w:r>
-    </w:p>
-    <w:p>
-      <w:r>
-        <w:t>CRITICAL STEP Lower the laser power for alignment purposes to a minimum (~1-5 mW).</w:t>
+        <w:t xml:space="preserve">Mount an alignment cross at a far distance from the frosted alignment disk </w:t>
+      </w:r>
+      <w:r>
+        <w:t xml:space="preserve">behind the sample stage </w:t>
+      </w:r>
+      <w:r>
+        <w:t>so that the aligned beam sits in the center of the cross.</w:t>
       </w:r>
     </w:p>
     <w:p>
@@ -3775,7 +4312,16 @@
         </w:numPr>
       </w:pPr>
       <w:r>
-        <w:t>Connect the camera to the computer and test using the software Thorcam.</w:t>
+        <w:t xml:space="preserve">Insert cylindrical lens into rotation </w:t>
+      </w:r>
+      <w:r>
+        <w:t>mount</w:t>
+      </w:r>
+      <w:r>
+        <w:t xml:space="preserve"> by facing the flat side towards the galvo</w:t>
+      </w:r>
+      <w:r>
+        <w:t>.</w:t>
       </w:r>
     </w:p>
     <w:p>
@@ -3787,324 +4333,86 @@
         </w:numPr>
       </w:pPr>
       <w:r>
-        <w:t>Connect the galvo mirror to its power supply and test by supplying XX Hz and viewing the beam profile.</w:t>
+        <w:t xml:space="preserve">Rotate the cylindrical lens so that the laser line shown on the galvo is oriented vertically </w:t>
+      </w:r>
+      <w:r>
+        <w:t>(parallel to the optical axis in space</w:t>
+      </w:r>
+      <w:r>
+        <w:t>)</w:t>
+      </w:r>
+    </w:p>
+    <w:p>
+      <w:pPr>
+        <w:pStyle w:val="ListParagraph"/>
+        <w:numPr>
+          <w:ilvl w:val="0"/>
+          <w:numId w:val="7"/>
+        </w:numPr>
+      </w:pPr>
+      <w:r>
+        <w:t xml:space="preserve">Tighten/loosen the rotation mount setting screws and adjust z-axis alignment of the cylindrical lens by focusing the line on the galvo mirror surface. </w:t>
+      </w:r>
+    </w:p>
+    <w:p>
+      <w:pPr>
+        <w:pStyle w:val="ListParagraph"/>
+        <w:numPr>
+          <w:ilvl w:val="0"/>
+          <w:numId w:val="7"/>
+        </w:numPr>
+      </w:pPr>
+      <w:r>
+        <w:t xml:space="preserve">Insert </w:t>
+      </w:r>
+      <w:r>
+        <w:t>200</w:t>
+      </w:r>
+      <w:r>
+        <w:t xml:space="preserve"> </w:t>
+      </w:r>
+      <w:r>
+        <w:t>mm lens (</w:t>
+      </w:r>
+      <w:r>
+        <w:t>AC254-200-A</w:t>
+      </w:r>
+      <w:r>
+        <w:t>) into central adjustable lens mount and adjust the XY-screws until the beam sits in the center of the alignment cross.</w:t>
+      </w:r>
+    </w:p>
+    <w:p>
+      <w:pPr>
+        <w:pStyle w:val="ListParagraph"/>
+        <w:numPr>
+          <w:ilvl w:val="0"/>
+          <w:numId w:val="7"/>
+        </w:numPr>
+      </w:pPr>
+      <w:r>
+        <w:t xml:space="preserve">Mount the illumination objective and align to the center of the alignment cross with the XY-screws of the lens holder.  </w:t>
+      </w:r>
+    </w:p>
+    <w:p>
+      <w:pPr>
+        <w:pStyle w:val="Heading1"/>
+      </w:pPr>
+      <w:bookmarkStart w:id="12" w:name="_Toc228879258"/>
+      <w:r>
+        <w:t>Sample preparation</w:t>
+      </w:r>
+      <w:bookmarkEnd w:id="12"/>
+    </w:p>
+    <w:p>
+      <w:r>
+        <w:t>All incubations should be performed with sufficient solution volume to fully immerse the sample. Gentle agitation during staining and washing steps is recommended to improve reagent exchange. Protect fluorophore-containing solutions and stained samples from light whenever possible.</w:t>
       </w:r>
     </w:p>
     <w:p>
       <w:pPr>
         <w:pStyle w:val="Heading2"/>
       </w:pPr>
-      <w:bookmarkStart w:id="11" w:name="_Toc228365004"/>
-      <w:r>
-        <w:t>Aligning the illumination components</w:t>
-      </w:r>
-      <w:bookmarkEnd w:id="11"/>
-    </w:p>
-    <w:p>
-      <w:pPr>
-        <w:pStyle w:val="ListParagraph"/>
-        <w:numPr>
-          <w:ilvl w:val="0"/>
-          <w:numId w:val="7"/>
-        </w:numPr>
-      </w:pPr>
-      <w:r>
-        <w:t>Close the circular pinhole underneath the fiber collimating lens to a minimum.</w:t>
-      </w:r>
-    </w:p>
-    <w:p>
-      <w:pPr>
-        <w:pStyle w:val="ListParagraph"/>
-        <w:numPr>
-          <w:ilvl w:val="0"/>
-          <w:numId w:val="7"/>
-        </w:numPr>
-      </w:pPr>
-      <w:r>
-        <w:t>Open the slit to the maximum.</w:t>
-      </w:r>
-    </w:p>
-    <w:p>
-      <w:pPr>
-        <w:pStyle w:val="ListParagraph"/>
-        <w:numPr>
-          <w:ilvl w:val="0"/>
-          <w:numId w:val="7"/>
-        </w:numPr>
-      </w:pPr>
-      <w:r>
-        <w:t>The laser beam should enter the rotation mount through the center assuming correct beam steering with the two elliptical mirrors (See CRITICAL STEP “</w:t>
-      </w:r>
-      <w:r>
-        <w:t>Fiber and cylindrical lens assembly</w:t>
-      </w:r>
-      <w:r>
-        <w:t>”)</w:t>
-      </w:r>
-    </w:p>
-    <w:p>
-      <w:pPr>
-        <w:pStyle w:val="ListParagraph"/>
-        <w:numPr>
-          <w:ilvl w:val="0"/>
-          <w:numId w:val="7"/>
-        </w:numPr>
-      </w:pPr>
-      <w:r>
-        <w:t xml:space="preserve">Ensure that the fiber and cylindrical lens assembly is mounted </w:t>
-      </w:r>
-      <w:r>
-        <w:t>central</w:t>
-      </w:r>
-      <w:r>
-        <w:t xml:space="preserve"> on the lower illumination cage by</w:t>
-      </w:r>
-      <w:r>
-        <w:t xml:space="preserve"> mounting the two posts central on the Snap-on mounting brackets. </w:t>
-      </w:r>
-      <w:r>
-        <w:rPr>
-          <w:highlight w:val="yellow"/>
-        </w:rPr>
-        <w:t>The mounting bracket CP33B offers a central bore hole and seems to be better suited, however, it was released before the writing of this manual but after designing the system.</w:t>
-      </w:r>
-    </w:p>
-    <w:p>
-      <w:pPr>
-        <w:pStyle w:val="ListParagraph"/>
-        <w:numPr>
-          <w:ilvl w:val="0"/>
-          <w:numId w:val="7"/>
-        </w:numPr>
-      </w:pPr>
-      <w:r>
-        <w:t>Adjust the setting screws on both adjustable lens holders to the center position.</w:t>
-      </w:r>
-    </w:p>
-    <w:p>
-      <w:pPr>
-        <w:pStyle w:val="ListParagraph"/>
-        <w:numPr>
-          <w:ilvl w:val="0"/>
-          <w:numId w:val="7"/>
-        </w:numPr>
-      </w:pPr>
-      <w:r>
-        <w:t xml:space="preserve">Mount a frosted alignment </w:t>
-      </w:r>
-      <w:r>
-        <w:t>disk</w:t>
-      </w:r>
-      <w:r>
-        <w:t xml:space="preserve"> (</w:t>
-      </w:r>
-      <w:r>
-        <w:t>DG10-1500-H1-MD</w:t>
-      </w:r>
-      <w:r>
-        <w:t>) into the front adjustable lens tube where the objective lens will be later.</w:t>
-      </w:r>
-    </w:p>
-    <w:p>
-      <w:pPr>
-        <w:pStyle w:val="ListParagraph"/>
-        <w:numPr>
-          <w:ilvl w:val="0"/>
-          <w:numId w:val="7"/>
-        </w:numPr>
-      </w:pPr>
-      <w:r>
-        <w:t xml:space="preserve">Position </w:t>
-      </w:r>
-      <w:r>
-        <w:t>30 mm Cage alignment plates (</w:t>
-      </w:r>
-      <w:r>
-        <w:t>CPA1</w:t>
-      </w:r>
-      <w:r>
-        <w:t>) between the mounting brackets and between the two cage plates in front of the objective lens holder.</w:t>
-      </w:r>
-    </w:p>
-    <w:p>
-      <w:pPr>
-        <w:pStyle w:val="ListParagraph"/>
-        <w:numPr>
-          <w:ilvl w:val="0"/>
-          <w:numId w:val="7"/>
-        </w:numPr>
-      </w:pPr>
-      <w:r>
-        <w:t>Attach a slip-on optical post collar (R2) to the post attached to the galvo mirror.</w:t>
-      </w:r>
-    </w:p>
-    <w:p>
-      <w:pPr>
-        <w:pStyle w:val="ListParagraph"/>
-        <w:numPr>
-          <w:ilvl w:val="0"/>
-          <w:numId w:val="7"/>
-        </w:numPr>
-      </w:pPr>
-      <w:r>
-        <w:t>Loosen the screw of the galvo pedestal post holder, adjust the height of the galvo mirror, and tighten the screw again. After adjustment, reset the slip-on optical post collar.</w:t>
-      </w:r>
-    </w:p>
-    <w:p>
-      <w:pPr>
-        <w:pStyle w:val="ListParagraph"/>
-        <w:numPr>
-          <w:ilvl w:val="0"/>
-          <w:numId w:val="7"/>
-        </w:numPr>
-      </w:pPr>
-      <w:r>
-        <w:t>Adjust first rotation of the galvo by loosening the screw of the galvo pedestal post holder and rotate the post to the desired rotation without adjusting the height (using the slip-on optical post collar) and tighten the screw again.</w:t>
-      </w:r>
-    </w:p>
-    <w:p>
-      <w:pPr>
-        <w:pStyle w:val="ListParagraph"/>
-        <w:numPr>
-          <w:ilvl w:val="0"/>
-          <w:numId w:val="7"/>
-        </w:numPr>
-      </w:pPr>
-      <w:r>
-        <w:t>Loosen the screw on the galvo mount, adjust and tighten again.</w:t>
-      </w:r>
-    </w:p>
-    <w:p>
-      <w:r>
-        <w:t xml:space="preserve">CRITICAL STEP </w:t>
-      </w:r>
-      <w:r>
-        <w:t>Iterate steps 78-80 until the beam hits the center of the galvo mirror AND is passing through both alignment plates and the frosted alignment disk.</w:t>
-      </w:r>
-      <w:r>
-        <w:t xml:space="preserve"> </w:t>
-      </w:r>
-    </w:p>
-    <w:p>
-      <w:pPr>
-        <w:pStyle w:val="ListParagraph"/>
-        <w:numPr>
-          <w:ilvl w:val="0"/>
-          <w:numId w:val="7"/>
-        </w:numPr>
-      </w:pPr>
-      <w:r>
-        <w:lastRenderedPageBreak/>
-        <w:t xml:space="preserve">Mount an alignment cross at a far distance from the frosted alignment disk </w:t>
-      </w:r>
-      <w:r>
-        <w:t xml:space="preserve">behind the sample stage </w:t>
-      </w:r>
-      <w:r>
-        <w:t>so that the aligned beam sits in the center of the cross.</w:t>
-      </w:r>
-    </w:p>
-    <w:p>
-      <w:pPr>
-        <w:pStyle w:val="ListParagraph"/>
-        <w:numPr>
-          <w:ilvl w:val="0"/>
-          <w:numId w:val="7"/>
-        </w:numPr>
-      </w:pPr>
-      <w:r>
-        <w:t xml:space="preserve">Insert cylindrical lens into rotation </w:t>
-      </w:r>
-      <w:r>
-        <w:t>mount</w:t>
-      </w:r>
-      <w:r>
-        <w:t xml:space="preserve"> by facing the flat side towards the galvo</w:t>
-      </w:r>
-      <w:r>
-        <w:t>.</w:t>
-      </w:r>
-    </w:p>
-    <w:p>
-      <w:pPr>
-        <w:pStyle w:val="ListParagraph"/>
-        <w:numPr>
-          <w:ilvl w:val="0"/>
-          <w:numId w:val="7"/>
-        </w:numPr>
-      </w:pPr>
-      <w:r>
-        <w:t xml:space="preserve">Rotate the cylindrical lens so that the laser line shown on the galvo is oriented vertically </w:t>
-      </w:r>
-      <w:r>
-        <w:rPr>
-          <w:highlight w:val="yellow"/>
-        </w:rPr>
-        <w:t>(parallel to the optical axis in space</w:t>
-      </w:r>
-      <w:r>
-        <w:t>)</w:t>
-      </w:r>
-    </w:p>
-    <w:p>
-      <w:pPr>
-        <w:pStyle w:val="ListParagraph"/>
-        <w:numPr>
-          <w:ilvl w:val="0"/>
-          <w:numId w:val="7"/>
-        </w:numPr>
-      </w:pPr>
-      <w:r>
-        <w:t xml:space="preserve">Tighten/loosen the rotation mount setting screws and adjust z-axis alignment of the cylindrical lens by focusing the line on the galvo mirror surface. </w:t>
-      </w:r>
-    </w:p>
-    <w:p>
-      <w:pPr>
-        <w:pStyle w:val="ListParagraph"/>
-        <w:numPr>
-          <w:ilvl w:val="0"/>
-          <w:numId w:val="7"/>
-        </w:numPr>
-      </w:pPr>
-      <w:r>
-        <w:t xml:space="preserve">Insert XX </w:t>
-      </w:r>
-      <w:r>
-        <w:t>mm lens (XX) into central adjustable lens mount and adjust the XY-screws until the beam sits in the center of the alignment cross.</w:t>
-      </w:r>
-    </w:p>
-    <w:p>
-      <w:pPr>
-        <w:pStyle w:val="ListParagraph"/>
-        <w:numPr>
-          <w:ilvl w:val="0"/>
-          <w:numId w:val="7"/>
-        </w:numPr>
-      </w:pPr>
-      <w:r>
-        <w:t xml:space="preserve">Mount the illumination objective and align to the center of the alignment cross with the XY-screws of the lens holder.  </w:t>
-      </w:r>
-    </w:p>
-    <w:p>
-      <w:pPr>
-        <w:pStyle w:val="Heading1"/>
-      </w:pPr>
-      <w:bookmarkStart w:id="12" w:name="_Toc228365005"/>
-      <w:r>
-        <w:t>Sample preparation</w:t>
-      </w:r>
-      <w:bookmarkEnd w:id="12"/>
-    </w:p>
-    <w:p>
-      <w:r>
-        <w:t>All incubations should be performed with sufficient solution volume to fully immerse the sample. Gentle agitation during staining and washing steps is recommended to improve reagent exchange. Protect fluorophore-containing solutions and stained samples from light whenever possible.</w:t>
-      </w:r>
-    </w:p>
-    <w:p>
-      <w:pPr>
-        <w:pStyle w:val="Heading2"/>
-      </w:pPr>
-      <w:bookmarkStart w:id="13" w:name="_Toc228365006"/>
+      <w:bookmarkStart w:id="13" w:name="_Toc228879259"/>
       <w:r>
         <w:t>Adult mouse lung</w:t>
       </w:r>
@@ -4112,14 +4420,30 @@
     </w:p>
     <w:p>
       <w:r>
-        <w:t>Here, adult mouse lung tissue was prepared from transgenic B6N.Cg-Tg(Sftpc,-EGFP)1Dobb/J mice and stained prior to CUBIC-X clearing.</w:t>
+        <w:t>Here, adult mouse lung tissue was prepared from transgenic B6N.Cg-</w:t>
+      </w:r>
+      <w:proofErr w:type="gramStart"/>
+      <w:r>
+        <w:t>Tg(</w:t>
+      </w:r>
+      <w:proofErr w:type="spellStart"/>
+      <w:r>
+        <w:t>Sftpc</w:t>
+      </w:r>
+      <w:proofErr w:type="spellEnd"/>
+      <w:r>
+        <w:t>,-</w:t>
+      </w:r>
+      <w:proofErr w:type="gramEnd"/>
+      <w:r>
+        <w:t>EGFP)1Dobb/J mice and stained prior to CUBIC-X clearing.</w:t>
       </w:r>
     </w:p>
     <w:p>
       <w:pPr>
         <w:pStyle w:val="Heading3"/>
       </w:pPr>
-      <w:bookmarkStart w:id="14" w:name="_Toc228365007"/>
+      <w:bookmarkStart w:id="14" w:name="_Toc228879260"/>
       <w:r>
         <w:t>Tissue collection and fixation</w:t>
       </w:r>
@@ -4134,7 +4458,23 @@
         </w:numPr>
       </w:pPr>
       <w:r>
-        <w:t>Dissect the adult mouse lung from B6N.Cg-Tg(Sftpc,-EGFP)1Dobb/J mice.</w:t>
+        <w:t>Dissect the adult mouse lung from B6N.Cg-</w:t>
+      </w:r>
+      <w:proofErr w:type="gramStart"/>
+      <w:r>
+        <w:t>Tg(</w:t>
+      </w:r>
+      <w:proofErr w:type="spellStart"/>
+      <w:r>
+        <w:t>Sftpc</w:t>
+      </w:r>
+      <w:proofErr w:type="spellEnd"/>
+      <w:r>
+        <w:t>,-</w:t>
+      </w:r>
+      <w:proofErr w:type="gramEnd"/>
+      <w:r>
+        <w:t>EGFP)1Dobb/J mice.</w:t>
       </w:r>
     </w:p>
     <w:p>
@@ -4165,7 +4505,7 @@
       <w:pPr>
         <w:pStyle w:val="Heading3"/>
       </w:pPr>
-      <w:bookmarkStart w:id="15" w:name="_Toc228365008"/>
+      <w:bookmarkStart w:id="15" w:name="_Toc228879261"/>
       <w:r>
         <w:t>Tissue sampling</w:t>
       </w:r>
@@ -4192,7 +4532,7 @@
       <w:pPr>
         <w:pStyle w:val="Heading3"/>
       </w:pPr>
-      <w:bookmarkStart w:id="16" w:name="_Toc228365009"/>
+      <w:bookmarkStart w:id="16" w:name="_Toc228879262"/>
       <w:r>
         <w:t>Pre-incubation</w:t>
       </w:r>
@@ -4214,7 +4554,7 @@
       <w:pPr>
         <w:pStyle w:val="Heading3"/>
       </w:pPr>
-      <w:bookmarkStart w:id="17" w:name="_Toc228365010"/>
+      <w:bookmarkStart w:id="17" w:name="_Toc228879263"/>
       <w:r>
         <w:lastRenderedPageBreak/>
         <w:t>Primary fluorescent staining</w:t>
@@ -4254,7 +4594,7 @@
       <w:pPr>
         <w:pStyle w:val="Heading3"/>
       </w:pPr>
-      <w:bookmarkStart w:id="18" w:name="_Toc228365011"/>
+      <w:bookmarkStart w:id="18" w:name="_Toc228879264"/>
       <w:r>
         <w:t>Post-staining washes</w:t>
       </w:r>
@@ -4288,7 +4628,7 @@
       <w:pPr>
         <w:pStyle w:val="Heading3"/>
       </w:pPr>
-      <w:bookmarkStart w:id="19" w:name="_Toc228365012"/>
+      <w:bookmarkStart w:id="19" w:name="_Toc228879265"/>
       <w:r>
         <w:t>GFP signal enhancement</w:t>
       </w:r>
@@ -4303,7 +4643,23 @@
         </w:numPr>
       </w:pPr>
       <w:r>
-        <w:t>Prepare HEPES-TSC buffer supplemented with FluoTag®-X4 anti-GFP, 1:200 dilution (NanoTag Biotechnologies).</w:t>
+        <w:t xml:space="preserve">Prepare HEPES-TSC buffer supplemented with </w:t>
+      </w:r>
+      <w:proofErr w:type="spellStart"/>
+      <w:r>
+        <w:t>FluoTag</w:t>
+      </w:r>
+      <w:proofErr w:type="spellEnd"/>
+      <w:r>
+        <w:t>®-X4 anti-GFP, 1:200 dilution (</w:t>
+      </w:r>
+      <w:proofErr w:type="spellStart"/>
+      <w:r>
+        <w:t>NanoTag</w:t>
+      </w:r>
+      <w:proofErr w:type="spellEnd"/>
+      <w:r>
+        <w:t xml:space="preserve"> Biotechnologies).</w:t>
       </w:r>
     </w:p>
     <w:p>
@@ -4320,14 +4676,22 @@
     </w:p>
     <w:p>
       <w:r>
-        <w:t>CRITICAL STEP Maintain the incubation temperature at 35 °C during FluoTag®-X4 anti-GFP labeling to ensure efficient signal enhancement without compromising tissue integrity.</w:t>
+        <w:t xml:space="preserve">CRITICAL STEP Maintain the incubation temperature at 35 °C during </w:t>
+      </w:r>
+      <w:proofErr w:type="spellStart"/>
+      <w:r>
+        <w:t>FluoTag</w:t>
+      </w:r>
+      <w:proofErr w:type="spellEnd"/>
+      <w:r>
+        <w:t>®-X4 anti-GFP labeling to ensure efficient signal enhancement without compromising tissue integrity.</w:t>
       </w:r>
     </w:p>
     <w:p>
       <w:pPr>
         <w:pStyle w:val="Heading3"/>
       </w:pPr>
-      <w:bookmarkStart w:id="20" w:name="_Toc228365013"/>
+      <w:bookmarkStart w:id="20" w:name="_Toc228879266"/>
       <w:r>
         <w:t>Post-labeling washes</w:t>
       </w:r>
@@ -4349,7 +4713,7 @@
       <w:pPr>
         <w:pStyle w:val="Heading3"/>
       </w:pPr>
-      <w:bookmarkStart w:id="21" w:name="_Toc228365014"/>
+      <w:bookmarkStart w:id="21" w:name="_Toc228879267"/>
       <w:r>
         <w:t>Clearing</w:t>
       </w:r>
@@ -4376,7 +4740,7 @@
       <w:pPr>
         <w:pStyle w:val="Heading2"/>
       </w:pPr>
-      <w:bookmarkStart w:id="22" w:name="_Toc228365015"/>
+      <w:bookmarkStart w:id="22" w:name="_Toc228879268"/>
       <w:r>
         <w:t>Embryonic kidney</w:t>
       </w:r>
@@ -4394,7 +4758,7 @@
       <w:pPr>
         <w:pStyle w:val="Heading3"/>
       </w:pPr>
-      <w:bookmarkStart w:id="23" w:name="_Toc228365016"/>
+      <w:bookmarkStart w:id="23" w:name="_Toc228879269"/>
       <w:r>
         <w:t>Tissue collection and fixation</w:t>
       </w:r>
@@ -4440,7 +4804,7 @@
       <w:pPr>
         <w:pStyle w:val="Heading3"/>
       </w:pPr>
-      <w:bookmarkStart w:id="24" w:name="_Toc228365017"/>
+      <w:bookmarkStart w:id="24" w:name="_Toc228879270"/>
       <w:r>
         <w:lastRenderedPageBreak/>
         <w:t>Pre-incubation</w:t>
@@ -4485,7 +4849,7 @@
       <w:pPr>
         <w:pStyle w:val="Heading3"/>
       </w:pPr>
-      <w:bookmarkStart w:id="25" w:name="_Toc228365018"/>
+      <w:bookmarkStart w:id="25" w:name="_Toc228879271"/>
       <w:r>
         <w:t>Fluorescent staining</w:t>
       </w:r>
@@ -4500,7 +4864,15 @@
         </w:numPr>
       </w:pPr>
       <w:r>
-        <w:t>Prepare staining buffer supplemented with Alexa Fluor 555 NHS Ester, 1:100 dilution (Thermo Fisher Scientific), Propidium iodide, 1:500 dilution (Invitrogen)</w:t>
+        <w:t>Prepare staining buffer supplemented with Alexa Fluor 555 NHS Ester, 1:100 dilution (</w:t>
+      </w:r>
+      <w:proofErr w:type="spellStart"/>
+      <w:r>
+        <w:t>Thermo</w:t>
+      </w:r>
+      <w:proofErr w:type="spellEnd"/>
+      <w:r>
+        <w:t xml:space="preserve"> Fisher Scientific), Propidium iodide, 1:500 dilution (Invitrogen)</w:t>
       </w:r>
     </w:p>
     <w:p>
@@ -4524,7 +4896,7 @@
       <w:pPr>
         <w:pStyle w:val="Heading3"/>
       </w:pPr>
-      <w:bookmarkStart w:id="26" w:name="_Toc228365019"/>
+      <w:bookmarkStart w:id="26" w:name="_Toc228879272"/>
       <w:r>
         <w:t>Post-staining washes</w:t>
       </w:r>
@@ -4558,7 +4930,7 @@
       <w:pPr>
         <w:pStyle w:val="Heading3"/>
       </w:pPr>
-      <w:bookmarkStart w:id="27" w:name="_Toc228365020"/>
+      <w:bookmarkStart w:id="27" w:name="_Toc228879273"/>
       <w:r>
         <w:t>Clearing</w:t>
       </w:r>
@@ -4585,7 +4957,7 @@
       <w:pPr>
         <w:pStyle w:val="Heading1"/>
       </w:pPr>
-      <w:bookmarkStart w:id="28" w:name="_Toc228365021"/>
+      <w:bookmarkStart w:id="28" w:name="_Toc228879274"/>
       <w:r>
         <w:t>Hardware-Software Control</w:t>
       </w:r>
@@ -4595,7 +4967,7 @@
       <w:pPr>
         <w:pStyle w:val="Heading2"/>
       </w:pPr>
-      <w:bookmarkStart w:id="29" w:name="_Toc228365022"/>
+      <w:bookmarkStart w:id="29" w:name="_Toc228879275"/>
       <w:r>
         <w:t>Install MCC</w:t>
       </w:r>
@@ -4610,7 +4982,15 @@
         </w:numPr>
       </w:pPr>
       <w:r>
-        <w:t>Connect all devices to the computer and close all device-individual software (Kinesis, ELLO, Thorcam, etc.).</w:t>
+        <w:t xml:space="preserve">Connect all devices to the computer and close all device-individual software (Kinesis, ELLO, </w:t>
+      </w:r>
+      <w:proofErr w:type="spellStart"/>
+      <w:r>
+        <w:t>Thorcam</w:t>
+      </w:r>
+      <w:proofErr w:type="spellEnd"/>
+      <w:r>
+        <w:t>, etc.).</w:t>
       </w:r>
     </w:p>
     <w:p>
@@ -4644,7 +5024,7 @@
       <w:pPr>
         <w:pStyle w:val="Heading2"/>
       </w:pPr>
-      <w:bookmarkStart w:id="30" w:name="_Toc228365023"/>
+      <w:bookmarkStart w:id="30" w:name="_Toc228879276"/>
       <w:r>
         <w:lastRenderedPageBreak/>
         <w:t>Image acquisition</w:t>
@@ -4691,7 +5071,7 @@
       <w:pPr>
         <w:pStyle w:val="Heading2"/>
       </w:pPr>
-      <w:bookmarkStart w:id="31" w:name="_Toc228365024"/>
+      <w:bookmarkStart w:id="31" w:name="_Toc228879277"/>
       <w:r>
         <w:t>Single color imaging</w:t>
       </w:r>
@@ -4749,7 +5129,7 @@
       <w:pPr>
         <w:pStyle w:val="Heading2"/>
       </w:pPr>
-      <w:bookmarkStart w:id="32" w:name="_Toc228365025"/>
+      <w:bookmarkStart w:id="32" w:name="_Toc228879278"/>
       <w:r>
         <w:t>Multi-color imaging</w:t>
       </w:r>
@@ -9199,6 +9579,18 @@
       </w:numPr>
     </w:pPr>
   </w:style>
+  <w:style w:type="character" w:styleId="UnresolvedMention">
+    <w:name w:val="Unresolved Mention"/>
+    <w:basedOn w:val="DefaultParagraphFont"/>
+    <w:uiPriority w:val="99"/>
+    <w:semiHidden/>
+    <w:unhideWhenUsed/>
+    <w:rsid w:val="00EA159A"/>
+    <w:rPr>
+      <w:color w:val="605E5C"/>
+      <w:shd w:val="clear" w:color="auto" w:fill="E1DFDD"/>
+    </w:rPr>
+  </w:style>
 </w:styles>
 </file>
 
